--- a/Data Communication and Computer Networks/OSI Model.docx
+++ b/Data Communication and Computer Networks/OSI Model.docx
@@ -4,952 +4,1261 @@
   <w:body>
     <w:p>
       <w:pPr>
-        <w:spacing w:before="100" w:beforeAutospacing="1" w:after="100" w:afterAutospacing="1" w:line="240" w:lineRule="auto"/>
-        <w:rPr>
-          <w:rFonts w:ascii="Times New Roman" w:eastAsia="Times New Roman" w:hAnsi="Times New Roman" w:cs="Times New Roman"/>
-          <w:sz w:val="24"/>
-          <w:szCs w:val="24"/>
-        </w:rPr>
-      </w:pPr>
-      <w:r>
-        <w:rPr>
-          <w:rFonts w:ascii="Times New Roman" w:eastAsia="Times New Roman" w:hAnsi="Times New Roman" w:cs="Times New Roman"/>
-          <w:sz w:val="24"/>
-          <w:szCs w:val="24"/>
-        </w:rPr>
-        <w:t xml:space="preserve">Alhamdulillah </w:t>
-      </w:r>
-      <w:r>
-        <w:rPr>
-          <w:rFonts w:ascii="Calibri" w:eastAsia="Times New Roman" w:hAnsi="Calibri" w:cs="Calibri"/>
-          <w:sz w:val="24"/>
-          <w:szCs w:val="24"/>
-        </w:rPr>
-        <w:t>🤍</w:t>
-      </w:r>
-      <w:r>
-        <w:rPr>
-          <w:rFonts w:ascii="Times New Roman" w:eastAsia="Times New Roman" w:hAnsi="Times New Roman" w:cs="Times New Roman"/>
-          <w:sz w:val="24"/>
-          <w:szCs w:val="24"/>
+        <w:spacing w:before="100" w:beforeAutospacing="1" w:after="0" w:line="240" w:lineRule="auto"/>
+        <w:rPr>
+          <w:rFonts w:ascii="Times New Roman" w:eastAsia="Times New Roman" w:hAnsi="Times New Roman" w:cs="Times New Roman"/>
+          <w:color w:val="1F1F1F"/>
+          <w:sz w:val="28"/>
+          <w:szCs w:val="28"/>
+        </w:rPr>
+      </w:pPr>
+      <w:r>
+        <w:rPr>
+          <w:rFonts w:ascii="Times New Roman" w:eastAsia="Times New Roman" w:hAnsi="Times New Roman" w:cs="Times New Roman"/>
+          <w:b/>
+          <w:color w:val="FF0000"/>
+          <w:sz w:val="28"/>
+          <w:szCs w:val="28"/>
+          <w:u w:val="single"/>
+        </w:rPr>
+        <w:t xml:space="preserve">From Farhan </w:t>
+      </w:r>
+      <w:proofErr w:type="spellStart"/>
+      <w:r>
+        <w:rPr>
+          <w:rFonts w:ascii="Times New Roman" w:eastAsia="Times New Roman" w:hAnsi="Times New Roman" w:cs="Times New Roman"/>
+          <w:b/>
+          <w:color w:val="FF0000"/>
+          <w:sz w:val="28"/>
+          <w:szCs w:val="28"/>
+          <w:u w:val="single"/>
+        </w:rPr>
+        <w:t>Hossen</w:t>
+      </w:r>
+      <w:proofErr w:type="spellEnd"/>
+      <w:r>
+        <w:rPr>
+          <w:rFonts w:ascii="Times New Roman" w:eastAsia="Times New Roman" w:hAnsi="Times New Roman" w:cs="Times New Roman"/>
+          <w:b/>
+          <w:color w:val="FF0000"/>
+          <w:sz w:val="28"/>
+          <w:szCs w:val="28"/>
+          <w:u w:val="single"/>
+        </w:rPr>
+        <w:t>:</w:t>
+      </w:r>
+      <w:r>
+        <w:rPr>
+          <w:rFonts w:ascii="Times New Roman" w:eastAsia="Times New Roman" w:hAnsi="Times New Roman" w:cs="Times New Roman"/>
+          <w:color w:val="1F1F1F"/>
+          <w:sz w:val="28"/>
+          <w:szCs w:val="28"/>
         </w:rPr>
         <w:br/>
       </w:r>
       <w:r>
         <w:rPr>
+          <w:rFonts w:ascii="Times New Roman" w:eastAsia="Times New Roman" w:hAnsi="Times New Roman" w:cs="Times New Roman"/>
+          <w:color w:val="1F1F1F"/>
+          <w:sz w:val="28"/>
+          <w:szCs w:val="28"/>
+        </w:rPr>
+        <w:br/>
+      </w:r>
+      <w:r>
+        <w:rPr>
+          <w:rFonts w:ascii="Times New Roman" w:eastAsia="Times New Roman" w:hAnsi="Times New Roman" w:cs="Times New Roman"/>
+          <w:color w:val="1F1F1F"/>
+          <w:sz w:val="28"/>
+          <w:szCs w:val="28"/>
+        </w:rPr>
+        <w:t xml:space="preserve">The </w:t>
+      </w:r>
+      <w:r>
+        <w:rPr>
+          <w:rFonts w:ascii="Times New Roman" w:eastAsia="Times New Roman" w:hAnsi="Times New Roman" w:cs="Times New Roman"/>
+          <w:b/>
+          <w:bCs/>
+          <w:color w:val="1F1F1F"/>
+          <w:sz w:val="28"/>
+          <w:szCs w:val="28"/>
+          <w:bdr w:val="none" w:sz="0" w:space="0" w:color="auto" w:frame="1"/>
+        </w:rPr>
+        <w:t>OSI Model</w:t>
+      </w:r>
+      <w:r>
+        <w:rPr>
+          <w:rFonts w:ascii="Times New Roman" w:eastAsia="Times New Roman" w:hAnsi="Times New Roman" w:cs="Times New Roman"/>
+          <w:color w:val="1F1F1F"/>
+          <w:sz w:val="28"/>
+          <w:szCs w:val="28"/>
+        </w:rPr>
+        <w:t xml:space="preserve"> is a system that breaks network communication into </w:t>
+      </w:r>
+      <w:r>
+        <w:rPr>
+          <w:rFonts w:ascii="Times New Roman" w:eastAsia="Times New Roman" w:hAnsi="Times New Roman" w:cs="Times New Roman"/>
+          <w:b/>
+          <w:bCs/>
+          <w:color w:val="1F1F1F"/>
+          <w:sz w:val="28"/>
+          <w:szCs w:val="28"/>
+          <w:bdr w:val="none" w:sz="0" w:space="0" w:color="auto" w:frame="1"/>
+        </w:rPr>
+        <w:t>7 layers</w:t>
+      </w:r>
+      <w:r>
+        <w:rPr>
+          <w:rFonts w:ascii="Times New Roman" w:eastAsia="Times New Roman" w:hAnsi="Times New Roman" w:cs="Times New Roman"/>
+          <w:color w:val="1F1F1F"/>
+          <w:sz w:val="28"/>
+          <w:szCs w:val="28"/>
+        </w:rPr>
+        <w:t>, each with a specific role. It ensures that data moves smoothly from one device to another.</w:t>
+      </w:r>
+    </w:p>
+    <w:p>
+      <w:pPr>
+        <w:spacing w:before="100" w:beforeAutospacing="1" w:after="0" w:line="240" w:lineRule="auto"/>
+        <w:outlineLvl w:val="2"/>
+        <w:rPr>
+          <w:rFonts w:ascii="Times New Roman" w:eastAsia="Times New Roman" w:hAnsi="Times New Roman" w:cs="Times New Roman"/>
+          <w:b/>
+          <w:bCs/>
+          <w:color w:val="FF0000"/>
+          <w:sz w:val="28"/>
+          <w:szCs w:val="28"/>
+        </w:rPr>
+      </w:pPr>
+      <w:r>
+        <w:rPr>
+          <w:rFonts w:ascii="Times New Roman" w:eastAsia="Times New Roman" w:hAnsi="Times New Roman" w:cs="Times New Roman"/>
+          <w:b/>
+          <w:bCs/>
+          <w:color w:val="FF0000"/>
+          <w:sz w:val="28"/>
+          <w:szCs w:val="28"/>
+          <w:bdr w:val="none" w:sz="0" w:space="0" w:color="auto" w:frame="1"/>
+        </w:rPr>
+        <w:t>The 7 Layers of the OSI Model</w:t>
+      </w:r>
+    </w:p>
+    <w:p>
+      <w:pPr>
+        <w:numPr>
+          <w:ilvl w:val="0"/>
+          <w:numId w:val="21"/>
+        </w:numPr>
+        <w:spacing w:before="100" w:beforeAutospacing="1" w:after="0" w:line="240" w:lineRule="auto"/>
+        <w:ind w:left="0"/>
+        <w:rPr>
+          <w:rFonts w:ascii="Times New Roman" w:eastAsia="Times New Roman" w:hAnsi="Times New Roman" w:cs="Times New Roman"/>
+          <w:color w:val="1F1F1F"/>
+          <w:sz w:val="28"/>
+          <w:szCs w:val="28"/>
+        </w:rPr>
+      </w:pPr>
+      <w:r>
+        <w:rPr>
+          <w:rFonts w:ascii="Times New Roman" w:eastAsia="Times New Roman" w:hAnsi="Times New Roman" w:cs="Times New Roman"/>
+          <w:b/>
+          <w:bCs/>
+          <w:color w:val="1F1F1F"/>
+          <w:sz w:val="28"/>
+          <w:szCs w:val="28"/>
+          <w:bdr w:val="none" w:sz="0" w:space="0" w:color="auto" w:frame="1"/>
+        </w:rPr>
+        <w:t>Physical Layer:</w:t>
+      </w:r>
+      <w:r>
+        <w:rPr>
+          <w:rFonts w:ascii="Times New Roman" w:eastAsia="Times New Roman" w:hAnsi="Times New Roman" w:cs="Times New Roman"/>
+          <w:color w:val="1F1F1F"/>
+          <w:sz w:val="28"/>
+          <w:szCs w:val="28"/>
+        </w:rPr>
+        <w:t xml:space="preserve"> Transmits raw signals (like electrical pulses or light) over cables or wireless.</w:t>
+      </w:r>
+    </w:p>
+    <w:p>
+      <w:pPr>
+        <w:numPr>
+          <w:ilvl w:val="0"/>
+          <w:numId w:val="21"/>
+        </w:numPr>
+        <w:spacing w:before="100" w:beforeAutospacing="1" w:after="0" w:line="240" w:lineRule="auto"/>
+        <w:ind w:left="0"/>
+        <w:rPr>
+          <w:rFonts w:ascii="Times New Roman" w:eastAsia="Times New Roman" w:hAnsi="Times New Roman" w:cs="Times New Roman"/>
+          <w:color w:val="1F1F1F"/>
+          <w:sz w:val="28"/>
+          <w:szCs w:val="28"/>
+        </w:rPr>
+      </w:pPr>
+      <w:r>
+        <w:rPr>
+          <w:rFonts w:ascii="Times New Roman" w:eastAsia="Times New Roman" w:hAnsi="Times New Roman" w:cs="Times New Roman"/>
+          <w:b/>
+          <w:bCs/>
+          <w:color w:val="1F1F1F"/>
+          <w:sz w:val="28"/>
+          <w:szCs w:val="28"/>
+          <w:bdr w:val="none" w:sz="0" w:space="0" w:color="auto" w:frame="1"/>
+        </w:rPr>
+        <w:t>Data Link Layer:</w:t>
+      </w:r>
+      <w:r>
+        <w:rPr>
+          <w:rFonts w:ascii="Times New Roman" w:eastAsia="Times New Roman" w:hAnsi="Times New Roman" w:cs="Times New Roman"/>
+          <w:color w:val="1F1F1F"/>
+          <w:sz w:val="28"/>
+          <w:szCs w:val="28"/>
+        </w:rPr>
+        <w:t xml:space="preserve"> Makes sure data travels without errors on a local network.</w:t>
+      </w:r>
+    </w:p>
+    <w:p>
+      <w:pPr>
+        <w:numPr>
+          <w:ilvl w:val="0"/>
+          <w:numId w:val="21"/>
+        </w:numPr>
+        <w:spacing w:before="100" w:beforeAutospacing="1" w:after="0" w:line="240" w:lineRule="auto"/>
+        <w:ind w:left="0"/>
+        <w:rPr>
+          <w:rFonts w:ascii="Times New Roman" w:eastAsia="Times New Roman" w:hAnsi="Times New Roman" w:cs="Times New Roman"/>
+          <w:color w:val="1F1F1F"/>
+          <w:sz w:val="28"/>
+          <w:szCs w:val="28"/>
+        </w:rPr>
+      </w:pPr>
+      <w:r>
+        <w:rPr>
+          <w:rFonts w:ascii="Times New Roman" w:eastAsia="Times New Roman" w:hAnsi="Times New Roman" w:cs="Times New Roman"/>
+          <w:b/>
+          <w:bCs/>
+          <w:color w:val="1F1F1F"/>
+          <w:sz w:val="28"/>
+          <w:szCs w:val="28"/>
+          <w:bdr w:val="none" w:sz="0" w:space="0" w:color="auto" w:frame="1"/>
+        </w:rPr>
+        <w:t>Network Layer:</w:t>
+      </w:r>
+      <w:r>
+        <w:rPr>
+          <w:rFonts w:ascii="Times New Roman" w:eastAsia="Times New Roman" w:hAnsi="Times New Roman" w:cs="Times New Roman"/>
+          <w:color w:val="1F1F1F"/>
+          <w:sz w:val="28"/>
+          <w:szCs w:val="28"/>
+        </w:rPr>
+        <w:t xml:space="preserve"> Decides the best path to send data between devices using IP addresses.</w:t>
+      </w:r>
+    </w:p>
+    <w:p>
+      <w:pPr>
+        <w:numPr>
+          <w:ilvl w:val="0"/>
+          <w:numId w:val="21"/>
+        </w:numPr>
+        <w:spacing w:before="100" w:beforeAutospacing="1" w:after="0" w:line="240" w:lineRule="auto"/>
+        <w:ind w:left="0"/>
+        <w:rPr>
+          <w:rFonts w:ascii="Times New Roman" w:eastAsia="Times New Roman" w:hAnsi="Times New Roman" w:cs="Times New Roman"/>
+          <w:color w:val="1F1F1F"/>
+          <w:sz w:val="28"/>
+          <w:szCs w:val="28"/>
+        </w:rPr>
+      </w:pPr>
+      <w:r>
+        <w:rPr>
+          <w:rFonts w:ascii="Times New Roman" w:eastAsia="Times New Roman" w:hAnsi="Times New Roman" w:cs="Times New Roman"/>
+          <w:b/>
+          <w:bCs/>
+          <w:color w:val="1F1F1F"/>
+          <w:sz w:val="28"/>
+          <w:szCs w:val="28"/>
+          <w:bdr w:val="none" w:sz="0" w:space="0" w:color="auto" w:frame="1"/>
+        </w:rPr>
+        <w:t>Transport Layer:</w:t>
+      </w:r>
+      <w:r>
+        <w:rPr>
+          <w:rFonts w:ascii="Times New Roman" w:eastAsia="Times New Roman" w:hAnsi="Times New Roman" w:cs="Times New Roman"/>
+          <w:color w:val="1F1F1F"/>
+          <w:sz w:val="28"/>
+          <w:szCs w:val="28"/>
+        </w:rPr>
+        <w:t xml:space="preserve"> Splits data into smaller pieces and ensures they arrive correctly.</w:t>
+      </w:r>
+    </w:p>
+    <w:p>
+      <w:pPr>
+        <w:numPr>
+          <w:ilvl w:val="0"/>
+          <w:numId w:val="21"/>
+        </w:numPr>
+        <w:spacing w:before="100" w:beforeAutospacing="1" w:after="0" w:line="240" w:lineRule="auto"/>
+        <w:ind w:left="0"/>
+        <w:rPr>
+          <w:rFonts w:ascii="Times New Roman" w:eastAsia="Times New Roman" w:hAnsi="Times New Roman" w:cs="Times New Roman"/>
+          <w:color w:val="1F1F1F"/>
+          <w:sz w:val="28"/>
+          <w:szCs w:val="28"/>
+        </w:rPr>
+      </w:pPr>
+      <w:r>
+        <w:rPr>
+          <w:rFonts w:ascii="Times New Roman" w:eastAsia="Times New Roman" w:hAnsi="Times New Roman" w:cs="Times New Roman"/>
+          <w:b/>
+          <w:bCs/>
+          <w:color w:val="1F1F1F"/>
+          <w:sz w:val="28"/>
+          <w:szCs w:val="28"/>
+          <w:bdr w:val="none" w:sz="0" w:space="0" w:color="auto" w:frame="1"/>
+        </w:rPr>
+        <w:t>Session Layer:</w:t>
+      </w:r>
+      <w:r>
+        <w:rPr>
+          <w:rFonts w:ascii="Times New Roman" w:eastAsia="Times New Roman" w:hAnsi="Times New Roman" w:cs="Times New Roman"/>
+          <w:color w:val="1F1F1F"/>
+          <w:sz w:val="28"/>
+          <w:szCs w:val="28"/>
+        </w:rPr>
+        <w:t xml:space="preserve"> Keeps track of the connection between two devices during communication.</w:t>
+      </w:r>
+    </w:p>
+    <w:p>
+      <w:pPr>
+        <w:numPr>
+          <w:ilvl w:val="0"/>
+          <w:numId w:val="21"/>
+        </w:numPr>
+        <w:spacing w:before="100" w:beforeAutospacing="1" w:after="0" w:line="240" w:lineRule="auto"/>
+        <w:ind w:left="0"/>
+        <w:rPr>
+          <w:rFonts w:ascii="Times New Roman" w:eastAsia="Times New Roman" w:hAnsi="Times New Roman" w:cs="Times New Roman"/>
+          <w:color w:val="1F1F1F"/>
+          <w:sz w:val="28"/>
+          <w:szCs w:val="28"/>
+        </w:rPr>
+      </w:pPr>
+      <w:r>
+        <w:rPr>
+          <w:rFonts w:ascii="Times New Roman" w:eastAsia="Times New Roman" w:hAnsi="Times New Roman" w:cs="Times New Roman"/>
+          <w:b/>
+          <w:bCs/>
+          <w:color w:val="1F1F1F"/>
+          <w:sz w:val="28"/>
+          <w:szCs w:val="28"/>
+          <w:bdr w:val="none" w:sz="0" w:space="0" w:color="auto" w:frame="1"/>
+        </w:rPr>
+        <w:t>Presentation Layer:</w:t>
+      </w:r>
+      <w:r>
+        <w:rPr>
+          <w:rFonts w:ascii="Times New Roman" w:eastAsia="Times New Roman" w:hAnsi="Times New Roman" w:cs="Times New Roman"/>
+          <w:color w:val="1F1F1F"/>
+          <w:sz w:val="28"/>
+          <w:szCs w:val="28"/>
+        </w:rPr>
+        <w:t xml:space="preserve"> Prepares the data for the application, handling encryption and formatting.</w:t>
+      </w:r>
+    </w:p>
+    <w:p>
+      <w:pPr>
+        <w:numPr>
+          <w:ilvl w:val="0"/>
+          <w:numId w:val="21"/>
+        </w:numPr>
+        <w:spacing w:before="100" w:beforeAutospacing="1" w:after="0" w:line="240" w:lineRule="auto"/>
+        <w:ind w:left="0"/>
+        <w:rPr>
+          <w:rFonts w:ascii="Times New Roman" w:eastAsia="Times New Roman" w:hAnsi="Times New Roman" w:cs="Times New Roman"/>
+          <w:color w:val="1F1F1F"/>
+          <w:sz w:val="28"/>
+          <w:szCs w:val="28"/>
+        </w:rPr>
+      </w:pPr>
+      <w:r>
+        <w:rPr>
+          <w:rFonts w:ascii="Times New Roman" w:eastAsia="Times New Roman" w:hAnsi="Times New Roman" w:cs="Times New Roman"/>
+          <w:b/>
+          <w:bCs/>
+          <w:color w:val="1F1F1F"/>
+          <w:sz w:val="28"/>
+          <w:szCs w:val="28"/>
+          <w:bdr w:val="none" w:sz="0" w:space="0" w:color="auto" w:frame="1"/>
+        </w:rPr>
+        <w:t>Application Layer:</w:t>
+      </w:r>
+      <w:r>
+        <w:rPr>
+          <w:rFonts w:ascii="Times New Roman" w:eastAsia="Times New Roman" w:hAnsi="Times New Roman" w:cs="Times New Roman"/>
+          <w:color w:val="1F1F1F"/>
+          <w:sz w:val="28"/>
+          <w:szCs w:val="28"/>
+        </w:rPr>
+        <w:t xml:space="preserve"> Directly interacts with users through software (like email or web browsers).</w:t>
+      </w:r>
+      <w:r>
+        <w:rPr>
+          <w:rFonts w:ascii="Times New Roman" w:eastAsia="Times New Roman" w:hAnsi="Times New Roman" w:cs="Times New Roman"/>
+          <w:color w:val="1F1F1F"/>
+          <w:sz w:val="28"/>
+          <w:szCs w:val="28"/>
+        </w:rPr>
+        <w:br/>
+      </w:r>
+    </w:p>
+    <w:p>
+      <w:pPr>
+        <w:pStyle w:val="NormalWeb"/>
+        <w:spacing w:after="0" w:afterAutospacing="0"/>
+        <w:rPr>
+          <w:b/>
+          <w:color w:val="FF0000"/>
+          <w:sz w:val="28"/>
+          <w:szCs w:val="28"/>
+          <w:u w:val="single"/>
+        </w:rPr>
+      </w:pPr>
+      <w:r>
+        <w:rPr>
+          <w:b/>
+          <w:bCs/>
+          <w:color w:val="FF0000"/>
+          <w:sz w:val="28"/>
+          <w:szCs w:val="28"/>
+          <w:u w:val="single"/>
+          <w:bdr w:val="none" w:sz="0" w:space="0" w:color="auto" w:frame="1"/>
+        </w:rPr>
+        <w:t>Example: Sending an Email (Alice to Bob)</w:t>
+      </w:r>
+    </w:p>
+    <w:p>
+      <w:pPr>
+        <w:pStyle w:val="NormalWeb"/>
+        <w:spacing w:after="0" w:afterAutospacing="0"/>
+        <w:rPr>
+          <w:color w:val="1F1F1F"/>
+          <w:sz w:val="28"/>
+          <w:szCs w:val="28"/>
+        </w:rPr>
+      </w:pPr>
+      <w:r>
+        <w:rPr>
+          <w:b/>
+          <w:bCs/>
+          <w:color w:val="1F1F1F"/>
+          <w:sz w:val="28"/>
+          <w:szCs w:val="28"/>
+          <w:bdr w:val="none" w:sz="0" w:space="0" w:color="auto" w:frame="1"/>
+        </w:rPr>
+        <w:t>Scenario:</w:t>
+      </w:r>
+      <w:r>
+        <w:rPr>
+          <w:color w:val="1F1F1F"/>
+          <w:sz w:val="28"/>
+          <w:szCs w:val="28"/>
+        </w:rPr>
+        <w:t xml:space="preserve"> Alice sends an email to Bob.</w:t>
+      </w:r>
+    </w:p>
+    <w:p>
+      <w:pPr>
+        <w:pStyle w:val="Heading3"/>
+        <w:spacing w:after="0" w:afterAutospacing="0"/>
+        <w:rPr>
+          <w:color w:val="1F1F1F"/>
+          <w:sz w:val="28"/>
+          <w:szCs w:val="28"/>
+        </w:rPr>
+      </w:pPr>
+      <w:r>
+        <w:rPr>
+          <w:color w:val="1F1F1F"/>
+          <w:sz w:val="28"/>
+          <w:szCs w:val="28"/>
+          <w:bdr w:val="none" w:sz="0" w:space="0" w:color="auto" w:frame="1"/>
+        </w:rPr>
+        <w:t>On Alice's Side (Sender):</w:t>
+      </w:r>
+    </w:p>
+    <w:p>
+      <w:pPr>
+        <w:pStyle w:val="NormalWeb"/>
+        <w:numPr>
+          <w:ilvl w:val="0"/>
+          <w:numId w:val="22"/>
+        </w:numPr>
+        <w:spacing w:after="0" w:afterAutospacing="0"/>
+        <w:ind w:left="0"/>
+        <w:rPr>
+          <w:color w:val="1F1F1F"/>
+          <w:sz w:val="28"/>
+          <w:szCs w:val="28"/>
+        </w:rPr>
+      </w:pPr>
+      <w:r>
+        <w:rPr>
+          <w:b/>
+          <w:bCs/>
+          <w:color w:val="1F1F1F"/>
+          <w:sz w:val="28"/>
+          <w:szCs w:val="28"/>
+          <w:bdr w:val="none" w:sz="0" w:space="0" w:color="auto" w:frame="1"/>
+        </w:rPr>
+        <w:t>Application Layer:</w:t>
+      </w:r>
+      <w:r>
+        <w:rPr>
+          <w:color w:val="1F1F1F"/>
+          <w:sz w:val="28"/>
+          <w:szCs w:val="28"/>
+        </w:rPr>
+        <w:t xml:space="preserve"> Alice writes an email in her email app. The app uses the SMTP protocol to prepare the email.</w:t>
+      </w:r>
+    </w:p>
+    <w:p>
+      <w:pPr>
+        <w:pStyle w:val="NormalWeb"/>
+        <w:numPr>
+          <w:ilvl w:val="0"/>
+          <w:numId w:val="22"/>
+        </w:numPr>
+        <w:spacing w:after="0" w:afterAutospacing="0"/>
+        <w:ind w:left="0"/>
+        <w:rPr>
+          <w:color w:val="1F1F1F"/>
+          <w:sz w:val="28"/>
+          <w:szCs w:val="28"/>
+        </w:rPr>
+      </w:pPr>
+      <w:r>
+        <w:rPr>
+          <w:b/>
+          <w:bCs/>
+          <w:color w:val="1F1F1F"/>
+          <w:sz w:val="28"/>
+          <w:szCs w:val="28"/>
+          <w:bdr w:val="none" w:sz="0" w:space="0" w:color="auto" w:frame="1"/>
+        </w:rPr>
+        <w:t>Presentation Layer:</w:t>
+      </w:r>
+      <w:r>
+        <w:rPr>
+          <w:color w:val="1F1F1F"/>
+          <w:sz w:val="28"/>
+          <w:szCs w:val="28"/>
+        </w:rPr>
+        <w:t xml:space="preserve"> The email is converted into a format that can be sent over the network and encrypted for security.</w:t>
+      </w:r>
+    </w:p>
+    <w:p>
+      <w:pPr>
+        <w:pStyle w:val="NormalWeb"/>
+        <w:numPr>
+          <w:ilvl w:val="0"/>
+          <w:numId w:val="22"/>
+        </w:numPr>
+        <w:spacing w:after="0" w:afterAutospacing="0"/>
+        <w:ind w:left="0"/>
+        <w:rPr>
+          <w:color w:val="1F1F1F"/>
+          <w:sz w:val="28"/>
+          <w:szCs w:val="28"/>
+        </w:rPr>
+      </w:pPr>
+      <w:r>
+        <w:rPr>
+          <w:b/>
+          <w:bCs/>
+          <w:color w:val="1F1F1F"/>
+          <w:sz w:val="28"/>
+          <w:szCs w:val="28"/>
+          <w:bdr w:val="none" w:sz="0" w:space="0" w:color="auto" w:frame="1"/>
+        </w:rPr>
+        <w:t>Session Layer:</w:t>
+      </w:r>
+      <w:r>
+        <w:rPr>
+          <w:color w:val="1F1F1F"/>
+          <w:sz w:val="28"/>
+          <w:szCs w:val="28"/>
+        </w:rPr>
+        <w:t xml:space="preserve"> A connection is created between Alice's device and her email server.</w:t>
+      </w:r>
+    </w:p>
+    <w:p>
+      <w:pPr>
+        <w:pStyle w:val="NormalWeb"/>
+        <w:numPr>
+          <w:ilvl w:val="0"/>
+          <w:numId w:val="22"/>
+        </w:numPr>
+        <w:spacing w:after="0" w:afterAutospacing="0"/>
+        <w:ind w:left="0"/>
+        <w:rPr>
+          <w:color w:val="1F1F1F"/>
+          <w:sz w:val="28"/>
+          <w:szCs w:val="28"/>
+        </w:rPr>
+      </w:pPr>
+      <w:r>
+        <w:rPr>
+          <w:b/>
+          <w:bCs/>
+          <w:color w:val="1F1F1F"/>
+          <w:sz w:val="28"/>
+          <w:szCs w:val="28"/>
+          <w:bdr w:val="none" w:sz="0" w:space="0" w:color="auto" w:frame="1"/>
+        </w:rPr>
+        <w:t>Transport Layer:</w:t>
+      </w:r>
+      <w:r>
+        <w:rPr>
+          <w:color w:val="1F1F1F"/>
+          <w:sz w:val="28"/>
+          <w:szCs w:val="28"/>
+        </w:rPr>
+        <w:t xml:space="preserve"> The email is broken into smaller pieces (called segments). TCP ensures they are numbered correctly for reassembly.</w:t>
+      </w:r>
+    </w:p>
+    <w:p>
+      <w:pPr>
+        <w:pStyle w:val="NormalWeb"/>
+        <w:numPr>
+          <w:ilvl w:val="0"/>
+          <w:numId w:val="22"/>
+        </w:numPr>
+        <w:spacing w:after="0" w:afterAutospacing="0"/>
+        <w:ind w:left="0"/>
+        <w:rPr>
+          <w:color w:val="1F1F1F"/>
+          <w:sz w:val="28"/>
+          <w:szCs w:val="28"/>
+        </w:rPr>
+      </w:pPr>
+      <w:r>
+        <w:rPr>
+          <w:b/>
+          <w:bCs/>
+          <w:color w:val="1F1F1F"/>
+          <w:sz w:val="28"/>
+          <w:szCs w:val="28"/>
+          <w:bdr w:val="none" w:sz="0" w:space="0" w:color="auto" w:frame="1"/>
+        </w:rPr>
+        <w:t>Network Layer:</w:t>
+      </w:r>
+      <w:r>
+        <w:rPr>
+          <w:color w:val="1F1F1F"/>
+          <w:sz w:val="28"/>
+          <w:szCs w:val="28"/>
+        </w:rPr>
+        <w:t xml:space="preserve"> Each segment is packed into a packet with Alice's and Bob's IP addresses to route it across networks.</w:t>
+      </w:r>
+    </w:p>
+    <w:p>
+      <w:pPr>
+        <w:pStyle w:val="NormalWeb"/>
+        <w:numPr>
+          <w:ilvl w:val="0"/>
+          <w:numId w:val="22"/>
+        </w:numPr>
+        <w:spacing w:after="0" w:afterAutospacing="0"/>
+        <w:ind w:left="0"/>
+        <w:rPr>
+          <w:color w:val="1F1F1F"/>
+          <w:sz w:val="28"/>
+          <w:szCs w:val="28"/>
+        </w:rPr>
+      </w:pPr>
+      <w:r>
+        <w:rPr>
+          <w:b/>
+          <w:bCs/>
+          <w:color w:val="1F1F1F"/>
+          <w:sz w:val="28"/>
+          <w:szCs w:val="28"/>
+          <w:bdr w:val="none" w:sz="0" w:space="0" w:color="auto" w:frame="1"/>
+        </w:rPr>
+        <w:t>Data Link Layer:</w:t>
+      </w:r>
+      <w:r>
+        <w:rPr>
+          <w:color w:val="1F1F1F"/>
+          <w:sz w:val="28"/>
+          <w:szCs w:val="28"/>
+        </w:rPr>
+        <w:t xml:space="preserve"> The packet is added to a frame with hardware addresses (MAC addresses) for local delivery.</w:t>
+      </w:r>
+    </w:p>
+    <w:p>
+      <w:pPr>
+        <w:pStyle w:val="NormalWeb"/>
+        <w:numPr>
+          <w:ilvl w:val="0"/>
+          <w:numId w:val="22"/>
+        </w:numPr>
+        <w:spacing w:after="0" w:afterAutospacing="0"/>
+        <w:ind w:left="0"/>
+        <w:rPr>
+          <w:color w:val="1F1F1F"/>
+          <w:sz w:val="28"/>
+          <w:szCs w:val="28"/>
+        </w:rPr>
+      </w:pPr>
+      <w:r>
+        <w:rPr>
+          <w:b/>
+          <w:bCs/>
+          <w:color w:val="1F1F1F"/>
+          <w:sz w:val="28"/>
+          <w:szCs w:val="28"/>
+          <w:bdr w:val="none" w:sz="0" w:space="0" w:color="auto" w:frame="1"/>
+        </w:rPr>
+        <w:lastRenderedPageBreak/>
+        <w:t>Physical Layer:</w:t>
+      </w:r>
+      <w:r>
+        <w:rPr>
+          <w:color w:val="1F1F1F"/>
+          <w:sz w:val="28"/>
+          <w:szCs w:val="28"/>
+        </w:rPr>
+        <w:t xml:space="preserve"> The frame is converted into signals (electricity, light, or radio waves) and sent over the network.</w:t>
+      </w:r>
+    </w:p>
+    <w:p>
+      <w:pPr>
+        <w:pStyle w:val="Heading3"/>
+        <w:spacing w:after="0" w:afterAutospacing="0"/>
+        <w:rPr>
+          <w:color w:val="FF0000"/>
+          <w:sz w:val="28"/>
+          <w:szCs w:val="28"/>
+          <w:u w:val="single"/>
+        </w:rPr>
+      </w:pPr>
+      <w:r>
+        <w:rPr>
+          <w:color w:val="FF0000"/>
+          <w:sz w:val="28"/>
+          <w:szCs w:val="28"/>
+          <w:u w:val="single"/>
+          <w:bdr w:val="none" w:sz="0" w:space="0" w:color="auto" w:frame="1"/>
+        </w:rPr>
+        <w:t>On Bob's Side (Receiver):</w:t>
+      </w:r>
+    </w:p>
+    <w:p>
+      <w:pPr>
+        <w:pStyle w:val="NormalWeb"/>
+        <w:numPr>
+          <w:ilvl w:val="0"/>
+          <w:numId w:val="23"/>
+        </w:numPr>
+        <w:spacing w:after="0" w:afterAutospacing="0"/>
+        <w:ind w:left="0"/>
+        <w:rPr>
+          <w:color w:val="1F1F1F"/>
+          <w:sz w:val="28"/>
+          <w:szCs w:val="28"/>
+        </w:rPr>
+      </w:pPr>
+      <w:r>
+        <w:rPr>
+          <w:b/>
+          <w:bCs/>
+          <w:color w:val="1F1F1F"/>
+          <w:sz w:val="28"/>
+          <w:szCs w:val="28"/>
+          <w:bdr w:val="none" w:sz="0" w:space="0" w:color="auto" w:frame="1"/>
+        </w:rPr>
+        <w:t>Physical Layer:</w:t>
+      </w:r>
+      <w:r>
+        <w:rPr>
+          <w:color w:val="1F1F1F"/>
+          <w:sz w:val="28"/>
+          <w:szCs w:val="28"/>
+        </w:rPr>
+        <w:t xml:space="preserve"> Bob's device receives the signals and passes them to the next layer.</w:t>
+      </w:r>
+    </w:p>
+    <w:p>
+      <w:pPr>
+        <w:pStyle w:val="NormalWeb"/>
+        <w:numPr>
+          <w:ilvl w:val="0"/>
+          <w:numId w:val="23"/>
+        </w:numPr>
+        <w:spacing w:after="0" w:afterAutospacing="0"/>
+        <w:ind w:left="0"/>
+        <w:rPr>
+          <w:color w:val="1F1F1F"/>
+          <w:sz w:val="28"/>
+          <w:szCs w:val="28"/>
+        </w:rPr>
+      </w:pPr>
+      <w:r>
+        <w:rPr>
+          <w:b/>
+          <w:bCs/>
+          <w:color w:val="1F1F1F"/>
+          <w:sz w:val="28"/>
+          <w:szCs w:val="28"/>
+          <w:bdr w:val="none" w:sz="0" w:space="0" w:color="auto" w:frame="1"/>
+        </w:rPr>
+        <w:t>Data Link Layer:</w:t>
+      </w:r>
+      <w:r>
+        <w:rPr>
+          <w:color w:val="1F1F1F"/>
+          <w:sz w:val="28"/>
+          <w:szCs w:val="28"/>
+        </w:rPr>
+        <w:t xml:space="preserve"> Frames are checked for errors and unpacked to extract packets.</w:t>
+      </w:r>
+    </w:p>
+    <w:p>
+      <w:pPr>
+        <w:pStyle w:val="NormalWeb"/>
+        <w:numPr>
+          <w:ilvl w:val="0"/>
+          <w:numId w:val="23"/>
+        </w:numPr>
+        <w:spacing w:after="0" w:afterAutospacing="0"/>
+        <w:ind w:left="0"/>
+        <w:rPr>
+          <w:color w:val="1F1F1F"/>
+          <w:sz w:val="28"/>
+          <w:szCs w:val="28"/>
+        </w:rPr>
+      </w:pPr>
+      <w:r>
+        <w:rPr>
+          <w:b/>
+          <w:bCs/>
+          <w:color w:val="1F1F1F"/>
+          <w:sz w:val="28"/>
+          <w:szCs w:val="28"/>
+          <w:bdr w:val="none" w:sz="0" w:space="0" w:color="auto" w:frame="1"/>
+        </w:rPr>
+        <w:t>Network Layer:</w:t>
+      </w:r>
+      <w:r>
+        <w:rPr>
+          <w:color w:val="1F1F1F"/>
+          <w:sz w:val="28"/>
+          <w:szCs w:val="28"/>
+        </w:rPr>
+        <w:t xml:space="preserve"> Bob's device confirms the packet is for him (via the IP address) and forwards it.</w:t>
+      </w:r>
+    </w:p>
+    <w:p>
+      <w:pPr>
+        <w:pStyle w:val="NormalWeb"/>
+        <w:numPr>
+          <w:ilvl w:val="0"/>
+          <w:numId w:val="23"/>
+        </w:numPr>
+        <w:spacing w:after="0" w:afterAutospacing="0"/>
+        <w:ind w:left="0"/>
+        <w:rPr>
+          <w:color w:val="1F1F1F"/>
+          <w:sz w:val="28"/>
+          <w:szCs w:val="28"/>
+        </w:rPr>
+      </w:pPr>
+      <w:r>
+        <w:rPr>
+          <w:b/>
+          <w:bCs/>
+          <w:color w:val="1F1F1F"/>
+          <w:sz w:val="28"/>
+          <w:szCs w:val="28"/>
+          <w:bdr w:val="none" w:sz="0" w:space="0" w:color="auto" w:frame="1"/>
+        </w:rPr>
+        <w:t>Transport Layer:</w:t>
+      </w:r>
+      <w:r>
+        <w:rPr>
+          <w:color w:val="1F1F1F"/>
+          <w:sz w:val="28"/>
+          <w:szCs w:val="28"/>
+        </w:rPr>
+        <w:t xml:space="preserve"> Segments are reassembled into the original email.</w:t>
+      </w:r>
+    </w:p>
+    <w:p>
+      <w:pPr>
+        <w:pStyle w:val="NormalWeb"/>
+        <w:numPr>
+          <w:ilvl w:val="0"/>
+          <w:numId w:val="23"/>
+        </w:numPr>
+        <w:spacing w:after="0" w:afterAutospacing="0"/>
+        <w:ind w:left="0"/>
+        <w:rPr>
+          <w:color w:val="1F1F1F"/>
+          <w:sz w:val="28"/>
+          <w:szCs w:val="28"/>
+        </w:rPr>
+      </w:pPr>
+      <w:r>
+        <w:rPr>
+          <w:b/>
+          <w:bCs/>
+          <w:color w:val="1F1F1F"/>
+          <w:sz w:val="28"/>
+          <w:szCs w:val="28"/>
+          <w:bdr w:val="none" w:sz="0" w:space="0" w:color="auto" w:frame="1"/>
+        </w:rPr>
+        <w:t>Session Layer:</w:t>
+      </w:r>
+      <w:r>
+        <w:rPr>
+          <w:color w:val="1F1F1F"/>
+          <w:sz w:val="28"/>
+          <w:szCs w:val="28"/>
+        </w:rPr>
+        <w:t xml:space="preserve"> The connection between Alice's and Bob's devices remains open until the email is fully received.</w:t>
+      </w:r>
+    </w:p>
+    <w:p>
+      <w:pPr>
+        <w:pStyle w:val="NormalWeb"/>
+        <w:numPr>
+          <w:ilvl w:val="0"/>
+          <w:numId w:val="23"/>
+        </w:numPr>
+        <w:spacing w:after="0" w:afterAutospacing="0"/>
+        <w:ind w:left="0"/>
+        <w:rPr>
+          <w:color w:val="1F1F1F"/>
+          <w:sz w:val="28"/>
+          <w:szCs w:val="28"/>
+        </w:rPr>
+      </w:pPr>
+      <w:r>
+        <w:rPr>
+          <w:b/>
+          <w:bCs/>
+          <w:color w:val="1F1F1F"/>
+          <w:sz w:val="28"/>
+          <w:szCs w:val="28"/>
+          <w:bdr w:val="none" w:sz="0" w:space="0" w:color="auto" w:frame="1"/>
+        </w:rPr>
+        <w:t>Presentation Layer:</w:t>
+      </w:r>
+      <w:r>
+        <w:rPr>
+          <w:color w:val="1F1F1F"/>
+          <w:sz w:val="28"/>
+          <w:szCs w:val="28"/>
+        </w:rPr>
+        <w:t xml:space="preserve"> The email is decrypted and formatted so it's readable.</w:t>
+      </w:r>
+    </w:p>
+    <w:p>
+      <w:pPr>
+        <w:pStyle w:val="NormalWeb"/>
+        <w:numPr>
+          <w:ilvl w:val="0"/>
+          <w:numId w:val="23"/>
+        </w:numPr>
+        <w:spacing w:after="0" w:afterAutospacing="0"/>
+        <w:ind w:left="0"/>
+        <w:rPr>
+          <w:color w:val="1F1F1F"/>
+          <w:sz w:val="28"/>
+          <w:szCs w:val="28"/>
+        </w:rPr>
+      </w:pPr>
+      <w:r>
+        <w:rPr>
+          <w:b/>
+          <w:bCs/>
+          <w:color w:val="1F1F1F"/>
+          <w:sz w:val="28"/>
+          <w:szCs w:val="28"/>
+          <w:bdr w:val="none" w:sz="0" w:space="0" w:color="auto" w:frame="1"/>
+        </w:rPr>
+        <w:t>Application Layer:</w:t>
+      </w:r>
+      <w:r>
+        <w:rPr>
+          <w:color w:val="1F1F1F"/>
+          <w:sz w:val="28"/>
+          <w:szCs w:val="28"/>
+        </w:rPr>
+        <w:t xml:space="preserve"> Bob's email app (Gmail, Outlook) displays the email for him to read.</w:t>
+      </w:r>
+    </w:p>
+    <w:p>
+      <w:pPr>
+        <w:spacing w:before="100" w:beforeAutospacing="1" w:after="0" w:line="240" w:lineRule="auto"/>
+        <w:rPr>
+          <w:rFonts w:ascii="Times New Roman" w:eastAsia="Times New Roman" w:hAnsi="Times New Roman" w:cs="Times New Roman"/>
+          <w:color w:val="1F1F1F"/>
+          <w:sz w:val="28"/>
+          <w:szCs w:val="28"/>
+        </w:rPr>
+      </w:pPr>
+      <w:r>
+        <w:rPr>
+          <w:rFonts w:ascii="Times New Roman" w:eastAsia="Times New Roman" w:hAnsi="Times New Roman" w:cs="Times New Roman"/>
+          <w:color w:val="1F1F1F"/>
+          <w:sz w:val="28"/>
+          <w:szCs w:val="28"/>
+        </w:rPr>
+        <w:br/>
+      </w:r>
+      <w:r>
+        <w:rPr>
+          <w:rFonts w:ascii="Times New Roman" w:eastAsia="Times New Roman" w:hAnsi="Times New Roman" w:cs="Times New Roman"/>
+          <w:b/>
+          <w:color w:val="FF0000"/>
+          <w:sz w:val="28"/>
+          <w:szCs w:val="28"/>
+          <w:u w:val="single"/>
+        </w:rPr>
+        <w:t>From R &amp; D</w:t>
+      </w:r>
+      <w:r>
+        <w:rPr>
+          <w:rFonts w:ascii="Segoe UI Symbol" w:eastAsia="Times New Roman" w:hAnsi="Segoe UI Symbol" w:cs="Segoe UI Symbol"/>
+          <w:b/>
+          <w:bCs/>
+          <w:kern w:val="36"/>
+          <w:sz w:val="28"/>
+          <w:szCs w:val="28"/>
+        </w:rPr>
+        <w:br/>
+      </w:r>
+      <w:r>
+        <w:rPr>
+          <w:rFonts w:ascii="Segoe UI Symbol" w:eastAsia="Times New Roman" w:hAnsi="Segoe UI Symbol" w:cs="Segoe UI Symbol"/>
+          <w:b/>
+          <w:bCs/>
+          <w:kern w:val="36"/>
+          <w:sz w:val="28"/>
+          <w:szCs w:val="28"/>
+        </w:rPr>
+        <w:t>🌐</w:t>
+      </w:r>
+      <w:r>
+        <w:rPr>
+          <w:rFonts w:ascii="Times New Roman" w:eastAsia="Times New Roman" w:hAnsi="Times New Roman" w:cs="Times New Roman"/>
+          <w:b/>
+          <w:bCs/>
+          <w:kern w:val="36"/>
+          <w:sz w:val="28"/>
+          <w:szCs w:val="28"/>
+        </w:rPr>
+        <w:t xml:space="preserve"> OSI MODEL (Open Systems Interconnection Model)</w:t>
+      </w:r>
+    </w:p>
+    <w:p>
+      <w:pPr>
+        <w:spacing w:before="100" w:beforeAutospacing="1" w:after="100" w:afterAutospacing="1" w:line="240" w:lineRule="auto"/>
+        <w:outlineLvl w:val="1"/>
+        <w:rPr>
+          <w:rFonts w:ascii="Times New Roman" w:eastAsia="Times New Roman" w:hAnsi="Times New Roman" w:cs="Times New Roman"/>
+          <w:b/>
+          <w:bCs/>
+          <w:sz w:val="28"/>
+          <w:szCs w:val="28"/>
+        </w:rPr>
+      </w:pPr>
+      <w:r>
+        <w:rPr>
+          <w:rFonts w:ascii="Times New Roman" w:eastAsia="Times New Roman" w:hAnsi="Times New Roman" w:cs="Times New Roman"/>
+          <w:b/>
+          <w:bCs/>
+          <w:sz w:val="28"/>
+          <w:szCs w:val="28"/>
+        </w:rPr>
+        <w:t>1️</w:t>
+      </w:r>
+      <w:r>
+        <w:rPr>
+          <w:rFonts w:ascii="Tahoma" w:eastAsia="Times New Roman" w:hAnsi="Tahoma" w:cs="Tahoma"/>
+          <w:b/>
+          <w:bCs/>
+          <w:sz w:val="28"/>
+          <w:szCs w:val="28"/>
+        </w:rPr>
+        <w:t>⃣</w:t>
+      </w:r>
+      <w:r>
+        <w:rPr>
+          <w:rFonts w:ascii="Times New Roman" w:eastAsia="Times New Roman" w:hAnsi="Times New Roman" w:cs="Times New Roman"/>
+          <w:b/>
+          <w:bCs/>
+          <w:sz w:val="28"/>
+          <w:szCs w:val="28"/>
+        </w:rPr>
+        <w:t xml:space="preserve"> What is OSI Model? (Definition – Exam Standard)</w:t>
+      </w:r>
+    </w:p>
+    <w:p>
+      <w:pPr>
+        <w:spacing w:before="100" w:beforeAutospacing="1" w:after="100" w:afterAutospacing="1" w:line="240" w:lineRule="auto"/>
+        <w:rPr>
+          <w:rFonts w:ascii="Times New Roman" w:eastAsia="Times New Roman" w:hAnsi="Times New Roman" w:cs="Times New Roman"/>
+          <w:sz w:val="28"/>
+          <w:szCs w:val="28"/>
+        </w:rPr>
+      </w:pPr>
+      <w:r>
+        <w:rPr>
+          <w:rFonts w:ascii="Times New Roman" w:eastAsia="Times New Roman" w:hAnsi="Times New Roman" w:cs="Times New Roman"/>
+          <w:b/>
+          <w:bCs/>
+          <w:sz w:val="28"/>
+          <w:szCs w:val="28"/>
+        </w:rPr>
+        <w:t>OSI Model</w:t>
+      </w:r>
+      <w:r>
+        <w:rPr>
+          <w:rFonts w:ascii="Times New Roman" w:eastAsia="Times New Roman" w:hAnsi="Times New Roman" w:cs="Times New Roman"/>
+          <w:sz w:val="28"/>
+          <w:szCs w:val="28"/>
+        </w:rPr>
+        <w:t xml:space="preserve"> is a </w:t>
+      </w:r>
+      <w:r>
+        <w:rPr>
+          <w:rFonts w:ascii="Times New Roman" w:eastAsia="Times New Roman" w:hAnsi="Times New Roman" w:cs="Times New Roman"/>
+          <w:b/>
+          <w:bCs/>
+          <w:sz w:val="28"/>
+          <w:szCs w:val="28"/>
+        </w:rPr>
+        <w:t>7-layered network architecture</w:t>
+      </w:r>
+      <w:r>
+        <w:rPr>
+          <w:rFonts w:ascii="Times New Roman" w:eastAsia="Times New Roman" w:hAnsi="Times New Roman" w:cs="Times New Roman"/>
+          <w:sz w:val="28"/>
+          <w:szCs w:val="28"/>
+        </w:rPr>
+        <w:t xml:space="preserve"> developed by </w:t>
+      </w:r>
+      <w:r>
+        <w:rPr>
+          <w:rFonts w:ascii="Times New Roman" w:eastAsia="Times New Roman" w:hAnsi="Times New Roman" w:cs="Times New Roman"/>
+          <w:b/>
+          <w:bCs/>
+          <w:sz w:val="28"/>
+          <w:szCs w:val="28"/>
+        </w:rPr>
+        <w:t>ISO (International Organization for Standardization)</w:t>
+      </w:r>
+      <w:r>
+        <w:rPr>
+          <w:rFonts w:ascii="Times New Roman" w:eastAsia="Times New Roman" w:hAnsi="Times New Roman" w:cs="Times New Roman"/>
+          <w:sz w:val="28"/>
+          <w:szCs w:val="28"/>
+        </w:rPr>
+        <w:t xml:space="preserve"> to standardize the functions of data communication in a network.</w:t>
+      </w:r>
+    </w:p>
+    <w:p>
+      <w:pPr>
+        <w:spacing w:before="100" w:beforeAutospacing="1" w:after="100" w:afterAutospacing="1" w:line="240" w:lineRule="auto"/>
+        <w:rPr>
+          <w:rFonts w:ascii="Times New Roman" w:eastAsia="Times New Roman" w:hAnsi="Times New Roman" w:cs="Times New Roman"/>
+          <w:sz w:val="28"/>
+          <w:szCs w:val="28"/>
+        </w:rPr>
+      </w:pPr>
+      <w:r>
+        <w:rPr>
+          <w:rFonts w:ascii="Segoe UI Symbol" w:eastAsia="Times New Roman" w:hAnsi="Segoe UI Symbol" w:cs="Segoe UI Symbol"/>
+          <w:sz w:val="28"/>
+          <w:szCs w:val="28"/>
+        </w:rPr>
+        <w:t>🔹</w:t>
+      </w:r>
+      <w:r>
+        <w:rPr>
+          <w:rFonts w:ascii="Times New Roman" w:eastAsia="Times New Roman" w:hAnsi="Times New Roman" w:cs="Times New Roman"/>
+          <w:sz w:val="28"/>
+          <w:szCs w:val="28"/>
+        </w:rPr>
+        <w:t xml:space="preserve"> </w:t>
+      </w:r>
+      <w:proofErr w:type="spellStart"/>
+      <w:r>
+        <w:rPr>
           <w:rFonts w:ascii="Nirmala UI" w:eastAsia="Times New Roman" w:hAnsi="Nirmala UI" w:cs="Nirmala UI"/>
-          <w:sz w:val="24"/>
-          <w:szCs w:val="24"/>
-        </w:rPr>
-        <w:t>ঠিক</w:t>
-      </w:r>
-      <w:r>
-        <w:rPr>
-          <w:rFonts w:ascii="Times New Roman" w:eastAsia="Times New Roman" w:hAnsi="Times New Roman" w:cs="Times New Roman"/>
-          <w:sz w:val="24"/>
-          <w:szCs w:val="24"/>
-        </w:rPr>
-        <w:t xml:space="preserve"> </w:t>
-      </w:r>
-      <w:r>
-        <w:rPr>
-          <w:rFonts w:ascii="Nirmala UI" w:eastAsia="Times New Roman" w:hAnsi="Nirmala UI" w:cs="Nirmala UI"/>
-          <w:sz w:val="24"/>
-          <w:szCs w:val="24"/>
-        </w:rPr>
-        <w:t>আছে</w:t>
-      </w:r>
-      <w:r>
-        <w:rPr>
-          <w:rFonts w:ascii="Times New Roman" w:eastAsia="Times New Roman" w:hAnsi="Times New Roman" w:cs="Times New Roman"/>
-          <w:sz w:val="24"/>
-          <w:szCs w:val="24"/>
-        </w:rPr>
-        <w:t>—</w:t>
-      </w:r>
-      <w:r>
-        <w:rPr>
-          <w:rFonts w:ascii="Nirmala UI" w:eastAsia="Times New Roman" w:hAnsi="Nirmala UI" w:cs="Nirmala UI"/>
-          <w:sz w:val="24"/>
-          <w:szCs w:val="24"/>
-        </w:rPr>
-        <w:t>এখন</w:t>
-      </w:r>
-      <w:r>
-        <w:rPr>
-          <w:rFonts w:ascii="Times New Roman" w:eastAsia="Times New Roman" w:hAnsi="Times New Roman" w:cs="Times New Roman"/>
-          <w:sz w:val="24"/>
-          <w:szCs w:val="24"/>
-        </w:rPr>
-        <w:t xml:space="preserve"> </w:t>
-      </w:r>
-      <w:r>
-        <w:rPr>
-          <w:rFonts w:ascii="Nirmala UI" w:eastAsia="Times New Roman" w:hAnsi="Nirmala UI" w:cs="Nirmala UI"/>
-          <w:sz w:val="24"/>
-          <w:szCs w:val="24"/>
-        </w:rPr>
-        <w:t>আমি</w:t>
-      </w:r>
-      <w:r>
-        <w:rPr>
-          <w:rFonts w:ascii="Times New Roman" w:eastAsia="Times New Roman" w:hAnsi="Times New Roman" w:cs="Times New Roman"/>
-          <w:sz w:val="24"/>
-          <w:szCs w:val="24"/>
-        </w:rPr>
-        <w:t xml:space="preserve"> </w:t>
-      </w:r>
-      <w:r>
-        <w:rPr>
-          <w:rFonts w:ascii="Times New Roman" w:eastAsia="Times New Roman" w:hAnsi="Times New Roman" w:cs="Times New Roman"/>
-          <w:b/>
-          <w:bCs/>
-          <w:sz w:val="24"/>
-          <w:szCs w:val="24"/>
-        </w:rPr>
-        <w:t>Bangladesh Bank Senior Officer (IT)</w:t>
-      </w:r>
-      <w:r>
-        <w:rPr>
-          <w:rFonts w:ascii="Times New Roman" w:eastAsia="Times New Roman" w:hAnsi="Times New Roman" w:cs="Times New Roman"/>
-          <w:sz w:val="24"/>
-          <w:szCs w:val="24"/>
-        </w:rPr>
-        <w:t xml:space="preserve"> exam–</w:t>
-      </w:r>
-      <w:r>
-        <w:rPr>
-          <w:rFonts w:ascii="Nirmala UI" w:eastAsia="Times New Roman" w:hAnsi="Nirmala UI" w:cs="Nirmala UI"/>
-          <w:sz w:val="24"/>
-          <w:szCs w:val="24"/>
-        </w:rPr>
-        <w:t>এ</w:t>
-      </w:r>
-      <w:r>
-        <w:rPr>
-          <w:rFonts w:ascii="Times New Roman" w:eastAsia="Times New Roman" w:hAnsi="Times New Roman" w:cs="Times New Roman"/>
-          <w:sz w:val="24"/>
-          <w:szCs w:val="24"/>
-        </w:rPr>
-        <w:t xml:space="preserve"> </w:t>
-      </w:r>
-      <w:r>
-        <w:rPr>
-          <w:rFonts w:ascii="Nirmala UI" w:eastAsia="Times New Roman" w:hAnsi="Nirmala UI" w:cs="Nirmala UI"/>
-          <w:b/>
-          <w:bCs/>
-          <w:sz w:val="24"/>
-          <w:szCs w:val="24"/>
-        </w:rPr>
-        <w:t>লেখার</w:t>
-      </w:r>
-      <w:r>
-        <w:rPr>
-          <w:rFonts w:ascii="Times New Roman" w:eastAsia="Times New Roman" w:hAnsi="Times New Roman" w:cs="Times New Roman"/>
-          <w:b/>
-          <w:bCs/>
-          <w:sz w:val="24"/>
-          <w:szCs w:val="24"/>
-        </w:rPr>
-        <w:t xml:space="preserve"> </w:t>
-      </w:r>
-      <w:r>
-        <w:rPr>
-          <w:rFonts w:ascii="Nirmala UI" w:eastAsia="Times New Roman" w:hAnsi="Nirmala UI" w:cs="Nirmala UI"/>
-          <w:b/>
-          <w:bCs/>
-          <w:sz w:val="24"/>
-          <w:szCs w:val="24"/>
-        </w:rPr>
-        <w:t>মতো</w:t>
-      </w:r>
-      <w:r>
-        <w:rPr>
-          <w:rFonts w:ascii="Times New Roman" w:eastAsia="Times New Roman" w:hAnsi="Times New Roman" w:cs="Times New Roman"/>
-          <w:b/>
-          <w:bCs/>
-          <w:sz w:val="24"/>
-          <w:szCs w:val="24"/>
-        </w:rPr>
-        <w:t xml:space="preserve"> </w:t>
-      </w:r>
-      <w:r>
-        <w:rPr>
-          <w:rFonts w:ascii="Nirmala UI" w:eastAsia="Times New Roman" w:hAnsi="Nirmala UI" w:cs="Nirmala UI"/>
-          <w:b/>
-          <w:bCs/>
-          <w:sz w:val="24"/>
-          <w:szCs w:val="24"/>
-        </w:rPr>
-        <w:t>করে</w:t>
-      </w:r>
-      <w:r>
-        <w:rPr>
-          <w:rFonts w:ascii="Times New Roman" w:eastAsia="Times New Roman" w:hAnsi="Times New Roman" w:cs="Times New Roman"/>
-          <w:sz w:val="24"/>
-          <w:szCs w:val="24"/>
-        </w:rPr>
-        <w:t xml:space="preserve">, </w:t>
-      </w:r>
-      <w:r>
-        <w:rPr>
-          <w:rFonts w:ascii="Times New Roman" w:eastAsia="Times New Roman" w:hAnsi="Times New Roman" w:cs="Times New Roman"/>
-          <w:b/>
-          <w:bCs/>
-          <w:sz w:val="24"/>
-          <w:szCs w:val="24"/>
-        </w:rPr>
-        <w:t>A–Z complete</w:t>
-      </w:r>
-      <w:r>
-        <w:rPr>
-          <w:rFonts w:ascii="Times New Roman" w:eastAsia="Times New Roman" w:hAnsi="Times New Roman" w:cs="Times New Roman"/>
-          <w:sz w:val="24"/>
-          <w:szCs w:val="24"/>
-        </w:rPr>
-        <w:t xml:space="preserve">, </w:t>
-      </w:r>
-      <w:r>
-        <w:rPr>
-          <w:rFonts w:ascii="Nirmala UI" w:eastAsia="Times New Roman" w:hAnsi="Nirmala UI" w:cs="Nirmala UI"/>
-          <w:b/>
-          <w:bCs/>
-          <w:sz w:val="24"/>
-          <w:szCs w:val="24"/>
-        </w:rPr>
-        <w:t>কোনো</w:t>
-      </w:r>
-      <w:r>
-        <w:rPr>
-          <w:rFonts w:ascii="Times New Roman" w:eastAsia="Times New Roman" w:hAnsi="Times New Roman" w:cs="Times New Roman"/>
-          <w:b/>
-          <w:bCs/>
-          <w:sz w:val="24"/>
-          <w:szCs w:val="24"/>
-        </w:rPr>
-        <w:t xml:space="preserve"> layer </w:t>
-      </w:r>
-      <w:r>
-        <w:rPr>
-          <w:rFonts w:ascii="Nirmala UI" w:eastAsia="Times New Roman" w:hAnsi="Nirmala UI" w:cs="Nirmala UI"/>
-          <w:b/>
-          <w:bCs/>
-          <w:sz w:val="24"/>
-          <w:szCs w:val="24"/>
-        </w:rPr>
-        <w:t>বাদ</w:t>
-      </w:r>
-      <w:r>
-        <w:rPr>
-          <w:rFonts w:ascii="Times New Roman" w:eastAsia="Times New Roman" w:hAnsi="Times New Roman" w:cs="Times New Roman"/>
-          <w:b/>
-          <w:bCs/>
-          <w:sz w:val="24"/>
-          <w:szCs w:val="24"/>
-        </w:rPr>
-        <w:t xml:space="preserve"> </w:t>
-      </w:r>
-      <w:r>
-        <w:rPr>
-          <w:rFonts w:ascii="Nirmala UI" w:eastAsia="Times New Roman" w:hAnsi="Nirmala UI" w:cs="Nirmala UI"/>
-          <w:b/>
-          <w:bCs/>
-          <w:sz w:val="24"/>
-          <w:szCs w:val="24"/>
-        </w:rPr>
-        <w:t>না</w:t>
-      </w:r>
-      <w:r>
-        <w:rPr>
-          <w:rFonts w:ascii="Times New Roman" w:eastAsia="Times New Roman" w:hAnsi="Times New Roman" w:cs="Times New Roman"/>
-          <w:b/>
-          <w:bCs/>
-          <w:sz w:val="24"/>
-          <w:szCs w:val="24"/>
-        </w:rPr>
-        <w:t xml:space="preserve"> </w:t>
-      </w:r>
-      <w:r>
-        <w:rPr>
-          <w:rFonts w:ascii="Nirmala UI" w:eastAsia="Times New Roman" w:hAnsi="Nirmala UI" w:cs="Nirmala UI"/>
-          <w:b/>
-          <w:bCs/>
-          <w:sz w:val="24"/>
-          <w:szCs w:val="24"/>
-        </w:rPr>
-        <w:t>দিয়ে</w:t>
-      </w:r>
-      <w:r>
-        <w:rPr>
-          <w:rFonts w:ascii="Times New Roman" w:eastAsia="Times New Roman" w:hAnsi="Times New Roman" w:cs="Times New Roman"/>
-          <w:sz w:val="24"/>
-          <w:szCs w:val="24"/>
-        </w:rPr>
-        <w:t xml:space="preserve">, </w:t>
-      </w:r>
-      <w:r>
-        <w:rPr>
-          <w:rFonts w:ascii="Nirmala UI" w:eastAsia="Times New Roman" w:hAnsi="Nirmala UI" w:cs="Nirmala UI"/>
-          <w:sz w:val="24"/>
-          <w:szCs w:val="24"/>
-        </w:rPr>
-        <w:t>এমনভাবে</w:t>
-      </w:r>
-      <w:r>
-        <w:rPr>
-          <w:rFonts w:ascii="Times New Roman" w:eastAsia="Times New Roman" w:hAnsi="Times New Roman" w:cs="Times New Roman"/>
-          <w:sz w:val="24"/>
-          <w:szCs w:val="24"/>
-        </w:rPr>
-        <w:t xml:space="preserve"> </w:t>
-      </w:r>
-      <w:r>
-        <w:rPr>
-          <w:rFonts w:ascii="Nirmala UI" w:eastAsia="Times New Roman" w:hAnsi="Nirmala UI" w:cs="Nirmala UI"/>
-          <w:sz w:val="24"/>
-          <w:szCs w:val="24"/>
-        </w:rPr>
-        <w:t>দিচ্ছি</w:t>
-      </w:r>
-      <w:r>
-        <w:rPr>
-          <w:rFonts w:ascii="Times New Roman" w:eastAsia="Times New Roman" w:hAnsi="Times New Roman" w:cs="Times New Roman"/>
-          <w:sz w:val="24"/>
-          <w:szCs w:val="24"/>
-        </w:rPr>
-        <w:t xml:space="preserve"> </w:t>
-      </w:r>
-      <w:r>
-        <w:rPr>
-          <w:rFonts w:ascii="Nirmala UI" w:eastAsia="Times New Roman" w:hAnsi="Nirmala UI" w:cs="Nirmala UI"/>
-          <w:sz w:val="24"/>
-          <w:szCs w:val="24"/>
-        </w:rPr>
-        <w:t>যেন</w:t>
-      </w:r>
-      <w:r>
-        <w:rPr>
-          <w:rFonts w:ascii="Times New Roman" w:eastAsia="Times New Roman" w:hAnsi="Times New Roman" w:cs="Times New Roman"/>
-          <w:sz w:val="24"/>
-          <w:szCs w:val="24"/>
-        </w:rPr>
-        <w:t xml:space="preserve"> </w:t>
-      </w:r>
-      <w:r>
-        <w:rPr>
-          <w:rFonts w:ascii="Nirmala UI" w:eastAsia="Times New Roman" w:hAnsi="Nirmala UI" w:cs="Nirmala UI"/>
-          <w:b/>
-          <w:bCs/>
-          <w:sz w:val="24"/>
-          <w:szCs w:val="24"/>
-        </w:rPr>
-        <w:t>যেভাবেই</w:t>
-      </w:r>
-      <w:r>
-        <w:rPr>
-          <w:rFonts w:ascii="Times New Roman" w:eastAsia="Times New Roman" w:hAnsi="Times New Roman" w:cs="Times New Roman"/>
-          <w:b/>
-          <w:bCs/>
-          <w:sz w:val="24"/>
-          <w:szCs w:val="24"/>
-        </w:rPr>
-        <w:t xml:space="preserve"> </w:t>
-      </w:r>
-      <w:r>
-        <w:rPr>
-          <w:rFonts w:ascii="Nirmala UI" w:eastAsia="Times New Roman" w:hAnsi="Nirmala UI" w:cs="Nirmala UI"/>
-          <w:b/>
-          <w:bCs/>
-          <w:sz w:val="24"/>
-          <w:szCs w:val="24"/>
-        </w:rPr>
-        <w:t>প্রশ্ন</w:t>
-      </w:r>
-      <w:r>
-        <w:rPr>
-          <w:rFonts w:ascii="Times New Roman" w:eastAsia="Times New Roman" w:hAnsi="Times New Roman" w:cs="Times New Roman"/>
-          <w:b/>
-          <w:bCs/>
-          <w:sz w:val="24"/>
-          <w:szCs w:val="24"/>
-        </w:rPr>
-        <w:t xml:space="preserve"> </w:t>
-      </w:r>
-      <w:r>
-        <w:rPr>
-          <w:rFonts w:ascii="Nirmala UI" w:eastAsia="Times New Roman" w:hAnsi="Nirmala UI" w:cs="Nirmala UI"/>
-          <w:b/>
-          <w:bCs/>
-          <w:sz w:val="24"/>
-          <w:szCs w:val="24"/>
-        </w:rPr>
-        <w:t>আসুক</w:t>
-      </w:r>
-      <w:r>
-        <w:rPr>
-          <w:rFonts w:ascii="Times New Roman" w:eastAsia="Times New Roman" w:hAnsi="Times New Roman" w:cs="Times New Roman"/>
-          <w:b/>
-          <w:bCs/>
-          <w:sz w:val="24"/>
-          <w:szCs w:val="24"/>
-        </w:rPr>
-        <w:t xml:space="preserve"> </w:t>
-      </w:r>
-      <w:r>
-        <w:rPr>
-          <w:rFonts w:ascii="Nirmala UI" w:eastAsia="Times New Roman" w:hAnsi="Nirmala UI" w:cs="Nirmala UI"/>
-          <w:b/>
-          <w:bCs/>
-          <w:sz w:val="24"/>
-          <w:szCs w:val="24"/>
-        </w:rPr>
-        <w:t>তুমি</w:t>
-      </w:r>
-      <w:r>
-        <w:rPr>
-          <w:rFonts w:ascii="Times New Roman" w:eastAsia="Times New Roman" w:hAnsi="Times New Roman" w:cs="Times New Roman"/>
-          <w:b/>
-          <w:bCs/>
-          <w:sz w:val="24"/>
-          <w:szCs w:val="24"/>
-        </w:rPr>
-        <w:t xml:space="preserve"> </w:t>
-      </w:r>
-      <w:r>
-        <w:rPr>
-          <w:rFonts w:ascii="Nirmala UI" w:eastAsia="Times New Roman" w:hAnsi="Nirmala UI" w:cs="Nirmala UI"/>
-          <w:b/>
-          <w:bCs/>
-          <w:sz w:val="24"/>
-          <w:szCs w:val="24"/>
-        </w:rPr>
-        <w:t>লিখতে</w:t>
-      </w:r>
-      <w:r>
-        <w:rPr>
-          <w:rFonts w:ascii="Times New Roman" w:eastAsia="Times New Roman" w:hAnsi="Times New Roman" w:cs="Times New Roman"/>
-          <w:b/>
-          <w:bCs/>
-          <w:sz w:val="24"/>
-          <w:szCs w:val="24"/>
-        </w:rPr>
-        <w:t xml:space="preserve"> </w:t>
-      </w:r>
-      <w:r>
-        <w:rPr>
-          <w:rFonts w:ascii="Nirmala UI" w:eastAsia="Times New Roman" w:hAnsi="Nirmala UI" w:cs="Nirmala UI"/>
-          <w:b/>
-          <w:bCs/>
-          <w:sz w:val="24"/>
-          <w:szCs w:val="24"/>
-        </w:rPr>
-        <w:t>পারো</w:t>
-      </w:r>
-      <w:r>
-        <w:rPr>
-          <w:rFonts w:ascii="Nirmala UI" w:eastAsia="Times New Roman" w:hAnsi="Nirmala UI" w:cs="Nirmala UI"/>
-          <w:sz w:val="24"/>
-          <w:szCs w:val="24"/>
-        </w:rPr>
-        <w:t>।</w:t>
-      </w:r>
-    </w:p>
-    <w:p>
-      <w:pPr>
-        <w:spacing w:before="100" w:beforeAutospacing="1" w:after="100" w:afterAutospacing="1" w:line="240" w:lineRule="auto"/>
-        <w:rPr>
-          <w:rFonts w:ascii="Times New Roman" w:eastAsia="Times New Roman" w:hAnsi="Times New Roman" w:cs="Times New Roman"/>
-          <w:sz w:val="24"/>
-          <w:szCs w:val="24"/>
-        </w:rPr>
-      </w:pPr>
-      <w:r>
-        <w:rPr>
-          <w:rFonts w:ascii="Nirmala UI" w:eastAsia="Times New Roman" w:hAnsi="Nirmala UI" w:cs="Nirmala UI"/>
-          <w:sz w:val="24"/>
-          <w:szCs w:val="24"/>
-        </w:rPr>
-        <w:t>এটা</w:t>
-      </w:r>
-      <w:r>
-        <w:rPr>
-          <w:rFonts w:ascii="Times New Roman" w:eastAsia="Times New Roman" w:hAnsi="Times New Roman" w:cs="Times New Roman"/>
-          <w:sz w:val="24"/>
-          <w:szCs w:val="24"/>
-        </w:rPr>
-        <w:t xml:space="preserve"> </w:t>
-      </w:r>
-      <w:r>
-        <w:rPr>
-          <w:rFonts w:ascii="Nirmala UI" w:eastAsia="Times New Roman" w:hAnsi="Nirmala UI" w:cs="Nirmala UI"/>
-          <w:sz w:val="24"/>
-          <w:szCs w:val="24"/>
-        </w:rPr>
-        <w:t>তুমি</w:t>
-      </w:r>
-      <w:r>
-        <w:rPr>
-          <w:rFonts w:ascii="Times New Roman" w:eastAsia="Times New Roman" w:hAnsi="Times New Roman" w:cs="Times New Roman"/>
-          <w:sz w:val="24"/>
-          <w:szCs w:val="24"/>
-        </w:rPr>
-        <w:t xml:space="preserve"> </w:t>
-      </w:r>
-      <w:r>
-        <w:rPr>
-          <w:rFonts w:ascii="Nirmala UI" w:eastAsia="Times New Roman" w:hAnsi="Nirmala UI" w:cs="Nirmala UI"/>
-          <w:sz w:val="24"/>
-          <w:szCs w:val="24"/>
-        </w:rPr>
-        <w:t>চাইলে</w:t>
-      </w:r>
-      <w:r>
-        <w:rPr>
-          <w:rFonts w:ascii="Times New Roman" w:eastAsia="Times New Roman" w:hAnsi="Times New Roman" w:cs="Times New Roman"/>
-          <w:sz w:val="24"/>
-          <w:szCs w:val="24"/>
-        </w:rPr>
-        <w:t xml:space="preserve"> </w:t>
-      </w:r>
-      <w:r>
-        <w:rPr>
-          <w:rFonts w:ascii="Times New Roman" w:eastAsia="Times New Roman" w:hAnsi="Times New Roman" w:cs="Times New Roman"/>
-          <w:b/>
-          <w:bCs/>
-          <w:sz w:val="24"/>
-          <w:szCs w:val="24"/>
-        </w:rPr>
-        <w:t xml:space="preserve">note </w:t>
-      </w:r>
-      <w:r>
-        <w:rPr>
-          <w:rFonts w:ascii="Nirmala UI" w:eastAsia="Times New Roman" w:hAnsi="Nirmala UI" w:cs="Nirmala UI"/>
-          <w:b/>
-          <w:bCs/>
-          <w:sz w:val="24"/>
-          <w:szCs w:val="24"/>
-        </w:rPr>
-        <w:t>হিসেবে</w:t>
-      </w:r>
-      <w:r>
-        <w:rPr>
-          <w:rFonts w:ascii="Times New Roman" w:eastAsia="Times New Roman" w:hAnsi="Times New Roman" w:cs="Times New Roman"/>
-          <w:b/>
-          <w:bCs/>
-          <w:sz w:val="24"/>
-          <w:szCs w:val="24"/>
-        </w:rPr>
-        <w:t xml:space="preserve"> </w:t>
-      </w:r>
-      <w:r>
-        <w:rPr>
-          <w:rFonts w:ascii="Nirmala UI" w:eastAsia="Times New Roman" w:hAnsi="Nirmala UI" w:cs="Nirmala UI"/>
-          <w:b/>
-          <w:bCs/>
-          <w:sz w:val="24"/>
-          <w:szCs w:val="24"/>
-        </w:rPr>
-        <w:t>মুখস্থও</w:t>
-      </w:r>
-      <w:r>
-        <w:rPr>
-          <w:rFonts w:ascii="Times New Roman" w:eastAsia="Times New Roman" w:hAnsi="Times New Roman" w:cs="Times New Roman"/>
-          <w:b/>
-          <w:bCs/>
-          <w:sz w:val="24"/>
-          <w:szCs w:val="24"/>
-        </w:rPr>
-        <w:t xml:space="preserve"> </w:t>
-      </w:r>
-      <w:r>
-        <w:rPr>
-          <w:rFonts w:ascii="Nirmala UI" w:eastAsia="Times New Roman" w:hAnsi="Nirmala UI" w:cs="Nirmala UI"/>
-          <w:b/>
-          <w:bCs/>
-          <w:sz w:val="24"/>
-          <w:szCs w:val="24"/>
-        </w:rPr>
-        <w:t>করতে</w:t>
-      </w:r>
-      <w:r>
-        <w:rPr>
-          <w:rFonts w:ascii="Times New Roman" w:eastAsia="Times New Roman" w:hAnsi="Times New Roman" w:cs="Times New Roman"/>
-          <w:b/>
-          <w:bCs/>
-          <w:sz w:val="24"/>
-          <w:szCs w:val="24"/>
-        </w:rPr>
-        <w:t xml:space="preserve"> </w:t>
-      </w:r>
-      <w:r>
-        <w:rPr>
-          <w:rFonts w:ascii="Nirmala UI" w:eastAsia="Times New Roman" w:hAnsi="Nirmala UI" w:cs="Nirmala UI"/>
-          <w:b/>
-          <w:bCs/>
-          <w:sz w:val="24"/>
-          <w:szCs w:val="24"/>
-        </w:rPr>
-        <w:t>পারো</w:t>
-      </w:r>
-      <w:r>
-        <w:rPr>
-          <w:rFonts w:ascii="Times New Roman" w:eastAsia="Times New Roman" w:hAnsi="Times New Roman" w:cs="Times New Roman"/>
-          <w:sz w:val="24"/>
-          <w:szCs w:val="24"/>
-        </w:rPr>
-        <w:t xml:space="preserve">, </w:t>
-      </w:r>
-      <w:r>
-        <w:rPr>
-          <w:rFonts w:ascii="Nirmala UI" w:eastAsia="Times New Roman" w:hAnsi="Nirmala UI" w:cs="Nirmala UI"/>
-          <w:sz w:val="24"/>
-          <w:szCs w:val="24"/>
-        </w:rPr>
-        <w:t>আবার</w:t>
-      </w:r>
-      <w:r>
-        <w:rPr>
-          <w:rFonts w:ascii="Times New Roman" w:eastAsia="Times New Roman" w:hAnsi="Times New Roman" w:cs="Times New Roman"/>
-          <w:sz w:val="24"/>
-          <w:szCs w:val="24"/>
-        </w:rPr>
-        <w:t xml:space="preserve"> </w:t>
-      </w:r>
-      <w:r>
-        <w:rPr>
-          <w:rFonts w:ascii="Times New Roman" w:eastAsia="Times New Roman" w:hAnsi="Times New Roman" w:cs="Times New Roman"/>
-          <w:b/>
-          <w:bCs/>
-          <w:sz w:val="24"/>
-          <w:szCs w:val="24"/>
-        </w:rPr>
-        <w:t>MCQ/short/creative—</w:t>
-      </w:r>
-      <w:r>
-        <w:rPr>
-          <w:rFonts w:ascii="Nirmala UI" w:eastAsia="Times New Roman" w:hAnsi="Nirmala UI" w:cs="Nirmala UI"/>
-          <w:b/>
-          <w:bCs/>
-          <w:sz w:val="24"/>
-          <w:szCs w:val="24"/>
-        </w:rPr>
-        <w:t>সবখানেই</w:t>
-      </w:r>
-      <w:r>
-        <w:rPr>
-          <w:rFonts w:ascii="Times New Roman" w:eastAsia="Times New Roman" w:hAnsi="Times New Roman" w:cs="Times New Roman"/>
-          <w:b/>
-          <w:bCs/>
-          <w:sz w:val="24"/>
-          <w:szCs w:val="24"/>
-        </w:rPr>
-        <w:t xml:space="preserve"> </w:t>
-      </w:r>
-      <w:r>
-        <w:rPr>
-          <w:rFonts w:ascii="Nirmala UI" w:eastAsia="Times New Roman" w:hAnsi="Nirmala UI" w:cs="Nirmala UI"/>
-          <w:b/>
-          <w:bCs/>
-          <w:sz w:val="24"/>
-          <w:szCs w:val="24"/>
-        </w:rPr>
-        <w:t>কাজে</w:t>
-      </w:r>
-      <w:r>
-        <w:rPr>
-          <w:rFonts w:ascii="Times New Roman" w:eastAsia="Times New Roman" w:hAnsi="Times New Roman" w:cs="Times New Roman"/>
-          <w:b/>
-          <w:bCs/>
-          <w:sz w:val="24"/>
-          <w:szCs w:val="24"/>
-        </w:rPr>
-        <w:t xml:space="preserve"> </w:t>
-      </w:r>
-      <w:r>
-        <w:rPr>
-          <w:rFonts w:ascii="Nirmala UI" w:eastAsia="Times New Roman" w:hAnsi="Nirmala UI" w:cs="Nirmala UI"/>
-          <w:b/>
-          <w:bCs/>
-          <w:sz w:val="24"/>
-          <w:szCs w:val="24"/>
-        </w:rPr>
-        <w:t>লাগবে</w:t>
-      </w:r>
-      <w:r>
-        <w:rPr>
-          <w:rFonts w:ascii="Nirmala UI" w:eastAsia="Times New Roman" w:hAnsi="Nirmala UI" w:cs="Nirmala UI"/>
-          <w:sz w:val="24"/>
-          <w:szCs w:val="24"/>
-        </w:rPr>
-        <w:t>।</w:t>
-      </w:r>
-    </w:p>
-    <w:p>
-      <w:pPr>
-        <w:spacing w:after="0" w:line="240" w:lineRule="auto"/>
-        <w:rPr>
-          <w:rFonts w:ascii="Times New Roman" w:eastAsia="Times New Roman" w:hAnsi="Times New Roman" w:cs="Times New Roman"/>
-          <w:sz w:val="24"/>
-          <w:szCs w:val="24"/>
-        </w:rPr>
-      </w:pPr>
-      <w:r>
-        <w:rPr>
-          <w:rFonts w:ascii="Times New Roman" w:eastAsia="Times New Roman" w:hAnsi="Times New Roman" w:cs="Times New Roman"/>
-          <w:sz w:val="24"/>
-          <w:szCs w:val="24"/>
-        </w:rPr>
-        <w:pict>
-          <v:rect id="_x0000_i1025" style="width:0;height:1.5pt" o:hralign="center" o:hrstd="t" o:hr="t" fillcolor="#a0a0a0" stroked="f"/>
-        </w:pict>
-      </w:r>
-    </w:p>
-    <w:p>
-      <w:pPr>
-        <w:spacing w:before="100" w:beforeAutospacing="1" w:after="100" w:afterAutospacing="1" w:line="240" w:lineRule="auto"/>
-        <w:outlineLvl w:val="0"/>
-        <w:rPr>
-          <w:rFonts w:ascii="Times New Roman" w:eastAsia="Times New Roman" w:hAnsi="Times New Roman" w:cs="Times New Roman"/>
-          <w:b/>
-          <w:bCs/>
-          <w:kern w:val="36"/>
-          <w:sz w:val="48"/>
-          <w:szCs w:val="48"/>
-        </w:rPr>
-      </w:pPr>
-      <w:r>
-        <w:rPr>
-          <w:rFonts w:ascii="Segoe UI Symbol" w:eastAsia="Times New Roman" w:hAnsi="Segoe UI Symbol" w:cs="Segoe UI Symbol"/>
-          <w:b/>
-          <w:bCs/>
-          <w:kern w:val="36"/>
-          <w:sz w:val="48"/>
-          <w:szCs w:val="48"/>
-        </w:rPr>
-        <w:t>🌐</w:t>
-      </w:r>
-      <w:r>
-        <w:rPr>
-          <w:rFonts w:ascii="Times New Roman" w:eastAsia="Times New Roman" w:hAnsi="Times New Roman" w:cs="Times New Roman"/>
-          <w:b/>
-          <w:bCs/>
-          <w:kern w:val="36"/>
-          <w:sz w:val="48"/>
-          <w:szCs w:val="48"/>
-        </w:rPr>
-        <w:t xml:space="preserve"> OSI MODEL (Open Systems Interconnection Model)</w:t>
-      </w:r>
-    </w:p>
-    <w:p>
-      <w:pPr>
-        <w:spacing w:after="0" w:line="240" w:lineRule="auto"/>
-        <w:rPr>
-          <w:rFonts w:ascii="Times New Roman" w:eastAsia="Times New Roman" w:hAnsi="Times New Roman" w:cs="Times New Roman"/>
-          <w:sz w:val="24"/>
-          <w:szCs w:val="24"/>
-        </w:rPr>
-      </w:pPr>
-      <w:r>
-        <w:rPr>
-          <w:rFonts w:ascii="Times New Roman" w:eastAsia="Times New Roman" w:hAnsi="Times New Roman" w:cs="Times New Roman"/>
-          <w:sz w:val="24"/>
-          <w:szCs w:val="24"/>
-        </w:rPr>
-        <w:pict>
-          <v:rect id="_x0000_i1026" style="width:0;height:1.5pt" o:hralign="center" o:hrstd="t" o:hr="t" fillcolor="#a0a0a0" stroked="f"/>
-        </w:pict>
-      </w:r>
-    </w:p>
-    <w:p>
-      <w:pPr>
-        <w:spacing w:before="100" w:beforeAutospacing="1" w:after="100" w:afterAutospacing="1" w:line="240" w:lineRule="auto"/>
-        <w:outlineLvl w:val="1"/>
-        <w:rPr>
-          <w:rFonts w:ascii="Times New Roman" w:eastAsia="Times New Roman" w:hAnsi="Times New Roman" w:cs="Times New Roman"/>
-          <w:b/>
-          <w:bCs/>
-          <w:sz w:val="36"/>
-          <w:szCs w:val="36"/>
-        </w:rPr>
-      </w:pPr>
-      <w:r>
-        <w:rPr>
-          <w:rFonts w:ascii="Times New Roman" w:eastAsia="Times New Roman" w:hAnsi="Times New Roman" w:cs="Times New Roman"/>
-          <w:b/>
-          <w:bCs/>
-          <w:sz w:val="36"/>
-          <w:szCs w:val="36"/>
-        </w:rPr>
-        <w:t>1️</w:t>
-      </w:r>
-      <w:r>
-        <w:rPr>
-          <w:rFonts w:ascii="Tahoma" w:eastAsia="Times New Roman" w:hAnsi="Tahoma" w:cs="Tahoma"/>
-          <w:b/>
-          <w:bCs/>
-          <w:sz w:val="36"/>
-          <w:szCs w:val="36"/>
-        </w:rPr>
-        <w:t>⃣</w:t>
-      </w:r>
-      <w:r>
-        <w:rPr>
-          <w:rFonts w:ascii="Times New Roman" w:eastAsia="Times New Roman" w:hAnsi="Times New Roman" w:cs="Times New Roman"/>
-          <w:b/>
-          <w:bCs/>
-          <w:sz w:val="36"/>
-          <w:szCs w:val="36"/>
-        </w:rPr>
-        <w:t xml:space="preserve"> What is OSI Model? (Definition – Exam Standard)</w:t>
-      </w:r>
-    </w:p>
-    <w:p>
-      <w:pPr>
-        <w:spacing w:before="100" w:beforeAutospacing="1" w:after="100" w:afterAutospacing="1" w:line="240" w:lineRule="auto"/>
-        <w:rPr>
-          <w:rFonts w:ascii="Times New Roman" w:eastAsia="Times New Roman" w:hAnsi="Times New Roman" w:cs="Times New Roman"/>
-          <w:sz w:val="24"/>
-          <w:szCs w:val="24"/>
-        </w:rPr>
-      </w:pPr>
-      <w:r>
-        <w:rPr>
-          <w:rFonts w:ascii="Times New Roman" w:eastAsia="Times New Roman" w:hAnsi="Times New Roman" w:cs="Times New Roman"/>
-          <w:b/>
-          <w:bCs/>
-          <w:sz w:val="24"/>
-          <w:szCs w:val="24"/>
-        </w:rPr>
-        <w:t>OSI Model</w:t>
-      </w:r>
-      <w:r>
-        <w:rPr>
-          <w:rFonts w:ascii="Times New Roman" w:eastAsia="Times New Roman" w:hAnsi="Times New Roman" w:cs="Times New Roman"/>
-          <w:sz w:val="24"/>
-          <w:szCs w:val="24"/>
-        </w:rPr>
-        <w:t xml:space="preserve"> is a </w:t>
-      </w:r>
-      <w:r>
-        <w:rPr>
-          <w:rFonts w:ascii="Times New Roman" w:eastAsia="Times New Roman" w:hAnsi="Times New Roman" w:cs="Times New Roman"/>
-          <w:b/>
-          <w:bCs/>
-          <w:sz w:val="24"/>
-          <w:szCs w:val="24"/>
-        </w:rPr>
-        <w:t>7-layered network architecture</w:t>
-      </w:r>
-      <w:r>
-        <w:rPr>
-          <w:rFonts w:ascii="Times New Roman" w:eastAsia="Times New Roman" w:hAnsi="Times New Roman" w:cs="Times New Roman"/>
-          <w:sz w:val="24"/>
-          <w:szCs w:val="24"/>
-        </w:rPr>
-        <w:t xml:space="preserve"> developed by </w:t>
-      </w:r>
-      <w:r>
-        <w:rPr>
-          <w:rFonts w:ascii="Times New Roman" w:eastAsia="Times New Roman" w:hAnsi="Times New Roman" w:cs="Times New Roman"/>
-          <w:b/>
-          <w:bCs/>
-          <w:sz w:val="24"/>
-          <w:szCs w:val="24"/>
-        </w:rPr>
-        <w:t>ISO (International Organization for Standardization)</w:t>
-      </w:r>
-      <w:r>
-        <w:rPr>
-          <w:rFonts w:ascii="Times New Roman" w:eastAsia="Times New Roman" w:hAnsi="Times New Roman" w:cs="Times New Roman"/>
-          <w:sz w:val="24"/>
-          <w:szCs w:val="24"/>
-        </w:rPr>
-        <w:t xml:space="preserve"> to standardize the functions of data communication in a network.</w:t>
-      </w:r>
-    </w:p>
-    <w:p>
-      <w:pPr>
-        <w:spacing w:before="100" w:beforeAutospacing="1" w:after="100" w:afterAutospacing="1" w:line="240" w:lineRule="auto"/>
-        <w:rPr>
-          <w:rFonts w:ascii="Times New Roman" w:eastAsia="Times New Roman" w:hAnsi="Times New Roman" w:cs="Times New Roman"/>
-          <w:sz w:val="24"/>
-          <w:szCs w:val="24"/>
-        </w:rPr>
-      </w:pPr>
-      <w:r>
-        <w:rPr>
-          <w:rFonts w:ascii="Segoe UI Symbol" w:eastAsia="Times New Roman" w:hAnsi="Segoe UI Symbol" w:cs="Segoe UI Symbol"/>
-          <w:sz w:val="24"/>
-          <w:szCs w:val="24"/>
-        </w:rPr>
-        <w:t>🔹</w:t>
-      </w:r>
-      <w:r>
-        <w:rPr>
-          <w:rFonts w:ascii="Times New Roman" w:eastAsia="Times New Roman" w:hAnsi="Times New Roman" w:cs="Times New Roman"/>
-          <w:sz w:val="24"/>
-          <w:szCs w:val="24"/>
-        </w:rPr>
-        <w:t xml:space="preserve"> </w:t>
-      </w:r>
-      <w:r>
-        <w:rPr>
-          <w:rFonts w:ascii="Nirmala UI" w:eastAsia="Times New Roman" w:hAnsi="Nirmala UI" w:cs="Nirmala UI"/>
-          <w:b/>
-          <w:bCs/>
-          <w:sz w:val="24"/>
-          <w:szCs w:val="24"/>
+          <w:b/>
+          <w:bCs/>
+          <w:sz w:val="28"/>
+          <w:szCs w:val="28"/>
         </w:rPr>
         <w:t>বাংলায়</w:t>
       </w:r>
-      <w:r>
-        <w:rPr>
-          <w:rFonts w:ascii="Times New Roman" w:eastAsia="Times New Roman" w:hAnsi="Times New Roman" w:cs="Times New Roman"/>
-          <w:b/>
-          <w:bCs/>
-          <w:sz w:val="24"/>
-          <w:szCs w:val="24"/>
+      <w:proofErr w:type="spellEnd"/>
+      <w:r>
+        <w:rPr>
+          <w:rFonts w:ascii="Times New Roman" w:eastAsia="Times New Roman" w:hAnsi="Times New Roman" w:cs="Times New Roman"/>
+          <w:b/>
+          <w:bCs/>
+          <w:sz w:val="28"/>
+          <w:szCs w:val="28"/>
         </w:rPr>
         <w:t>:</w:t>
       </w:r>
       <w:r>
         <w:rPr>
           <w:rFonts w:ascii="Times New Roman" w:eastAsia="Times New Roman" w:hAnsi="Times New Roman" w:cs="Times New Roman"/>
-          <w:sz w:val="24"/>
-          <w:szCs w:val="24"/>
+          <w:sz w:val="28"/>
+          <w:szCs w:val="28"/>
         </w:rPr>
         <w:br/>
         <w:t xml:space="preserve">OSI Model </w:t>
       </w:r>
+      <w:proofErr w:type="spellStart"/>
       <w:r>
         <w:rPr>
           <w:rFonts w:ascii="Nirmala UI" w:eastAsia="Times New Roman" w:hAnsi="Nirmala UI" w:cs="Nirmala UI"/>
-          <w:sz w:val="24"/>
-          <w:szCs w:val="24"/>
+          <w:sz w:val="28"/>
+          <w:szCs w:val="28"/>
         </w:rPr>
         <w:t>হলো</w:t>
       </w:r>
-      <w:r>
-        <w:rPr>
-          <w:rFonts w:ascii="Times New Roman" w:eastAsia="Times New Roman" w:hAnsi="Times New Roman" w:cs="Times New Roman"/>
-          <w:sz w:val="24"/>
-          <w:szCs w:val="24"/>
+      <w:proofErr w:type="spellEnd"/>
+      <w:r>
+        <w:rPr>
+          <w:rFonts w:ascii="Times New Roman" w:eastAsia="Times New Roman" w:hAnsi="Times New Roman" w:cs="Times New Roman"/>
+          <w:sz w:val="28"/>
+          <w:szCs w:val="28"/>
         </w:rPr>
         <w:t xml:space="preserve"> </w:t>
       </w:r>
+      <w:proofErr w:type="spellStart"/>
       <w:r>
         <w:rPr>
           <w:rFonts w:ascii="Nirmala UI" w:eastAsia="Times New Roman" w:hAnsi="Nirmala UI" w:cs="Nirmala UI"/>
-          <w:sz w:val="24"/>
-          <w:szCs w:val="24"/>
+          <w:sz w:val="28"/>
+          <w:szCs w:val="28"/>
         </w:rPr>
         <w:t>একটি</w:t>
       </w:r>
-      <w:r>
-        <w:rPr>
-          <w:rFonts w:ascii="Times New Roman" w:eastAsia="Times New Roman" w:hAnsi="Times New Roman" w:cs="Times New Roman"/>
-          <w:sz w:val="24"/>
-          <w:szCs w:val="24"/>
+      <w:proofErr w:type="spellEnd"/>
+      <w:r>
+        <w:rPr>
+          <w:rFonts w:ascii="Times New Roman" w:eastAsia="Times New Roman" w:hAnsi="Times New Roman" w:cs="Times New Roman"/>
+          <w:sz w:val="28"/>
+          <w:szCs w:val="28"/>
         </w:rPr>
         <w:t xml:space="preserve"> </w:t>
       </w:r>
@@ -958,8 +1267,8 @@
           <w:rFonts w:ascii="Nirmala UI" w:eastAsia="Times New Roman" w:hAnsi="Nirmala UI" w:cs="Nirmala UI"/>
           <w:b/>
           <w:bCs/>
-          <w:sz w:val="24"/>
-          <w:szCs w:val="24"/>
+          <w:sz w:val="28"/>
+          <w:szCs w:val="28"/>
         </w:rPr>
         <w:t>৭</w:t>
       </w:r>
@@ -968,82 +1277,90 @@
           <w:rFonts w:ascii="Times New Roman" w:eastAsia="Times New Roman" w:hAnsi="Times New Roman" w:cs="Times New Roman"/>
           <w:b/>
           <w:bCs/>
-          <w:sz w:val="24"/>
-          <w:szCs w:val="24"/>
+          <w:sz w:val="28"/>
+          <w:szCs w:val="28"/>
         </w:rPr>
         <w:t xml:space="preserve"> </w:t>
       </w:r>
+      <w:proofErr w:type="spellStart"/>
       <w:r>
         <w:rPr>
           <w:rFonts w:ascii="Nirmala UI" w:eastAsia="Times New Roman" w:hAnsi="Nirmala UI" w:cs="Nirmala UI"/>
           <w:b/>
           <w:bCs/>
-          <w:sz w:val="24"/>
-          <w:szCs w:val="24"/>
+          <w:sz w:val="28"/>
+          <w:szCs w:val="28"/>
         </w:rPr>
         <w:t>স্তরবিশিষ্ট</w:t>
       </w:r>
-      <w:r>
-        <w:rPr>
-          <w:rFonts w:ascii="Times New Roman" w:eastAsia="Times New Roman" w:hAnsi="Times New Roman" w:cs="Times New Roman"/>
-          <w:b/>
-          <w:bCs/>
-          <w:sz w:val="24"/>
-          <w:szCs w:val="24"/>
+      <w:proofErr w:type="spellEnd"/>
+      <w:r>
+        <w:rPr>
+          <w:rFonts w:ascii="Times New Roman" w:eastAsia="Times New Roman" w:hAnsi="Times New Roman" w:cs="Times New Roman"/>
+          <w:b/>
+          <w:bCs/>
+          <w:sz w:val="28"/>
+          <w:szCs w:val="28"/>
         </w:rPr>
         <w:t xml:space="preserve"> </w:t>
       </w:r>
+      <w:proofErr w:type="spellStart"/>
       <w:r>
         <w:rPr>
           <w:rFonts w:ascii="Nirmala UI" w:eastAsia="Times New Roman" w:hAnsi="Nirmala UI" w:cs="Nirmala UI"/>
           <w:b/>
           <w:bCs/>
-          <w:sz w:val="24"/>
-          <w:szCs w:val="24"/>
+          <w:sz w:val="28"/>
+          <w:szCs w:val="28"/>
         </w:rPr>
         <w:t>নেটওয়ার্ক</w:t>
       </w:r>
-      <w:r>
-        <w:rPr>
-          <w:rFonts w:ascii="Times New Roman" w:eastAsia="Times New Roman" w:hAnsi="Times New Roman" w:cs="Times New Roman"/>
-          <w:b/>
-          <w:bCs/>
-          <w:sz w:val="24"/>
-          <w:szCs w:val="24"/>
+      <w:proofErr w:type="spellEnd"/>
+      <w:r>
+        <w:rPr>
+          <w:rFonts w:ascii="Times New Roman" w:eastAsia="Times New Roman" w:hAnsi="Times New Roman" w:cs="Times New Roman"/>
+          <w:b/>
+          <w:bCs/>
+          <w:sz w:val="28"/>
+          <w:szCs w:val="28"/>
         </w:rPr>
         <w:t xml:space="preserve"> </w:t>
       </w:r>
+      <w:proofErr w:type="spellStart"/>
       <w:r>
         <w:rPr>
           <w:rFonts w:ascii="Nirmala UI" w:eastAsia="Times New Roman" w:hAnsi="Nirmala UI" w:cs="Nirmala UI"/>
           <w:b/>
           <w:bCs/>
-          <w:sz w:val="24"/>
-          <w:szCs w:val="24"/>
+          <w:sz w:val="28"/>
+          <w:szCs w:val="28"/>
         </w:rPr>
         <w:t>মডেল</w:t>
       </w:r>
-      <w:r>
-        <w:rPr>
-          <w:rFonts w:ascii="Times New Roman" w:eastAsia="Times New Roman" w:hAnsi="Times New Roman" w:cs="Times New Roman"/>
-          <w:sz w:val="24"/>
-          <w:szCs w:val="24"/>
+      <w:proofErr w:type="spellEnd"/>
+      <w:r>
+        <w:rPr>
+          <w:rFonts w:ascii="Times New Roman" w:eastAsia="Times New Roman" w:hAnsi="Times New Roman" w:cs="Times New Roman"/>
+          <w:sz w:val="28"/>
+          <w:szCs w:val="28"/>
         </w:rPr>
         <w:t xml:space="preserve">, </w:t>
       </w:r>
+      <w:proofErr w:type="spellStart"/>
       <w:r>
         <w:rPr>
           <w:rFonts w:ascii="Nirmala UI" w:eastAsia="Times New Roman" w:hAnsi="Nirmala UI" w:cs="Nirmala UI"/>
-          <w:sz w:val="24"/>
-          <w:szCs w:val="24"/>
+          <w:sz w:val="28"/>
+          <w:szCs w:val="28"/>
         </w:rPr>
         <w:t>যা</w:t>
       </w:r>
-      <w:r>
-        <w:rPr>
-          <w:rFonts w:ascii="Times New Roman" w:eastAsia="Times New Roman" w:hAnsi="Times New Roman" w:cs="Times New Roman"/>
-          <w:sz w:val="24"/>
-          <w:szCs w:val="24"/>
+      <w:proofErr w:type="spellEnd"/>
+      <w:r>
+        <w:rPr>
+          <w:rFonts w:ascii="Times New Roman" w:eastAsia="Times New Roman" w:hAnsi="Times New Roman" w:cs="Times New Roman"/>
+          <w:sz w:val="28"/>
+          <w:szCs w:val="28"/>
         </w:rPr>
         <w:t xml:space="preserve"> </w:t>
       </w:r>
@@ -1052,284 +1369,300 @@
           <w:rFonts w:ascii="Times New Roman" w:eastAsia="Times New Roman" w:hAnsi="Times New Roman" w:cs="Times New Roman"/>
           <w:b/>
           <w:bCs/>
-          <w:sz w:val="24"/>
-          <w:szCs w:val="24"/>
+          <w:sz w:val="28"/>
+          <w:szCs w:val="28"/>
         </w:rPr>
         <w:t>ISO</w:t>
       </w:r>
       <w:r>
         <w:rPr>
           <w:rFonts w:ascii="Times New Roman" w:eastAsia="Times New Roman" w:hAnsi="Times New Roman" w:cs="Times New Roman"/>
-          <w:sz w:val="24"/>
-          <w:szCs w:val="24"/>
+          <w:sz w:val="28"/>
+          <w:szCs w:val="28"/>
         </w:rPr>
         <w:t xml:space="preserve"> </w:t>
       </w:r>
+      <w:proofErr w:type="spellStart"/>
       <w:r>
         <w:rPr>
           <w:rFonts w:ascii="Nirmala UI" w:eastAsia="Times New Roman" w:hAnsi="Nirmala UI" w:cs="Nirmala UI"/>
-          <w:sz w:val="24"/>
-          <w:szCs w:val="24"/>
+          <w:sz w:val="28"/>
+          <w:szCs w:val="28"/>
         </w:rPr>
         <w:t>তৈরি</w:t>
       </w:r>
-      <w:r>
-        <w:rPr>
-          <w:rFonts w:ascii="Times New Roman" w:eastAsia="Times New Roman" w:hAnsi="Times New Roman" w:cs="Times New Roman"/>
-          <w:sz w:val="24"/>
-          <w:szCs w:val="24"/>
+      <w:proofErr w:type="spellEnd"/>
+      <w:r>
+        <w:rPr>
+          <w:rFonts w:ascii="Times New Roman" w:eastAsia="Times New Roman" w:hAnsi="Times New Roman" w:cs="Times New Roman"/>
+          <w:sz w:val="28"/>
+          <w:szCs w:val="28"/>
         </w:rPr>
         <w:t xml:space="preserve"> </w:t>
       </w:r>
+      <w:proofErr w:type="spellStart"/>
       <w:r>
         <w:rPr>
           <w:rFonts w:ascii="Nirmala UI" w:eastAsia="Times New Roman" w:hAnsi="Nirmala UI" w:cs="Nirmala UI"/>
-          <w:sz w:val="24"/>
-          <w:szCs w:val="24"/>
+          <w:sz w:val="28"/>
+          <w:szCs w:val="28"/>
         </w:rPr>
         <w:t>করেছে</w:t>
       </w:r>
-      <w:r>
-        <w:rPr>
-          <w:rFonts w:ascii="Times New Roman" w:eastAsia="Times New Roman" w:hAnsi="Times New Roman" w:cs="Times New Roman"/>
-          <w:sz w:val="24"/>
-          <w:szCs w:val="24"/>
+      <w:proofErr w:type="spellEnd"/>
+      <w:r>
+        <w:rPr>
+          <w:rFonts w:ascii="Times New Roman" w:eastAsia="Times New Roman" w:hAnsi="Times New Roman" w:cs="Times New Roman"/>
+          <w:sz w:val="28"/>
+          <w:szCs w:val="28"/>
         </w:rPr>
         <w:t xml:space="preserve">, </w:t>
       </w:r>
+      <w:proofErr w:type="spellStart"/>
       <w:r>
         <w:rPr>
           <w:rFonts w:ascii="Nirmala UI" w:eastAsia="Times New Roman" w:hAnsi="Nirmala UI" w:cs="Nirmala UI"/>
-          <w:sz w:val="24"/>
-          <w:szCs w:val="24"/>
+          <w:sz w:val="28"/>
+          <w:szCs w:val="28"/>
         </w:rPr>
         <w:t>যাতে</w:t>
       </w:r>
-      <w:r>
-        <w:rPr>
-          <w:rFonts w:ascii="Times New Roman" w:eastAsia="Times New Roman" w:hAnsi="Times New Roman" w:cs="Times New Roman"/>
-          <w:sz w:val="24"/>
-          <w:szCs w:val="24"/>
+      <w:proofErr w:type="spellEnd"/>
+      <w:r>
+        <w:rPr>
+          <w:rFonts w:ascii="Times New Roman" w:eastAsia="Times New Roman" w:hAnsi="Times New Roman" w:cs="Times New Roman"/>
+          <w:sz w:val="28"/>
+          <w:szCs w:val="28"/>
         </w:rPr>
         <w:t xml:space="preserve"> </w:t>
       </w:r>
+      <w:proofErr w:type="spellStart"/>
       <w:r>
         <w:rPr>
           <w:rFonts w:ascii="Nirmala UI" w:eastAsia="Times New Roman" w:hAnsi="Nirmala UI" w:cs="Nirmala UI"/>
-          <w:sz w:val="24"/>
-          <w:szCs w:val="24"/>
+          <w:sz w:val="28"/>
+          <w:szCs w:val="28"/>
         </w:rPr>
         <w:t>বিভিন্ন</w:t>
       </w:r>
-      <w:r>
-        <w:rPr>
-          <w:rFonts w:ascii="Times New Roman" w:eastAsia="Times New Roman" w:hAnsi="Times New Roman" w:cs="Times New Roman"/>
-          <w:sz w:val="24"/>
-          <w:szCs w:val="24"/>
+      <w:proofErr w:type="spellEnd"/>
+      <w:r>
+        <w:rPr>
+          <w:rFonts w:ascii="Times New Roman" w:eastAsia="Times New Roman" w:hAnsi="Times New Roman" w:cs="Times New Roman"/>
+          <w:sz w:val="28"/>
+          <w:szCs w:val="28"/>
         </w:rPr>
         <w:t xml:space="preserve"> </w:t>
       </w:r>
+      <w:proofErr w:type="spellStart"/>
       <w:r>
         <w:rPr>
           <w:rFonts w:ascii="Nirmala UI" w:eastAsia="Times New Roman" w:hAnsi="Nirmala UI" w:cs="Nirmala UI"/>
-          <w:sz w:val="24"/>
-          <w:szCs w:val="24"/>
+          <w:sz w:val="28"/>
+          <w:szCs w:val="28"/>
         </w:rPr>
         <w:t>কম্পিউটার</w:t>
       </w:r>
-      <w:r>
-        <w:rPr>
-          <w:rFonts w:ascii="Times New Roman" w:eastAsia="Times New Roman" w:hAnsi="Times New Roman" w:cs="Times New Roman"/>
-          <w:sz w:val="24"/>
-          <w:szCs w:val="24"/>
+      <w:proofErr w:type="spellEnd"/>
+      <w:r>
+        <w:rPr>
+          <w:rFonts w:ascii="Times New Roman" w:eastAsia="Times New Roman" w:hAnsi="Times New Roman" w:cs="Times New Roman"/>
+          <w:sz w:val="28"/>
+          <w:szCs w:val="28"/>
         </w:rPr>
         <w:t xml:space="preserve"> </w:t>
       </w:r>
+      <w:proofErr w:type="spellStart"/>
       <w:r>
         <w:rPr>
           <w:rFonts w:ascii="Nirmala UI" w:eastAsia="Times New Roman" w:hAnsi="Nirmala UI" w:cs="Nirmala UI"/>
-          <w:sz w:val="24"/>
-          <w:szCs w:val="24"/>
+          <w:sz w:val="28"/>
+          <w:szCs w:val="28"/>
         </w:rPr>
         <w:t>সিস্টেমের</w:t>
       </w:r>
-      <w:r>
-        <w:rPr>
-          <w:rFonts w:ascii="Times New Roman" w:eastAsia="Times New Roman" w:hAnsi="Times New Roman" w:cs="Times New Roman"/>
-          <w:sz w:val="24"/>
-          <w:szCs w:val="24"/>
+      <w:proofErr w:type="spellEnd"/>
+      <w:r>
+        <w:rPr>
+          <w:rFonts w:ascii="Times New Roman" w:eastAsia="Times New Roman" w:hAnsi="Times New Roman" w:cs="Times New Roman"/>
+          <w:sz w:val="28"/>
+          <w:szCs w:val="28"/>
         </w:rPr>
         <w:t xml:space="preserve"> </w:t>
       </w:r>
+      <w:proofErr w:type="spellStart"/>
       <w:r>
         <w:rPr>
           <w:rFonts w:ascii="Nirmala UI" w:eastAsia="Times New Roman" w:hAnsi="Nirmala UI" w:cs="Nirmala UI"/>
-          <w:sz w:val="24"/>
-          <w:szCs w:val="24"/>
+          <w:sz w:val="28"/>
+          <w:szCs w:val="28"/>
         </w:rPr>
         <w:t>মধ্যে</w:t>
       </w:r>
-      <w:r>
-        <w:rPr>
-          <w:rFonts w:ascii="Times New Roman" w:eastAsia="Times New Roman" w:hAnsi="Times New Roman" w:cs="Times New Roman"/>
-          <w:sz w:val="24"/>
-          <w:szCs w:val="24"/>
+      <w:proofErr w:type="spellEnd"/>
+      <w:r>
+        <w:rPr>
+          <w:rFonts w:ascii="Times New Roman" w:eastAsia="Times New Roman" w:hAnsi="Times New Roman" w:cs="Times New Roman"/>
+          <w:sz w:val="28"/>
+          <w:szCs w:val="28"/>
         </w:rPr>
         <w:t xml:space="preserve"> </w:t>
       </w:r>
+      <w:proofErr w:type="spellStart"/>
       <w:r>
         <w:rPr>
           <w:rFonts w:ascii="Nirmala UI" w:eastAsia="Times New Roman" w:hAnsi="Nirmala UI" w:cs="Nirmala UI"/>
-          <w:sz w:val="24"/>
-          <w:szCs w:val="24"/>
+          <w:sz w:val="28"/>
+          <w:szCs w:val="28"/>
         </w:rPr>
         <w:t>ডাটা</w:t>
       </w:r>
-      <w:r>
-        <w:rPr>
-          <w:rFonts w:ascii="Times New Roman" w:eastAsia="Times New Roman" w:hAnsi="Times New Roman" w:cs="Times New Roman"/>
-          <w:sz w:val="24"/>
-          <w:szCs w:val="24"/>
+      <w:proofErr w:type="spellEnd"/>
+      <w:r>
+        <w:rPr>
+          <w:rFonts w:ascii="Times New Roman" w:eastAsia="Times New Roman" w:hAnsi="Times New Roman" w:cs="Times New Roman"/>
+          <w:sz w:val="28"/>
+          <w:szCs w:val="28"/>
         </w:rPr>
         <w:t xml:space="preserve"> </w:t>
       </w:r>
+      <w:proofErr w:type="spellStart"/>
       <w:r>
         <w:rPr>
           <w:rFonts w:ascii="Nirmala UI" w:eastAsia="Times New Roman" w:hAnsi="Nirmala UI" w:cs="Nirmala UI"/>
-          <w:sz w:val="24"/>
-          <w:szCs w:val="24"/>
+          <w:sz w:val="28"/>
+          <w:szCs w:val="28"/>
         </w:rPr>
         <w:t>আদান</w:t>
       </w:r>
       <w:r>
         <w:rPr>
           <w:rFonts w:ascii="Times New Roman" w:eastAsia="Times New Roman" w:hAnsi="Times New Roman" w:cs="Times New Roman"/>
-          <w:sz w:val="24"/>
-          <w:szCs w:val="24"/>
+          <w:sz w:val="28"/>
+          <w:szCs w:val="28"/>
         </w:rPr>
         <w:t>-</w:t>
       </w:r>
       <w:r>
         <w:rPr>
           <w:rFonts w:ascii="Nirmala UI" w:eastAsia="Times New Roman" w:hAnsi="Nirmala UI" w:cs="Nirmala UI"/>
-          <w:sz w:val="24"/>
-          <w:szCs w:val="24"/>
+          <w:sz w:val="28"/>
+          <w:szCs w:val="28"/>
         </w:rPr>
         <w:t>প্রদান</w:t>
       </w:r>
-      <w:r>
-        <w:rPr>
-          <w:rFonts w:ascii="Times New Roman" w:eastAsia="Times New Roman" w:hAnsi="Times New Roman" w:cs="Times New Roman"/>
-          <w:sz w:val="24"/>
-          <w:szCs w:val="24"/>
+      <w:proofErr w:type="spellEnd"/>
+      <w:r>
+        <w:rPr>
+          <w:rFonts w:ascii="Times New Roman" w:eastAsia="Times New Roman" w:hAnsi="Times New Roman" w:cs="Times New Roman"/>
+          <w:sz w:val="28"/>
+          <w:szCs w:val="28"/>
         </w:rPr>
         <w:t xml:space="preserve"> </w:t>
       </w:r>
+      <w:proofErr w:type="spellStart"/>
       <w:r>
         <w:rPr>
           <w:rFonts w:ascii="Nirmala UI" w:eastAsia="Times New Roman" w:hAnsi="Nirmala UI" w:cs="Nirmala UI"/>
           <w:b/>
           <w:bCs/>
-          <w:sz w:val="24"/>
-          <w:szCs w:val="24"/>
+          <w:sz w:val="28"/>
+          <w:szCs w:val="28"/>
         </w:rPr>
         <w:t>সহজ</w:t>
       </w:r>
-      <w:r>
-        <w:rPr>
-          <w:rFonts w:ascii="Times New Roman" w:eastAsia="Times New Roman" w:hAnsi="Times New Roman" w:cs="Times New Roman"/>
-          <w:b/>
-          <w:bCs/>
-          <w:sz w:val="24"/>
-          <w:szCs w:val="24"/>
+      <w:proofErr w:type="spellEnd"/>
+      <w:r>
+        <w:rPr>
+          <w:rFonts w:ascii="Times New Roman" w:eastAsia="Times New Roman" w:hAnsi="Times New Roman" w:cs="Times New Roman"/>
+          <w:b/>
+          <w:bCs/>
+          <w:sz w:val="28"/>
+          <w:szCs w:val="28"/>
         </w:rPr>
         <w:t xml:space="preserve">, </w:t>
       </w:r>
+      <w:proofErr w:type="spellStart"/>
       <w:r>
         <w:rPr>
           <w:rFonts w:ascii="Nirmala UI" w:eastAsia="Times New Roman" w:hAnsi="Nirmala UI" w:cs="Nirmala UI"/>
           <w:b/>
           <w:bCs/>
-          <w:sz w:val="24"/>
-          <w:szCs w:val="24"/>
+          <w:sz w:val="28"/>
+          <w:szCs w:val="28"/>
         </w:rPr>
         <w:t>স্ট্যান্ডার্ড</w:t>
       </w:r>
-      <w:r>
-        <w:rPr>
-          <w:rFonts w:ascii="Times New Roman" w:eastAsia="Times New Roman" w:hAnsi="Times New Roman" w:cs="Times New Roman"/>
-          <w:b/>
-          <w:bCs/>
-          <w:sz w:val="24"/>
-          <w:szCs w:val="24"/>
+      <w:proofErr w:type="spellEnd"/>
+      <w:r>
+        <w:rPr>
+          <w:rFonts w:ascii="Times New Roman" w:eastAsia="Times New Roman" w:hAnsi="Times New Roman" w:cs="Times New Roman"/>
+          <w:b/>
+          <w:bCs/>
+          <w:sz w:val="28"/>
+          <w:szCs w:val="28"/>
         </w:rPr>
         <w:t xml:space="preserve"> </w:t>
       </w:r>
+      <w:proofErr w:type="spellStart"/>
       <w:r>
         <w:rPr>
           <w:rFonts w:ascii="Nirmala UI" w:eastAsia="Times New Roman" w:hAnsi="Nirmala UI" w:cs="Nirmala UI"/>
           <w:b/>
           <w:bCs/>
-          <w:sz w:val="24"/>
-          <w:szCs w:val="24"/>
+          <w:sz w:val="28"/>
+          <w:szCs w:val="28"/>
         </w:rPr>
         <w:t>এবং</w:t>
       </w:r>
-      <w:r>
-        <w:rPr>
-          <w:rFonts w:ascii="Times New Roman" w:eastAsia="Times New Roman" w:hAnsi="Times New Roman" w:cs="Times New Roman"/>
-          <w:b/>
-          <w:bCs/>
-          <w:sz w:val="24"/>
-          <w:szCs w:val="24"/>
+      <w:proofErr w:type="spellEnd"/>
+      <w:r>
+        <w:rPr>
+          <w:rFonts w:ascii="Times New Roman" w:eastAsia="Times New Roman" w:hAnsi="Times New Roman" w:cs="Times New Roman"/>
+          <w:b/>
+          <w:bCs/>
+          <w:sz w:val="28"/>
+          <w:szCs w:val="28"/>
         </w:rPr>
         <w:t xml:space="preserve"> </w:t>
       </w:r>
+      <w:proofErr w:type="spellStart"/>
       <w:r>
         <w:rPr>
           <w:rFonts w:ascii="Nirmala UI" w:eastAsia="Times New Roman" w:hAnsi="Nirmala UI" w:cs="Nirmala UI"/>
           <w:b/>
           <w:bCs/>
-          <w:sz w:val="24"/>
-          <w:szCs w:val="24"/>
+          <w:sz w:val="28"/>
+          <w:szCs w:val="28"/>
         </w:rPr>
         <w:t>নির্ভরযোগ্য</w:t>
       </w:r>
-      <w:r>
-        <w:rPr>
-          <w:rFonts w:ascii="Times New Roman" w:eastAsia="Times New Roman" w:hAnsi="Times New Roman" w:cs="Times New Roman"/>
-          <w:sz w:val="24"/>
-          <w:szCs w:val="24"/>
+      <w:proofErr w:type="spellEnd"/>
+      <w:r>
+        <w:rPr>
+          <w:rFonts w:ascii="Times New Roman" w:eastAsia="Times New Roman" w:hAnsi="Times New Roman" w:cs="Times New Roman"/>
+          <w:sz w:val="28"/>
+          <w:szCs w:val="28"/>
         </w:rPr>
         <w:t xml:space="preserve"> </w:t>
       </w:r>
+      <w:proofErr w:type="spellStart"/>
       <w:r>
         <w:rPr>
           <w:rFonts w:ascii="Nirmala UI" w:eastAsia="Times New Roman" w:hAnsi="Nirmala UI" w:cs="Nirmala UI"/>
-          <w:sz w:val="24"/>
-          <w:szCs w:val="24"/>
-        </w:rPr>
-        <w:t>হয়।</w:t>
-      </w:r>
-    </w:p>
-    <w:p>
-      <w:pPr>
-        <w:spacing w:after="0" w:line="240" w:lineRule="auto"/>
-        <w:rPr>
-          <w:rFonts w:ascii="Times New Roman" w:eastAsia="Times New Roman" w:hAnsi="Times New Roman" w:cs="Times New Roman"/>
-          <w:sz w:val="24"/>
-          <w:szCs w:val="24"/>
-        </w:rPr>
-      </w:pPr>
-      <w:r>
-        <w:rPr>
-          <w:rFonts w:ascii="Times New Roman" w:eastAsia="Times New Roman" w:hAnsi="Times New Roman" w:cs="Times New Roman"/>
-          <w:sz w:val="24"/>
-          <w:szCs w:val="24"/>
-        </w:rPr>
-        <w:pict>
-          <v:rect id="_x0000_i1027" style="width:0;height:1.5pt" o:hralign="center" o:hrstd="t" o:hr="t" fillcolor="#a0a0a0" stroked="f"/>
-        </w:pict>
+          <w:sz w:val="28"/>
+          <w:szCs w:val="28"/>
+        </w:rPr>
+        <w:t>হয়</w:t>
+      </w:r>
+      <w:proofErr w:type="spellEnd"/>
+      <w:r>
+        <w:rPr>
+          <w:rFonts w:ascii="Nirmala UI" w:eastAsia="Times New Roman" w:hAnsi="Nirmala UI" w:cs="Nirmala UI"/>
+          <w:sz w:val="28"/>
+          <w:szCs w:val="28"/>
+        </w:rPr>
+        <w:t>।</w:t>
       </w:r>
     </w:p>
     <w:p>
@@ -1340,17 +1673,17 @@
           <w:rFonts w:ascii="Times New Roman" w:eastAsia="Times New Roman" w:hAnsi="Times New Roman" w:cs="Times New Roman"/>
           <w:b/>
           <w:bCs/>
-          <w:sz w:val="36"/>
-          <w:szCs w:val="36"/>
-        </w:rPr>
-      </w:pPr>
-      <w:r>
-        <w:rPr>
-          <w:rFonts w:ascii="Times New Roman" w:eastAsia="Times New Roman" w:hAnsi="Times New Roman" w:cs="Times New Roman"/>
-          <w:b/>
-          <w:bCs/>
-          <w:sz w:val="36"/>
-          <w:szCs w:val="36"/>
+          <w:sz w:val="28"/>
+          <w:szCs w:val="28"/>
+        </w:rPr>
+      </w:pPr>
+      <w:r>
+        <w:rPr>
+          <w:rFonts w:ascii="Times New Roman" w:eastAsia="Times New Roman" w:hAnsi="Times New Roman" w:cs="Times New Roman"/>
+          <w:b/>
+          <w:bCs/>
+          <w:sz w:val="28"/>
+          <w:szCs w:val="28"/>
         </w:rPr>
         <w:t>2️</w:t>
       </w:r>
@@ -1359,8 +1692,8 @@
           <w:rFonts w:ascii="Tahoma" w:eastAsia="Times New Roman" w:hAnsi="Tahoma" w:cs="Tahoma"/>
           <w:b/>
           <w:bCs/>
-          <w:sz w:val="36"/>
-          <w:szCs w:val="36"/>
+          <w:sz w:val="28"/>
+          <w:szCs w:val="28"/>
         </w:rPr>
         <w:t>⃣</w:t>
       </w:r>
@@ -1369,8 +1702,8 @@
           <w:rFonts w:ascii="Times New Roman" w:eastAsia="Times New Roman" w:hAnsi="Times New Roman" w:cs="Times New Roman"/>
           <w:b/>
           <w:bCs/>
-          <w:sz w:val="36"/>
-          <w:szCs w:val="36"/>
+          <w:sz w:val="28"/>
+          <w:szCs w:val="28"/>
         </w:rPr>
         <w:t xml:space="preserve"> Why OSI Model is Used? (Purpose)</w:t>
       </w:r>
@@ -1380,79 +1713,87 @@
         <w:spacing w:before="100" w:beforeAutospacing="1" w:after="100" w:afterAutospacing="1" w:line="240" w:lineRule="auto"/>
         <w:rPr>
           <w:rFonts w:ascii="Times New Roman" w:eastAsia="Times New Roman" w:hAnsi="Times New Roman" w:cs="Times New Roman"/>
-          <w:sz w:val="24"/>
-          <w:szCs w:val="24"/>
-        </w:rPr>
-      </w:pPr>
-      <w:r>
-        <w:rPr>
-          <w:rFonts w:ascii="Times New Roman" w:eastAsia="Times New Roman" w:hAnsi="Times New Roman" w:cs="Times New Roman"/>
-          <w:sz w:val="24"/>
-          <w:szCs w:val="24"/>
+          <w:sz w:val="28"/>
+          <w:szCs w:val="28"/>
+        </w:rPr>
+      </w:pPr>
+      <w:r>
+        <w:rPr>
+          <w:rFonts w:ascii="Times New Roman" w:eastAsia="Times New Roman" w:hAnsi="Times New Roman" w:cs="Times New Roman"/>
+          <w:sz w:val="28"/>
+          <w:szCs w:val="28"/>
         </w:rPr>
         <w:t xml:space="preserve">OSI Model </w:t>
       </w:r>
+      <w:proofErr w:type="spellStart"/>
       <w:r>
         <w:rPr>
           <w:rFonts w:ascii="Nirmala UI" w:eastAsia="Times New Roman" w:hAnsi="Nirmala UI" w:cs="Nirmala UI"/>
-          <w:sz w:val="24"/>
-          <w:szCs w:val="24"/>
+          <w:sz w:val="28"/>
+          <w:szCs w:val="28"/>
         </w:rPr>
         <w:t>ব্যবহার</w:t>
       </w:r>
-      <w:r>
-        <w:rPr>
-          <w:rFonts w:ascii="Times New Roman" w:eastAsia="Times New Roman" w:hAnsi="Times New Roman" w:cs="Times New Roman"/>
-          <w:sz w:val="24"/>
-          <w:szCs w:val="24"/>
+      <w:proofErr w:type="spellEnd"/>
+      <w:r>
+        <w:rPr>
+          <w:rFonts w:ascii="Times New Roman" w:eastAsia="Times New Roman" w:hAnsi="Times New Roman" w:cs="Times New Roman"/>
+          <w:sz w:val="28"/>
+          <w:szCs w:val="28"/>
         </w:rPr>
         <w:t xml:space="preserve"> </w:t>
       </w:r>
+      <w:proofErr w:type="spellStart"/>
       <w:r>
         <w:rPr>
           <w:rFonts w:ascii="Nirmala UI" w:eastAsia="Times New Roman" w:hAnsi="Nirmala UI" w:cs="Nirmala UI"/>
-          <w:sz w:val="24"/>
-          <w:szCs w:val="24"/>
+          <w:sz w:val="28"/>
+          <w:szCs w:val="28"/>
         </w:rPr>
         <w:t>করা</w:t>
       </w:r>
-      <w:r>
-        <w:rPr>
-          <w:rFonts w:ascii="Times New Roman" w:eastAsia="Times New Roman" w:hAnsi="Times New Roman" w:cs="Times New Roman"/>
-          <w:sz w:val="24"/>
-          <w:szCs w:val="24"/>
+      <w:proofErr w:type="spellEnd"/>
+      <w:r>
+        <w:rPr>
+          <w:rFonts w:ascii="Times New Roman" w:eastAsia="Times New Roman" w:hAnsi="Times New Roman" w:cs="Times New Roman"/>
+          <w:sz w:val="28"/>
+          <w:szCs w:val="28"/>
         </w:rPr>
         <w:t xml:space="preserve"> </w:t>
       </w:r>
+      <w:proofErr w:type="spellStart"/>
       <w:r>
         <w:rPr>
           <w:rFonts w:ascii="Nirmala UI" w:eastAsia="Times New Roman" w:hAnsi="Nirmala UI" w:cs="Nirmala UI"/>
-          <w:sz w:val="24"/>
-          <w:szCs w:val="24"/>
+          <w:sz w:val="28"/>
+          <w:szCs w:val="28"/>
         </w:rPr>
         <w:t>হয়</w:t>
       </w:r>
-      <w:r>
-        <w:rPr>
-          <w:rFonts w:ascii="Times New Roman" w:eastAsia="Times New Roman" w:hAnsi="Times New Roman" w:cs="Times New Roman"/>
-          <w:sz w:val="24"/>
-          <w:szCs w:val="24"/>
+      <w:proofErr w:type="spellEnd"/>
+      <w:r>
+        <w:rPr>
+          <w:rFonts w:ascii="Times New Roman" w:eastAsia="Times New Roman" w:hAnsi="Times New Roman" w:cs="Times New Roman"/>
+          <w:sz w:val="28"/>
+          <w:szCs w:val="28"/>
         </w:rPr>
         <w:t xml:space="preserve"> </w:t>
       </w:r>
+      <w:proofErr w:type="spellStart"/>
       <w:r>
         <w:rPr>
           <w:rFonts w:ascii="Nirmala UI" w:eastAsia="Times New Roman" w:hAnsi="Nirmala UI" w:cs="Nirmala UI"/>
-          <w:sz w:val="24"/>
-          <w:szCs w:val="24"/>
+          <w:sz w:val="28"/>
+          <w:szCs w:val="28"/>
         </w:rPr>
         <w:t>কারণ</w:t>
       </w:r>
-      <w:r>
-        <w:rPr>
-          <w:rFonts w:ascii="Times New Roman" w:eastAsia="Times New Roman" w:hAnsi="Times New Roman" w:cs="Times New Roman"/>
-          <w:sz w:val="24"/>
-          <w:szCs w:val="24"/>
+      <w:proofErr w:type="spellEnd"/>
+      <w:r>
+        <w:rPr>
+          <w:rFonts w:ascii="Times New Roman" w:eastAsia="Times New Roman" w:hAnsi="Times New Roman" w:cs="Times New Roman"/>
+          <w:sz w:val="28"/>
+          <w:szCs w:val="28"/>
         </w:rPr>
         <w:t>:</w:t>
       </w:r>
@@ -1466,42 +1807,46 @@
         <w:spacing w:before="100" w:beforeAutospacing="1" w:after="100" w:afterAutospacing="1" w:line="240" w:lineRule="auto"/>
         <w:rPr>
           <w:rFonts w:ascii="Times New Roman" w:eastAsia="Times New Roman" w:hAnsi="Times New Roman" w:cs="Times New Roman"/>
-          <w:sz w:val="24"/>
-          <w:szCs w:val="24"/>
-        </w:rPr>
-      </w:pPr>
-      <w:r>
-        <w:rPr>
-          <w:rFonts w:ascii="Times New Roman" w:eastAsia="Times New Roman" w:hAnsi="Times New Roman" w:cs="Times New Roman"/>
-          <w:sz w:val="24"/>
-          <w:szCs w:val="24"/>
+          <w:sz w:val="28"/>
+          <w:szCs w:val="28"/>
+        </w:rPr>
+      </w:pPr>
+      <w:r>
+        <w:rPr>
+          <w:rFonts w:ascii="Times New Roman" w:eastAsia="Times New Roman" w:hAnsi="Times New Roman" w:cs="Times New Roman"/>
+          <w:sz w:val="28"/>
+          <w:szCs w:val="28"/>
         </w:rPr>
         <w:t xml:space="preserve">Network communication </w:t>
       </w:r>
+      <w:proofErr w:type="spellStart"/>
       <w:r>
         <w:rPr>
           <w:rFonts w:ascii="Nirmala UI" w:eastAsia="Times New Roman" w:hAnsi="Nirmala UI" w:cs="Nirmala UI"/>
-          <w:sz w:val="24"/>
-          <w:szCs w:val="24"/>
+          <w:sz w:val="28"/>
+          <w:szCs w:val="28"/>
         </w:rPr>
         <w:t>সহজভাবে</w:t>
       </w:r>
-      <w:r>
-        <w:rPr>
-          <w:rFonts w:ascii="Times New Roman" w:eastAsia="Times New Roman" w:hAnsi="Times New Roman" w:cs="Times New Roman"/>
-          <w:sz w:val="24"/>
-          <w:szCs w:val="24"/>
+      <w:proofErr w:type="spellEnd"/>
+      <w:r>
+        <w:rPr>
+          <w:rFonts w:ascii="Times New Roman" w:eastAsia="Times New Roman" w:hAnsi="Times New Roman" w:cs="Times New Roman"/>
+          <w:sz w:val="28"/>
+          <w:szCs w:val="28"/>
         </w:rPr>
         <w:t xml:space="preserve"> </w:t>
       </w:r>
+      <w:proofErr w:type="spellStart"/>
       <w:r>
         <w:rPr>
           <w:rFonts w:ascii="Nirmala UI" w:eastAsia="Times New Roman" w:hAnsi="Nirmala UI" w:cs="Nirmala UI"/>
-          <w:sz w:val="24"/>
-          <w:szCs w:val="24"/>
+          <w:sz w:val="28"/>
+          <w:szCs w:val="28"/>
         </w:rPr>
         <w:t>বুঝতে</w:t>
       </w:r>
+      <w:proofErr w:type="spellEnd"/>
     </w:p>
     <w:p>
       <w:pPr>
@@ -1512,58 +1857,64 @@
         <w:spacing w:before="100" w:beforeAutospacing="1" w:after="100" w:afterAutospacing="1" w:line="240" w:lineRule="auto"/>
         <w:rPr>
           <w:rFonts w:ascii="Times New Roman" w:eastAsia="Times New Roman" w:hAnsi="Times New Roman" w:cs="Times New Roman"/>
-          <w:sz w:val="24"/>
-          <w:szCs w:val="24"/>
-        </w:rPr>
-      </w:pPr>
-      <w:r>
-        <w:rPr>
-          <w:rFonts w:ascii="Times New Roman" w:eastAsia="Times New Roman" w:hAnsi="Times New Roman" w:cs="Times New Roman"/>
-          <w:sz w:val="24"/>
-          <w:szCs w:val="24"/>
+          <w:sz w:val="28"/>
+          <w:szCs w:val="28"/>
+        </w:rPr>
+      </w:pPr>
+      <w:r>
+        <w:rPr>
+          <w:rFonts w:ascii="Times New Roman" w:eastAsia="Times New Roman" w:hAnsi="Times New Roman" w:cs="Times New Roman"/>
+          <w:sz w:val="28"/>
+          <w:szCs w:val="28"/>
         </w:rPr>
         <w:t xml:space="preserve">Complex network system </w:t>
       </w:r>
+      <w:proofErr w:type="spellStart"/>
       <w:r>
         <w:rPr>
           <w:rFonts w:ascii="Nirmala UI" w:eastAsia="Times New Roman" w:hAnsi="Nirmala UI" w:cs="Nirmala UI"/>
-          <w:sz w:val="24"/>
-          <w:szCs w:val="24"/>
+          <w:sz w:val="28"/>
+          <w:szCs w:val="28"/>
         </w:rPr>
         <w:t>কে</w:t>
       </w:r>
-      <w:r>
-        <w:rPr>
-          <w:rFonts w:ascii="Times New Roman" w:eastAsia="Times New Roman" w:hAnsi="Times New Roman" w:cs="Times New Roman"/>
-          <w:sz w:val="24"/>
-          <w:szCs w:val="24"/>
+      <w:proofErr w:type="spellEnd"/>
+      <w:r>
+        <w:rPr>
+          <w:rFonts w:ascii="Times New Roman" w:eastAsia="Times New Roman" w:hAnsi="Times New Roman" w:cs="Times New Roman"/>
+          <w:sz w:val="28"/>
+          <w:szCs w:val="28"/>
         </w:rPr>
         <w:t xml:space="preserve"> layer-wise </w:t>
       </w:r>
+      <w:proofErr w:type="spellStart"/>
       <w:r>
         <w:rPr>
           <w:rFonts w:ascii="Nirmala UI" w:eastAsia="Times New Roman" w:hAnsi="Nirmala UI" w:cs="Nirmala UI"/>
-          <w:sz w:val="24"/>
-          <w:szCs w:val="24"/>
+          <w:sz w:val="28"/>
+          <w:szCs w:val="28"/>
         </w:rPr>
         <w:t>ভাগ</w:t>
       </w:r>
-      <w:r>
-        <w:rPr>
-          <w:rFonts w:ascii="Times New Roman" w:eastAsia="Times New Roman" w:hAnsi="Times New Roman" w:cs="Times New Roman"/>
-          <w:sz w:val="24"/>
-          <w:szCs w:val="24"/>
+      <w:proofErr w:type="spellEnd"/>
+      <w:r>
+        <w:rPr>
+          <w:rFonts w:ascii="Times New Roman" w:eastAsia="Times New Roman" w:hAnsi="Times New Roman" w:cs="Times New Roman"/>
+          <w:sz w:val="28"/>
+          <w:szCs w:val="28"/>
         </w:rPr>
         <w:t xml:space="preserve"> </w:t>
       </w:r>
+      <w:proofErr w:type="spellStart"/>
       <w:r>
         <w:rPr>
           <w:rFonts w:ascii="Nirmala UI" w:eastAsia="Times New Roman" w:hAnsi="Nirmala UI" w:cs="Nirmala UI"/>
-          <w:sz w:val="24"/>
-          <w:szCs w:val="24"/>
+          <w:sz w:val="28"/>
+          <w:szCs w:val="28"/>
         </w:rPr>
         <w:t>করতে</w:t>
       </w:r>
+      <w:proofErr w:type="spellEnd"/>
     </w:p>
     <w:p>
       <w:pPr>
@@ -1574,74 +1925,82 @@
         <w:spacing w:before="100" w:beforeAutospacing="1" w:after="100" w:afterAutospacing="1" w:line="240" w:lineRule="auto"/>
         <w:rPr>
           <w:rFonts w:ascii="Times New Roman" w:eastAsia="Times New Roman" w:hAnsi="Times New Roman" w:cs="Times New Roman"/>
-          <w:sz w:val="24"/>
-          <w:szCs w:val="24"/>
-        </w:rPr>
-      </w:pPr>
-      <w:r>
-        <w:rPr>
-          <w:rFonts w:ascii="Times New Roman" w:eastAsia="Times New Roman" w:hAnsi="Times New Roman" w:cs="Times New Roman"/>
-          <w:sz w:val="24"/>
-          <w:szCs w:val="24"/>
+          <w:sz w:val="28"/>
+          <w:szCs w:val="28"/>
+        </w:rPr>
+      </w:pPr>
+      <w:r>
+        <w:rPr>
+          <w:rFonts w:ascii="Times New Roman" w:eastAsia="Times New Roman" w:hAnsi="Times New Roman" w:cs="Times New Roman"/>
+          <w:sz w:val="28"/>
+          <w:szCs w:val="28"/>
         </w:rPr>
         <w:t>Different vendor devices-</w:t>
       </w:r>
+      <w:proofErr w:type="spellStart"/>
       <w:r>
         <w:rPr>
           <w:rFonts w:ascii="Nirmala UI" w:eastAsia="Times New Roman" w:hAnsi="Nirmala UI" w:cs="Nirmala UI"/>
-          <w:sz w:val="24"/>
-          <w:szCs w:val="24"/>
+          <w:sz w:val="28"/>
+          <w:szCs w:val="28"/>
         </w:rPr>
         <w:t>এর</w:t>
       </w:r>
-      <w:r>
-        <w:rPr>
-          <w:rFonts w:ascii="Times New Roman" w:eastAsia="Times New Roman" w:hAnsi="Times New Roman" w:cs="Times New Roman"/>
-          <w:sz w:val="24"/>
-          <w:szCs w:val="24"/>
+      <w:proofErr w:type="spellEnd"/>
+      <w:r>
+        <w:rPr>
+          <w:rFonts w:ascii="Times New Roman" w:eastAsia="Times New Roman" w:hAnsi="Times New Roman" w:cs="Times New Roman"/>
+          <w:sz w:val="28"/>
+          <w:szCs w:val="28"/>
         </w:rPr>
         <w:t xml:space="preserve"> </w:t>
       </w:r>
+      <w:proofErr w:type="spellStart"/>
       <w:r>
         <w:rPr>
           <w:rFonts w:ascii="Nirmala UI" w:eastAsia="Times New Roman" w:hAnsi="Nirmala UI" w:cs="Nirmala UI"/>
-          <w:sz w:val="24"/>
-          <w:szCs w:val="24"/>
+          <w:sz w:val="28"/>
+          <w:szCs w:val="28"/>
         </w:rPr>
         <w:t>মধ্যে</w:t>
       </w:r>
-      <w:r>
-        <w:rPr>
-          <w:rFonts w:ascii="Times New Roman" w:eastAsia="Times New Roman" w:hAnsi="Times New Roman" w:cs="Times New Roman"/>
-          <w:sz w:val="24"/>
-          <w:szCs w:val="24"/>
+      <w:proofErr w:type="spellEnd"/>
+      <w:r>
+        <w:rPr>
+          <w:rFonts w:ascii="Times New Roman" w:eastAsia="Times New Roman" w:hAnsi="Times New Roman" w:cs="Times New Roman"/>
+          <w:sz w:val="28"/>
+          <w:szCs w:val="28"/>
         </w:rPr>
         <w:t xml:space="preserve"> compatibility </w:t>
       </w:r>
+      <w:proofErr w:type="spellStart"/>
       <w:r>
         <w:rPr>
           <w:rFonts w:ascii="Nirmala UI" w:eastAsia="Times New Roman" w:hAnsi="Nirmala UI" w:cs="Nirmala UI"/>
-          <w:sz w:val="24"/>
-          <w:szCs w:val="24"/>
+          <w:sz w:val="28"/>
+          <w:szCs w:val="28"/>
         </w:rPr>
         <w:t>নিশ্চিত</w:t>
       </w:r>
-      <w:r>
-        <w:rPr>
-          <w:rFonts w:ascii="Times New Roman" w:eastAsia="Times New Roman" w:hAnsi="Times New Roman" w:cs="Times New Roman"/>
-          <w:sz w:val="24"/>
-          <w:szCs w:val="24"/>
+      <w:proofErr w:type="spellEnd"/>
+      <w:r>
+        <w:rPr>
+          <w:rFonts w:ascii="Times New Roman" w:eastAsia="Times New Roman" w:hAnsi="Times New Roman" w:cs="Times New Roman"/>
+          <w:sz w:val="28"/>
+          <w:szCs w:val="28"/>
         </w:rPr>
         <w:t xml:space="preserve"> </w:t>
       </w:r>
+      <w:proofErr w:type="spellStart"/>
       <w:r>
         <w:rPr>
           <w:rFonts w:ascii="Nirmala UI" w:eastAsia="Times New Roman" w:hAnsi="Nirmala UI" w:cs="Nirmala UI"/>
-          <w:sz w:val="24"/>
-          <w:szCs w:val="24"/>
+          <w:sz w:val="28"/>
+          <w:szCs w:val="28"/>
         </w:rPr>
         <w:t>করতে</w:t>
       </w:r>
+      <w:proofErr w:type="spellEnd"/>
     </w:p>
     <w:p>
       <w:pPr>
@@ -1652,42 +2011,47 @@
         <w:spacing w:before="100" w:beforeAutospacing="1" w:after="100" w:afterAutospacing="1" w:line="240" w:lineRule="auto"/>
         <w:rPr>
           <w:rFonts w:ascii="Times New Roman" w:eastAsia="Times New Roman" w:hAnsi="Times New Roman" w:cs="Times New Roman"/>
-          <w:sz w:val="24"/>
-          <w:szCs w:val="24"/>
-        </w:rPr>
-      </w:pPr>
-      <w:r>
-        <w:rPr>
-          <w:rFonts w:ascii="Times New Roman" w:eastAsia="Times New Roman" w:hAnsi="Times New Roman" w:cs="Times New Roman"/>
-          <w:sz w:val="24"/>
-          <w:szCs w:val="24"/>
-        </w:rPr>
+          <w:sz w:val="28"/>
+          <w:szCs w:val="28"/>
+        </w:rPr>
+      </w:pPr>
+      <w:r>
+        <w:rPr>
+          <w:rFonts w:ascii="Times New Roman" w:eastAsia="Times New Roman" w:hAnsi="Times New Roman" w:cs="Times New Roman"/>
+          <w:sz w:val="28"/>
+          <w:szCs w:val="28"/>
+        </w:rPr>
+        <w:lastRenderedPageBreak/>
         <w:t xml:space="preserve">Troubleshooting </w:t>
       </w:r>
+      <w:proofErr w:type="spellStart"/>
       <w:r>
         <w:rPr>
           <w:rFonts w:ascii="Nirmala UI" w:eastAsia="Times New Roman" w:hAnsi="Nirmala UI" w:cs="Nirmala UI"/>
-          <w:sz w:val="24"/>
-          <w:szCs w:val="24"/>
+          <w:sz w:val="28"/>
+          <w:szCs w:val="28"/>
         </w:rPr>
         <w:t>সহজ</w:t>
       </w:r>
-      <w:r>
-        <w:rPr>
-          <w:rFonts w:ascii="Times New Roman" w:eastAsia="Times New Roman" w:hAnsi="Times New Roman" w:cs="Times New Roman"/>
-          <w:sz w:val="24"/>
-          <w:szCs w:val="24"/>
+      <w:proofErr w:type="spellEnd"/>
+      <w:r>
+        <w:rPr>
+          <w:rFonts w:ascii="Times New Roman" w:eastAsia="Times New Roman" w:hAnsi="Times New Roman" w:cs="Times New Roman"/>
+          <w:sz w:val="28"/>
+          <w:szCs w:val="28"/>
         </w:rPr>
         <w:t xml:space="preserve"> </w:t>
       </w:r>
+      <w:proofErr w:type="spellStart"/>
       <w:r>
         <w:rPr>
           <w:rFonts w:ascii="Nirmala UI" w:eastAsia="Times New Roman" w:hAnsi="Nirmala UI" w:cs="Nirmala UI"/>
-          <w:sz w:val="24"/>
-          <w:szCs w:val="24"/>
+          <w:sz w:val="28"/>
+          <w:szCs w:val="28"/>
         </w:rPr>
         <w:t>করতে</w:t>
       </w:r>
+      <w:proofErr w:type="spellEnd"/>
     </w:p>
     <w:p>
       <w:pPr>
@@ -1698,78 +2062,62 @@
         <w:spacing w:before="100" w:beforeAutospacing="1" w:after="100" w:afterAutospacing="1" w:line="240" w:lineRule="auto"/>
         <w:rPr>
           <w:rFonts w:ascii="Times New Roman" w:eastAsia="Times New Roman" w:hAnsi="Times New Roman" w:cs="Times New Roman"/>
-          <w:sz w:val="24"/>
-          <w:szCs w:val="24"/>
-        </w:rPr>
-      </w:pPr>
-      <w:r>
-        <w:rPr>
-          <w:rFonts w:ascii="Times New Roman" w:eastAsia="Times New Roman" w:hAnsi="Times New Roman" w:cs="Times New Roman"/>
-          <w:sz w:val="24"/>
-          <w:szCs w:val="24"/>
+          <w:sz w:val="28"/>
+          <w:szCs w:val="28"/>
+        </w:rPr>
+      </w:pPr>
+      <w:r>
+        <w:rPr>
+          <w:rFonts w:ascii="Times New Roman" w:eastAsia="Times New Roman" w:hAnsi="Times New Roman" w:cs="Times New Roman"/>
+          <w:sz w:val="28"/>
+          <w:szCs w:val="28"/>
         </w:rPr>
         <w:t xml:space="preserve">Network design </w:t>
       </w:r>
       <w:r>
         <w:rPr>
           <w:rFonts w:ascii="Nirmala UI" w:eastAsia="Times New Roman" w:hAnsi="Nirmala UI" w:cs="Nirmala UI"/>
-          <w:sz w:val="24"/>
-          <w:szCs w:val="24"/>
+          <w:sz w:val="28"/>
+          <w:szCs w:val="28"/>
         </w:rPr>
         <w:t>ও</w:t>
       </w:r>
       <w:r>
         <w:rPr>
           <w:rFonts w:ascii="Times New Roman" w:eastAsia="Times New Roman" w:hAnsi="Times New Roman" w:cs="Times New Roman"/>
-          <w:sz w:val="24"/>
-          <w:szCs w:val="24"/>
+          <w:sz w:val="28"/>
+          <w:szCs w:val="28"/>
         </w:rPr>
         <w:t xml:space="preserve"> development </w:t>
       </w:r>
+      <w:proofErr w:type="spellStart"/>
       <w:r>
         <w:rPr>
           <w:rFonts w:ascii="Nirmala UI" w:eastAsia="Times New Roman" w:hAnsi="Nirmala UI" w:cs="Nirmala UI"/>
-          <w:sz w:val="24"/>
-          <w:szCs w:val="24"/>
+          <w:sz w:val="28"/>
+          <w:szCs w:val="28"/>
         </w:rPr>
         <w:t>সহজ</w:t>
       </w:r>
-      <w:r>
-        <w:rPr>
-          <w:rFonts w:ascii="Times New Roman" w:eastAsia="Times New Roman" w:hAnsi="Times New Roman" w:cs="Times New Roman"/>
-          <w:sz w:val="24"/>
-          <w:szCs w:val="24"/>
+      <w:proofErr w:type="spellEnd"/>
+      <w:r>
+        <w:rPr>
+          <w:rFonts w:ascii="Times New Roman" w:eastAsia="Times New Roman" w:hAnsi="Times New Roman" w:cs="Times New Roman"/>
+          <w:sz w:val="28"/>
+          <w:szCs w:val="28"/>
         </w:rPr>
         <w:t xml:space="preserve"> </w:t>
       </w:r>
+      <w:proofErr w:type="spellStart"/>
       <w:r>
         <w:rPr>
           <w:rFonts w:ascii="Nirmala UI" w:eastAsia="Times New Roman" w:hAnsi="Nirmala UI" w:cs="Nirmala UI"/>
-          <w:sz w:val="24"/>
-          <w:szCs w:val="24"/>
+          <w:sz w:val="28"/>
+          <w:szCs w:val="28"/>
         </w:rPr>
         <w:t>করতে</w:t>
       </w:r>
-    </w:p>
-    <w:p>
-      <w:pPr>
-        <w:spacing w:after="0" w:line="240" w:lineRule="auto"/>
-        <w:rPr>
-          <w:rFonts w:ascii="Times New Roman" w:eastAsia="Times New Roman" w:hAnsi="Times New Roman" w:cs="Times New Roman"/>
-          <w:sz w:val="24"/>
-          <w:szCs w:val="24"/>
-        </w:rPr>
-      </w:pPr>
-      <w:r>
-        <w:rPr>
-          <w:rFonts w:ascii="Times New Roman" w:eastAsia="Times New Roman" w:hAnsi="Times New Roman" w:cs="Times New Roman"/>
-          <w:sz w:val="24"/>
-          <w:szCs w:val="24"/>
-        </w:rPr>
-        <w:pict>
-          <v:rect id="_x0000_i1028" style="width:0;height:1.5pt" o:hralign="center" o:hrstd="t" o:hr="t" fillcolor="#a0a0a0" stroked="f"/>
-        </w:pict>
-      </w:r>
+      <w:proofErr w:type="spellEnd"/>
     </w:p>
     <w:p>
       <w:pPr>
@@ -1779,17 +2127,17 @@
           <w:rFonts w:ascii="Times New Roman" w:eastAsia="Times New Roman" w:hAnsi="Times New Roman" w:cs="Times New Roman"/>
           <w:b/>
           <w:bCs/>
-          <w:sz w:val="36"/>
-          <w:szCs w:val="36"/>
-        </w:rPr>
-      </w:pPr>
-      <w:r>
-        <w:rPr>
-          <w:rFonts w:ascii="Times New Roman" w:eastAsia="Times New Roman" w:hAnsi="Times New Roman" w:cs="Times New Roman"/>
-          <w:b/>
-          <w:bCs/>
-          <w:sz w:val="36"/>
-          <w:szCs w:val="36"/>
+          <w:sz w:val="28"/>
+          <w:szCs w:val="28"/>
+        </w:rPr>
+      </w:pPr>
+      <w:r>
+        <w:rPr>
+          <w:rFonts w:ascii="Times New Roman" w:eastAsia="Times New Roman" w:hAnsi="Times New Roman" w:cs="Times New Roman"/>
+          <w:b/>
+          <w:bCs/>
+          <w:sz w:val="28"/>
+          <w:szCs w:val="28"/>
         </w:rPr>
         <w:t>3️</w:t>
       </w:r>
@@ -1798,8 +2146,8 @@
           <w:rFonts w:ascii="Tahoma" w:eastAsia="Times New Roman" w:hAnsi="Tahoma" w:cs="Tahoma"/>
           <w:b/>
           <w:bCs/>
-          <w:sz w:val="36"/>
-          <w:szCs w:val="36"/>
+          <w:sz w:val="28"/>
+          <w:szCs w:val="28"/>
         </w:rPr>
         <w:t>⃣</w:t>
       </w:r>
@@ -1808,8 +2156,8 @@
           <w:rFonts w:ascii="Times New Roman" w:eastAsia="Times New Roman" w:hAnsi="Times New Roman" w:cs="Times New Roman"/>
           <w:b/>
           <w:bCs/>
-          <w:sz w:val="36"/>
-          <w:szCs w:val="36"/>
+          <w:sz w:val="28"/>
+          <w:szCs w:val="28"/>
         </w:rPr>
         <w:t xml:space="preserve"> Number of Layers in OSI Model</w:t>
       </w:r>
@@ -1819,24 +2167,23 @@
         <w:spacing w:before="100" w:beforeAutospacing="1" w:after="100" w:afterAutospacing="1" w:line="240" w:lineRule="auto"/>
         <w:rPr>
           <w:rFonts w:ascii="Times New Roman" w:eastAsia="Times New Roman" w:hAnsi="Times New Roman" w:cs="Times New Roman"/>
-          <w:sz w:val="24"/>
-          <w:szCs w:val="24"/>
+          <w:sz w:val="28"/>
+          <w:szCs w:val="28"/>
         </w:rPr>
       </w:pPr>
       <w:r>
         <w:rPr>
           <w:rFonts w:ascii="Segoe UI Symbol" w:eastAsia="Times New Roman" w:hAnsi="Segoe UI Symbol" w:cs="Segoe UI Symbol"/>
-          <w:sz w:val="24"/>
-          <w:szCs w:val="24"/>
-        </w:rPr>
-        <w:lastRenderedPageBreak/>
+          <w:sz w:val="28"/>
+          <w:szCs w:val="28"/>
+        </w:rPr>
         <w:t>👉</w:t>
       </w:r>
       <w:r>
         <w:rPr>
           <w:rFonts w:ascii="Times New Roman" w:eastAsia="Times New Roman" w:hAnsi="Times New Roman" w:cs="Times New Roman"/>
-          <w:sz w:val="24"/>
-          <w:szCs w:val="24"/>
+          <w:sz w:val="28"/>
+          <w:szCs w:val="28"/>
         </w:rPr>
         <w:t xml:space="preserve"> </w:t>
       </w:r>
@@ -1845,51 +2192,31 @@
           <w:rFonts w:ascii="Times New Roman" w:eastAsia="Times New Roman" w:hAnsi="Times New Roman" w:cs="Times New Roman"/>
           <w:b/>
           <w:bCs/>
-          <w:sz w:val="24"/>
-          <w:szCs w:val="24"/>
+          <w:sz w:val="28"/>
+          <w:szCs w:val="28"/>
         </w:rPr>
         <w:t>OSI Model has 7 layers</w:t>
       </w:r>
     </w:p>
     <w:p>
       <w:pPr>
-        <w:spacing w:after="0" w:line="240" w:lineRule="auto"/>
-        <w:rPr>
-          <w:rFonts w:ascii="Times New Roman" w:eastAsia="Times New Roman" w:hAnsi="Times New Roman" w:cs="Times New Roman"/>
-          <w:sz w:val="24"/>
-          <w:szCs w:val="24"/>
-        </w:rPr>
-      </w:pPr>
-      <w:r>
-        <w:rPr>
-          <w:rFonts w:ascii="Times New Roman" w:eastAsia="Times New Roman" w:hAnsi="Times New Roman" w:cs="Times New Roman"/>
-          <w:sz w:val="24"/>
-          <w:szCs w:val="24"/>
-        </w:rPr>
-        <w:pict>
-          <v:rect id="_x0000_i1029" style="width:0;height:1.5pt" o:hralign="center" o:hrstd="t" o:hr="t" fillcolor="#a0a0a0" stroked="f"/>
-        </w:pict>
-      </w:r>
-    </w:p>
-    <w:p>
-      <w:pPr>
         <w:spacing w:before="100" w:beforeAutospacing="1" w:after="100" w:afterAutospacing="1" w:line="240" w:lineRule="auto"/>
         <w:outlineLvl w:val="1"/>
         <w:rPr>
           <w:rFonts w:ascii="Times New Roman" w:eastAsia="Times New Roman" w:hAnsi="Times New Roman" w:cs="Times New Roman"/>
           <w:b/>
           <w:bCs/>
-          <w:sz w:val="36"/>
-          <w:szCs w:val="36"/>
-        </w:rPr>
-      </w:pPr>
-      <w:r>
-        <w:rPr>
-          <w:rFonts w:ascii="Times New Roman" w:eastAsia="Times New Roman" w:hAnsi="Times New Roman" w:cs="Times New Roman"/>
-          <w:b/>
-          <w:bCs/>
-          <w:sz w:val="36"/>
-          <w:szCs w:val="36"/>
+          <w:sz w:val="28"/>
+          <w:szCs w:val="28"/>
+        </w:rPr>
+      </w:pPr>
+      <w:r>
+        <w:rPr>
+          <w:rFonts w:ascii="Times New Roman" w:eastAsia="Times New Roman" w:hAnsi="Times New Roman" w:cs="Times New Roman"/>
+          <w:b/>
+          <w:bCs/>
+          <w:sz w:val="28"/>
+          <w:szCs w:val="28"/>
         </w:rPr>
         <w:t>4️</w:t>
       </w:r>
@@ -1898,8 +2225,8 @@
           <w:rFonts w:ascii="Tahoma" w:eastAsia="Times New Roman" w:hAnsi="Tahoma" w:cs="Tahoma"/>
           <w:b/>
           <w:bCs/>
-          <w:sz w:val="36"/>
-          <w:szCs w:val="36"/>
+          <w:sz w:val="28"/>
+          <w:szCs w:val="28"/>
         </w:rPr>
         <w:t>⃣</w:t>
       </w:r>
@@ -1908,8 +2235,8 @@
           <w:rFonts w:ascii="Times New Roman" w:eastAsia="Times New Roman" w:hAnsi="Times New Roman" w:cs="Times New Roman"/>
           <w:b/>
           <w:bCs/>
-          <w:sz w:val="36"/>
-          <w:szCs w:val="36"/>
+          <w:sz w:val="28"/>
+          <w:szCs w:val="28"/>
         </w:rPr>
         <w:t xml:space="preserve"> OSI Model Layers (Top to Bottom Order)</w:t>
       </w:r>
@@ -1919,15 +2246,15 @@
         <w:spacing w:before="100" w:beforeAutospacing="1" w:after="100" w:afterAutospacing="1" w:line="240" w:lineRule="auto"/>
         <w:rPr>
           <w:rFonts w:ascii="Times New Roman" w:eastAsia="Times New Roman" w:hAnsi="Times New Roman" w:cs="Times New Roman"/>
-          <w:sz w:val="24"/>
-          <w:szCs w:val="24"/>
-        </w:rPr>
-      </w:pPr>
-      <w:r>
-        <w:rPr>
-          <w:rFonts w:ascii="Times New Roman" w:eastAsia="Times New Roman" w:hAnsi="Times New Roman" w:cs="Times New Roman"/>
-          <w:sz w:val="24"/>
-          <w:szCs w:val="24"/>
+          <w:sz w:val="28"/>
+          <w:szCs w:val="28"/>
+        </w:rPr>
+      </w:pPr>
+      <w:r>
+        <w:rPr>
+          <w:rFonts w:ascii="Times New Roman" w:eastAsia="Times New Roman" w:hAnsi="Times New Roman" w:cs="Times New Roman"/>
+          <w:sz w:val="28"/>
+          <w:szCs w:val="28"/>
         </w:rPr>
         <w:t>Mnemonic:</w:t>
       </w:r>
@@ -1937,19 +2264,41 @@
         <w:spacing w:beforeAutospacing="1" w:after="100" w:afterAutospacing="1" w:line="240" w:lineRule="auto"/>
         <w:rPr>
           <w:rFonts w:ascii="Times New Roman" w:eastAsia="Times New Roman" w:hAnsi="Times New Roman" w:cs="Times New Roman"/>
-          <w:sz w:val="24"/>
-          <w:szCs w:val="24"/>
-        </w:rPr>
-      </w:pPr>
-      <w:r>
-        <w:rPr>
-          <w:rFonts w:ascii="Times New Roman" w:eastAsia="Times New Roman" w:hAnsi="Times New Roman" w:cs="Times New Roman"/>
-          <w:b/>
-          <w:bCs/>
-          <w:sz w:val="24"/>
-          <w:szCs w:val="24"/>
-        </w:rPr>
-        <w:t>All People Seem To Need Data Processing</w:t>
+          <w:sz w:val="28"/>
+          <w:szCs w:val="28"/>
+        </w:rPr>
+      </w:pPr>
+      <w:r>
+        <w:rPr>
+          <w:rFonts w:ascii="Times New Roman" w:eastAsia="Times New Roman" w:hAnsi="Times New Roman" w:cs="Times New Roman"/>
+          <w:b/>
+          <w:bCs/>
+          <w:sz w:val="28"/>
+          <w:szCs w:val="28"/>
+        </w:rPr>
+        <w:t xml:space="preserve">All People Seem </w:t>
+      </w:r>
+      <w:proofErr w:type="gramStart"/>
+      <w:r>
+        <w:rPr>
+          <w:rFonts w:ascii="Times New Roman" w:eastAsia="Times New Roman" w:hAnsi="Times New Roman" w:cs="Times New Roman"/>
+          <w:b/>
+          <w:bCs/>
+          <w:sz w:val="28"/>
+          <w:szCs w:val="28"/>
+        </w:rPr>
+        <w:t>To</w:t>
+      </w:r>
+      <w:proofErr w:type="gramEnd"/>
+      <w:r>
+        <w:rPr>
+          <w:rFonts w:ascii="Times New Roman" w:eastAsia="Times New Roman" w:hAnsi="Times New Roman" w:cs="Times New Roman"/>
+          <w:b/>
+          <w:bCs/>
+          <w:sz w:val="28"/>
+          <w:szCs w:val="28"/>
+        </w:rPr>
+        <w:t xml:space="preserve"> Need Data Processing</w:t>
       </w:r>
     </w:p>
     <w:tbl>
@@ -1965,8 +2314,8 @@
         <w:tblLook w:val="04A0" w:firstRow="1" w:lastRow="0" w:firstColumn="1" w:lastColumn="0" w:noHBand="0" w:noVBand="1"/>
       </w:tblPr>
       <w:tblGrid>
-        <w:gridCol w:w="1042"/>
-        <w:gridCol w:w="1348"/>
+        <w:gridCol w:w="1203"/>
+        <w:gridCol w:w="1561"/>
       </w:tblGrid>
       <w:tr>
         <w:trPr>
@@ -1987,8 +2336,8 @@
                 <w:rFonts w:ascii="Times New Roman" w:eastAsia="Times New Roman" w:hAnsi="Times New Roman" w:cs="Times New Roman"/>
                 <w:b/>
                 <w:bCs/>
-                <w:sz w:val="24"/>
-                <w:szCs w:val="24"/>
+                <w:sz w:val="28"/>
+                <w:szCs w:val="28"/>
               </w:rPr>
             </w:pPr>
             <w:r>
@@ -1996,8 +2345,8 @@
                 <w:rFonts w:ascii="Times New Roman" w:eastAsia="Times New Roman" w:hAnsi="Times New Roman" w:cs="Times New Roman"/>
                 <w:b/>
                 <w:bCs/>
-                <w:sz w:val="24"/>
-                <w:szCs w:val="24"/>
+                <w:sz w:val="28"/>
+                <w:szCs w:val="28"/>
               </w:rPr>
               <w:t>Layer No</w:t>
             </w:r>
@@ -2017,8 +2366,8 @@
                 <w:rFonts w:ascii="Times New Roman" w:eastAsia="Times New Roman" w:hAnsi="Times New Roman" w:cs="Times New Roman"/>
                 <w:b/>
                 <w:bCs/>
-                <w:sz w:val="24"/>
-                <w:szCs w:val="24"/>
+                <w:sz w:val="28"/>
+                <w:szCs w:val="28"/>
               </w:rPr>
             </w:pPr>
             <w:r>
@@ -2026,8 +2375,8 @@
                 <w:rFonts w:ascii="Times New Roman" w:eastAsia="Times New Roman" w:hAnsi="Times New Roman" w:cs="Times New Roman"/>
                 <w:b/>
                 <w:bCs/>
-                <w:sz w:val="24"/>
-                <w:szCs w:val="24"/>
+                <w:sz w:val="28"/>
+                <w:szCs w:val="28"/>
               </w:rPr>
               <w:t>Layer Name</w:t>
             </w:r>
@@ -2049,15 +2398,15 @@
               <w:spacing w:after="0" w:line="240" w:lineRule="auto"/>
               <w:rPr>
                 <w:rFonts w:ascii="Times New Roman" w:eastAsia="Times New Roman" w:hAnsi="Times New Roman" w:cs="Times New Roman"/>
-                <w:sz w:val="24"/>
-                <w:szCs w:val="24"/>
+                <w:sz w:val="28"/>
+                <w:szCs w:val="28"/>
               </w:rPr>
             </w:pPr>
             <w:r>
               <w:rPr>
                 <w:rFonts w:ascii="Times New Roman" w:eastAsia="Times New Roman" w:hAnsi="Times New Roman" w:cs="Times New Roman"/>
-                <w:sz w:val="24"/>
-                <w:szCs w:val="24"/>
+                <w:sz w:val="28"/>
+                <w:szCs w:val="28"/>
               </w:rPr>
               <w:t>7</w:t>
             </w:r>
@@ -2074,15 +2423,15 @@
               <w:spacing w:after="0" w:line="240" w:lineRule="auto"/>
               <w:rPr>
                 <w:rFonts w:ascii="Times New Roman" w:eastAsia="Times New Roman" w:hAnsi="Times New Roman" w:cs="Times New Roman"/>
-                <w:sz w:val="24"/>
-                <w:szCs w:val="24"/>
+                <w:sz w:val="28"/>
+                <w:szCs w:val="28"/>
               </w:rPr>
             </w:pPr>
             <w:r>
               <w:rPr>
                 <w:rFonts w:ascii="Times New Roman" w:eastAsia="Times New Roman" w:hAnsi="Times New Roman" w:cs="Times New Roman"/>
-                <w:sz w:val="24"/>
-                <w:szCs w:val="24"/>
+                <w:sz w:val="28"/>
+                <w:szCs w:val="28"/>
               </w:rPr>
               <w:t>Application</w:t>
             </w:r>
@@ -2104,15 +2453,15 @@
               <w:spacing w:after="0" w:line="240" w:lineRule="auto"/>
               <w:rPr>
                 <w:rFonts w:ascii="Times New Roman" w:eastAsia="Times New Roman" w:hAnsi="Times New Roman" w:cs="Times New Roman"/>
-                <w:sz w:val="24"/>
-                <w:szCs w:val="24"/>
+                <w:sz w:val="28"/>
+                <w:szCs w:val="28"/>
               </w:rPr>
             </w:pPr>
             <w:r>
               <w:rPr>
                 <w:rFonts w:ascii="Times New Roman" w:eastAsia="Times New Roman" w:hAnsi="Times New Roman" w:cs="Times New Roman"/>
-                <w:sz w:val="24"/>
-                <w:szCs w:val="24"/>
+                <w:sz w:val="28"/>
+                <w:szCs w:val="28"/>
               </w:rPr>
               <w:t>6</w:t>
             </w:r>
@@ -2129,15 +2478,15 @@
               <w:spacing w:after="0" w:line="240" w:lineRule="auto"/>
               <w:rPr>
                 <w:rFonts w:ascii="Times New Roman" w:eastAsia="Times New Roman" w:hAnsi="Times New Roman" w:cs="Times New Roman"/>
-                <w:sz w:val="24"/>
-                <w:szCs w:val="24"/>
+                <w:sz w:val="28"/>
+                <w:szCs w:val="28"/>
               </w:rPr>
             </w:pPr>
             <w:r>
               <w:rPr>
                 <w:rFonts w:ascii="Times New Roman" w:eastAsia="Times New Roman" w:hAnsi="Times New Roman" w:cs="Times New Roman"/>
-                <w:sz w:val="24"/>
-                <w:szCs w:val="24"/>
+                <w:sz w:val="28"/>
+                <w:szCs w:val="28"/>
               </w:rPr>
               <w:t>Presentation</w:t>
             </w:r>
@@ -2159,15 +2508,15 @@
               <w:spacing w:after="0" w:line="240" w:lineRule="auto"/>
               <w:rPr>
                 <w:rFonts w:ascii="Times New Roman" w:eastAsia="Times New Roman" w:hAnsi="Times New Roman" w:cs="Times New Roman"/>
-                <w:sz w:val="24"/>
-                <w:szCs w:val="24"/>
+                <w:sz w:val="28"/>
+                <w:szCs w:val="28"/>
               </w:rPr>
             </w:pPr>
             <w:r>
               <w:rPr>
                 <w:rFonts w:ascii="Times New Roman" w:eastAsia="Times New Roman" w:hAnsi="Times New Roman" w:cs="Times New Roman"/>
-                <w:sz w:val="24"/>
-                <w:szCs w:val="24"/>
+                <w:sz w:val="28"/>
+                <w:szCs w:val="28"/>
               </w:rPr>
               <w:t>5</w:t>
             </w:r>
@@ -2184,15 +2533,15 @@
               <w:spacing w:after="0" w:line="240" w:lineRule="auto"/>
               <w:rPr>
                 <w:rFonts w:ascii="Times New Roman" w:eastAsia="Times New Roman" w:hAnsi="Times New Roman" w:cs="Times New Roman"/>
-                <w:sz w:val="24"/>
-                <w:szCs w:val="24"/>
+                <w:sz w:val="28"/>
+                <w:szCs w:val="28"/>
               </w:rPr>
             </w:pPr>
             <w:r>
               <w:rPr>
                 <w:rFonts w:ascii="Times New Roman" w:eastAsia="Times New Roman" w:hAnsi="Times New Roman" w:cs="Times New Roman"/>
-                <w:sz w:val="24"/>
-                <w:szCs w:val="24"/>
+                <w:sz w:val="28"/>
+                <w:szCs w:val="28"/>
               </w:rPr>
               <w:t>Session</w:t>
             </w:r>
@@ -2214,15 +2563,15 @@
               <w:spacing w:after="0" w:line="240" w:lineRule="auto"/>
               <w:rPr>
                 <w:rFonts w:ascii="Times New Roman" w:eastAsia="Times New Roman" w:hAnsi="Times New Roman" w:cs="Times New Roman"/>
-                <w:sz w:val="24"/>
-                <w:szCs w:val="24"/>
+                <w:sz w:val="28"/>
+                <w:szCs w:val="28"/>
               </w:rPr>
             </w:pPr>
             <w:r>
               <w:rPr>
                 <w:rFonts w:ascii="Times New Roman" w:eastAsia="Times New Roman" w:hAnsi="Times New Roman" w:cs="Times New Roman"/>
-                <w:sz w:val="24"/>
-                <w:szCs w:val="24"/>
+                <w:sz w:val="28"/>
+                <w:szCs w:val="28"/>
               </w:rPr>
               <w:t>4</w:t>
             </w:r>
@@ -2239,15 +2588,15 @@
               <w:spacing w:after="0" w:line="240" w:lineRule="auto"/>
               <w:rPr>
                 <w:rFonts w:ascii="Times New Roman" w:eastAsia="Times New Roman" w:hAnsi="Times New Roman" w:cs="Times New Roman"/>
-                <w:sz w:val="24"/>
-                <w:szCs w:val="24"/>
+                <w:sz w:val="28"/>
+                <w:szCs w:val="28"/>
               </w:rPr>
             </w:pPr>
             <w:r>
               <w:rPr>
                 <w:rFonts w:ascii="Times New Roman" w:eastAsia="Times New Roman" w:hAnsi="Times New Roman" w:cs="Times New Roman"/>
-                <w:sz w:val="24"/>
-                <w:szCs w:val="24"/>
+                <w:sz w:val="28"/>
+                <w:szCs w:val="28"/>
               </w:rPr>
               <w:t>Transport</w:t>
             </w:r>
@@ -2269,15 +2618,15 @@
               <w:spacing w:after="0" w:line="240" w:lineRule="auto"/>
               <w:rPr>
                 <w:rFonts w:ascii="Times New Roman" w:eastAsia="Times New Roman" w:hAnsi="Times New Roman" w:cs="Times New Roman"/>
-                <w:sz w:val="24"/>
-                <w:szCs w:val="24"/>
+                <w:sz w:val="28"/>
+                <w:szCs w:val="28"/>
               </w:rPr>
             </w:pPr>
             <w:r>
               <w:rPr>
                 <w:rFonts w:ascii="Times New Roman" w:eastAsia="Times New Roman" w:hAnsi="Times New Roman" w:cs="Times New Roman"/>
-                <w:sz w:val="24"/>
-                <w:szCs w:val="24"/>
+                <w:sz w:val="28"/>
+                <w:szCs w:val="28"/>
               </w:rPr>
               <w:t>3</w:t>
             </w:r>
@@ -2294,15 +2643,15 @@
               <w:spacing w:after="0" w:line="240" w:lineRule="auto"/>
               <w:rPr>
                 <w:rFonts w:ascii="Times New Roman" w:eastAsia="Times New Roman" w:hAnsi="Times New Roman" w:cs="Times New Roman"/>
-                <w:sz w:val="24"/>
-                <w:szCs w:val="24"/>
+                <w:sz w:val="28"/>
+                <w:szCs w:val="28"/>
               </w:rPr>
             </w:pPr>
             <w:r>
               <w:rPr>
                 <w:rFonts w:ascii="Times New Roman" w:eastAsia="Times New Roman" w:hAnsi="Times New Roman" w:cs="Times New Roman"/>
-                <w:sz w:val="24"/>
-                <w:szCs w:val="24"/>
+                <w:sz w:val="28"/>
+                <w:szCs w:val="28"/>
               </w:rPr>
               <w:t>Network</w:t>
             </w:r>
@@ -2324,15 +2673,15 @@
               <w:spacing w:after="0" w:line="240" w:lineRule="auto"/>
               <w:rPr>
                 <w:rFonts w:ascii="Times New Roman" w:eastAsia="Times New Roman" w:hAnsi="Times New Roman" w:cs="Times New Roman"/>
-                <w:sz w:val="24"/>
-                <w:szCs w:val="24"/>
+                <w:sz w:val="28"/>
+                <w:szCs w:val="28"/>
               </w:rPr>
             </w:pPr>
             <w:r>
               <w:rPr>
                 <w:rFonts w:ascii="Times New Roman" w:eastAsia="Times New Roman" w:hAnsi="Times New Roman" w:cs="Times New Roman"/>
-                <w:sz w:val="24"/>
-                <w:szCs w:val="24"/>
+                <w:sz w:val="28"/>
+                <w:szCs w:val="28"/>
               </w:rPr>
               <w:t>2</w:t>
             </w:r>
@@ -2349,15 +2698,15 @@
               <w:spacing w:after="0" w:line="240" w:lineRule="auto"/>
               <w:rPr>
                 <w:rFonts w:ascii="Times New Roman" w:eastAsia="Times New Roman" w:hAnsi="Times New Roman" w:cs="Times New Roman"/>
-                <w:sz w:val="24"/>
-                <w:szCs w:val="24"/>
+                <w:sz w:val="28"/>
+                <w:szCs w:val="28"/>
               </w:rPr>
             </w:pPr>
             <w:r>
               <w:rPr>
                 <w:rFonts w:ascii="Times New Roman" w:eastAsia="Times New Roman" w:hAnsi="Times New Roman" w:cs="Times New Roman"/>
-                <w:sz w:val="24"/>
-                <w:szCs w:val="24"/>
+                <w:sz w:val="28"/>
+                <w:szCs w:val="28"/>
               </w:rPr>
               <w:t>Data Link</w:t>
             </w:r>
@@ -2379,15 +2728,15 @@
               <w:spacing w:after="0" w:line="240" w:lineRule="auto"/>
               <w:rPr>
                 <w:rFonts w:ascii="Times New Roman" w:eastAsia="Times New Roman" w:hAnsi="Times New Roman" w:cs="Times New Roman"/>
-                <w:sz w:val="24"/>
-                <w:szCs w:val="24"/>
+                <w:sz w:val="28"/>
+                <w:szCs w:val="28"/>
               </w:rPr>
             </w:pPr>
             <w:r>
               <w:rPr>
                 <w:rFonts w:ascii="Times New Roman" w:eastAsia="Times New Roman" w:hAnsi="Times New Roman" w:cs="Times New Roman"/>
-                <w:sz w:val="24"/>
-                <w:szCs w:val="24"/>
+                <w:sz w:val="28"/>
+                <w:szCs w:val="28"/>
               </w:rPr>
               <w:t>1</w:t>
             </w:r>
@@ -2404,15 +2753,15 @@
               <w:spacing w:after="0" w:line="240" w:lineRule="auto"/>
               <w:rPr>
                 <w:rFonts w:ascii="Times New Roman" w:eastAsia="Times New Roman" w:hAnsi="Times New Roman" w:cs="Times New Roman"/>
-                <w:sz w:val="24"/>
-                <w:szCs w:val="24"/>
+                <w:sz w:val="28"/>
+                <w:szCs w:val="28"/>
               </w:rPr>
             </w:pPr>
             <w:r>
               <w:rPr>
                 <w:rFonts w:ascii="Times New Roman" w:eastAsia="Times New Roman" w:hAnsi="Times New Roman" w:cs="Times New Roman"/>
-                <w:sz w:val="24"/>
-                <w:szCs w:val="24"/>
+                <w:sz w:val="28"/>
+                <w:szCs w:val="28"/>
               </w:rPr>
               <w:t>Physical</w:t>
             </w:r>
@@ -2422,121 +2771,190 @@
     </w:tbl>
     <w:p>
       <w:pPr>
-        <w:spacing w:after="0" w:line="240" w:lineRule="auto"/>
-        <w:rPr>
-          <w:rFonts w:ascii="Times New Roman" w:eastAsia="Times New Roman" w:hAnsi="Times New Roman" w:cs="Times New Roman"/>
-          <w:sz w:val="24"/>
-          <w:szCs w:val="24"/>
-        </w:rPr>
-      </w:pPr>
-      <w:r>
-        <w:rPr>
-          <w:rFonts w:ascii="Times New Roman" w:eastAsia="Times New Roman" w:hAnsi="Times New Roman" w:cs="Times New Roman"/>
-          <w:sz w:val="24"/>
-          <w:szCs w:val="24"/>
-        </w:rPr>
-        <w:pict>
-          <v:rect id="_x0000_i1030" style="width:0;height:1.5pt" o:hralign="center" o:hrstd="t" o:hr="t" fillcolor="#a0a0a0" stroked="f"/>
-        </w:pict>
-      </w:r>
-    </w:p>
-    <w:p>
-      <w:pPr>
         <w:spacing w:before="100" w:beforeAutospacing="1" w:after="100" w:afterAutospacing="1" w:line="240" w:lineRule="auto"/>
         <w:outlineLvl w:val="0"/>
         <w:rPr>
           <w:rFonts w:ascii="Times New Roman" w:eastAsia="Times New Roman" w:hAnsi="Times New Roman" w:cs="Times New Roman"/>
           <w:b/>
           <w:bCs/>
+          <w:color w:val="FF0000"/>
           <w:kern w:val="36"/>
-          <w:sz w:val="48"/>
-          <w:szCs w:val="48"/>
-        </w:rPr>
-      </w:pPr>
-      <w:r>
-        <w:rPr>
-          <w:rFonts w:ascii="Segoe UI Symbol" w:eastAsia="Times New Roman" w:hAnsi="Segoe UI Symbol" w:cs="Segoe UI Symbol"/>
-          <w:b/>
-          <w:bCs/>
+          <w:sz w:val="28"/>
+          <w:szCs w:val="28"/>
+        </w:rPr>
+      </w:pPr>
+      <w:r>
+        <w:rPr>
+          <w:rFonts w:ascii="Times New Roman" w:eastAsia="Times New Roman" w:hAnsi="Times New Roman" w:cs="Times New Roman"/>
+          <w:b/>
+          <w:bCs/>
+          <w:color w:val="FF0000"/>
           <w:kern w:val="36"/>
-          <w:sz w:val="48"/>
-          <w:szCs w:val="48"/>
-        </w:rPr>
-        <w:t>🔹</w:t>
-      </w:r>
-      <w:r>
+          <w:sz w:val="28"/>
+          <w:szCs w:val="28"/>
+        </w:rPr>
+        <w:t xml:space="preserve"> OSI Model Layers – A to Z (Most Important Part)</w:t>
+      </w:r>
+    </w:p>
+    <w:p>
+      <w:pPr>
+        <w:spacing w:before="100" w:beforeAutospacing="1" w:after="100" w:afterAutospacing="1" w:line="240" w:lineRule="auto"/>
+        <w:outlineLvl w:val="1"/>
+        <w:rPr>
+          <w:rFonts w:ascii="Times New Roman" w:eastAsia="Times New Roman" w:hAnsi="Times New Roman" w:cs="Times New Roman"/>
+          <w:b/>
+          <w:bCs/>
+          <w:sz w:val="28"/>
+          <w:szCs w:val="28"/>
+        </w:rPr>
+      </w:pPr>
+      <w:r>
+        <w:rPr>
+          <w:rFonts w:ascii="Times New Roman" w:eastAsia="Times New Roman" w:hAnsi="Times New Roman" w:cs="Times New Roman"/>
+          <w:b/>
+          <w:bCs/>
+          <w:sz w:val="28"/>
+          <w:szCs w:val="28"/>
+        </w:rPr>
+        <w:t>7️</w:t>
+      </w:r>
+      <w:r>
+        <w:rPr>
+          <w:rFonts w:ascii="Tahoma" w:eastAsia="Times New Roman" w:hAnsi="Tahoma" w:cs="Tahoma"/>
+          <w:b/>
+          <w:bCs/>
+          <w:sz w:val="28"/>
+          <w:szCs w:val="28"/>
+        </w:rPr>
+        <w:t>⃣</w:t>
+      </w:r>
+      <w:r>
+        <w:rPr>
+          <w:rFonts w:ascii="Times New Roman" w:eastAsia="Times New Roman" w:hAnsi="Times New Roman" w:cs="Times New Roman"/>
+          <w:b/>
+          <w:bCs/>
+          <w:sz w:val="28"/>
+          <w:szCs w:val="28"/>
+        </w:rPr>
+        <w:t xml:space="preserve"> Application Layer (Layer 7)</w:t>
+      </w:r>
+    </w:p>
+    <w:p>
+      <w:pPr>
+        <w:spacing w:before="100" w:beforeAutospacing="1" w:after="100" w:afterAutospacing="1" w:line="240" w:lineRule="auto"/>
+        <w:outlineLvl w:val="2"/>
+        <w:rPr>
+          <w:rFonts w:ascii="Times New Roman" w:eastAsia="Times New Roman" w:hAnsi="Times New Roman" w:cs="Times New Roman"/>
+          <w:b/>
+          <w:bCs/>
+          <w:sz w:val="28"/>
+          <w:szCs w:val="28"/>
+        </w:rPr>
+      </w:pPr>
+      <w:r>
+        <w:rPr>
+          <w:rFonts w:ascii="Times New Roman" w:eastAsia="Times New Roman" w:hAnsi="Times New Roman" w:cs="Times New Roman"/>
+          <w:b/>
+          <w:bCs/>
+          <w:sz w:val="28"/>
+          <w:szCs w:val="28"/>
+        </w:rPr>
+        <w:t>Definition:</w:t>
+      </w:r>
+    </w:p>
+    <w:p>
+      <w:pPr>
+        <w:spacing w:before="100" w:beforeAutospacing="1" w:after="100" w:afterAutospacing="1" w:line="240" w:lineRule="auto"/>
+        <w:outlineLvl w:val="0"/>
         <w:rPr>
           <w:rFonts w:ascii="Times New Roman" w:eastAsia="Times New Roman" w:hAnsi="Times New Roman" w:cs="Times New Roman"/>
           <w:b/>
           <w:bCs/>
           <w:kern w:val="36"/>
-          <w:sz w:val="48"/>
-          <w:szCs w:val="48"/>
-        </w:rPr>
-        <w:t xml:space="preserve"> OSI Model Layers – A to Z (Most Important Part)</w:t>
-      </w:r>
-    </w:p>
-    <w:p>
-      <w:pPr>
-        <w:spacing w:after="0" w:line="240" w:lineRule="auto"/>
-        <w:rPr>
-          <w:rFonts w:ascii="Times New Roman" w:eastAsia="Times New Roman" w:hAnsi="Times New Roman" w:cs="Times New Roman"/>
-          <w:sz w:val="24"/>
-          <w:szCs w:val="24"/>
-        </w:rPr>
-      </w:pPr>
-      <w:r>
-        <w:rPr>
-          <w:rFonts w:ascii="Times New Roman" w:eastAsia="Times New Roman" w:hAnsi="Times New Roman" w:cs="Times New Roman"/>
-          <w:sz w:val="24"/>
-          <w:szCs w:val="24"/>
-        </w:rPr>
-        <w:pict>
-          <v:rect id="_x0000_i1031" style="width:0;height:1.5pt" o:hralign="center" o:hrstd="t" o:hr="t" fillcolor="#a0a0a0" stroked="f"/>
-        </w:pict>
-      </w:r>
-    </w:p>
-    <w:p>
-      <w:pPr>
-        <w:spacing w:before="100" w:beforeAutospacing="1" w:after="100" w:afterAutospacing="1" w:line="240" w:lineRule="auto"/>
-        <w:outlineLvl w:val="1"/>
-        <w:rPr>
-          <w:rFonts w:ascii="Times New Roman" w:eastAsia="Times New Roman" w:hAnsi="Times New Roman" w:cs="Times New Roman"/>
-          <w:b/>
-          <w:bCs/>
-          <w:sz w:val="36"/>
-          <w:szCs w:val="36"/>
-        </w:rPr>
-      </w:pPr>
-      <w:r>
-        <w:rPr>
-          <w:rFonts w:ascii="Times New Roman" w:eastAsia="Times New Roman" w:hAnsi="Times New Roman" w:cs="Times New Roman"/>
-          <w:b/>
-          <w:bCs/>
-          <w:sz w:val="36"/>
-          <w:szCs w:val="36"/>
-        </w:rPr>
-        <w:t>7️</w:t>
-      </w:r>
-      <w:r>
-        <w:rPr>
-          <w:rFonts w:ascii="Tahoma" w:eastAsia="Times New Roman" w:hAnsi="Tahoma" w:cs="Tahoma"/>
-          <w:b/>
-          <w:bCs/>
-          <w:sz w:val="36"/>
-          <w:szCs w:val="36"/>
-        </w:rPr>
-        <w:t>⃣</w:t>
-      </w:r>
-      <w:r>
-        <w:rPr>
-          <w:rFonts w:ascii="Times New Roman" w:eastAsia="Times New Roman" w:hAnsi="Times New Roman" w:cs="Times New Roman"/>
-          <w:b/>
-          <w:bCs/>
-          <w:sz w:val="36"/>
-          <w:szCs w:val="36"/>
-        </w:rPr>
-        <w:t xml:space="preserve"> Application Layer (Layer 7)</w:t>
+          <w:sz w:val="28"/>
+          <w:szCs w:val="28"/>
+        </w:rPr>
+      </w:pPr>
+      <w:r>
+        <w:rPr>
+          <w:rFonts w:ascii="Times New Roman" w:eastAsia="Times New Roman" w:hAnsi="Times New Roman" w:cs="Times New Roman"/>
+          <w:sz w:val="28"/>
+          <w:szCs w:val="28"/>
+        </w:rPr>
+        <w:t xml:space="preserve">The </w:t>
+      </w:r>
+      <w:r>
+        <w:rPr>
+          <w:rFonts w:ascii="Times New Roman" w:eastAsia="Times New Roman" w:hAnsi="Times New Roman" w:cs="Times New Roman"/>
+          <w:b/>
+          <w:bCs/>
+          <w:sz w:val="28"/>
+          <w:szCs w:val="28"/>
+        </w:rPr>
+        <w:t>Application layer</w:t>
+      </w:r>
+      <w:r>
+        <w:rPr>
+          <w:rFonts w:ascii="Times New Roman" w:eastAsia="Times New Roman" w:hAnsi="Times New Roman" w:cs="Times New Roman"/>
+          <w:sz w:val="28"/>
+          <w:szCs w:val="28"/>
+        </w:rPr>
+        <w:t xml:space="preserve"> provides </w:t>
+      </w:r>
+      <w:r>
+        <w:rPr>
+          <w:rFonts w:ascii="Times New Roman" w:eastAsia="Times New Roman" w:hAnsi="Times New Roman" w:cs="Times New Roman"/>
+          <w:b/>
+          <w:bCs/>
+          <w:sz w:val="28"/>
+          <w:szCs w:val="28"/>
+        </w:rPr>
+        <w:t>network services directly to the end user</w:t>
+      </w:r>
+      <w:r>
+        <w:rPr>
+          <w:rFonts w:ascii="Times New Roman" w:eastAsia="Times New Roman" w:hAnsi="Times New Roman" w:cs="Times New Roman"/>
+          <w:sz w:val="28"/>
+          <w:szCs w:val="28"/>
+        </w:rPr>
+        <w:t>.</w:t>
+      </w:r>
+      <w:r>
+        <w:rPr>
+          <w:rFonts w:ascii="Times New Roman" w:eastAsia="Times New Roman" w:hAnsi="Times New Roman" w:cs="Times New Roman"/>
+          <w:sz w:val="28"/>
+          <w:szCs w:val="28"/>
+        </w:rPr>
+        <w:br/>
+        <w:t>(</w:t>
+      </w:r>
+      <w:r>
+        <w:rPr>
+          <w:rFonts w:ascii="Times New Roman" w:eastAsia="Times New Roman" w:hAnsi="Times New Roman" w:cs="Times New Roman"/>
+          <w:color w:val="1F1F1F"/>
+          <w:sz w:val="28"/>
+          <w:szCs w:val="28"/>
+        </w:rPr>
+        <w:t>Directly interacts with users through softwa</w:t>
+      </w:r>
+      <w:r>
+        <w:rPr>
+          <w:rFonts w:ascii="Times New Roman" w:eastAsia="Times New Roman" w:hAnsi="Times New Roman" w:cs="Times New Roman"/>
+          <w:color w:val="1F1F1F"/>
+          <w:sz w:val="28"/>
+          <w:szCs w:val="28"/>
+        </w:rPr>
+        <w:t>re (like email or web browsers)</w:t>
+      </w:r>
+      <w:bookmarkStart w:id="0" w:name="_GoBack"/>
+      <w:bookmarkEnd w:id="0"/>
+      <w:r>
+        <w:rPr>
+          <w:rFonts w:ascii="Times New Roman" w:eastAsia="Times New Roman" w:hAnsi="Times New Roman" w:cs="Times New Roman"/>
+          <w:sz w:val="28"/>
+          <w:szCs w:val="28"/>
+        </w:rPr>
+        <w:t>)</w:t>
       </w:r>
     </w:p>
     <w:p>
@@ -2547,94 +2965,17 @@
           <w:rFonts w:ascii="Times New Roman" w:eastAsia="Times New Roman" w:hAnsi="Times New Roman" w:cs="Times New Roman"/>
           <w:b/>
           <w:bCs/>
-          <w:sz w:val="27"/>
-          <w:szCs w:val="27"/>
-        </w:rPr>
-      </w:pPr>
-      <w:r>
-        <w:rPr>
-          <w:rFonts w:ascii="Times New Roman" w:eastAsia="Times New Roman" w:hAnsi="Times New Roman" w:cs="Times New Roman"/>
-          <w:b/>
-          <w:bCs/>
-          <w:sz w:val="27"/>
-          <w:szCs w:val="27"/>
-        </w:rPr>
-        <w:t>Definition:</w:t>
-      </w:r>
-    </w:p>
-    <w:p>
-      <w:pPr>
-        <w:spacing w:before="100" w:beforeAutospacing="1" w:after="100" w:afterAutospacing="1" w:line="240" w:lineRule="auto"/>
-        <w:rPr>
-          <w:rFonts w:ascii="Times New Roman" w:eastAsia="Times New Roman" w:hAnsi="Times New Roman" w:cs="Times New Roman"/>
-          <w:sz w:val="24"/>
-          <w:szCs w:val="24"/>
-        </w:rPr>
-      </w:pPr>
-      <w:r>
-        <w:rPr>
-          <w:rFonts w:ascii="Times New Roman" w:eastAsia="Times New Roman" w:hAnsi="Times New Roman" w:cs="Times New Roman"/>
-          <w:sz w:val="24"/>
-          <w:szCs w:val="24"/>
-        </w:rPr>
-        <w:t xml:space="preserve">The </w:t>
-      </w:r>
-      <w:r>
-        <w:rPr>
-          <w:rFonts w:ascii="Times New Roman" w:eastAsia="Times New Roman" w:hAnsi="Times New Roman" w:cs="Times New Roman"/>
-          <w:b/>
-          <w:bCs/>
-          <w:sz w:val="24"/>
-          <w:szCs w:val="24"/>
-        </w:rPr>
-        <w:t>Application layer</w:t>
-      </w:r>
-      <w:r>
-        <w:rPr>
-          <w:rFonts w:ascii="Times New Roman" w:eastAsia="Times New Roman" w:hAnsi="Times New Roman" w:cs="Times New Roman"/>
-          <w:sz w:val="24"/>
-          <w:szCs w:val="24"/>
-        </w:rPr>
-        <w:t xml:space="preserve"> provides </w:t>
-      </w:r>
-      <w:r>
-        <w:rPr>
-          <w:rFonts w:ascii="Times New Roman" w:eastAsia="Times New Roman" w:hAnsi="Times New Roman" w:cs="Times New Roman"/>
-          <w:b/>
-          <w:bCs/>
-          <w:sz w:val="24"/>
-          <w:szCs w:val="24"/>
-        </w:rPr>
-        <w:t>network services directly to the end user</w:t>
-      </w:r>
-      <w:r>
-        <w:rPr>
-          <w:rFonts w:ascii="Times New Roman" w:eastAsia="Times New Roman" w:hAnsi="Times New Roman" w:cs="Times New Roman"/>
-          <w:sz w:val="24"/>
-          <w:szCs w:val="24"/>
-        </w:rPr>
-        <w:t>.</w:t>
-      </w:r>
-    </w:p>
-    <w:p>
-      <w:pPr>
-        <w:spacing w:before="100" w:beforeAutospacing="1" w:after="100" w:afterAutospacing="1" w:line="240" w:lineRule="auto"/>
-        <w:outlineLvl w:val="2"/>
-        <w:rPr>
-          <w:rFonts w:ascii="Times New Roman" w:eastAsia="Times New Roman" w:hAnsi="Times New Roman" w:cs="Times New Roman"/>
-          <w:b/>
-          <w:bCs/>
-          <w:sz w:val="27"/>
-          <w:szCs w:val="27"/>
-        </w:rPr>
-      </w:pPr>
-      <w:r>
-        <w:rPr>
-          <w:rFonts w:ascii="Times New Roman" w:eastAsia="Times New Roman" w:hAnsi="Times New Roman" w:cs="Times New Roman"/>
-          <w:b/>
-          <w:bCs/>
-          <w:sz w:val="27"/>
-          <w:szCs w:val="27"/>
+          <w:sz w:val="28"/>
+          <w:szCs w:val="28"/>
+        </w:rPr>
+      </w:pPr>
+      <w:r>
+        <w:rPr>
+          <w:rFonts w:ascii="Times New Roman" w:eastAsia="Times New Roman" w:hAnsi="Times New Roman" w:cs="Times New Roman"/>
+          <w:b/>
+          <w:bCs/>
+          <w:sz w:val="28"/>
+          <w:szCs w:val="28"/>
         </w:rPr>
         <w:t>Functions:</w:t>
       </w:r>
@@ -2648,15 +2989,15 @@
         <w:spacing w:before="100" w:beforeAutospacing="1" w:after="100" w:afterAutospacing="1" w:line="240" w:lineRule="auto"/>
         <w:rPr>
           <w:rFonts w:ascii="Times New Roman" w:eastAsia="Times New Roman" w:hAnsi="Times New Roman" w:cs="Times New Roman"/>
-          <w:sz w:val="24"/>
-          <w:szCs w:val="24"/>
-        </w:rPr>
-      </w:pPr>
-      <w:r>
-        <w:rPr>
-          <w:rFonts w:ascii="Times New Roman" w:eastAsia="Times New Roman" w:hAnsi="Times New Roman" w:cs="Times New Roman"/>
-          <w:sz w:val="24"/>
-          <w:szCs w:val="24"/>
+          <w:sz w:val="28"/>
+          <w:szCs w:val="28"/>
+        </w:rPr>
+      </w:pPr>
+      <w:r>
+        <w:rPr>
+          <w:rFonts w:ascii="Times New Roman" w:eastAsia="Times New Roman" w:hAnsi="Times New Roman" w:cs="Times New Roman"/>
+          <w:sz w:val="28"/>
+          <w:szCs w:val="28"/>
         </w:rPr>
         <w:t>User interface with network</w:t>
       </w:r>
@@ -2670,15 +3011,15 @@
         <w:spacing w:before="100" w:beforeAutospacing="1" w:after="100" w:afterAutospacing="1" w:line="240" w:lineRule="auto"/>
         <w:rPr>
           <w:rFonts w:ascii="Times New Roman" w:eastAsia="Times New Roman" w:hAnsi="Times New Roman" w:cs="Times New Roman"/>
-          <w:sz w:val="24"/>
-          <w:szCs w:val="24"/>
-        </w:rPr>
-      </w:pPr>
-      <w:r>
-        <w:rPr>
-          <w:rFonts w:ascii="Times New Roman" w:eastAsia="Times New Roman" w:hAnsi="Times New Roman" w:cs="Times New Roman"/>
-          <w:sz w:val="24"/>
-          <w:szCs w:val="24"/>
+          <w:sz w:val="28"/>
+          <w:szCs w:val="28"/>
+        </w:rPr>
+      </w:pPr>
+      <w:r>
+        <w:rPr>
+          <w:rFonts w:ascii="Times New Roman" w:eastAsia="Times New Roman" w:hAnsi="Times New Roman" w:cs="Times New Roman"/>
+          <w:sz w:val="28"/>
+          <w:szCs w:val="28"/>
         </w:rPr>
         <w:t>Email, file transfer, web access</w:t>
       </w:r>
@@ -2692,15 +3033,15 @@
         <w:spacing w:before="100" w:beforeAutospacing="1" w:after="100" w:afterAutospacing="1" w:line="240" w:lineRule="auto"/>
         <w:rPr>
           <w:rFonts w:ascii="Times New Roman" w:eastAsia="Times New Roman" w:hAnsi="Times New Roman" w:cs="Times New Roman"/>
-          <w:sz w:val="24"/>
-          <w:szCs w:val="24"/>
-        </w:rPr>
-      </w:pPr>
-      <w:r>
-        <w:rPr>
-          <w:rFonts w:ascii="Times New Roman" w:eastAsia="Times New Roman" w:hAnsi="Times New Roman" w:cs="Times New Roman"/>
-          <w:sz w:val="24"/>
-          <w:szCs w:val="24"/>
+          <w:sz w:val="28"/>
+          <w:szCs w:val="28"/>
+        </w:rPr>
+      </w:pPr>
+      <w:r>
+        <w:rPr>
+          <w:rFonts w:ascii="Times New Roman" w:eastAsia="Times New Roman" w:hAnsi="Times New Roman" w:cs="Times New Roman"/>
+          <w:sz w:val="28"/>
+          <w:szCs w:val="28"/>
         </w:rPr>
         <w:t>Provides services like HTTP, FTP</w:t>
       </w:r>
@@ -2713,17 +3054,17 @@
           <w:rFonts w:ascii="Times New Roman" w:eastAsia="Times New Roman" w:hAnsi="Times New Roman" w:cs="Times New Roman"/>
           <w:b/>
           <w:bCs/>
-          <w:sz w:val="27"/>
-          <w:szCs w:val="27"/>
-        </w:rPr>
-      </w:pPr>
-      <w:r>
-        <w:rPr>
-          <w:rFonts w:ascii="Times New Roman" w:eastAsia="Times New Roman" w:hAnsi="Times New Roman" w:cs="Times New Roman"/>
-          <w:b/>
-          <w:bCs/>
-          <w:sz w:val="27"/>
-          <w:szCs w:val="27"/>
+          <w:sz w:val="28"/>
+          <w:szCs w:val="28"/>
+        </w:rPr>
+      </w:pPr>
+      <w:r>
+        <w:rPr>
+          <w:rFonts w:ascii="Times New Roman" w:eastAsia="Times New Roman" w:hAnsi="Times New Roman" w:cs="Times New Roman"/>
+          <w:b/>
+          <w:bCs/>
+          <w:sz w:val="28"/>
+          <w:szCs w:val="28"/>
         </w:rPr>
         <w:t>Protocols:</w:t>
       </w:r>
@@ -2737,16 +3078,17 @@
         <w:spacing w:before="100" w:beforeAutospacing="1" w:after="100" w:afterAutospacing="1" w:line="240" w:lineRule="auto"/>
         <w:rPr>
           <w:rFonts w:ascii="Times New Roman" w:eastAsia="Times New Roman" w:hAnsi="Times New Roman" w:cs="Times New Roman"/>
-          <w:sz w:val="24"/>
-          <w:szCs w:val="24"/>
-        </w:rPr>
-      </w:pPr>
-      <w:r>
-        <w:rPr>
-          <w:rFonts w:ascii="Times New Roman" w:eastAsia="Times New Roman" w:hAnsi="Times New Roman" w:cs="Times New Roman"/>
-          <w:sz w:val="24"/>
-          <w:szCs w:val="24"/>
-        </w:rPr>
+          <w:sz w:val="28"/>
+          <w:szCs w:val="28"/>
+        </w:rPr>
+      </w:pPr>
+      <w:r>
+        <w:rPr>
+          <w:rFonts w:ascii="Times New Roman" w:eastAsia="Times New Roman" w:hAnsi="Times New Roman" w:cs="Times New Roman"/>
+          <w:sz w:val="28"/>
+          <w:szCs w:val="28"/>
+        </w:rPr>
+        <w:lastRenderedPageBreak/>
         <w:t>HTTP</w:t>
       </w:r>
     </w:p>
@@ -2759,17 +3101,16 @@
         <w:spacing w:before="100" w:beforeAutospacing="1" w:after="100" w:afterAutospacing="1" w:line="240" w:lineRule="auto"/>
         <w:rPr>
           <w:rFonts w:ascii="Times New Roman" w:eastAsia="Times New Roman" w:hAnsi="Times New Roman" w:cs="Times New Roman"/>
-          <w:sz w:val="24"/>
-          <w:szCs w:val="24"/>
-        </w:rPr>
-      </w:pPr>
-      <w:r>
-        <w:rPr>
-          <w:rFonts w:ascii="Times New Roman" w:eastAsia="Times New Roman" w:hAnsi="Times New Roman" w:cs="Times New Roman"/>
-          <w:sz w:val="24"/>
-          <w:szCs w:val="24"/>
-        </w:rPr>
-        <w:lastRenderedPageBreak/>
+          <w:sz w:val="28"/>
+          <w:szCs w:val="28"/>
+        </w:rPr>
+      </w:pPr>
+      <w:r>
+        <w:rPr>
+          <w:rFonts w:ascii="Times New Roman" w:eastAsia="Times New Roman" w:hAnsi="Times New Roman" w:cs="Times New Roman"/>
+          <w:sz w:val="28"/>
+          <w:szCs w:val="28"/>
+        </w:rPr>
         <w:t>FTP</w:t>
       </w:r>
     </w:p>
@@ -2782,15 +3123,15 @@
         <w:spacing w:before="100" w:beforeAutospacing="1" w:after="100" w:afterAutospacing="1" w:line="240" w:lineRule="auto"/>
         <w:rPr>
           <w:rFonts w:ascii="Times New Roman" w:eastAsia="Times New Roman" w:hAnsi="Times New Roman" w:cs="Times New Roman"/>
-          <w:sz w:val="24"/>
-          <w:szCs w:val="24"/>
-        </w:rPr>
-      </w:pPr>
-      <w:r>
-        <w:rPr>
-          <w:rFonts w:ascii="Times New Roman" w:eastAsia="Times New Roman" w:hAnsi="Times New Roman" w:cs="Times New Roman"/>
-          <w:sz w:val="24"/>
-          <w:szCs w:val="24"/>
+          <w:sz w:val="28"/>
+          <w:szCs w:val="28"/>
+        </w:rPr>
+      </w:pPr>
+      <w:r>
+        <w:rPr>
+          <w:rFonts w:ascii="Times New Roman" w:eastAsia="Times New Roman" w:hAnsi="Times New Roman" w:cs="Times New Roman"/>
+          <w:sz w:val="28"/>
+          <w:szCs w:val="28"/>
         </w:rPr>
         <w:t>SMTP</w:t>
       </w:r>
@@ -2804,15 +3145,15 @@
         <w:spacing w:before="100" w:beforeAutospacing="1" w:after="100" w:afterAutospacing="1" w:line="240" w:lineRule="auto"/>
         <w:rPr>
           <w:rFonts w:ascii="Times New Roman" w:eastAsia="Times New Roman" w:hAnsi="Times New Roman" w:cs="Times New Roman"/>
-          <w:sz w:val="24"/>
-          <w:szCs w:val="24"/>
-        </w:rPr>
-      </w:pPr>
-      <w:r>
-        <w:rPr>
-          <w:rFonts w:ascii="Times New Roman" w:eastAsia="Times New Roman" w:hAnsi="Times New Roman" w:cs="Times New Roman"/>
-          <w:sz w:val="24"/>
-          <w:szCs w:val="24"/>
+          <w:sz w:val="28"/>
+          <w:szCs w:val="28"/>
+        </w:rPr>
+      </w:pPr>
+      <w:r>
+        <w:rPr>
+          <w:rFonts w:ascii="Times New Roman" w:eastAsia="Times New Roman" w:hAnsi="Times New Roman" w:cs="Times New Roman"/>
+          <w:sz w:val="28"/>
+          <w:szCs w:val="28"/>
         </w:rPr>
         <w:t>DNS</w:t>
       </w:r>
@@ -2826,15 +3167,15 @@
         <w:spacing w:before="100" w:beforeAutospacing="1" w:after="100" w:afterAutospacing="1" w:line="240" w:lineRule="auto"/>
         <w:rPr>
           <w:rFonts w:ascii="Times New Roman" w:eastAsia="Times New Roman" w:hAnsi="Times New Roman" w:cs="Times New Roman"/>
-          <w:sz w:val="24"/>
-          <w:szCs w:val="24"/>
-        </w:rPr>
-      </w:pPr>
-      <w:r>
-        <w:rPr>
-          <w:rFonts w:ascii="Times New Roman" w:eastAsia="Times New Roman" w:hAnsi="Times New Roman" w:cs="Times New Roman"/>
-          <w:sz w:val="24"/>
-          <w:szCs w:val="24"/>
+          <w:sz w:val="28"/>
+          <w:szCs w:val="28"/>
+        </w:rPr>
+      </w:pPr>
+      <w:r>
+        <w:rPr>
+          <w:rFonts w:ascii="Times New Roman" w:eastAsia="Times New Roman" w:hAnsi="Times New Roman" w:cs="Times New Roman"/>
+          <w:sz w:val="28"/>
+          <w:szCs w:val="28"/>
         </w:rPr>
         <w:t>Telnet</w:t>
       </w:r>
@@ -2847,17 +3188,17 @@
           <w:rFonts w:ascii="Times New Roman" w:eastAsia="Times New Roman" w:hAnsi="Times New Roman" w:cs="Times New Roman"/>
           <w:b/>
           <w:bCs/>
-          <w:sz w:val="27"/>
-          <w:szCs w:val="27"/>
-        </w:rPr>
-      </w:pPr>
-      <w:r>
-        <w:rPr>
-          <w:rFonts w:ascii="Times New Roman" w:eastAsia="Times New Roman" w:hAnsi="Times New Roman" w:cs="Times New Roman"/>
-          <w:b/>
-          <w:bCs/>
-          <w:sz w:val="27"/>
-          <w:szCs w:val="27"/>
+          <w:sz w:val="28"/>
+          <w:szCs w:val="28"/>
+        </w:rPr>
+      </w:pPr>
+      <w:r>
+        <w:rPr>
+          <w:rFonts w:ascii="Times New Roman" w:eastAsia="Times New Roman" w:hAnsi="Times New Roman" w:cs="Times New Roman"/>
+          <w:b/>
+          <w:bCs/>
+          <w:sz w:val="28"/>
+          <w:szCs w:val="28"/>
         </w:rPr>
         <w:t>Example:</w:t>
       </w:r>
@@ -2867,15 +3208,15 @@
         <w:spacing w:before="100" w:beforeAutospacing="1" w:after="100" w:afterAutospacing="1" w:line="240" w:lineRule="auto"/>
         <w:rPr>
           <w:rFonts w:ascii="Times New Roman" w:eastAsia="Times New Roman" w:hAnsi="Times New Roman" w:cs="Times New Roman"/>
-          <w:sz w:val="24"/>
-          <w:szCs w:val="24"/>
-        </w:rPr>
-      </w:pPr>
-      <w:r>
-        <w:rPr>
-          <w:rFonts w:ascii="Times New Roman" w:eastAsia="Times New Roman" w:hAnsi="Times New Roman" w:cs="Times New Roman"/>
-          <w:sz w:val="24"/>
-          <w:szCs w:val="24"/>
+          <w:sz w:val="28"/>
+          <w:szCs w:val="28"/>
+        </w:rPr>
+      </w:pPr>
+      <w:r>
+        <w:rPr>
+          <w:rFonts w:ascii="Times New Roman" w:eastAsia="Times New Roman" w:hAnsi="Times New Roman" w:cs="Times New Roman"/>
+          <w:sz w:val="28"/>
+          <w:szCs w:val="28"/>
         </w:rPr>
         <w:t>Opening a website using a browser</w:t>
       </w:r>
@@ -2885,23 +3226,23 @@
         <w:spacing w:before="100" w:beforeAutospacing="1" w:after="100" w:afterAutospacing="1" w:line="240" w:lineRule="auto"/>
         <w:rPr>
           <w:rFonts w:ascii="Times New Roman" w:eastAsia="Times New Roman" w:hAnsi="Times New Roman" w:cs="Times New Roman"/>
-          <w:sz w:val="24"/>
-          <w:szCs w:val="24"/>
+          <w:sz w:val="28"/>
+          <w:szCs w:val="28"/>
         </w:rPr>
       </w:pPr>
       <w:r>
         <w:rPr>
           <w:rFonts w:ascii="Segoe UI Symbol" w:eastAsia="Times New Roman" w:hAnsi="Segoe UI Symbol" w:cs="Segoe UI Symbol"/>
-          <w:sz w:val="24"/>
-          <w:szCs w:val="24"/>
+          <w:sz w:val="28"/>
+          <w:szCs w:val="28"/>
         </w:rPr>
         <w:t>📌</w:t>
       </w:r>
       <w:r>
         <w:rPr>
           <w:rFonts w:ascii="Times New Roman" w:eastAsia="Times New Roman" w:hAnsi="Times New Roman" w:cs="Times New Roman"/>
-          <w:sz w:val="24"/>
-          <w:szCs w:val="24"/>
+          <w:sz w:val="28"/>
+          <w:szCs w:val="28"/>
         </w:rPr>
         <w:t xml:space="preserve"> </w:t>
       </w:r>
@@ -2910,8 +3251,8 @@
           <w:rFonts w:ascii="Times New Roman" w:eastAsia="Times New Roman" w:hAnsi="Times New Roman" w:cs="Times New Roman"/>
           <w:b/>
           <w:bCs/>
-          <w:sz w:val="24"/>
-          <w:szCs w:val="24"/>
+          <w:sz w:val="28"/>
+          <w:szCs w:val="28"/>
         </w:rPr>
         <w:t>Exam line:</w:t>
       </w:r>
@@ -2921,58 +3262,38 @@
         <w:spacing w:beforeAutospacing="1" w:after="100" w:afterAutospacing="1" w:line="240" w:lineRule="auto"/>
         <w:rPr>
           <w:rFonts w:ascii="Times New Roman" w:eastAsia="Times New Roman" w:hAnsi="Times New Roman" w:cs="Times New Roman"/>
-          <w:sz w:val="24"/>
-          <w:szCs w:val="24"/>
-        </w:rPr>
-      </w:pPr>
-      <w:r>
-        <w:rPr>
-          <w:rFonts w:ascii="Times New Roman" w:eastAsia="Times New Roman" w:hAnsi="Times New Roman" w:cs="Times New Roman"/>
-          <w:sz w:val="24"/>
-          <w:szCs w:val="24"/>
+          <w:sz w:val="28"/>
+          <w:szCs w:val="28"/>
+        </w:rPr>
+      </w:pPr>
+      <w:r>
+        <w:rPr>
+          <w:rFonts w:ascii="Times New Roman" w:eastAsia="Times New Roman" w:hAnsi="Times New Roman" w:cs="Times New Roman"/>
+          <w:sz w:val="28"/>
+          <w:szCs w:val="28"/>
         </w:rPr>
         <w:t>Application layer is closest to the user.</w:t>
       </w:r>
     </w:p>
     <w:p>
       <w:pPr>
-        <w:spacing w:after="0" w:line="240" w:lineRule="auto"/>
-        <w:rPr>
-          <w:rFonts w:ascii="Times New Roman" w:eastAsia="Times New Roman" w:hAnsi="Times New Roman" w:cs="Times New Roman"/>
-          <w:sz w:val="24"/>
-          <w:szCs w:val="24"/>
-        </w:rPr>
-      </w:pPr>
-      <w:r>
-        <w:rPr>
-          <w:rFonts w:ascii="Times New Roman" w:eastAsia="Times New Roman" w:hAnsi="Times New Roman" w:cs="Times New Roman"/>
-          <w:sz w:val="24"/>
-          <w:szCs w:val="24"/>
-        </w:rPr>
-        <w:pict>
-          <v:rect id="_x0000_i1032" style="width:0;height:1.5pt" o:hralign="center" o:hrstd="t" o:hr="t" fillcolor="#a0a0a0" stroked="f"/>
-        </w:pict>
-      </w:r>
-    </w:p>
-    <w:p>
-      <w:pPr>
         <w:spacing w:before="100" w:beforeAutospacing="1" w:after="100" w:afterAutospacing="1" w:line="240" w:lineRule="auto"/>
         <w:outlineLvl w:val="1"/>
         <w:rPr>
           <w:rFonts w:ascii="Times New Roman" w:eastAsia="Times New Roman" w:hAnsi="Times New Roman" w:cs="Times New Roman"/>
           <w:b/>
           <w:bCs/>
-          <w:sz w:val="36"/>
-          <w:szCs w:val="36"/>
-        </w:rPr>
-      </w:pPr>
-      <w:r>
-        <w:rPr>
-          <w:rFonts w:ascii="Times New Roman" w:eastAsia="Times New Roman" w:hAnsi="Times New Roman" w:cs="Times New Roman"/>
-          <w:b/>
-          <w:bCs/>
-          <w:sz w:val="36"/>
-          <w:szCs w:val="36"/>
+          <w:sz w:val="28"/>
+          <w:szCs w:val="28"/>
+        </w:rPr>
+      </w:pPr>
+      <w:r>
+        <w:rPr>
+          <w:rFonts w:ascii="Times New Roman" w:eastAsia="Times New Roman" w:hAnsi="Times New Roman" w:cs="Times New Roman"/>
+          <w:b/>
+          <w:bCs/>
+          <w:sz w:val="28"/>
+          <w:szCs w:val="28"/>
         </w:rPr>
         <w:t>6️</w:t>
       </w:r>
@@ -2981,8 +3302,8 @@
           <w:rFonts w:ascii="Tahoma" w:eastAsia="Times New Roman" w:hAnsi="Tahoma" w:cs="Tahoma"/>
           <w:b/>
           <w:bCs/>
-          <w:sz w:val="36"/>
-          <w:szCs w:val="36"/>
+          <w:sz w:val="28"/>
+          <w:szCs w:val="28"/>
         </w:rPr>
         <w:t>⃣</w:t>
       </w:r>
@@ -2991,8 +3312,8 @@
           <w:rFonts w:ascii="Times New Roman" w:eastAsia="Times New Roman" w:hAnsi="Times New Roman" w:cs="Times New Roman"/>
           <w:b/>
           <w:bCs/>
-          <w:sz w:val="36"/>
-          <w:szCs w:val="36"/>
+          <w:sz w:val="28"/>
+          <w:szCs w:val="28"/>
         </w:rPr>
         <w:t xml:space="preserve"> Presentation Layer (Layer 6)</w:t>
       </w:r>
@@ -3005,35 +3326,36 @@
           <w:rFonts w:ascii="Times New Roman" w:eastAsia="Times New Roman" w:hAnsi="Times New Roman" w:cs="Times New Roman"/>
           <w:b/>
           <w:bCs/>
-          <w:sz w:val="27"/>
-          <w:szCs w:val="27"/>
-        </w:rPr>
-      </w:pPr>
-      <w:r>
-        <w:rPr>
-          <w:rFonts w:ascii="Times New Roman" w:eastAsia="Times New Roman" w:hAnsi="Times New Roman" w:cs="Times New Roman"/>
-          <w:b/>
-          <w:bCs/>
-          <w:sz w:val="27"/>
-          <w:szCs w:val="27"/>
+          <w:sz w:val="28"/>
+          <w:szCs w:val="28"/>
+        </w:rPr>
+      </w:pPr>
+      <w:r>
+        <w:rPr>
+          <w:rFonts w:ascii="Times New Roman" w:eastAsia="Times New Roman" w:hAnsi="Times New Roman" w:cs="Times New Roman"/>
+          <w:b/>
+          <w:bCs/>
+          <w:sz w:val="28"/>
+          <w:szCs w:val="28"/>
         </w:rPr>
         <w:t>Definition:</w:t>
       </w:r>
     </w:p>
     <w:p>
       <w:pPr>
-        <w:spacing w:before="100" w:beforeAutospacing="1" w:after="100" w:afterAutospacing="1" w:line="240" w:lineRule="auto"/>
-        <w:rPr>
-          <w:rFonts w:ascii="Times New Roman" w:eastAsia="Times New Roman" w:hAnsi="Times New Roman" w:cs="Times New Roman"/>
-          <w:sz w:val="24"/>
-          <w:szCs w:val="24"/>
-        </w:rPr>
-      </w:pPr>
-      <w:r>
-        <w:rPr>
-          <w:rFonts w:ascii="Times New Roman" w:eastAsia="Times New Roman" w:hAnsi="Times New Roman" w:cs="Times New Roman"/>
-          <w:sz w:val="24"/>
-          <w:szCs w:val="24"/>
+        <w:spacing w:before="100" w:beforeAutospacing="1" w:after="0" w:line="240" w:lineRule="auto"/>
+        <w:ind w:left="360"/>
+        <w:rPr>
+          <w:rFonts w:ascii="Times New Roman" w:eastAsia="Times New Roman" w:hAnsi="Times New Roman" w:cs="Times New Roman"/>
+          <w:sz w:val="28"/>
+          <w:szCs w:val="28"/>
+        </w:rPr>
+      </w:pPr>
+      <w:r>
+        <w:rPr>
+          <w:rFonts w:ascii="Times New Roman" w:eastAsia="Times New Roman" w:hAnsi="Times New Roman" w:cs="Times New Roman"/>
+          <w:sz w:val="28"/>
+          <w:szCs w:val="28"/>
         </w:rPr>
         <w:t xml:space="preserve">The </w:t>
       </w:r>
@@ -3042,16 +3364,16 @@
           <w:rFonts w:ascii="Times New Roman" w:eastAsia="Times New Roman" w:hAnsi="Times New Roman" w:cs="Times New Roman"/>
           <w:b/>
           <w:bCs/>
-          <w:sz w:val="24"/>
-          <w:szCs w:val="24"/>
+          <w:sz w:val="28"/>
+          <w:szCs w:val="28"/>
         </w:rPr>
         <w:t>Presentation layer</w:t>
       </w:r>
       <w:r>
         <w:rPr>
           <w:rFonts w:ascii="Times New Roman" w:eastAsia="Times New Roman" w:hAnsi="Times New Roman" w:cs="Times New Roman"/>
-          <w:sz w:val="24"/>
-          <w:szCs w:val="24"/>
+          <w:sz w:val="28"/>
+          <w:szCs w:val="28"/>
         </w:rPr>
         <w:t xml:space="preserve"> is responsible for </w:t>
       </w:r>
@@ -3060,19 +3382,45 @@
           <w:rFonts w:ascii="Times New Roman" w:eastAsia="Times New Roman" w:hAnsi="Times New Roman" w:cs="Times New Roman"/>
           <w:b/>
           <w:bCs/>
-          <w:sz w:val="24"/>
-          <w:szCs w:val="24"/>
+          <w:sz w:val="28"/>
+          <w:szCs w:val="28"/>
         </w:rPr>
         <w:t>data formatting, encryption, and compression</w:t>
       </w:r>
       <w:r>
         <w:rPr>
           <w:rFonts w:ascii="Times New Roman" w:eastAsia="Times New Roman" w:hAnsi="Times New Roman" w:cs="Times New Roman"/>
-          <w:sz w:val="24"/>
-          <w:szCs w:val="24"/>
+          <w:sz w:val="28"/>
+          <w:szCs w:val="28"/>
         </w:rPr>
         <w:t>.</w:t>
       </w:r>
+      <w:r>
+        <w:rPr>
+          <w:rFonts w:ascii="Times New Roman" w:eastAsia="Times New Roman" w:hAnsi="Times New Roman" w:cs="Times New Roman"/>
+          <w:sz w:val="28"/>
+          <w:szCs w:val="28"/>
+        </w:rPr>
+        <w:br/>
+        <w:t>(</w:t>
+      </w:r>
+      <w:r>
+        <w:rPr>
+          <w:rFonts w:ascii="Times New Roman" w:eastAsia="Times New Roman" w:hAnsi="Times New Roman" w:cs="Times New Roman"/>
+          <w:color w:val="1F1F1F"/>
+          <w:sz w:val="28"/>
+          <w:szCs w:val="28"/>
+        </w:rPr>
+        <w:t>Prepares the data for the application, handling encryption and formatting.</w:t>
+      </w:r>
+      <w:r>
+        <w:rPr>
+          <w:rFonts w:ascii="Times New Roman" w:eastAsia="Times New Roman" w:hAnsi="Times New Roman" w:cs="Times New Roman"/>
+          <w:sz w:val="28"/>
+          <w:szCs w:val="28"/>
+        </w:rPr>
+        <w:t>)</w:t>
+      </w:r>
     </w:p>
     <w:p>
       <w:pPr>
@@ -3082,17 +3430,17 @@
           <w:rFonts w:ascii="Times New Roman" w:eastAsia="Times New Roman" w:hAnsi="Times New Roman" w:cs="Times New Roman"/>
           <w:b/>
           <w:bCs/>
-          <w:sz w:val="27"/>
-          <w:szCs w:val="27"/>
-        </w:rPr>
-      </w:pPr>
-      <w:r>
-        <w:rPr>
-          <w:rFonts w:ascii="Times New Roman" w:eastAsia="Times New Roman" w:hAnsi="Times New Roman" w:cs="Times New Roman"/>
-          <w:b/>
-          <w:bCs/>
-          <w:sz w:val="27"/>
-          <w:szCs w:val="27"/>
+          <w:sz w:val="28"/>
+          <w:szCs w:val="28"/>
+        </w:rPr>
+      </w:pPr>
+      <w:r>
+        <w:rPr>
+          <w:rFonts w:ascii="Times New Roman" w:eastAsia="Times New Roman" w:hAnsi="Times New Roman" w:cs="Times New Roman"/>
+          <w:b/>
+          <w:bCs/>
+          <w:sz w:val="28"/>
+          <w:szCs w:val="28"/>
         </w:rPr>
         <w:t>Functions:</w:t>
       </w:r>
@@ -3106,15 +3454,15 @@
         <w:spacing w:before="100" w:beforeAutospacing="1" w:after="100" w:afterAutospacing="1" w:line="240" w:lineRule="auto"/>
         <w:rPr>
           <w:rFonts w:ascii="Times New Roman" w:eastAsia="Times New Roman" w:hAnsi="Times New Roman" w:cs="Times New Roman"/>
-          <w:sz w:val="24"/>
-          <w:szCs w:val="24"/>
-        </w:rPr>
-      </w:pPr>
-      <w:r>
-        <w:rPr>
-          <w:rFonts w:ascii="Times New Roman" w:eastAsia="Times New Roman" w:hAnsi="Times New Roman" w:cs="Times New Roman"/>
-          <w:sz w:val="24"/>
-          <w:szCs w:val="24"/>
+          <w:sz w:val="28"/>
+          <w:szCs w:val="28"/>
+        </w:rPr>
+      </w:pPr>
+      <w:r>
+        <w:rPr>
+          <w:rFonts w:ascii="Times New Roman" w:eastAsia="Times New Roman" w:hAnsi="Times New Roman" w:cs="Times New Roman"/>
+          <w:sz w:val="28"/>
+          <w:szCs w:val="28"/>
         </w:rPr>
         <w:t>Data translation (format conversion)</w:t>
       </w:r>
@@ -3128,15 +3476,15 @@
         <w:spacing w:before="100" w:beforeAutospacing="1" w:after="100" w:afterAutospacing="1" w:line="240" w:lineRule="auto"/>
         <w:rPr>
           <w:rFonts w:ascii="Times New Roman" w:eastAsia="Times New Roman" w:hAnsi="Times New Roman" w:cs="Times New Roman"/>
-          <w:sz w:val="24"/>
-          <w:szCs w:val="24"/>
-        </w:rPr>
-      </w:pPr>
-      <w:r>
-        <w:rPr>
-          <w:rFonts w:ascii="Times New Roman" w:eastAsia="Times New Roman" w:hAnsi="Times New Roman" w:cs="Times New Roman"/>
-          <w:sz w:val="24"/>
-          <w:szCs w:val="24"/>
+          <w:sz w:val="28"/>
+          <w:szCs w:val="28"/>
+        </w:rPr>
+      </w:pPr>
+      <w:r>
+        <w:rPr>
+          <w:rFonts w:ascii="Times New Roman" w:eastAsia="Times New Roman" w:hAnsi="Times New Roman" w:cs="Times New Roman"/>
+          <w:sz w:val="28"/>
+          <w:szCs w:val="28"/>
         </w:rPr>
         <w:t>Encryption &amp; decryption</w:t>
       </w:r>
@@ -3150,15 +3498,15 @@
         <w:spacing w:before="100" w:beforeAutospacing="1" w:after="100" w:afterAutospacing="1" w:line="240" w:lineRule="auto"/>
         <w:rPr>
           <w:rFonts w:ascii="Times New Roman" w:eastAsia="Times New Roman" w:hAnsi="Times New Roman" w:cs="Times New Roman"/>
-          <w:sz w:val="24"/>
-          <w:szCs w:val="24"/>
-        </w:rPr>
-      </w:pPr>
-      <w:r>
-        <w:rPr>
-          <w:rFonts w:ascii="Times New Roman" w:eastAsia="Times New Roman" w:hAnsi="Times New Roman" w:cs="Times New Roman"/>
-          <w:sz w:val="24"/>
-          <w:szCs w:val="24"/>
+          <w:sz w:val="28"/>
+          <w:szCs w:val="28"/>
+        </w:rPr>
+      </w:pPr>
+      <w:r>
+        <w:rPr>
+          <w:rFonts w:ascii="Times New Roman" w:eastAsia="Times New Roman" w:hAnsi="Times New Roman" w:cs="Times New Roman"/>
+          <w:sz w:val="28"/>
+          <w:szCs w:val="28"/>
         </w:rPr>
         <w:t>Data compression</w:t>
       </w:r>
@@ -3171,17 +3519,17 @@
           <w:rFonts w:ascii="Times New Roman" w:eastAsia="Times New Roman" w:hAnsi="Times New Roman" w:cs="Times New Roman"/>
           <w:b/>
           <w:bCs/>
-          <w:sz w:val="27"/>
-          <w:szCs w:val="27"/>
-        </w:rPr>
-      </w:pPr>
-      <w:r>
-        <w:rPr>
-          <w:rFonts w:ascii="Times New Roman" w:eastAsia="Times New Roman" w:hAnsi="Times New Roman" w:cs="Times New Roman"/>
-          <w:b/>
-          <w:bCs/>
-          <w:sz w:val="27"/>
-          <w:szCs w:val="27"/>
+          <w:sz w:val="28"/>
+          <w:szCs w:val="28"/>
+        </w:rPr>
+      </w:pPr>
+      <w:r>
+        <w:rPr>
+          <w:rFonts w:ascii="Times New Roman" w:eastAsia="Times New Roman" w:hAnsi="Times New Roman" w:cs="Times New Roman"/>
+          <w:b/>
+          <w:bCs/>
+          <w:sz w:val="28"/>
+          <w:szCs w:val="28"/>
         </w:rPr>
         <w:t>Example:</w:t>
       </w:r>
@@ -3195,15 +3543,15 @@
         <w:spacing w:before="100" w:beforeAutospacing="1" w:after="100" w:afterAutospacing="1" w:line="240" w:lineRule="auto"/>
         <w:rPr>
           <w:rFonts w:ascii="Times New Roman" w:eastAsia="Times New Roman" w:hAnsi="Times New Roman" w:cs="Times New Roman"/>
-          <w:sz w:val="24"/>
-          <w:szCs w:val="24"/>
-        </w:rPr>
-      </w:pPr>
-      <w:r>
-        <w:rPr>
-          <w:rFonts w:ascii="Times New Roman" w:eastAsia="Times New Roman" w:hAnsi="Times New Roman" w:cs="Times New Roman"/>
-          <w:sz w:val="24"/>
-          <w:szCs w:val="24"/>
+          <w:sz w:val="28"/>
+          <w:szCs w:val="28"/>
+        </w:rPr>
+      </w:pPr>
+      <w:r>
+        <w:rPr>
+          <w:rFonts w:ascii="Times New Roman" w:eastAsia="Times New Roman" w:hAnsi="Times New Roman" w:cs="Times New Roman"/>
+          <w:sz w:val="28"/>
+          <w:szCs w:val="28"/>
         </w:rPr>
         <w:t>Converting data into readable format</w:t>
       </w:r>
@@ -3217,15 +3565,15 @@
         <w:spacing w:before="100" w:beforeAutospacing="1" w:after="100" w:afterAutospacing="1" w:line="240" w:lineRule="auto"/>
         <w:rPr>
           <w:rFonts w:ascii="Times New Roman" w:eastAsia="Times New Roman" w:hAnsi="Times New Roman" w:cs="Times New Roman"/>
-          <w:sz w:val="24"/>
-          <w:szCs w:val="24"/>
-        </w:rPr>
-      </w:pPr>
-      <w:r>
-        <w:rPr>
-          <w:rFonts w:ascii="Times New Roman" w:eastAsia="Times New Roman" w:hAnsi="Times New Roman" w:cs="Times New Roman"/>
-          <w:sz w:val="24"/>
-          <w:szCs w:val="24"/>
+          <w:sz w:val="28"/>
+          <w:szCs w:val="28"/>
+        </w:rPr>
+      </w:pPr>
+      <w:r>
+        <w:rPr>
+          <w:rFonts w:ascii="Times New Roman" w:eastAsia="Times New Roman" w:hAnsi="Times New Roman" w:cs="Times New Roman"/>
+          <w:sz w:val="28"/>
+          <w:szCs w:val="28"/>
         </w:rPr>
         <w:t>HTTPS encryption</w:t>
       </w:r>
@@ -3235,23 +3583,23 @@
         <w:spacing w:before="100" w:beforeAutospacing="1" w:after="100" w:afterAutospacing="1" w:line="240" w:lineRule="auto"/>
         <w:rPr>
           <w:rFonts w:ascii="Times New Roman" w:eastAsia="Times New Roman" w:hAnsi="Times New Roman" w:cs="Times New Roman"/>
-          <w:sz w:val="24"/>
-          <w:szCs w:val="24"/>
+          <w:sz w:val="28"/>
+          <w:szCs w:val="28"/>
         </w:rPr>
       </w:pPr>
       <w:r>
         <w:rPr>
           <w:rFonts w:ascii="Segoe UI Symbol" w:eastAsia="Times New Roman" w:hAnsi="Segoe UI Symbol" w:cs="Segoe UI Symbol"/>
-          <w:sz w:val="24"/>
-          <w:szCs w:val="24"/>
+          <w:sz w:val="28"/>
+          <w:szCs w:val="28"/>
         </w:rPr>
         <w:t>📌</w:t>
       </w:r>
       <w:r>
         <w:rPr>
           <w:rFonts w:ascii="Times New Roman" w:eastAsia="Times New Roman" w:hAnsi="Times New Roman" w:cs="Times New Roman"/>
-          <w:sz w:val="24"/>
-          <w:szCs w:val="24"/>
+          <w:sz w:val="28"/>
+          <w:szCs w:val="28"/>
         </w:rPr>
         <w:t xml:space="preserve"> </w:t>
       </w:r>
@@ -3260,8 +3608,8 @@
           <w:rFonts w:ascii="Times New Roman" w:eastAsia="Times New Roman" w:hAnsi="Times New Roman" w:cs="Times New Roman"/>
           <w:b/>
           <w:bCs/>
-          <w:sz w:val="24"/>
-          <w:szCs w:val="24"/>
+          <w:sz w:val="28"/>
+          <w:szCs w:val="28"/>
         </w:rPr>
         <w:t>Exam line:</w:t>
       </w:r>
@@ -3271,15 +3619,15 @@
         <w:spacing w:beforeAutospacing="1" w:after="100" w:afterAutospacing="1" w:line="240" w:lineRule="auto"/>
         <w:rPr>
           <w:rFonts w:ascii="Times New Roman" w:eastAsia="Times New Roman" w:hAnsi="Times New Roman" w:cs="Times New Roman"/>
-          <w:sz w:val="24"/>
-          <w:szCs w:val="24"/>
-        </w:rPr>
-      </w:pPr>
-      <w:r>
-        <w:rPr>
-          <w:rFonts w:ascii="Times New Roman" w:eastAsia="Times New Roman" w:hAnsi="Times New Roman" w:cs="Times New Roman"/>
-          <w:sz w:val="24"/>
-          <w:szCs w:val="24"/>
+          <w:sz w:val="28"/>
+          <w:szCs w:val="28"/>
+        </w:rPr>
+      </w:pPr>
+      <w:r>
+        <w:rPr>
+          <w:rFonts w:ascii="Times New Roman" w:eastAsia="Times New Roman" w:hAnsi="Times New Roman" w:cs="Times New Roman"/>
+          <w:sz w:val="28"/>
+          <w:szCs w:val="28"/>
         </w:rPr>
         <w:t>Presentation layer ensures data is readable and secure.</w:t>
       </w:r>
@@ -3289,15 +3637,15 @@
         <w:spacing w:after="0" w:line="240" w:lineRule="auto"/>
         <w:rPr>
           <w:rFonts w:ascii="Times New Roman" w:eastAsia="Times New Roman" w:hAnsi="Times New Roman" w:cs="Times New Roman"/>
-          <w:sz w:val="24"/>
-          <w:szCs w:val="24"/>
-        </w:rPr>
-      </w:pPr>
-      <w:r>
-        <w:rPr>
-          <w:rFonts w:ascii="Times New Roman" w:eastAsia="Times New Roman" w:hAnsi="Times New Roman" w:cs="Times New Roman"/>
-          <w:sz w:val="24"/>
-          <w:szCs w:val="24"/>
+          <w:sz w:val="28"/>
+          <w:szCs w:val="28"/>
+        </w:rPr>
+      </w:pPr>
+      <w:r>
+        <w:rPr>
+          <w:rFonts w:ascii="Times New Roman" w:eastAsia="Times New Roman" w:hAnsi="Times New Roman" w:cs="Times New Roman"/>
+          <w:sz w:val="28"/>
+          <w:szCs w:val="28"/>
         </w:rPr>
         <w:pict>
           <v:rect id="_x0000_i1033" style="width:0;height:1.5pt" o:hralign="center" o:hrstd="t" o:hr="t" fillcolor="#a0a0a0" stroked="f"/>
@@ -3312,17 +3660,17 @@
           <w:rFonts w:ascii="Times New Roman" w:eastAsia="Times New Roman" w:hAnsi="Times New Roman" w:cs="Times New Roman"/>
           <w:b/>
           <w:bCs/>
-          <w:sz w:val="36"/>
-          <w:szCs w:val="36"/>
-        </w:rPr>
-      </w:pPr>
-      <w:r>
-        <w:rPr>
-          <w:rFonts w:ascii="Times New Roman" w:eastAsia="Times New Roman" w:hAnsi="Times New Roman" w:cs="Times New Roman"/>
-          <w:b/>
-          <w:bCs/>
-          <w:sz w:val="36"/>
-          <w:szCs w:val="36"/>
+          <w:sz w:val="28"/>
+          <w:szCs w:val="28"/>
+        </w:rPr>
+      </w:pPr>
+      <w:r>
+        <w:rPr>
+          <w:rFonts w:ascii="Times New Roman" w:eastAsia="Times New Roman" w:hAnsi="Times New Roman" w:cs="Times New Roman"/>
+          <w:b/>
+          <w:bCs/>
+          <w:sz w:val="28"/>
+          <w:szCs w:val="28"/>
         </w:rPr>
         <w:t>5️</w:t>
       </w:r>
@@ -3331,8 +3679,8 @@
           <w:rFonts w:ascii="Tahoma" w:eastAsia="Times New Roman" w:hAnsi="Tahoma" w:cs="Tahoma"/>
           <w:b/>
           <w:bCs/>
-          <w:sz w:val="36"/>
-          <w:szCs w:val="36"/>
+          <w:sz w:val="28"/>
+          <w:szCs w:val="28"/>
         </w:rPr>
         <w:t>⃣</w:t>
       </w:r>
@@ -3341,8 +3689,8 @@
           <w:rFonts w:ascii="Times New Roman" w:eastAsia="Times New Roman" w:hAnsi="Times New Roman" w:cs="Times New Roman"/>
           <w:b/>
           <w:bCs/>
-          <w:sz w:val="36"/>
-          <w:szCs w:val="36"/>
+          <w:sz w:val="28"/>
+          <w:szCs w:val="28"/>
         </w:rPr>
         <w:t xml:space="preserve"> Session Layer (Layer 5)</w:t>
       </w:r>
@@ -3355,17 +3703,17 @@
           <w:rFonts w:ascii="Times New Roman" w:eastAsia="Times New Roman" w:hAnsi="Times New Roman" w:cs="Times New Roman"/>
           <w:b/>
           <w:bCs/>
-          <w:sz w:val="27"/>
-          <w:szCs w:val="27"/>
-        </w:rPr>
-      </w:pPr>
-      <w:r>
-        <w:rPr>
-          <w:rFonts w:ascii="Times New Roman" w:eastAsia="Times New Roman" w:hAnsi="Times New Roman" w:cs="Times New Roman"/>
-          <w:b/>
-          <w:bCs/>
-          <w:sz w:val="27"/>
-          <w:szCs w:val="27"/>
+          <w:sz w:val="28"/>
+          <w:szCs w:val="28"/>
+        </w:rPr>
+      </w:pPr>
+      <w:r>
+        <w:rPr>
+          <w:rFonts w:ascii="Times New Roman" w:eastAsia="Times New Roman" w:hAnsi="Times New Roman" w:cs="Times New Roman"/>
+          <w:b/>
+          <w:bCs/>
+          <w:sz w:val="28"/>
+          <w:szCs w:val="28"/>
         </w:rPr>
         <w:t>Definition:</w:t>
       </w:r>
@@ -3375,16 +3723,17 @@
         <w:spacing w:before="100" w:beforeAutospacing="1" w:after="100" w:afterAutospacing="1" w:line="240" w:lineRule="auto"/>
         <w:rPr>
           <w:rFonts w:ascii="Times New Roman" w:eastAsia="Times New Roman" w:hAnsi="Times New Roman" w:cs="Times New Roman"/>
-          <w:sz w:val="24"/>
-          <w:szCs w:val="24"/>
-        </w:rPr>
-      </w:pPr>
-      <w:r>
-        <w:rPr>
-          <w:rFonts w:ascii="Times New Roman" w:eastAsia="Times New Roman" w:hAnsi="Times New Roman" w:cs="Times New Roman"/>
-          <w:sz w:val="24"/>
-          <w:szCs w:val="24"/>
-        </w:rPr>
+          <w:sz w:val="28"/>
+          <w:szCs w:val="28"/>
+        </w:rPr>
+      </w:pPr>
+      <w:r>
+        <w:rPr>
+          <w:rFonts w:ascii="Times New Roman" w:eastAsia="Times New Roman" w:hAnsi="Times New Roman" w:cs="Times New Roman"/>
+          <w:sz w:val="28"/>
+          <w:szCs w:val="28"/>
+        </w:rPr>
+        <w:lastRenderedPageBreak/>
         <w:t xml:space="preserve">The </w:t>
       </w:r>
       <w:r>
@@ -3392,19 +3741,53 @@
           <w:rFonts w:ascii="Times New Roman" w:eastAsia="Times New Roman" w:hAnsi="Times New Roman" w:cs="Times New Roman"/>
           <w:b/>
           <w:bCs/>
-          <w:sz w:val="24"/>
-          <w:szCs w:val="24"/>
+          <w:sz w:val="28"/>
+          <w:szCs w:val="28"/>
         </w:rPr>
         <w:t>Session layer</w:t>
       </w:r>
       <w:r>
         <w:rPr>
           <w:rFonts w:ascii="Times New Roman" w:eastAsia="Times New Roman" w:hAnsi="Times New Roman" w:cs="Times New Roman"/>
-          <w:sz w:val="24"/>
-          <w:szCs w:val="24"/>
+          <w:sz w:val="28"/>
+          <w:szCs w:val="28"/>
         </w:rPr>
         <w:t xml:space="preserve"> establishes, manages, and terminates communication sessions.</w:t>
       </w:r>
+      <w:r>
+        <w:rPr>
+          <w:rFonts w:ascii="Times New Roman" w:eastAsia="Times New Roman" w:hAnsi="Times New Roman" w:cs="Times New Roman"/>
+          <w:sz w:val="28"/>
+          <w:szCs w:val="28"/>
+        </w:rPr>
+        <w:br/>
+        <w:t>(</w:t>
+      </w:r>
+      <w:r>
+        <w:rPr>
+          <w:rFonts w:ascii="Times New Roman" w:eastAsia="Times New Roman" w:hAnsi="Times New Roman" w:cs="Times New Roman"/>
+          <w:color w:val="1F1F1F"/>
+          <w:sz w:val="28"/>
+          <w:szCs w:val="28"/>
+        </w:rPr>
+        <w:t>Keeps track of the connection between two devices during communication.</w:t>
+      </w:r>
+      <w:r>
+        <w:rPr>
+          <w:rFonts w:ascii="Times New Roman" w:eastAsia="Times New Roman" w:hAnsi="Times New Roman" w:cs="Times New Roman"/>
+          <w:sz w:val="28"/>
+          <w:szCs w:val="28"/>
+        </w:rPr>
+        <w:t>)</w:t>
+      </w:r>
+      <w:r>
+        <w:rPr>
+          <w:rFonts w:ascii="Times New Roman" w:eastAsia="Times New Roman" w:hAnsi="Times New Roman" w:cs="Times New Roman"/>
+          <w:sz w:val="28"/>
+          <w:szCs w:val="28"/>
+        </w:rPr>
+        <w:t xml:space="preserve"> </w:t>
+      </w:r>
     </w:p>
     <w:p>
       <w:pPr>
@@ -3414,19 +3797,18 @@
           <w:rFonts w:ascii="Times New Roman" w:eastAsia="Times New Roman" w:hAnsi="Times New Roman" w:cs="Times New Roman"/>
           <w:b/>
           <w:bCs/>
-          <w:sz w:val="27"/>
-          <w:szCs w:val="27"/>
-        </w:rPr>
-      </w:pPr>
-      <w:r>
-        <w:rPr>
-          <w:rFonts w:ascii="Times New Roman" w:eastAsia="Times New Roman" w:hAnsi="Times New Roman" w:cs="Times New Roman"/>
-          <w:b/>
-          <w:bCs/>
-          <w:sz w:val="27"/>
-          <w:szCs w:val="27"/>
-        </w:rPr>
-        <w:lastRenderedPageBreak/>
+          <w:sz w:val="28"/>
+          <w:szCs w:val="28"/>
+        </w:rPr>
+      </w:pPr>
+      <w:r>
+        <w:rPr>
+          <w:rFonts w:ascii="Times New Roman" w:eastAsia="Times New Roman" w:hAnsi="Times New Roman" w:cs="Times New Roman"/>
+          <w:b/>
+          <w:bCs/>
+          <w:sz w:val="28"/>
+          <w:szCs w:val="28"/>
+        </w:rPr>
         <w:t>Functions:</w:t>
       </w:r>
     </w:p>
@@ -3439,15 +3821,15 @@
         <w:spacing w:before="100" w:beforeAutospacing="1" w:after="100" w:afterAutospacing="1" w:line="240" w:lineRule="auto"/>
         <w:rPr>
           <w:rFonts w:ascii="Times New Roman" w:eastAsia="Times New Roman" w:hAnsi="Times New Roman" w:cs="Times New Roman"/>
-          <w:sz w:val="24"/>
-          <w:szCs w:val="24"/>
-        </w:rPr>
-      </w:pPr>
-      <w:r>
-        <w:rPr>
-          <w:rFonts w:ascii="Times New Roman" w:eastAsia="Times New Roman" w:hAnsi="Times New Roman" w:cs="Times New Roman"/>
-          <w:sz w:val="24"/>
-          <w:szCs w:val="24"/>
+          <w:sz w:val="28"/>
+          <w:szCs w:val="28"/>
+        </w:rPr>
+      </w:pPr>
+      <w:r>
+        <w:rPr>
+          <w:rFonts w:ascii="Times New Roman" w:eastAsia="Times New Roman" w:hAnsi="Times New Roman" w:cs="Times New Roman"/>
+          <w:sz w:val="28"/>
+          <w:szCs w:val="28"/>
         </w:rPr>
         <w:t>Session establishment</w:t>
       </w:r>
@@ -3461,15 +3843,15 @@
         <w:spacing w:before="100" w:beforeAutospacing="1" w:after="100" w:afterAutospacing="1" w:line="240" w:lineRule="auto"/>
         <w:rPr>
           <w:rFonts w:ascii="Times New Roman" w:eastAsia="Times New Roman" w:hAnsi="Times New Roman" w:cs="Times New Roman"/>
-          <w:sz w:val="24"/>
-          <w:szCs w:val="24"/>
-        </w:rPr>
-      </w:pPr>
-      <w:r>
-        <w:rPr>
-          <w:rFonts w:ascii="Times New Roman" w:eastAsia="Times New Roman" w:hAnsi="Times New Roman" w:cs="Times New Roman"/>
-          <w:sz w:val="24"/>
-          <w:szCs w:val="24"/>
+          <w:sz w:val="28"/>
+          <w:szCs w:val="28"/>
+        </w:rPr>
+      </w:pPr>
+      <w:r>
+        <w:rPr>
+          <w:rFonts w:ascii="Times New Roman" w:eastAsia="Times New Roman" w:hAnsi="Times New Roman" w:cs="Times New Roman"/>
+          <w:sz w:val="28"/>
+          <w:szCs w:val="28"/>
         </w:rPr>
         <w:t>Session maintenance</w:t>
       </w:r>
@@ -3483,15 +3865,15 @@
         <w:spacing w:before="100" w:beforeAutospacing="1" w:after="100" w:afterAutospacing="1" w:line="240" w:lineRule="auto"/>
         <w:rPr>
           <w:rFonts w:ascii="Times New Roman" w:eastAsia="Times New Roman" w:hAnsi="Times New Roman" w:cs="Times New Roman"/>
-          <w:sz w:val="24"/>
-          <w:szCs w:val="24"/>
-        </w:rPr>
-      </w:pPr>
-      <w:r>
-        <w:rPr>
-          <w:rFonts w:ascii="Times New Roman" w:eastAsia="Times New Roman" w:hAnsi="Times New Roman" w:cs="Times New Roman"/>
-          <w:sz w:val="24"/>
-          <w:szCs w:val="24"/>
+          <w:sz w:val="28"/>
+          <w:szCs w:val="28"/>
+        </w:rPr>
+      </w:pPr>
+      <w:r>
+        <w:rPr>
+          <w:rFonts w:ascii="Times New Roman" w:eastAsia="Times New Roman" w:hAnsi="Times New Roman" w:cs="Times New Roman"/>
+          <w:sz w:val="28"/>
+          <w:szCs w:val="28"/>
         </w:rPr>
         <w:t>Session termination</w:t>
       </w:r>
@@ -3505,15 +3887,15 @@
         <w:spacing w:before="100" w:beforeAutospacing="1" w:after="100" w:afterAutospacing="1" w:line="240" w:lineRule="auto"/>
         <w:rPr>
           <w:rFonts w:ascii="Times New Roman" w:eastAsia="Times New Roman" w:hAnsi="Times New Roman" w:cs="Times New Roman"/>
-          <w:sz w:val="24"/>
-          <w:szCs w:val="24"/>
-        </w:rPr>
-      </w:pPr>
-      <w:r>
-        <w:rPr>
-          <w:rFonts w:ascii="Times New Roman" w:eastAsia="Times New Roman" w:hAnsi="Times New Roman" w:cs="Times New Roman"/>
-          <w:sz w:val="24"/>
-          <w:szCs w:val="24"/>
+          <w:sz w:val="28"/>
+          <w:szCs w:val="28"/>
+        </w:rPr>
+      </w:pPr>
+      <w:r>
+        <w:rPr>
+          <w:rFonts w:ascii="Times New Roman" w:eastAsia="Times New Roman" w:hAnsi="Times New Roman" w:cs="Times New Roman"/>
+          <w:sz w:val="28"/>
+          <w:szCs w:val="28"/>
         </w:rPr>
         <w:t>Synchronization</w:t>
       </w:r>
@@ -3526,17 +3908,17 @@
           <w:rFonts w:ascii="Times New Roman" w:eastAsia="Times New Roman" w:hAnsi="Times New Roman" w:cs="Times New Roman"/>
           <w:b/>
           <w:bCs/>
-          <w:sz w:val="27"/>
-          <w:szCs w:val="27"/>
-        </w:rPr>
-      </w:pPr>
-      <w:r>
-        <w:rPr>
-          <w:rFonts w:ascii="Times New Roman" w:eastAsia="Times New Roman" w:hAnsi="Times New Roman" w:cs="Times New Roman"/>
-          <w:b/>
-          <w:bCs/>
-          <w:sz w:val="27"/>
-          <w:szCs w:val="27"/>
+          <w:sz w:val="28"/>
+          <w:szCs w:val="28"/>
+        </w:rPr>
+      </w:pPr>
+      <w:r>
+        <w:rPr>
+          <w:rFonts w:ascii="Times New Roman" w:eastAsia="Times New Roman" w:hAnsi="Times New Roman" w:cs="Times New Roman"/>
+          <w:b/>
+          <w:bCs/>
+          <w:sz w:val="28"/>
+          <w:szCs w:val="28"/>
         </w:rPr>
         <w:t>Example:</w:t>
       </w:r>
@@ -3550,58 +3932,38 @@
         <w:spacing w:before="100" w:beforeAutospacing="1" w:after="100" w:afterAutospacing="1" w:line="240" w:lineRule="auto"/>
         <w:rPr>
           <w:rFonts w:ascii="Times New Roman" w:eastAsia="Times New Roman" w:hAnsi="Times New Roman" w:cs="Times New Roman"/>
-          <w:sz w:val="24"/>
-          <w:szCs w:val="24"/>
-        </w:rPr>
-      </w:pPr>
-      <w:r>
-        <w:rPr>
-          <w:rFonts w:ascii="Times New Roman" w:eastAsia="Times New Roman" w:hAnsi="Times New Roman" w:cs="Times New Roman"/>
-          <w:sz w:val="24"/>
-          <w:szCs w:val="24"/>
+          <w:sz w:val="28"/>
+          <w:szCs w:val="28"/>
+        </w:rPr>
+      </w:pPr>
+      <w:r>
+        <w:rPr>
+          <w:rFonts w:ascii="Times New Roman" w:eastAsia="Times New Roman" w:hAnsi="Times New Roman" w:cs="Times New Roman"/>
+          <w:sz w:val="28"/>
+          <w:szCs w:val="28"/>
         </w:rPr>
         <w:t>Video call session start and end</w:t>
       </w:r>
     </w:p>
     <w:p>
       <w:pPr>
-        <w:spacing w:after="0" w:line="240" w:lineRule="auto"/>
-        <w:rPr>
-          <w:rFonts w:ascii="Times New Roman" w:eastAsia="Times New Roman" w:hAnsi="Times New Roman" w:cs="Times New Roman"/>
-          <w:sz w:val="24"/>
-          <w:szCs w:val="24"/>
-        </w:rPr>
-      </w:pPr>
-      <w:r>
-        <w:rPr>
-          <w:rFonts w:ascii="Times New Roman" w:eastAsia="Times New Roman" w:hAnsi="Times New Roman" w:cs="Times New Roman"/>
-          <w:sz w:val="24"/>
-          <w:szCs w:val="24"/>
-        </w:rPr>
-        <w:pict>
-          <v:rect id="_x0000_i1034" style="width:0;height:1.5pt" o:hralign="center" o:hrstd="t" o:hr="t" fillcolor="#a0a0a0" stroked="f"/>
-        </w:pict>
-      </w:r>
-    </w:p>
-    <w:p>
-      <w:pPr>
         <w:spacing w:before="100" w:beforeAutospacing="1" w:after="100" w:afterAutospacing="1" w:line="240" w:lineRule="auto"/>
         <w:outlineLvl w:val="1"/>
         <w:rPr>
           <w:rFonts w:ascii="Times New Roman" w:eastAsia="Times New Roman" w:hAnsi="Times New Roman" w:cs="Times New Roman"/>
           <w:b/>
           <w:bCs/>
-          <w:sz w:val="36"/>
-          <w:szCs w:val="36"/>
-        </w:rPr>
-      </w:pPr>
-      <w:r>
-        <w:rPr>
-          <w:rFonts w:ascii="Times New Roman" w:eastAsia="Times New Roman" w:hAnsi="Times New Roman" w:cs="Times New Roman"/>
-          <w:b/>
-          <w:bCs/>
-          <w:sz w:val="36"/>
-          <w:szCs w:val="36"/>
+          <w:sz w:val="28"/>
+          <w:szCs w:val="28"/>
+        </w:rPr>
+      </w:pPr>
+      <w:r>
+        <w:rPr>
+          <w:rFonts w:ascii="Times New Roman" w:eastAsia="Times New Roman" w:hAnsi="Times New Roman" w:cs="Times New Roman"/>
+          <w:b/>
+          <w:bCs/>
+          <w:sz w:val="28"/>
+          <w:szCs w:val="28"/>
         </w:rPr>
         <w:t>4️</w:t>
       </w:r>
@@ -3610,8 +3972,8 @@
           <w:rFonts w:ascii="Tahoma" w:eastAsia="Times New Roman" w:hAnsi="Tahoma" w:cs="Tahoma"/>
           <w:b/>
           <w:bCs/>
-          <w:sz w:val="36"/>
-          <w:szCs w:val="36"/>
+          <w:sz w:val="28"/>
+          <w:szCs w:val="28"/>
         </w:rPr>
         <w:t>⃣</w:t>
       </w:r>
@@ -3620,8 +3982,8 @@
           <w:rFonts w:ascii="Times New Roman" w:eastAsia="Times New Roman" w:hAnsi="Times New Roman" w:cs="Times New Roman"/>
           <w:b/>
           <w:bCs/>
-          <w:sz w:val="36"/>
-          <w:szCs w:val="36"/>
+          <w:sz w:val="28"/>
+          <w:szCs w:val="28"/>
         </w:rPr>
         <w:t xml:space="preserve"> Transport Layer (Layer 4) </w:t>
       </w:r>
@@ -3630,8 +3992,8 @@
           <w:rFonts w:ascii="Segoe UI Symbol" w:eastAsia="Times New Roman" w:hAnsi="Segoe UI Symbol" w:cs="Segoe UI Symbol"/>
           <w:b/>
           <w:bCs/>
-          <w:sz w:val="36"/>
-          <w:szCs w:val="36"/>
+          <w:sz w:val="28"/>
+          <w:szCs w:val="28"/>
         </w:rPr>
         <w:t>⭐⭐⭐</w:t>
       </w:r>
@@ -3644,35 +4006,37 @@
           <w:rFonts w:ascii="Times New Roman" w:eastAsia="Times New Roman" w:hAnsi="Times New Roman" w:cs="Times New Roman"/>
           <w:b/>
           <w:bCs/>
-          <w:sz w:val="27"/>
-          <w:szCs w:val="27"/>
-        </w:rPr>
-      </w:pPr>
-      <w:r>
-        <w:rPr>
-          <w:rFonts w:ascii="Times New Roman" w:eastAsia="Times New Roman" w:hAnsi="Times New Roman" w:cs="Times New Roman"/>
-          <w:b/>
-          <w:bCs/>
-          <w:sz w:val="27"/>
-          <w:szCs w:val="27"/>
+          <w:sz w:val="28"/>
+          <w:szCs w:val="28"/>
+        </w:rPr>
+      </w:pPr>
+      <w:r>
+        <w:rPr>
+          <w:rFonts w:ascii="Times New Roman" w:eastAsia="Times New Roman" w:hAnsi="Times New Roman" w:cs="Times New Roman"/>
+          <w:b/>
+          <w:bCs/>
+          <w:sz w:val="28"/>
+          <w:szCs w:val="28"/>
         </w:rPr>
         <w:t>Definition:</w:t>
       </w:r>
     </w:p>
     <w:p>
       <w:pPr>
-        <w:spacing w:before="100" w:beforeAutospacing="1" w:after="100" w:afterAutospacing="1" w:line="240" w:lineRule="auto"/>
-        <w:rPr>
-          <w:rFonts w:ascii="Times New Roman" w:eastAsia="Times New Roman" w:hAnsi="Times New Roman" w:cs="Times New Roman"/>
-          <w:sz w:val="24"/>
-          <w:szCs w:val="24"/>
-        </w:rPr>
-      </w:pPr>
-      <w:r>
-        <w:rPr>
-          <w:rFonts w:ascii="Times New Roman" w:eastAsia="Times New Roman" w:hAnsi="Times New Roman" w:cs="Times New Roman"/>
-          <w:sz w:val="24"/>
-          <w:szCs w:val="24"/>
+        <w:spacing w:before="100" w:beforeAutospacing="1" w:after="0" w:line="240" w:lineRule="auto"/>
+        <w:ind w:left="360"/>
+        <w:rPr>
+          <w:rFonts w:ascii="Times New Roman" w:eastAsia="Times New Roman" w:hAnsi="Times New Roman" w:cs="Times New Roman"/>
+          <w:color w:val="1F1F1F"/>
+          <w:sz w:val="28"/>
+          <w:szCs w:val="28"/>
+        </w:rPr>
+      </w:pPr>
+      <w:r>
+        <w:rPr>
+          <w:rFonts w:ascii="Times New Roman" w:eastAsia="Times New Roman" w:hAnsi="Times New Roman" w:cs="Times New Roman"/>
+          <w:sz w:val="28"/>
+          <w:szCs w:val="28"/>
         </w:rPr>
         <w:t xml:space="preserve">The </w:t>
       </w:r>
@@ -3681,16 +4045,16 @@
           <w:rFonts w:ascii="Times New Roman" w:eastAsia="Times New Roman" w:hAnsi="Times New Roman" w:cs="Times New Roman"/>
           <w:b/>
           <w:bCs/>
-          <w:sz w:val="24"/>
-          <w:szCs w:val="24"/>
+          <w:sz w:val="28"/>
+          <w:szCs w:val="28"/>
         </w:rPr>
         <w:t>Transport layer</w:t>
       </w:r>
       <w:r>
         <w:rPr>
           <w:rFonts w:ascii="Times New Roman" w:eastAsia="Times New Roman" w:hAnsi="Times New Roman" w:cs="Times New Roman"/>
-          <w:sz w:val="24"/>
-          <w:szCs w:val="24"/>
+          <w:sz w:val="28"/>
+          <w:szCs w:val="28"/>
         </w:rPr>
         <w:t xml:space="preserve"> ensures </w:t>
       </w:r>
@@ -3699,19 +4063,45 @@
           <w:rFonts w:ascii="Times New Roman" w:eastAsia="Times New Roman" w:hAnsi="Times New Roman" w:cs="Times New Roman"/>
           <w:b/>
           <w:bCs/>
-          <w:sz w:val="24"/>
-          <w:szCs w:val="24"/>
+          <w:sz w:val="28"/>
+          <w:szCs w:val="28"/>
         </w:rPr>
         <w:t>end-to-end data delivery</w:t>
       </w:r>
       <w:r>
         <w:rPr>
           <w:rFonts w:ascii="Times New Roman" w:eastAsia="Times New Roman" w:hAnsi="Times New Roman" w:cs="Times New Roman"/>
-          <w:sz w:val="24"/>
-          <w:szCs w:val="24"/>
+          <w:sz w:val="28"/>
+          <w:szCs w:val="28"/>
         </w:rPr>
         <w:t xml:space="preserve"> between sender and receiver.</w:t>
       </w:r>
+      <w:r>
+        <w:rPr>
+          <w:rFonts w:ascii="Times New Roman" w:eastAsia="Times New Roman" w:hAnsi="Times New Roman" w:cs="Times New Roman"/>
+          <w:sz w:val="28"/>
+          <w:szCs w:val="28"/>
+        </w:rPr>
+        <w:br/>
+        <w:t>(</w:t>
+      </w:r>
+      <w:r>
+        <w:rPr>
+          <w:rFonts w:ascii="Times New Roman" w:eastAsia="Times New Roman" w:hAnsi="Times New Roman" w:cs="Times New Roman"/>
+          <w:color w:val="1F1F1F"/>
+          <w:sz w:val="28"/>
+          <w:szCs w:val="28"/>
+        </w:rPr>
+        <w:t>Splits data into smaller pieces and ensures they arrive correctly.</w:t>
+      </w:r>
+      <w:r>
+        <w:rPr>
+          <w:rFonts w:ascii="Times New Roman" w:eastAsia="Times New Roman" w:hAnsi="Times New Roman" w:cs="Times New Roman"/>
+          <w:sz w:val="28"/>
+          <w:szCs w:val="28"/>
+        </w:rPr>
+        <w:t>)</w:t>
+      </w:r>
     </w:p>
     <w:p>
       <w:pPr>
@@ -3721,17 +4111,17 @@
           <w:rFonts w:ascii="Times New Roman" w:eastAsia="Times New Roman" w:hAnsi="Times New Roman" w:cs="Times New Roman"/>
           <w:b/>
           <w:bCs/>
-          <w:sz w:val="27"/>
-          <w:szCs w:val="27"/>
-        </w:rPr>
-      </w:pPr>
-      <w:r>
-        <w:rPr>
-          <w:rFonts w:ascii="Times New Roman" w:eastAsia="Times New Roman" w:hAnsi="Times New Roman" w:cs="Times New Roman"/>
-          <w:b/>
-          <w:bCs/>
-          <w:sz w:val="27"/>
-          <w:szCs w:val="27"/>
+          <w:sz w:val="28"/>
+          <w:szCs w:val="28"/>
+        </w:rPr>
+      </w:pPr>
+      <w:r>
+        <w:rPr>
+          <w:rFonts w:ascii="Times New Roman" w:eastAsia="Times New Roman" w:hAnsi="Times New Roman" w:cs="Times New Roman"/>
+          <w:b/>
+          <w:bCs/>
+          <w:sz w:val="28"/>
+          <w:szCs w:val="28"/>
         </w:rPr>
         <w:t>Functions:</w:t>
       </w:r>
@@ -3745,15 +4135,15 @@
         <w:spacing w:before="100" w:beforeAutospacing="1" w:after="100" w:afterAutospacing="1" w:line="240" w:lineRule="auto"/>
         <w:rPr>
           <w:rFonts w:ascii="Times New Roman" w:eastAsia="Times New Roman" w:hAnsi="Times New Roman" w:cs="Times New Roman"/>
-          <w:sz w:val="24"/>
-          <w:szCs w:val="24"/>
-        </w:rPr>
-      </w:pPr>
-      <w:r>
-        <w:rPr>
-          <w:rFonts w:ascii="Times New Roman" w:eastAsia="Times New Roman" w:hAnsi="Times New Roman" w:cs="Times New Roman"/>
-          <w:sz w:val="24"/>
-          <w:szCs w:val="24"/>
+          <w:sz w:val="28"/>
+          <w:szCs w:val="28"/>
+        </w:rPr>
+      </w:pPr>
+      <w:r>
+        <w:rPr>
+          <w:rFonts w:ascii="Times New Roman" w:eastAsia="Times New Roman" w:hAnsi="Times New Roman" w:cs="Times New Roman"/>
+          <w:sz w:val="28"/>
+          <w:szCs w:val="28"/>
         </w:rPr>
         <w:t>End-to-end communication</w:t>
       </w:r>
@@ -3767,15 +4157,15 @@
         <w:spacing w:before="100" w:beforeAutospacing="1" w:after="100" w:afterAutospacing="1" w:line="240" w:lineRule="auto"/>
         <w:rPr>
           <w:rFonts w:ascii="Times New Roman" w:eastAsia="Times New Roman" w:hAnsi="Times New Roman" w:cs="Times New Roman"/>
-          <w:sz w:val="24"/>
-          <w:szCs w:val="24"/>
-        </w:rPr>
-      </w:pPr>
-      <w:r>
-        <w:rPr>
-          <w:rFonts w:ascii="Times New Roman" w:eastAsia="Times New Roman" w:hAnsi="Times New Roman" w:cs="Times New Roman"/>
-          <w:sz w:val="24"/>
-          <w:szCs w:val="24"/>
+          <w:sz w:val="28"/>
+          <w:szCs w:val="28"/>
+        </w:rPr>
+      </w:pPr>
+      <w:r>
+        <w:rPr>
+          <w:rFonts w:ascii="Times New Roman" w:eastAsia="Times New Roman" w:hAnsi="Times New Roman" w:cs="Times New Roman"/>
+          <w:sz w:val="28"/>
+          <w:szCs w:val="28"/>
         </w:rPr>
         <w:t>Flow control</w:t>
       </w:r>
@@ -3789,15 +4179,15 @@
         <w:spacing w:before="100" w:beforeAutospacing="1" w:after="100" w:afterAutospacing="1" w:line="240" w:lineRule="auto"/>
         <w:rPr>
           <w:rFonts w:ascii="Times New Roman" w:eastAsia="Times New Roman" w:hAnsi="Times New Roman" w:cs="Times New Roman"/>
-          <w:sz w:val="24"/>
-          <w:szCs w:val="24"/>
-        </w:rPr>
-      </w:pPr>
-      <w:r>
-        <w:rPr>
-          <w:rFonts w:ascii="Times New Roman" w:eastAsia="Times New Roman" w:hAnsi="Times New Roman" w:cs="Times New Roman"/>
-          <w:sz w:val="24"/>
-          <w:szCs w:val="24"/>
+          <w:sz w:val="28"/>
+          <w:szCs w:val="28"/>
+        </w:rPr>
+      </w:pPr>
+      <w:r>
+        <w:rPr>
+          <w:rFonts w:ascii="Times New Roman" w:eastAsia="Times New Roman" w:hAnsi="Times New Roman" w:cs="Times New Roman"/>
+          <w:sz w:val="28"/>
+          <w:szCs w:val="28"/>
         </w:rPr>
         <w:t>Error control</w:t>
       </w:r>
@@ -3811,15 +4201,15 @@
         <w:spacing w:before="100" w:beforeAutospacing="1" w:after="100" w:afterAutospacing="1" w:line="240" w:lineRule="auto"/>
         <w:rPr>
           <w:rFonts w:ascii="Times New Roman" w:eastAsia="Times New Roman" w:hAnsi="Times New Roman" w:cs="Times New Roman"/>
-          <w:sz w:val="24"/>
-          <w:szCs w:val="24"/>
-        </w:rPr>
-      </w:pPr>
-      <w:r>
-        <w:rPr>
-          <w:rFonts w:ascii="Times New Roman" w:eastAsia="Times New Roman" w:hAnsi="Times New Roman" w:cs="Times New Roman"/>
-          <w:sz w:val="24"/>
-          <w:szCs w:val="24"/>
+          <w:sz w:val="28"/>
+          <w:szCs w:val="28"/>
+        </w:rPr>
+      </w:pPr>
+      <w:r>
+        <w:rPr>
+          <w:rFonts w:ascii="Times New Roman" w:eastAsia="Times New Roman" w:hAnsi="Times New Roman" w:cs="Times New Roman"/>
+          <w:sz w:val="28"/>
+          <w:szCs w:val="28"/>
         </w:rPr>
         <w:t>Segmentation &amp; reassembly</w:t>
       </w:r>
@@ -3832,17 +4222,17 @@
           <w:rFonts w:ascii="Times New Roman" w:eastAsia="Times New Roman" w:hAnsi="Times New Roman" w:cs="Times New Roman"/>
           <w:b/>
           <w:bCs/>
-          <w:sz w:val="27"/>
-          <w:szCs w:val="27"/>
-        </w:rPr>
-      </w:pPr>
-      <w:r>
-        <w:rPr>
-          <w:rFonts w:ascii="Times New Roman" w:eastAsia="Times New Roman" w:hAnsi="Times New Roman" w:cs="Times New Roman"/>
-          <w:b/>
-          <w:bCs/>
-          <w:sz w:val="27"/>
-          <w:szCs w:val="27"/>
+          <w:sz w:val="28"/>
+          <w:szCs w:val="28"/>
+        </w:rPr>
+      </w:pPr>
+      <w:r>
+        <w:rPr>
+          <w:rFonts w:ascii="Times New Roman" w:eastAsia="Times New Roman" w:hAnsi="Times New Roman" w:cs="Times New Roman"/>
+          <w:b/>
+          <w:bCs/>
+          <w:sz w:val="28"/>
+          <w:szCs w:val="28"/>
         </w:rPr>
         <w:t>Protocols:</w:t>
       </w:r>
@@ -3856,15 +4246,15 @@
         <w:spacing w:before="100" w:beforeAutospacing="1" w:after="100" w:afterAutospacing="1" w:line="240" w:lineRule="auto"/>
         <w:rPr>
           <w:rFonts w:ascii="Times New Roman" w:eastAsia="Times New Roman" w:hAnsi="Times New Roman" w:cs="Times New Roman"/>
-          <w:sz w:val="24"/>
-          <w:szCs w:val="24"/>
-        </w:rPr>
-      </w:pPr>
-      <w:r>
-        <w:rPr>
-          <w:rFonts w:ascii="Times New Roman" w:eastAsia="Times New Roman" w:hAnsi="Times New Roman" w:cs="Times New Roman"/>
-          <w:sz w:val="24"/>
-          <w:szCs w:val="24"/>
+          <w:sz w:val="28"/>
+          <w:szCs w:val="28"/>
+        </w:rPr>
+      </w:pPr>
+      <w:r>
+        <w:rPr>
+          <w:rFonts w:ascii="Times New Roman" w:eastAsia="Times New Roman" w:hAnsi="Times New Roman" w:cs="Times New Roman"/>
+          <w:sz w:val="28"/>
+          <w:szCs w:val="28"/>
         </w:rPr>
         <w:t>TCP (Transmission Control Protocol)</w:t>
       </w:r>
@@ -3878,15 +4268,15 @@
         <w:spacing w:before="100" w:beforeAutospacing="1" w:after="100" w:afterAutospacing="1" w:line="240" w:lineRule="auto"/>
         <w:rPr>
           <w:rFonts w:ascii="Times New Roman" w:eastAsia="Times New Roman" w:hAnsi="Times New Roman" w:cs="Times New Roman"/>
-          <w:sz w:val="24"/>
-          <w:szCs w:val="24"/>
-        </w:rPr>
-      </w:pPr>
-      <w:r>
-        <w:rPr>
-          <w:rFonts w:ascii="Times New Roman" w:eastAsia="Times New Roman" w:hAnsi="Times New Roman" w:cs="Times New Roman"/>
-          <w:sz w:val="24"/>
-          <w:szCs w:val="24"/>
+          <w:sz w:val="28"/>
+          <w:szCs w:val="28"/>
+        </w:rPr>
+      </w:pPr>
+      <w:r>
+        <w:rPr>
+          <w:rFonts w:ascii="Times New Roman" w:eastAsia="Times New Roman" w:hAnsi="Times New Roman" w:cs="Times New Roman"/>
+          <w:sz w:val="28"/>
+          <w:szCs w:val="28"/>
         </w:rPr>
         <w:t>UDP (User Datagram Protocol)</w:t>
       </w:r>
@@ -3899,17 +4289,17 @@
           <w:rFonts w:ascii="Times New Roman" w:eastAsia="Times New Roman" w:hAnsi="Times New Roman" w:cs="Times New Roman"/>
           <w:b/>
           <w:bCs/>
-          <w:sz w:val="27"/>
-          <w:szCs w:val="27"/>
-        </w:rPr>
-      </w:pPr>
-      <w:r>
-        <w:rPr>
-          <w:rFonts w:ascii="Times New Roman" w:eastAsia="Times New Roman" w:hAnsi="Times New Roman" w:cs="Times New Roman"/>
-          <w:b/>
-          <w:bCs/>
-          <w:sz w:val="27"/>
-          <w:szCs w:val="27"/>
+          <w:sz w:val="28"/>
+          <w:szCs w:val="28"/>
+        </w:rPr>
+      </w:pPr>
+      <w:r>
+        <w:rPr>
+          <w:rFonts w:ascii="Times New Roman" w:eastAsia="Times New Roman" w:hAnsi="Times New Roman" w:cs="Times New Roman"/>
+          <w:b/>
+          <w:bCs/>
+          <w:sz w:val="28"/>
+          <w:szCs w:val="28"/>
         </w:rPr>
         <w:t>TCP vs UDP:</w:t>
       </w:r>
@@ -3927,8 +4317,8 @@
         <w:tblLook w:val="04A0" w:firstRow="1" w:lastRow="0" w:firstColumn="1" w:lastColumn="0" w:noHBand="0" w:noVBand="1"/>
       </w:tblPr>
       <w:tblGrid>
-        <w:gridCol w:w="2048"/>
-        <w:gridCol w:w="1542"/>
+        <w:gridCol w:w="2377"/>
+        <w:gridCol w:w="1786"/>
       </w:tblGrid>
       <w:tr>
         <w:trPr>
@@ -3949,8 +4339,8 @@
                 <w:rFonts w:ascii="Times New Roman" w:eastAsia="Times New Roman" w:hAnsi="Times New Roman" w:cs="Times New Roman"/>
                 <w:b/>
                 <w:bCs/>
-                <w:sz w:val="24"/>
-                <w:szCs w:val="24"/>
+                <w:sz w:val="28"/>
+                <w:szCs w:val="28"/>
               </w:rPr>
             </w:pPr>
             <w:r>
@@ -3958,8 +4348,8 @@
                 <w:rFonts w:ascii="Times New Roman" w:eastAsia="Times New Roman" w:hAnsi="Times New Roman" w:cs="Times New Roman"/>
                 <w:b/>
                 <w:bCs/>
-                <w:sz w:val="24"/>
-                <w:szCs w:val="24"/>
+                <w:sz w:val="28"/>
+                <w:szCs w:val="28"/>
               </w:rPr>
               <w:t>TCP</w:t>
             </w:r>
@@ -3979,8 +4369,8 @@
                 <w:rFonts w:ascii="Times New Roman" w:eastAsia="Times New Roman" w:hAnsi="Times New Roman" w:cs="Times New Roman"/>
                 <w:b/>
                 <w:bCs/>
-                <w:sz w:val="24"/>
-                <w:szCs w:val="24"/>
+                <w:sz w:val="28"/>
+                <w:szCs w:val="28"/>
               </w:rPr>
             </w:pPr>
             <w:r>
@@ -3988,8 +4378,8 @@
                 <w:rFonts w:ascii="Times New Roman" w:eastAsia="Times New Roman" w:hAnsi="Times New Roman" w:cs="Times New Roman"/>
                 <w:b/>
                 <w:bCs/>
-                <w:sz w:val="24"/>
-                <w:szCs w:val="24"/>
+                <w:sz w:val="28"/>
+                <w:szCs w:val="28"/>
               </w:rPr>
               <w:t>UDP</w:t>
             </w:r>
@@ -4011,15 +4401,15 @@
               <w:spacing w:after="0" w:line="240" w:lineRule="auto"/>
               <w:rPr>
                 <w:rFonts w:ascii="Times New Roman" w:eastAsia="Times New Roman" w:hAnsi="Times New Roman" w:cs="Times New Roman"/>
-                <w:sz w:val="24"/>
-                <w:szCs w:val="24"/>
+                <w:sz w:val="28"/>
+                <w:szCs w:val="28"/>
               </w:rPr>
             </w:pPr>
             <w:r>
               <w:rPr>
                 <w:rFonts w:ascii="Times New Roman" w:eastAsia="Times New Roman" w:hAnsi="Times New Roman" w:cs="Times New Roman"/>
-                <w:sz w:val="24"/>
-                <w:szCs w:val="24"/>
+                <w:sz w:val="28"/>
+                <w:szCs w:val="28"/>
               </w:rPr>
               <w:t>Reliable</w:t>
             </w:r>
@@ -4036,15 +4426,15 @@
               <w:spacing w:after="0" w:line="240" w:lineRule="auto"/>
               <w:rPr>
                 <w:rFonts w:ascii="Times New Roman" w:eastAsia="Times New Roman" w:hAnsi="Times New Roman" w:cs="Times New Roman"/>
-                <w:sz w:val="24"/>
-                <w:szCs w:val="24"/>
+                <w:sz w:val="28"/>
+                <w:szCs w:val="28"/>
               </w:rPr>
             </w:pPr>
             <w:r>
               <w:rPr>
                 <w:rFonts w:ascii="Times New Roman" w:eastAsia="Times New Roman" w:hAnsi="Times New Roman" w:cs="Times New Roman"/>
-                <w:sz w:val="24"/>
-                <w:szCs w:val="24"/>
+                <w:sz w:val="28"/>
+                <w:szCs w:val="28"/>
               </w:rPr>
               <w:t>Unreliable</w:t>
             </w:r>
@@ -4066,15 +4456,15 @@
               <w:spacing w:after="0" w:line="240" w:lineRule="auto"/>
               <w:rPr>
                 <w:rFonts w:ascii="Times New Roman" w:eastAsia="Times New Roman" w:hAnsi="Times New Roman" w:cs="Times New Roman"/>
-                <w:sz w:val="24"/>
-                <w:szCs w:val="24"/>
+                <w:sz w:val="28"/>
+                <w:szCs w:val="28"/>
               </w:rPr>
             </w:pPr>
             <w:r>
               <w:rPr>
                 <w:rFonts w:ascii="Times New Roman" w:eastAsia="Times New Roman" w:hAnsi="Times New Roman" w:cs="Times New Roman"/>
-                <w:sz w:val="24"/>
-                <w:szCs w:val="24"/>
+                <w:sz w:val="28"/>
+                <w:szCs w:val="28"/>
               </w:rPr>
               <w:t>Connection-oriented</w:t>
             </w:r>
@@ -4091,15 +4481,15 @@
               <w:spacing w:after="0" w:line="240" w:lineRule="auto"/>
               <w:rPr>
                 <w:rFonts w:ascii="Times New Roman" w:eastAsia="Times New Roman" w:hAnsi="Times New Roman" w:cs="Times New Roman"/>
-                <w:sz w:val="24"/>
-                <w:szCs w:val="24"/>
+                <w:sz w:val="28"/>
+                <w:szCs w:val="28"/>
               </w:rPr>
             </w:pPr>
             <w:r>
               <w:rPr>
                 <w:rFonts w:ascii="Times New Roman" w:eastAsia="Times New Roman" w:hAnsi="Times New Roman" w:cs="Times New Roman"/>
-                <w:sz w:val="24"/>
-                <w:szCs w:val="24"/>
+                <w:sz w:val="28"/>
+                <w:szCs w:val="28"/>
               </w:rPr>
               <w:t>Connectionless</w:t>
             </w:r>
@@ -4121,15 +4511,15 @@
               <w:spacing w:after="0" w:line="240" w:lineRule="auto"/>
               <w:rPr>
                 <w:rFonts w:ascii="Times New Roman" w:eastAsia="Times New Roman" w:hAnsi="Times New Roman" w:cs="Times New Roman"/>
-                <w:sz w:val="24"/>
-                <w:szCs w:val="24"/>
+                <w:sz w:val="28"/>
+                <w:szCs w:val="28"/>
               </w:rPr>
             </w:pPr>
             <w:r>
               <w:rPr>
                 <w:rFonts w:ascii="Times New Roman" w:eastAsia="Times New Roman" w:hAnsi="Times New Roman" w:cs="Times New Roman"/>
-                <w:sz w:val="24"/>
-                <w:szCs w:val="24"/>
+                <w:sz w:val="28"/>
+                <w:szCs w:val="28"/>
               </w:rPr>
               <w:t>Slower</w:t>
             </w:r>
@@ -4146,15 +4536,15 @@
               <w:spacing w:after="0" w:line="240" w:lineRule="auto"/>
               <w:rPr>
                 <w:rFonts w:ascii="Times New Roman" w:eastAsia="Times New Roman" w:hAnsi="Times New Roman" w:cs="Times New Roman"/>
-                <w:sz w:val="24"/>
-                <w:szCs w:val="24"/>
+                <w:sz w:val="28"/>
+                <w:szCs w:val="28"/>
               </w:rPr>
             </w:pPr>
             <w:r>
               <w:rPr>
                 <w:rFonts w:ascii="Times New Roman" w:eastAsia="Times New Roman" w:hAnsi="Times New Roman" w:cs="Times New Roman"/>
-                <w:sz w:val="24"/>
-                <w:szCs w:val="24"/>
+                <w:sz w:val="28"/>
+                <w:szCs w:val="28"/>
               </w:rPr>
               <w:t>Faster</w:t>
             </w:r>
@@ -4167,23 +4557,24 @@
         <w:spacing w:before="100" w:beforeAutospacing="1" w:after="100" w:afterAutospacing="1" w:line="240" w:lineRule="auto"/>
         <w:rPr>
           <w:rFonts w:ascii="Times New Roman" w:eastAsia="Times New Roman" w:hAnsi="Times New Roman" w:cs="Times New Roman"/>
-          <w:sz w:val="24"/>
-          <w:szCs w:val="24"/>
+          <w:sz w:val="28"/>
+          <w:szCs w:val="28"/>
         </w:rPr>
       </w:pPr>
       <w:r>
         <w:rPr>
           <w:rFonts w:ascii="Segoe UI Symbol" w:eastAsia="Times New Roman" w:hAnsi="Segoe UI Symbol" w:cs="Segoe UI Symbol"/>
-          <w:sz w:val="24"/>
-          <w:szCs w:val="24"/>
-        </w:rPr>
+          <w:sz w:val="28"/>
+          <w:szCs w:val="28"/>
+        </w:rPr>
+        <w:lastRenderedPageBreak/>
         <w:t>📌</w:t>
       </w:r>
       <w:r>
         <w:rPr>
           <w:rFonts w:ascii="Times New Roman" w:eastAsia="Times New Roman" w:hAnsi="Times New Roman" w:cs="Times New Roman"/>
-          <w:sz w:val="24"/>
-          <w:szCs w:val="24"/>
+          <w:sz w:val="28"/>
+          <w:szCs w:val="28"/>
         </w:rPr>
         <w:t xml:space="preserve"> </w:t>
       </w:r>
@@ -4192,8 +4583,8 @@
           <w:rFonts w:ascii="Times New Roman" w:eastAsia="Times New Roman" w:hAnsi="Times New Roman" w:cs="Times New Roman"/>
           <w:b/>
           <w:bCs/>
-          <w:sz w:val="24"/>
-          <w:szCs w:val="24"/>
+          <w:sz w:val="28"/>
+          <w:szCs w:val="28"/>
         </w:rPr>
         <w:t>Exam line:</w:t>
       </w:r>
@@ -4203,60 +4594,39 @@
         <w:spacing w:beforeAutospacing="1" w:after="100" w:afterAutospacing="1" w:line="240" w:lineRule="auto"/>
         <w:rPr>
           <w:rFonts w:ascii="Times New Roman" w:eastAsia="Times New Roman" w:hAnsi="Times New Roman" w:cs="Times New Roman"/>
-          <w:sz w:val="24"/>
-          <w:szCs w:val="24"/>
-        </w:rPr>
-      </w:pPr>
-      <w:r>
-        <w:rPr>
-          <w:rFonts w:ascii="Times New Roman" w:eastAsia="Times New Roman" w:hAnsi="Times New Roman" w:cs="Times New Roman"/>
-          <w:sz w:val="24"/>
-          <w:szCs w:val="24"/>
+          <w:sz w:val="28"/>
+          <w:szCs w:val="28"/>
+        </w:rPr>
+      </w:pPr>
+      <w:r>
+        <w:rPr>
+          <w:rFonts w:ascii="Times New Roman" w:eastAsia="Times New Roman" w:hAnsi="Times New Roman" w:cs="Times New Roman"/>
+          <w:sz w:val="28"/>
+          <w:szCs w:val="28"/>
         </w:rPr>
         <w:t>Transport layer provides reliable data transfer.</w:t>
       </w:r>
     </w:p>
     <w:p>
       <w:pPr>
-        <w:spacing w:after="0" w:line="240" w:lineRule="auto"/>
-        <w:rPr>
-          <w:rFonts w:ascii="Times New Roman" w:eastAsia="Times New Roman" w:hAnsi="Times New Roman" w:cs="Times New Roman"/>
-          <w:sz w:val="24"/>
-          <w:szCs w:val="24"/>
-        </w:rPr>
-      </w:pPr>
-      <w:r>
-        <w:rPr>
-          <w:rFonts w:ascii="Times New Roman" w:eastAsia="Times New Roman" w:hAnsi="Times New Roman" w:cs="Times New Roman"/>
-          <w:sz w:val="24"/>
-          <w:szCs w:val="24"/>
-        </w:rPr>
-        <w:pict>
-          <v:rect id="_x0000_i1035" style="width:0;height:1.5pt" o:hralign="center" o:hrstd="t" o:hr="t" fillcolor="#a0a0a0" stroked="f"/>
-        </w:pict>
-      </w:r>
-    </w:p>
-    <w:p>
-      <w:pPr>
         <w:spacing w:before="100" w:beforeAutospacing="1" w:after="100" w:afterAutospacing="1" w:line="240" w:lineRule="auto"/>
         <w:outlineLvl w:val="1"/>
         <w:rPr>
           <w:rFonts w:ascii="Times New Roman" w:eastAsia="Times New Roman" w:hAnsi="Times New Roman" w:cs="Times New Roman"/>
           <w:b/>
           <w:bCs/>
-          <w:sz w:val="36"/>
-          <w:szCs w:val="36"/>
-        </w:rPr>
-      </w:pPr>
-      <w:r>
-        <w:rPr>
-          <w:rFonts w:ascii="Times New Roman" w:eastAsia="Times New Roman" w:hAnsi="Times New Roman" w:cs="Times New Roman"/>
-          <w:b/>
-          <w:bCs/>
-          <w:sz w:val="36"/>
-          <w:szCs w:val="36"/>
-        </w:rPr>
-        <w:lastRenderedPageBreak/>
+          <w:sz w:val="28"/>
+          <w:szCs w:val="28"/>
+        </w:rPr>
+      </w:pPr>
+      <w:r>
+        <w:rPr>
+          <w:rFonts w:ascii="Times New Roman" w:eastAsia="Times New Roman" w:hAnsi="Times New Roman" w:cs="Times New Roman"/>
+          <w:b/>
+          <w:bCs/>
+          <w:sz w:val="28"/>
+          <w:szCs w:val="28"/>
+        </w:rPr>
         <w:t>3️</w:t>
       </w:r>
       <w:r>
@@ -4264,8 +4634,8 @@
           <w:rFonts w:ascii="Tahoma" w:eastAsia="Times New Roman" w:hAnsi="Tahoma" w:cs="Tahoma"/>
           <w:b/>
           <w:bCs/>
-          <w:sz w:val="36"/>
-          <w:szCs w:val="36"/>
+          <w:sz w:val="28"/>
+          <w:szCs w:val="28"/>
         </w:rPr>
         <w:t>⃣</w:t>
       </w:r>
@@ -4274,8 +4644,8 @@
           <w:rFonts w:ascii="Times New Roman" w:eastAsia="Times New Roman" w:hAnsi="Times New Roman" w:cs="Times New Roman"/>
           <w:b/>
           <w:bCs/>
-          <w:sz w:val="36"/>
-          <w:szCs w:val="36"/>
+          <w:sz w:val="28"/>
+          <w:szCs w:val="28"/>
         </w:rPr>
         <w:t xml:space="preserve"> Network Layer (Layer 3) </w:t>
       </w:r>
@@ -4284,8 +4654,8 @@
           <w:rFonts w:ascii="Segoe UI Symbol" w:eastAsia="Times New Roman" w:hAnsi="Segoe UI Symbol" w:cs="Segoe UI Symbol"/>
           <w:b/>
           <w:bCs/>
-          <w:sz w:val="36"/>
-          <w:szCs w:val="36"/>
+          <w:sz w:val="28"/>
+          <w:szCs w:val="28"/>
         </w:rPr>
         <w:t>⭐⭐⭐</w:t>
       </w:r>
@@ -4298,17 +4668,17 @@
           <w:rFonts w:ascii="Times New Roman" w:eastAsia="Times New Roman" w:hAnsi="Times New Roman" w:cs="Times New Roman"/>
           <w:b/>
           <w:bCs/>
-          <w:sz w:val="27"/>
-          <w:szCs w:val="27"/>
-        </w:rPr>
-      </w:pPr>
-      <w:r>
-        <w:rPr>
-          <w:rFonts w:ascii="Times New Roman" w:eastAsia="Times New Roman" w:hAnsi="Times New Roman" w:cs="Times New Roman"/>
-          <w:b/>
-          <w:bCs/>
-          <w:sz w:val="27"/>
-          <w:szCs w:val="27"/>
+          <w:sz w:val="28"/>
+          <w:szCs w:val="28"/>
+        </w:rPr>
+      </w:pPr>
+      <w:r>
+        <w:rPr>
+          <w:rFonts w:ascii="Times New Roman" w:eastAsia="Times New Roman" w:hAnsi="Times New Roman" w:cs="Times New Roman"/>
+          <w:b/>
+          <w:bCs/>
+          <w:sz w:val="28"/>
+          <w:szCs w:val="28"/>
         </w:rPr>
         <w:t>Definition:</w:t>
       </w:r>
@@ -4318,15 +4688,15 @@
         <w:spacing w:before="100" w:beforeAutospacing="1" w:after="100" w:afterAutospacing="1" w:line="240" w:lineRule="auto"/>
         <w:rPr>
           <w:rFonts w:ascii="Times New Roman" w:eastAsia="Times New Roman" w:hAnsi="Times New Roman" w:cs="Times New Roman"/>
-          <w:sz w:val="24"/>
-          <w:szCs w:val="24"/>
-        </w:rPr>
-      </w:pPr>
-      <w:r>
-        <w:rPr>
-          <w:rFonts w:ascii="Times New Roman" w:eastAsia="Times New Roman" w:hAnsi="Times New Roman" w:cs="Times New Roman"/>
-          <w:sz w:val="24"/>
-          <w:szCs w:val="24"/>
+          <w:sz w:val="28"/>
+          <w:szCs w:val="28"/>
+        </w:rPr>
+      </w:pPr>
+      <w:r>
+        <w:rPr>
+          <w:rFonts w:ascii="Times New Roman" w:eastAsia="Times New Roman" w:hAnsi="Times New Roman" w:cs="Times New Roman"/>
+          <w:sz w:val="28"/>
+          <w:szCs w:val="28"/>
         </w:rPr>
         <w:t xml:space="preserve">The </w:t>
       </w:r>
@@ -4335,16 +4705,16 @@
           <w:rFonts w:ascii="Times New Roman" w:eastAsia="Times New Roman" w:hAnsi="Times New Roman" w:cs="Times New Roman"/>
           <w:b/>
           <w:bCs/>
-          <w:sz w:val="24"/>
-          <w:szCs w:val="24"/>
+          <w:sz w:val="28"/>
+          <w:szCs w:val="28"/>
         </w:rPr>
         <w:t>Network layer</w:t>
       </w:r>
       <w:r>
         <w:rPr>
           <w:rFonts w:ascii="Times New Roman" w:eastAsia="Times New Roman" w:hAnsi="Times New Roman" w:cs="Times New Roman"/>
-          <w:sz w:val="24"/>
-          <w:szCs w:val="24"/>
+          <w:sz w:val="28"/>
+          <w:szCs w:val="28"/>
         </w:rPr>
         <w:t xml:space="preserve"> is responsible for </w:t>
       </w:r>
@@ -4353,19 +4723,45 @@
           <w:rFonts w:ascii="Times New Roman" w:eastAsia="Times New Roman" w:hAnsi="Times New Roman" w:cs="Times New Roman"/>
           <w:b/>
           <w:bCs/>
-          <w:sz w:val="24"/>
-          <w:szCs w:val="24"/>
+          <w:sz w:val="28"/>
+          <w:szCs w:val="28"/>
         </w:rPr>
         <w:t>routing and logical addressing</w:t>
       </w:r>
       <w:r>
         <w:rPr>
           <w:rFonts w:ascii="Times New Roman" w:eastAsia="Times New Roman" w:hAnsi="Times New Roman" w:cs="Times New Roman"/>
-          <w:sz w:val="24"/>
-          <w:szCs w:val="24"/>
+          <w:sz w:val="28"/>
+          <w:szCs w:val="28"/>
         </w:rPr>
         <w:t>.</w:t>
       </w:r>
+      <w:r>
+        <w:rPr>
+          <w:rFonts w:ascii="Times New Roman" w:eastAsia="Times New Roman" w:hAnsi="Times New Roman" w:cs="Times New Roman"/>
+          <w:sz w:val="28"/>
+          <w:szCs w:val="28"/>
+        </w:rPr>
+        <w:br/>
+        <w:t>(</w:t>
+      </w:r>
+      <w:r>
+        <w:rPr>
+          <w:rFonts w:ascii="Times New Roman" w:eastAsia="Times New Roman" w:hAnsi="Times New Roman" w:cs="Times New Roman"/>
+          <w:color w:val="1F1F1F"/>
+          <w:sz w:val="28"/>
+          <w:szCs w:val="28"/>
+        </w:rPr>
+        <w:t>Decides the best path to send data between devices using IP addresses.</w:t>
+      </w:r>
+      <w:r>
+        <w:rPr>
+          <w:rFonts w:ascii="Times New Roman" w:eastAsia="Times New Roman" w:hAnsi="Times New Roman" w:cs="Times New Roman"/>
+          <w:sz w:val="28"/>
+          <w:szCs w:val="28"/>
+        </w:rPr>
+        <w:t>)</w:t>
+      </w:r>
     </w:p>
     <w:p>
       <w:pPr>
@@ -4375,17 +4771,17 @@
           <w:rFonts w:ascii="Times New Roman" w:eastAsia="Times New Roman" w:hAnsi="Times New Roman" w:cs="Times New Roman"/>
           <w:b/>
           <w:bCs/>
-          <w:sz w:val="27"/>
-          <w:szCs w:val="27"/>
-        </w:rPr>
-      </w:pPr>
-      <w:r>
-        <w:rPr>
-          <w:rFonts w:ascii="Times New Roman" w:eastAsia="Times New Roman" w:hAnsi="Times New Roman" w:cs="Times New Roman"/>
-          <w:b/>
-          <w:bCs/>
-          <w:sz w:val="27"/>
-          <w:szCs w:val="27"/>
+          <w:sz w:val="28"/>
+          <w:szCs w:val="28"/>
+        </w:rPr>
+      </w:pPr>
+      <w:r>
+        <w:rPr>
+          <w:rFonts w:ascii="Times New Roman" w:eastAsia="Times New Roman" w:hAnsi="Times New Roman" w:cs="Times New Roman"/>
+          <w:b/>
+          <w:bCs/>
+          <w:sz w:val="28"/>
+          <w:szCs w:val="28"/>
         </w:rPr>
         <w:t>Functions:</w:t>
       </w:r>
@@ -4399,15 +4795,15 @@
         <w:spacing w:before="100" w:beforeAutospacing="1" w:after="100" w:afterAutospacing="1" w:line="240" w:lineRule="auto"/>
         <w:rPr>
           <w:rFonts w:ascii="Times New Roman" w:eastAsia="Times New Roman" w:hAnsi="Times New Roman" w:cs="Times New Roman"/>
-          <w:sz w:val="24"/>
-          <w:szCs w:val="24"/>
-        </w:rPr>
-      </w:pPr>
-      <w:r>
-        <w:rPr>
-          <w:rFonts w:ascii="Times New Roman" w:eastAsia="Times New Roman" w:hAnsi="Times New Roman" w:cs="Times New Roman"/>
-          <w:sz w:val="24"/>
-          <w:szCs w:val="24"/>
+          <w:sz w:val="28"/>
+          <w:szCs w:val="28"/>
+        </w:rPr>
+      </w:pPr>
+      <w:r>
+        <w:rPr>
+          <w:rFonts w:ascii="Times New Roman" w:eastAsia="Times New Roman" w:hAnsi="Times New Roman" w:cs="Times New Roman"/>
+          <w:sz w:val="28"/>
+          <w:szCs w:val="28"/>
         </w:rPr>
         <w:t>Path determination</w:t>
       </w:r>
@@ -4421,15 +4817,15 @@
         <w:spacing w:before="100" w:beforeAutospacing="1" w:after="100" w:afterAutospacing="1" w:line="240" w:lineRule="auto"/>
         <w:rPr>
           <w:rFonts w:ascii="Times New Roman" w:eastAsia="Times New Roman" w:hAnsi="Times New Roman" w:cs="Times New Roman"/>
-          <w:sz w:val="24"/>
-          <w:szCs w:val="24"/>
-        </w:rPr>
-      </w:pPr>
-      <w:r>
-        <w:rPr>
-          <w:rFonts w:ascii="Times New Roman" w:eastAsia="Times New Roman" w:hAnsi="Times New Roman" w:cs="Times New Roman"/>
-          <w:sz w:val="24"/>
-          <w:szCs w:val="24"/>
+          <w:sz w:val="28"/>
+          <w:szCs w:val="28"/>
+        </w:rPr>
+      </w:pPr>
+      <w:r>
+        <w:rPr>
+          <w:rFonts w:ascii="Times New Roman" w:eastAsia="Times New Roman" w:hAnsi="Times New Roman" w:cs="Times New Roman"/>
+          <w:sz w:val="28"/>
+          <w:szCs w:val="28"/>
         </w:rPr>
         <w:t>Routing</w:t>
       </w:r>
@@ -4443,15 +4839,15 @@
         <w:spacing w:before="100" w:beforeAutospacing="1" w:after="100" w:afterAutospacing="1" w:line="240" w:lineRule="auto"/>
         <w:rPr>
           <w:rFonts w:ascii="Times New Roman" w:eastAsia="Times New Roman" w:hAnsi="Times New Roman" w:cs="Times New Roman"/>
-          <w:sz w:val="24"/>
-          <w:szCs w:val="24"/>
-        </w:rPr>
-      </w:pPr>
-      <w:r>
-        <w:rPr>
-          <w:rFonts w:ascii="Times New Roman" w:eastAsia="Times New Roman" w:hAnsi="Times New Roman" w:cs="Times New Roman"/>
-          <w:sz w:val="24"/>
-          <w:szCs w:val="24"/>
+          <w:sz w:val="28"/>
+          <w:szCs w:val="28"/>
+        </w:rPr>
+      </w:pPr>
+      <w:r>
+        <w:rPr>
+          <w:rFonts w:ascii="Times New Roman" w:eastAsia="Times New Roman" w:hAnsi="Times New Roman" w:cs="Times New Roman"/>
+          <w:sz w:val="28"/>
+          <w:szCs w:val="28"/>
         </w:rPr>
         <w:t>Logical addressing (IP)</w:t>
       </w:r>
@@ -4464,17 +4860,17 @@
           <w:rFonts w:ascii="Times New Roman" w:eastAsia="Times New Roman" w:hAnsi="Times New Roman" w:cs="Times New Roman"/>
           <w:b/>
           <w:bCs/>
-          <w:sz w:val="27"/>
-          <w:szCs w:val="27"/>
-        </w:rPr>
-      </w:pPr>
-      <w:r>
-        <w:rPr>
-          <w:rFonts w:ascii="Times New Roman" w:eastAsia="Times New Roman" w:hAnsi="Times New Roman" w:cs="Times New Roman"/>
-          <w:b/>
-          <w:bCs/>
-          <w:sz w:val="27"/>
-          <w:szCs w:val="27"/>
+          <w:sz w:val="28"/>
+          <w:szCs w:val="28"/>
+        </w:rPr>
+      </w:pPr>
+      <w:r>
+        <w:rPr>
+          <w:rFonts w:ascii="Times New Roman" w:eastAsia="Times New Roman" w:hAnsi="Times New Roman" w:cs="Times New Roman"/>
+          <w:b/>
+          <w:bCs/>
+          <w:sz w:val="28"/>
+          <w:szCs w:val="28"/>
         </w:rPr>
         <w:t>Protocols:</w:t>
       </w:r>
@@ -4488,15 +4884,15 @@
         <w:spacing w:before="100" w:beforeAutospacing="1" w:after="100" w:afterAutospacing="1" w:line="240" w:lineRule="auto"/>
         <w:rPr>
           <w:rFonts w:ascii="Times New Roman" w:eastAsia="Times New Roman" w:hAnsi="Times New Roman" w:cs="Times New Roman"/>
-          <w:sz w:val="24"/>
-          <w:szCs w:val="24"/>
-        </w:rPr>
-      </w:pPr>
-      <w:r>
-        <w:rPr>
-          <w:rFonts w:ascii="Times New Roman" w:eastAsia="Times New Roman" w:hAnsi="Times New Roman" w:cs="Times New Roman"/>
-          <w:sz w:val="24"/>
-          <w:szCs w:val="24"/>
+          <w:sz w:val="28"/>
+          <w:szCs w:val="28"/>
+        </w:rPr>
+      </w:pPr>
+      <w:r>
+        <w:rPr>
+          <w:rFonts w:ascii="Times New Roman" w:eastAsia="Times New Roman" w:hAnsi="Times New Roman" w:cs="Times New Roman"/>
+          <w:sz w:val="28"/>
+          <w:szCs w:val="28"/>
         </w:rPr>
         <w:t>IP</w:t>
       </w:r>
@@ -4510,15 +4906,15 @@
         <w:spacing w:before="100" w:beforeAutospacing="1" w:after="100" w:afterAutospacing="1" w:line="240" w:lineRule="auto"/>
         <w:rPr>
           <w:rFonts w:ascii="Times New Roman" w:eastAsia="Times New Roman" w:hAnsi="Times New Roman" w:cs="Times New Roman"/>
-          <w:sz w:val="24"/>
-          <w:szCs w:val="24"/>
-        </w:rPr>
-      </w:pPr>
-      <w:r>
-        <w:rPr>
-          <w:rFonts w:ascii="Times New Roman" w:eastAsia="Times New Roman" w:hAnsi="Times New Roman" w:cs="Times New Roman"/>
-          <w:sz w:val="24"/>
-          <w:szCs w:val="24"/>
+          <w:sz w:val="28"/>
+          <w:szCs w:val="28"/>
+        </w:rPr>
+      </w:pPr>
+      <w:r>
+        <w:rPr>
+          <w:rFonts w:ascii="Times New Roman" w:eastAsia="Times New Roman" w:hAnsi="Times New Roman" w:cs="Times New Roman"/>
+          <w:sz w:val="28"/>
+          <w:szCs w:val="28"/>
         </w:rPr>
         <w:t>ICMP</w:t>
       </w:r>
@@ -4532,15 +4928,15 @@
         <w:spacing w:before="100" w:beforeAutospacing="1" w:after="100" w:afterAutospacing="1" w:line="240" w:lineRule="auto"/>
         <w:rPr>
           <w:rFonts w:ascii="Times New Roman" w:eastAsia="Times New Roman" w:hAnsi="Times New Roman" w:cs="Times New Roman"/>
-          <w:sz w:val="24"/>
-          <w:szCs w:val="24"/>
-        </w:rPr>
-      </w:pPr>
-      <w:r>
-        <w:rPr>
-          <w:rFonts w:ascii="Times New Roman" w:eastAsia="Times New Roman" w:hAnsi="Times New Roman" w:cs="Times New Roman"/>
-          <w:sz w:val="24"/>
-          <w:szCs w:val="24"/>
+          <w:sz w:val="28"/>
+          <w:szCs w:val="28"/>
+        </w:rPr>
+      </w:pPr>
+      <w:r>
+        <w:rPr>
+          <w:rFonts w:ascii="Times New Roman" w:eastAsia="Times New Roman" w:hAnsi="Times New Roman" w:cs="Times New Roman"/>
+          <w:sz w:val="28"/>
+          <w:szCs w:val="28"/>
         </w:rPr>
         <w:t>ARP</w:t>
       </w:r>
@@ -4553,17 +4949,17 @@
           <w:rFonts w:ascii="Times New Roman" w:eastAsia="Times New Roman" w:hAnsi="Times New Roman" w:cs="Times New Roman"/>
           <w:b/>
           <w:bCs/>
-          <w:sz w:val="27"/>
-          <w:szCs w:val="27"/>
-        </w:rPr>
-      </w:pPr>
-      <w:r>
-        <w:rPr>
-          <w:rFonts w:ascii="Times New Roman" w:eastAsia="Times New Roman" w:hAnsi="Times New Roman" w:cs="Times New Roman"/>
-          <w:b/>
-          <w:bCs/>
-          <w:sz w:val="27"/>
-          <w:szCs w:val="27"/>
+          <w:sz w:val="28"/>
+          <w:szCs w:val="28"/>
+        </w:rPr>
+      </w:pPr>
+      <w:r>
+        <w:rPr>
+          <w:rFonts w:ascii="Times New Roman" w:eastAsia="Times New Roman" w:hAnsi="Times New Roman" w:cs="Times New Roman"/>
+          <w:b/>
+          <w:bCs/>
+          <w:sz w:val="28"/>
+          <w:szCs w:val="28"/>
         </w:rPr>
         <w:t>Device:</w:t>
       </w:r>
@@ -4577,15 +4973,15 @@
         <w:spacing w:before="100" w:beforeAutospacing="1" w:after="100" w:afterAutospacing="1" w:line="240" w:lineRule="auto"/>
         <w:rPr>
           <w:rFonts w:ascii="Times New Roman" w:eastAsia="Times New Roman" w:hAnsi="Times New Roman" w:cs="Times New Roman"/>
-          <w:sz w:val="24"/>
-          <w:szCs w:val="24"/>
-        </w:rPr>
-      </w:pPr>
-      <w:r>
-        <w:rPr>
-          <w:rFonts w:ascii="Times New Roman" w:eastAsia="Times New Roman" w:hAnsi="Times New Roman" w:cs="Times New Roman"/>
-          <w:sz w:val="24"/>
-          <w:szCs w:val="24"/>
+          <w:sz w:val="28"/>
+          <w:szCs w:val="28"/>
+        </w:rPr>
+      </w:pPr>
+      <w:r>
+        <w:rPr>
+          <w:rFonts w:ascii="Times New Roman" w:eastAsia="Times New Roman" w:hAnsi="Times New Roman" w:cs="Times New Roman"/>
+          <w:sz w:val="28"/>
+          <w:szCs w:val="28"/>
         </w:rPr>
         <w:t>Router</w:t>
       </w:r>
@@ -4595,23 +4991,23 @@
         <w:spacing w:before="100" w:beforeAutospacing="1" w:after="100" w:afterAutospacing="1" w:line="240" w:lineRule="auto"/>
         <w:rPr>
           <w:rFonts w:ascii="Times New Roman" w:eastAsia="Times New Roman" w:hAnsi="Times New Roman" w:cs="Times New Roman"/>
-          <w:sz w:val="24"/>
-          <w:szCs w:val="24"/>
+          <w:sz w:val="28"/>
+          <w:szCs w:val="28"/>
         </w:rPr>
       </w:pPr>
       <w:r>
         <w:rPr>
           <w:rFonts w:ascii="Segoe UI Symbol" w:eastAsia="Times New Roman" w:hAnsi="Segoe UI Symbol" w:cs="Segoe UI Symbol"/>
-          <w:sz w:val="24"/>
-          <w:szCs w:val="24"/>
+          <w:sz w:val="28"/>
+          <w:szCs w:val="28"/>
         </w:rPr>
         <w:t>📌</w:t>
       </w:r>
       <w:r>
         <w:rPr>
           <w:rFonts w:ascii="Times New Roman" w:eastAsia="Times New Roman" w:hAnsi="Times New Roman" w:cs="Times New Roman"/>
-          <w:sz w:val="24"/>
-          <w:szCs w:val="24"/>
+          <w:sz w:val="28"/>
+          <w:szCs w:val="28"/>
         </w:rPr>
         <w:t xml:space="preserve"> </w:t>
       </w:r>
@@ -4620,8 +5016,8 @@
           <w:rFonts w:ascii="Times New Roman" w:eastAsia="Times New Roman" w:hAnsi="Times New Roman" w:cs="Times New Roman"/>
           <w:b/>
           <w:bCs/>
-          <w:sz w:val="24"/>
-          <w:szCs w:val="24"/>
+          <w:sz w:val="28"/>
+          <w:szCs w:val="28"/>
         </w:rPr>
         <w:t>Exam line:</w:t>
       </w:r>
@@ -4631,58 +5027,38 @@
         <w:spacing w:beforeAutospacing="1" w:after="100" w:afterAutospacing="1" w:line="240" w:lineRule="auto"/>
         <w:rPr>
           <w:rFonts w:ascii="Times New Roman" w:eastAsia="Times New Roman" w:hAnsi="Times New Roman" w:cs="Times New Roman"/>
-          <w:sz w:val="24"/>
-          <w:szCs w:val="24"/>
-        </w:rPr>
-      </w:pPr>
-      <w:r>
-        <w:rPr>
-          <w:rFonts w:ascii="Times New Roman" w:eastAsia="Times New Roman" w:hAnsi="Times New Roman" w:cs="Times New Roman"/>
-          <w:sz w:val="24"/>
-          <w:szCs w:val="24"/>
+          <w:sz w:val="28"/>
+          <w:szCs w:val="28"/>
+        </w:rPr>
+      </w:pPr>
+      <w:r>
+        <w:rPr>
+          <w:rFonts w:ascii="Times New Roman" w:eastAsia="Times New Roman" w:hAnsi="Times New Roman" w:cs="Times New Roman"/>
+          <w:sz w:val="28"/>
+          <w:szCs w:val="28"/>
         </w:rPr>
         <w:t>Network layer decides the best path for data.</w:t>
       </w:r>
     </w:p>
     <w:p>
       <w:pPr>
-        <w:spacing w:after="0" w:line="240" w:lineRule="auto"/>
-        <w:rPr>
-          <w:rFonts w:ascii="Times New Roman" w:eastAsia="Times New Roman" w:hAnsi="Times New Roman" w:cs="Times New Roman"/>
-          <w:sz w:val="24"/>
-          <w:szCs w:val="24"/>
-        </w:rPr>
-      </w:pPr>
-      <w:r>
-        <w:rPr>
-          <w:rFonts w:ascii="Times New Roman" w:eastAsia="Times New Roman" w:hAnsi="Times New Roman" w:cs="Times New Roman"/>
-          <w:sz w:val="24"/>
-          <w:szCs w:val="24"/>
-        </w:rPr>
-        <w:pict>
-          <v:rect id="_x0000_i1036" style="width:0;height:1.5pt" o:hralign="center" o:hrstd="t" o:hr="t" fillcolor="#a0a0a0" stroked="f"/>
-        </w:pict>
-      </w:r>
-    </w:p>
-    <w:p>
-      <w:pPr>
         <w:spacing w:before="100" w:beforeAutospacing="1" w:after="100" w:afterAutospacing="1" w:line="240" w:lineRule="auto"/>
         <w:outlineLvl w:val="1"/>
         <w:rPr>
           <w:rFonts w:ascii="Times New Roman" w:eastAsia="Times New Roman" w:hAnsi="Times New Roman" w:cs="Times New Roman"/>
           <w:b/>
           <w:bCs/>
-          <w:sz w:val="36"/>
-          <w:szCs w:val="36"/>
-        </w:rPr>
-      </w:pPr>
-      <w:r>
-        <w:rPr>
-          <w:rFonts w:ascii="Times New Roman" w:eastAsia="Times New Roman" w:hAnsi="Times New Roman" w:cs="Times New Roman"/>
-          <w:b/>
-          <w:bCs/>
-          <w:sz w:val="36"/>
-          <w:szCs w:val="36"/>
+          <w:sz w:val="28"/>
+          <w:szCs w:val="28"/>
+        </w:rPr>
+      </w:pPr>
+      <w:r>
+        <w:rPr>
+          <w:rFonts w:ascii="Times New Roman" w:eastAsia="Times New Roman" w:hAnsi="Times New Roman" w:cs="Times New Roman"/>
+          <w:b/>
+          <w:bCs/>
+          <w:sz w:val="28"/>
+          <w:szCs w:val="28"/>
         </w:rPr>
         <w:t>2️</w:t>
       </w:r>
@@ -4691,8 +5067,8 @@
           <w:rFonts w:ascii="Tahoma" w:eastAsia="Times New Roman" w:hAnsi="Tahoma" w:cs="Tahoma"/>
           <w:b/>
           <w:bCs/>
-          <w:sz w:val="36"/>
-          <w:szCs w:val="36"/>
+          <w:sz w:val="28"/>
+          <w:szCs w:val="28"/>
         </w:rPr>
         <w:t>⃣</w:t>
       </w:r>
@@ -4701,8 +5077,8 @@
           <w:rFonts w:ascii="Times New Roman" w:eastAsia="Times New Roman" w:hAnsi="Times New Roman" w:cs="Times New Roman"/>
           <w:b/>
           <w:bCs/>
-          <w:sz w:val="36"/>
-          <w:szCs w:val="36"/>
+          <w:sz w:val="28"/>
+          <w:szCs w:val="28"/>
         </w:rPr>
         <w:t xml:space="preserve"> Data Link Layer (Layer 2)</w:t>
       </w:r>
@@ -4715,17 +5091,17 @@
           <w:rFonts w:ascii="Times New Roman" w:eastAsia="Times New Roman" w:hAnsi="Times New Roman" w:cs="Times New Roman"/>
           <w:b/>
           <w:bCs/>
-          <w:sz w:val="27"/>
-          <w:szCs w:val="27"/>
-        </w:rPr>
-      </w:pPr>
-      <w:r>
-        <w:rPr>
-          <w:rFonts w:ascii="Times New Roman" w:eastAsia="Times New Roman" w:hAnsi="Times New Roman" w:cs="Times New Roman"/>
-          <w:b/>
-          <w:bCs/>
-          <w:sz w:val="27"/>
-          <w:szCs w:val="27"/>
+          <w:sz w:val="28"/>
+          <w:szCs w:val="28"/>
+        </w:rPr>
+      </w:pPr>
+      <w:r>
+        <w:rPr>
+          <w:rFonts w:ascii="Times New Roman" w:eastAsia="Times New Roman" w:hAnsi="Times New Roman" w:cs="Times New Roman"/>
+          <w:b/>
+          <w:bCs/>
+          <w:sz w:val="28"/>
+          <w:szCs w:val="28"/>
         </w:rPr>
         <w:t>Definition:</w:t>
       </w:r>
@@ -4735,15 +5111,15 @@
         <w:spacing w:before="100" w:beforeAutospacing="1" w:after="100" w:afterAutospacing="1" w:line="240" w:lineRule="auto"/>
         <w:rPr>
           <w:rFonts w:ascii="Times New Roman" w:eastAsia="Times New Roman" w:hAnsi="Times New Roman" w:cs="Times New Roman"/>
-          <w:sz w:val="24"/>
-          <w:szCs w:val="24"/>
-        </w:rPr>
-      </w:pPr>
-      <w:r>
-        <w:rPr>
-          <w:rFonts w:ascii="Times New Roman" w:eastAsia="Times New Roman" w:hAnsi="Times New Roman" w:cs="Times New Roman"/>
-          <w:sz w:val="24"/>
-          <w:szCs w:val="24"/>
+          <w:sz w:val="28"/>
+          <w:szCs w:val="28"/>
+        </w:rPr>
+      </w:pPr>
+      <w:r>
+        <w:rPr>
+          <w:rFonts w:ascii="Times New Roman" w:eastAsia="Times New Roman" w:hAnsi="Times New Roman" w:cs="Times New Roman"/>
+          <w:sz w:val="28"/>
+          <w:szCs w:val="28"/>
         </w:rPr>
         <w:t xml:space="preserve">The </w:t>
       </w:r>
@@ -4752,16 +5128,16 @@
           <w:rFonts w:ascii="Times New Roman" w:eastAsia="Times New Roman" w:hAnsi="Times New Roman" w:cs="Times New Roman"/>
           <w:b/>
           <w:bCs/>
-          <w:sz w:val="24"/>
-          <w:szCs w:val="24"/>
+          <w:sz w:val="28"/>
+          <w:szCs w:val="28"/>
         </w:rPr>
         <w:t>Data Link layer</w:t>
       </w:r>
       <w:r>
         <w:rPr>
           <w:rFonts w:ascii="Times New Roman" w:eastAsia="Times New Roman" w:hAnsi="Times New Roman" w:cs="Times New Roman"/>
-          <w:sz w:val="24"/>
-          <w:szCs w:val="24"/>
+          <w:sz w:val="28"/>
+          <w:szCs w:val="28"/>
         </w:rPr>
         <w:t xml:space="preserve"> provides </w:t>
       </w:r>
@@ -4770,16 +5146,16 @@
           <w:rFonts w:ascii="Times New Roman" w:eastAsia="Times New Roman" w:hAnsi="Times New Roman" w:cs="Times New Roman"/>
           <w:b/>
           <w:bCs/>
-          <w:sz w:val="24"/>
-          <w:szCs w:val="24"/>
+          <w:sz w:val="28"/>
+          <w:szCs w:val="28"/>
         </w:rPr>
         <w:t>node-to-node delivery</w:t>
       </w:r>
       <w:r>
         <w:rPr>
           <w:rFonts w:ascii="Times New Roman" w:eastAsia="Times New Roman" w:hAnsi="Times New Roman" w:cs="Times New Roman"/>
-          <w:sz w:val="24"/>
-          <w:szCs w:val="24"/>
+          <w:sz w:val="28"/>
+          <w:szCs w:val="28"/>
         </w:rPr>
         <w:t xml:space="preserve"> and handles </w:t>
       </w:r>
@@ -4788,19 +5164,53 @@
           <w:rFonts w:ascii="Times New Roman" w:eastAsia="Times New Roman" w:hAnsi="Times New Roman" w:cs="Times New Roman"/>
           <w:b/>
           <w:bCs/>
-          <w:sz w:val="24"/>
-          <w:szCs w:val="24"/>
+          <w:sz w:val="28"/>
+          <w:szCs w:val="28"/>
         </w:rPr>
         <w:t>MAC addressing</w:t>
       </w:r>
       <w:r>
         <w:rPr>
           <w:rFonts w:ascii="Times New Roman" w:eastAsia="Times New Roman" w:hAnsi="Times New Roman" w:cs="Times New Roman"/>
-          <w:sz w:val="24"/>
-          <w:szCs w:val="24"/>
+          <w:sz w:val="28"/>
+          <w:szCs w:val="28"/>
         </w:rPr>
         <w:t>.</w:t>
       </w:r>
+      <w:r>
+        <w:rPr>
+          <w:rFonts w:ascii="Times New Roman" w:eastAsia="Times New Roman" w:hAnsi="Times New Roman" w:cs="Times New Roman"/>
+          <w:sz w:val="28"/>
+          <w:szCs w:val="28"/>
+        </w:rPr>
+        <w:br/>
+        <w:t>(</w:t>
+      </w:r>
+      <w:r>
+        <w:rPr>
+          <w:rFonts w:ascii="Times New Roman" w:eastAsia="Times New Roman" w:hAnsi="Times New Roman" w:cs="Times New Roman"/>
+          <w:color w:val="1F1F1F"/>
+          <w:sz w:val="28"/>
+          <w:szCs w:val="28"/>
+        </w:rPr>
+        <w:t>Makes sure data travels without errors on a local network.</w:t>
+      </w:r>
+      <w:r>
+        <w:rPr>
+          <w:rFonts w:ascii="Times New Roman" w:eastAsia="Times New Roman" w:hAnsi="Times New Roman" w:cs="Times New Roman"/>
+          <w:sz w:val="28"/>
+          <w:szCs w:val="28"/>
+        </w:rPr>
+        <w:t>)</w:t>
+      </w:r>
+      <w:r>
+        <w:rPr>
+          <w:rFonts w:ascii="Times New Roman" w:eastAsia="Times New Roman" w:hAnsi="Times New Roman" w:cs="Times New Roman"/>
+          <w:sz w:val="28"/>
+          <w:szCs w:val="28"/>
+        </w:rPr>
+        <w:t xml:space="preserve"> </w:t>
+      </w:r>
     </w:p>
     <w:p>
       <w:pPr>
@@ -4810,17 +5220,17 @@
           <w:rFonts w:ascii="Times New Roman" w:eastAsia="Times New Roman" w:hAnsi="Times New Roman" w:cs="Times New Roman"/>
           <w:b/>
           <w:bCs/>
-          <w:sz w:val="27"/>
-          <w:szCs w:val="27"/>
-        </w:rPr>
-      </w:pPr>
-      <w:r>
-        <w:rPr>
-          <w:rFonts w:ascii="Times New Roman" w:eastAsia="Times New Roman" w:hAnsi="Times New Roman" w:cs="Times New Roman"/>
-          <w:b/>
-          <w:bCs/>
-          <w:sz w:val="27"/>
-          <w:szCs w:val="27"/>
+          <w:sz w:val="28"/>
+          <w:szCs w:val="28"/>
+        </w:rPr>
+      </w:pPr>
+      <w:r>
+        <w:rPr>
+          <w:rFonts w:ascii="Times New Roman" w:eastAsia="Times New Roman" w:hAnsi="Times New Roman" w:cs="Times New Roman"/>
+          <w:b/>
+          <w:bCs/>
+          <w:sz w:val="28"/>
+          <w:szCs w:val="28"/>
         </w:rPr>
         <w:t>Functions:</w:t>
       </w:r>
@@ -4834,16 +5244,17 @@
         <w:spacing w:before="100" w:beforeAutospacing="1" w:after="100" w:afterAutospacing="1" w:line="240" w:lineRule="auto"/>
         <w:rPr>
           <w:rFonts w:ascii="Times New Roman" w:eastAsia="Times New Roman" w:hAnsi="Times New Roman" w:cs="Times New Roman"/>
-          <w:sz w:val="24"/>
-          <w:szCs w:val="24"/>
-        </w:rPr>
-      </w:pPr>
-      <w:r>
-        <w:rPr>
-          <w:rFonts w:ascii="Times New Roman" w:eastAsia="Times New Roman" w:hAnsi="Times New Roman" w:cs="Times New Roman"/>
-          <w:sz w:val="24"/>
-          <w:szCs w:val="24"/>
-        </w:rPr>
+          <w:sz w:val="28"/>
+          <w:szCs w:val="28"/>
+        </w:rPr>
+      </w:pPr>
+      <w:r>
+        <w:rPr>
+          <w:rFonts w:ascii="Times New Roman" w:eastAsia="Times New Roman" w:hAnsi="Times New Roman" w:cs="Times New Roman"/>
+          <w:sz w:val="28"/>
+          <w:szCs w:val="28"/>
+        </w:rPr>
+        <w:lastRenderedPageBreak/>
         <w:t>Framing</w:t>
       </w:r>
     </w:p>
@@ -4856,15 +5267,15 @@
         <w:spacing w:before="100" w:beforeAutospacing="1" w:after="100" w:afterAutospacing="1" w:line="240" w:lineRule="auto"/>
         <w:rPr>
           <w:rFonts w:ascii="Times New Roman" w:eastAsia="Times New Roman" w:hAnsi="Times New Roman" w:cs="Times New Roman"/>
-          <w:sz w:val="24"/>
-          <w:szCs w:val="24"/>
-        </w:rPr>
-      </w:pPr>
-      <w:r>
-        <w:rPr>
-          <w:rFonts w:ascii="Times New Roman" w:eastAsia="Times New Roman" w:hAnsi="Times New Roman" w:cs="Times New Roman"/>
-          <w:sz w:val="24"/>
-          <w:szCs w:val="24"/>
+          <w:sz w:val="28"/>
+          <w:szCs w:val="28"/>
+        </w:rPr>
+      </w:pPr>
+      <w:r>
+        <w:rPr>
+          <w:rFonts w:ascii="Times New Roman" w:eastAsia="Times New Roman" w:hAnsi="Times New Roman" w:cs="Times New Roman"/>
+          <w:sz w:val="28"/>
+          <w:szCs w:val="28"/>
         </w:rPr>
         <w:t>Error detection</w:t>
       </w:r>
@@ -4878,15 +5289,15 @@
         <w:spacing w:before="100" w:beforeAutospacing="1" w:after="100" w:afterAutospacing="1" w:line="240" w:lineRule="auto"/>
         <w:rPr>
           <w:rFonts w:ascii="Times New Roman" w:eastAsia="Times New Roman" w:hAnsi="Times New Roman" w:cs="Times New Roman"/>
-          <w:sz w:val="24"/>
-          <w:szCs w:val="24"/>
-        </w:rPr>
-      </w:pPr>
-      <w:r>
-        <w:rPr>
-          <w:rFonts w:ascii="Times New Roman" w:eastAsia="Times New Roman" w:hAnsi="Times New Roman" w:cs="Times New Roman"/>
-          <w:sz w:val="24"/>
-          <w:szCs w:val="24"/>
+          <w:sz w:val="28"/>
+          <w:szCs w:val="28"/>
+        </w:rPr>
+      </w:pPr>
+      <w:r>
+        <w:rPr>
+          <w:rFonts w:ascii="Times New Roman" w:eastAsia="Times New Roman" w:hAnsi="Times New Roman" w:cs="Times New Roman"/>
+          <w:sz w:val="28"/>
+          <w:szCs w:val="28"/>
         </w:rPr>
         <w:t>Flow control</w:t>
       </w:r>
@@ -4900,15 +5311,15 @@
         <w:spacing w:before="100" w:beforeAutospacing="1" w:after="100" w:afterAutospacing="1" w:line="240" w:lineRule="auto"/>
         <w:rPr>
           <w:rFonts w:ascii="Times New Roman" w:eastAsia="Times New Roman" w:hAnsi="Times New Roman" w:cs="Times New Roman"/>
-          <w:sz w:val="24"/>
-          <w:szCs w:val="24"/>
-        </w:rPr>
-      </w:pPr>
-      <w:r>
-        <w:rPr>
-          <w:rFonts w:ascii="Times New Roman" w:eastAsia="Times New Roman" w:hAnsi="Times New Roman" w:cs="Times New Roman"/>
-          <w:sz w:val="24"/>
-          <w:szCs w:val="24"/>
+          <w:sz w:val="28"/>
+          <w:szCs w:val="28"/>
+        </w:rPr>
+      </w:pPr>
+      <w:r>
+        <w:rPr>
+          <w:rFonts w:ascii="Times New Roman" w:eastAsia="Times New Roman" w:hAnsi="Times New Roman" w:cs="Times New Roman"/>
+          <w:sz w:val="28"/>
+          <w:szCs w:val="28"/>
         </w:rPr>
         <w:t>MAC address handling</w:t>
       </w:r>
@@ -4921,17 +5332,17 @@
           <w:rFonts w:ascii="Times New Roman" w:eastAsia="Times New Roman" w:hAnsi="Times New Roman" w:cs="Times New Roman"/>
           <w:b/>
           <w:bCs/>
-          <w:sz w:val="27"/>
-          <w:szCs w:val="27"/>
-        </w:rPr>
-      </w:pPr>
-      <w:r>
-        <w:rPr>
-          <w:rFonts w:ascii="Times New Roman" w:eastAsia="Times New Roman" w:hAnsi="Times New Roman" w:cs="Times New Roman"/>
-          <w:b/>
-          <w:bCs/>
-          <w:sz w:val="27"/>
-          <w:szCs w:val="27"/>
+          <w:sz w:val="28"/>
+          <w:szCs w:val="28"/>
+        </w:rPr>
+      </w:pPr>
+      <w:r>
+        <w:rPr>
+          <w:rFonts w:ascii="Times New Roman" w:eastAsia="Times New Roman" w:hAnsi="Times New Roman" w:cs="Times New Roman"/>
+          <w:b/>
+          <w:bCs/>
+          <w:sz w:val="28"/>
+          <w:szCs w:val="28"/>
         </w:rPr>
         <w:t>Device:</w:t>
       </w:r>
@@ -4945,15 +5356,15 @@
         <w:spacing w:before="100" w:beforeAutospacing="1" w:after="100" w:afterAutospacing="1" w:line="240" w:lineRule="auto"/>
         <w:rPr>
           <w:rFonts w:ascii="Times New Roman" w:eastAsia="Times New Roman" w:hAnsi="Times New Roman" w:cs="Times New Roman"/>
-          <w:sz w:val="24"/>
-          <w:szCs w:val="24"/>
-        </w:rPr>
-      </w:pPr>
-      <w:r>
-        <w:rPr>
-          <w:rFonts w:ascii="Times New Roman" w:eastAsia="Times New Roman" w:hAnsi="Times New Roman" w:cs="Times New Roman"/>
-          <w:sz w:val="24"/>
-          <w:szCs w:val="24"/>
+          <w:sz w:val="28"/>
+          <w:szCs w:val="28"/>
+        </w:rPr>
+      </w:pPr>
+      <w:r>
+        <w:rPr>
+          <w:rFonts w:ascii="Times New Roman" w:eastAsia="Times New Roman" w:hAnsi="Times New Roman" w:cs="Times New Roman"/>
+          <w:sz w:val="28"/>
+          <w:szCs w:val="28"/>
         </w:rPr>
         <w:t>Switch</w:t>
       </w:r>
@@ -4963,24 +5374,23 @@
         <w:spacing w:before="100" w:beforeAutospacing="1" w:after="100" w:afterAutospacing="1" w:line="240" w:lineRule="auto"/>
         <w:rPr>
           <w:rFonts w:ascii="Times New Roman" w:eastAsia="Times New Roman" w:hAnsi="Times New Roman" w:cs="Times New Roman"/>
-          <w:sz w:val="24"/>
-          <w:szCs w:val="24"/>
+          <w:sz w:val="28"/>
+          <w:szCs w:val="28"/>
         </w:rPr>
       </w:pPr>
       <w:r>
         <w:rPr>
           <w:rFonts w:ascii="Segoe UI Symbol" w:eastAsia="Times New Roman" w:hAnsi="Segoe UI Symbol" w:cs="Segoe UI Symbol"/>
-          <w:sz w:val="24"/>
-          <w:szCs w:val="24"/>
-        </w:rPr>
-        <w:lastRenderedPageBreak/>
+          <w:sz w:val="28"/>
+          <w:szCs w:val="28"/>
+        </w:rPr>
         <w:t>📌</w:t>
       </w:r>
       <w:r>
         <w:rPr>
           <w:rFonts w:ascii="Times New Roman" w:eastAsia="Times New Roman" w:hAnsi="Times New Roman" w:cs="Times New Roman"/>
-          <w:sz w:val="24"/>
-          <w:szCs w:val="24"/>
+          <w:sz w:val="28"/>
+          <w:szCs w:val="28"/>
         </w:rPr>
         <w:t xml:space="preserve"> </w:t>
       </w:r>
@@ -4989,8 +5399,8 @@
           <w:rFonts w:ascii="Times New Roman" w:eastAsia="Times New Roman" w:hAnsi="Times New Roman" w:cs="Times New Roman"/>
           <w:b/>
           <w:bCs/>
-          <w:sz w:val="24"/>
-          <w:szCs w:val="24"/>
+          <w:sz w:val="28"/>
+          <w:szCs w:val="28"/>
         </w:rPr>
         <w:t>Exam line:</w:t>
       </w:r>
@@ -5000,58 +5410,38 @@
         <w:spacing w:beforeAutospacing="1" w:after="100" w:afterAutospacing="1" w:line="240" w:lineRule="auto"/>
         <w:rPr>
           <w:rFonts w:ascii="Times New Roman" w:eastAsia="Times New Roman" w:hAnsi="Times New Roman" w:cs="Times New Roman"/>
-          <w:sz w:val="24"/>
-          <w:szCs w:val="24"/>
-        </w:rPr>
-      </w:pPr>
-      <w:r>
-        <w:rPr>
-          <w:rFonts w:ascii="Times New Roman" w:eastAsia="Times New Roman" w:hAnsi="Times New Roman" w:cs="Times New Roman"/>
-          <w:sz w:val="24"/>
-          <w:szCs w:val="24"/>
+          <w:sz w:val="28"/>
+          <w:szCs w:val="28"/>
+        </w:rPr>
+      </w:pPr>
+      <w:r>
+        <w:rPr>
+          <w:rFonts w:ascii="Times New Roman" w:eastAsia="Times New Roman" w:hAnsi="Times New Roman" w:cs="Times New Roman"/>
+          <w:sz w:val="28"/>
+          <w:szCs w:val="28"/>
         </w:rPr>
         <w:t>Data Link layer ensures error-free transmission between two directly connected nodes.</w:t>
       </w:r>
     </w:p>
     <w:p>
       <w:pPr>
-        <w:spacing w:after="0" w:line="240" w:lineRule="auto"/>
-        <w:rPr>
-          <w:rFonts w:ascii="Times New Roman" w:eastAsia="Times New Roman" w:hAnsi="Times New Roman" w:cs="Times New Roman"/>
-          <w:sz w:val="24"/>
-          <w:szCs w:val="24"/>
-        </w:rPr>
-      </w:pPr>
-      <w:r>
-        <w:rPr>
-          <w:rFonts w:ascii="Times New Roman" w:eastAsia="Times New Roman" w:hAnsi="Times New Roman" w:cs="Times New Roman"/>
-          <w:sz w:val="24"/>
-          <w:szCs w:val="24"/>
-        </w:rPr>
-        <w:pict>
-          <v:rect id="_x0000_i1037" style="width:0;height:1.5pt" o:hralign="center" o:hrstd="t" o:hr="t" fillcolor="#a0a0a0" stroked="f"/>
-        </w:pict>
-      </w:r>
-    </w:p>
-    <w:p>
-      <w:pPr>
         <w:spacing w:before="100" w:beforeAutospacing="1" w:after="100" w:afterAutospacing="1" w:line="240" w:lineRule="auto"/>
         <w:outlineLvl w:val="1"/>
         <w:rPr>
           <w:rFonts w:ascii="Times New Roman" w:eastAsia="Times New Roman" w:hAnsi="Times New Roman" w:cs="Times New Roman"/>
           <w:b/>
           <w:bCs/>
-          <w:sz w:val="36"/>
-          <w:szCs w:val="36"/>
-        </w:rPr>
-      </w:pPr>
-      <w:r>
-        <w:rPr>
-          <w:rFonts w:ascii="Times New Roman" w:eastAsia="Times New Roman" w:hAnsi="Times New Roman" w:cs="Times New Roman"/>
-          <w:b/>
-          <w:bCs/>
-          <w:sz w:val="36"/>
-          <w:szCs w:val="36"/>
+          <w:sz w:val="28"/>
+          <w:szCs w:val="28"/>
+        </w:rPr>
+      </w:pPr>
+      <w:r>
+        <w:rPr>
+          <w:rFonts w:ascii="Times New Roman" w:eastAsia="Times New Roman" w:hAnsi="Times New Roman" w:cs="Times New Roman"/>
+          <w:b/>
+          <w:bCs/>
+          <w:sz w:val="28"/>
+          <w:szCs w:val="28"/>
         </w:rPr>
         <w:t>1️</w:t>
       </w:r>
@@ -5060,8 +5450,8 @@
           <w:rFonts w:ascii="Tahoma" w:eastAsia="Times New Roman" w:hAnsi="Tahoma" w:cs="Tahoma"/>
           <w:b/>
           <w:bCs/>
-          <w:sz w:val="36"/>
-          <w:szCs w:val="36"/>
+          <w:sz w:val="28"/>
+          <w:szCs w:val="28"/>
         </w:rPr>
         <w:t>⃣</w:t>
       </w:r>
@@ -5070,8 +5460,8 @@
           <w:rFonts w:ascii="Times New Roman" w:eastAsia="Times New Roman" w:hAnsi="Times New Roman" w:cs="Times New Roman"/>
           <w:b/>
           <w:bCs/>
-          <w:sz w:val="36"/>
-          <w:szCs w:val="36"/>
+          <w:sz w:val="28"/>
+          <w:szCs w:val="28"/>
         </w:rPr>
         <w:t xml:space="preserve"> Physical Layer (Layer 1)</w:t>
       </w:r>
@@ -5084,35 +5474,36 @@
           <w:rFonts w:ascii="Times New Roman" w:eastAsia="Times New Roman" w:hAnsi="Times New Roman" w:cs="Times New Roman"/>
           <w:b/>
           <w:bCs/>
-          <w:sz w:val="27"/>
-          <w:szCs w:val="27"/>
-        </w:rPr>
-      </w:pPr>
-      <w:r>
-        <w:rPr>
-          <w:rFonts w:ascii="Times New Roman" w:eastAsia="Times New Roman" w:hAnsi="Times New Roman" w:cs="Times New Roman"/>
-          <w:b/>
-          <w:bCs/>
-          <w:sz w:val="27"/>
-          <w:szCs w:val="27"/>
+          <w:sz w:val="28"/>
+          <w:szCs w:val="28"/>
+        </w:rPr>
+      </w:pPr>
+      <w:r>
+        <w:rPr>
+          <w:rFonts w:ascii="Times New Roman" w:eastAsia="Times New Roman" w:hAnsi="Times New Roman" w:cs="Times New Roman"/>
+          <w:b/>
+          <w:bCs/>
+          <w:sz w:val="28"/>
+          <w:szCs w:val="28"/>
         </w:rPr>
         <w:t>Definition:</w:t>
       </w:r>
     </w:p>
     <w:p>
       <w:pPr>
-        <w:spacing w:before="100" w:beforeAutospacing="1" w:after="100" w:afterAutospacing="1" w:line="240" w:lineRule="auto"/>
-        <w:rPr>
-          <w:rFonts w:ascii="Times New Roman" w:eastAsia="Times New Roman" w:hAnsi="Times New Roman" w:cs="Times New Roman"/>
-          <w:sz w:val="24"/>
-          <w:szCs w:val="24"/>
-        </w:rPr>
-      </w:pPr>
-      <w:r>
-        <w:rPr>
-          <w:rFonts w:ascii="Times New Roman" w:eastAsia="Times New Roman" w:hAnsi="Times New Roman" w:cs="Times New Roman"/>
-          <w:sz w:val="24"/>
-          <w:szCs w:val="24"/>
+        <w:spacing w:before="100" w:beforeAutospacing="1" w:after="0" w:line="240" w:lineRule="auto"/>
+        <w:rPr>
+          <w:rFonts w:ascii="Times New Roman" w:eastAsia="Times New Roman" w:hAnsi="Times New Roman" w:cs="Times New Roman"/>
+          <w:color w:val="1F1F1F"/>
+          <w:sz w:val="28"/>
+          <w:szCs w:val="28"/>
+        </w:rPr>
+      </w:pPr>
+      <w:r>
+        <w:rPr>
+          <w:rFonts w:ascii="Times New Roman" w:eastAsia="Times New Roman" w:hAnsi="Times New Roman" w:cs="Times New Roman"/>
+          <w:sz w:val="28"/>
+          <w:szCs w:val="28"/>
         </w:rPr>
         <w:t xml:space="preserve">The </w:t>
       </w:r>
@@ -5121,16 +5512,16 @@
           <w:rFonts w:ascii="Times New Roman" w:eastAsia="Times New Roman" w:hAnsi="Times New Roman" w:cs="Times New Roman"/>
           <w:b/>
           <w:bCs/>
-          <w:sz w:val="24"/>
-          <w:szCs w:val="24"/>
+          <w:sz w:val="28"/>
+          <w:szCs w:val="28"/>
         </w:rPr>
         <w:t>Physical layer</w:t>
       </w:r>
       <w:r>
         <w:rPr>
           <w:rFonts w:ascii="Times New Roman" w:eastAsia="Times New Roman" w:hAnsi="Times New Roman" w:cs="Times New Roman"/>
-          <w:sz w:val="24"/>
-          <w:szCs w:val="24"/>
+          <w:sz w:val="28"/>
+          <w:szCs w:val="28"/>
         </w:rPr>
         <w:t xml:space="preserve"> deals with </w:t>
       </w:r>
@@ -5139,19 +5530,45 @@
           <w:rFonts w:ascii="Times New Roman" w:eastAsia="Times New Roman" w:hAnsi="Times New Roman" w:cs="Times New Roman"/>
           <w:b/>
           <w:bCs/>
-          <w:sz w:val="24"/>
-          <w:szCs w:val="24"/>
+          <w:sz w:val="28"/>
+          <w:szCs w:val="28"/>
         </w:rPr>
         <w:t>physical transmission of raw bits (0 and 1)</w:t>
       </w:r>
       <w:r>
         <w:rPr>
           <w:rFonts w:ascii="Times New Roman" w:eastAsia="Times New Roman" w:hAnsi="Times New Roman" w:cs="Times New Roman"/>
-          <w:sz w:val="24"/>
-          <w:szCs w:val="24"/>
+          <w:sz w:val="28"/>
+          <w:szCs w:val="28"/>
         </w:rPr>
         <w:t>.</w:t>
       </w:r>
+      <w:r>
+        <w:rPr>
+          <w:rFonts w:ascii="Times New Roman" w:eastAsia="Times New Roman" w:hAnsi="Times New Roman" w:cs="Times New Roman"/>
+          <w:sz w:val="28"/>
+          <w:szCs w:val="28"/>
+        </w:rPr>
+        <w:br/>
+        <w:t>(</w:t>
+      </w:r>
+      <w:r>
+        <w:rPr>
+          <w:rFonts w:ascii="Times New Roman" w:eastAsia="Times New Roman" w:hAnsi="Times New Roman" w:cs="Times New Roman"/>
+          <w:color w:val="1F1F1F"/>
+          <w:sz w:val="28"/>
+          <w:szCs w:val="28"/>
+        </w:rPr>
+        <w:t>Transmits raw signals (like electrical pulses or light) over cables or wireless.</w:t>
+      </w:r>
+      <w:r>
+        <w:rPr>
+          <w:rFonts w:ascii="Times New Roman" w:eastAsia="Times New Roman" w:hAnsi="Times New Roman" w:cs="Times New Roman"/>
+          <w:sz w:val="28"/>
+          <w:szCs w:val="28"/>
+        </w:rPr>
+        <w:t>)</w:t>
+      </w:r>
     </w:p>
     <w:p>
       <w:pPr>
@@ -5161,17 +5578,17 @@
           <w:rFonts w:ascii="Times New Roman" w:eastAsia="Times New Roman" w:hAnsi="Times New Roman" w:cs="Times New Roman"/>
           <w:b/>
           <w:bCs/>
-          <w:sz w:val="27"/>
-          <w:szCs w:val="27"/>
-        </w:rPr>
-      </w:pPr>
-      <w:r>
-        <w:rPr>
-          <w:rFonts w:ascii="Times New Roman" w:eastAsia="Times New Roman" w:hAnsi="Times New Roman" w:cs="Times New Roman"/>
-          <w:b/>
-          <w:bCs/>
-          <w:sz w:val="27"/>
-          <w:szCs w:val="27"/>
+          <w:sz w:val="28"/>
+          <w:szCs w:val="28"/>
+        </w:rPr>
+      </w:pPr>
+      <w:r>
+        <w:rPr>
+          <w:rFonts w:ascii="Times New Roman" w:eastAsia="Times New Roman" w:hAnsi="Times New Roman" w:cs="Times New Roman"/>
+          <w:b/>
+          <w:bCs/>
+          <w:sz w:val="28"/>
+          <w:szCs w:val="28"/>
         </w:rPr>
         <w:t>Functions:</w:t>
       </w:r>
@@ -5185,15 +5602,15 @@
         <w:spacing w:before="100" w:beforeAutospacing="1" w:after="100" w:afterAutospacing="1" w:line="240" w:lineRule="auto"/>
         <w:rPr>
           <w:rFonts w:ascii="Times New Roman" w:eastAsia="Times New Roman" w:hAnsi="Times New Roman" w:cs="Times New Roman"/>
-          <w:sz w:val="24"/>
-          <w:szCs w:val="24"/>
-        </w:rPr>
-      </w:pPr>
-      <w:r>
-        <w:rPr>
-          <w:rFonts w:ascii="Times New Roman" w:eastAsia="Times New Roman" w:hAnsi="Times New Roman" w:cs="Times New Roman"/>
-          <w:sz w:val="24"/>
-          <w:szCs w:val="24"/>
+          <w:sz w:val="28"/>
+          <w:szCs w:val="28"/>
+        </w:rPr>
+      </w:pPr>
+      <w:r>
+        <w:rPr>
+          <w:rFonts w:ascii="Times New Roman" w:eastAsia="Times New Roman" w:hAnsi="Times New Roman" w:cs="Times New Roman"/>
+          <w:sz w:val="28"/>
+          <w:szCs w:val="28"/>
         </w:rPr>
         <w:t>Transmission of bits</w:t>
       </w:r>
@@ -5207,15 +5624,15 @@
         <w:spacing w:before="100" w:beforeAutospacing="1" w:after="100" w:afterAutospacing="1" w:line="240" w:lineRule="auto"/>
         <w:rPr>
           <w:rFonts w:ascii="Times New Roman" w:eastAsia="Times New Roman" w:hAnsi="Times New Roman" w:cs="Times New Roman"/>
-          <w:sz w:val="24"/>
-          <w:szCs w:val="24"/>
-        </w:rPr>
-      </w:pPr>
-      <w:r>
-        <w:rPr>
-          <w:rFonts w:ascii="Times New Roman" w:eastAsia="Times New Roman" w:hAnsi="Times New Roman" w:cs="Times New Roman"/>
-          <w:sz w:val="24"/>
-          <w:szCs w:val="24"/>
+          <w:sz w:val="28"/>
+          <w:szCs w:val="28"/>
+        </w:rPr>
+      </w:pPr>
+      <w:r>
+        <w:rPr>
+          <w:rFonts w:ascii="Times New Roman" w:eastAsia="Times New Roman" w:hAnsi="Times New Roman" w:cs="Times New Roman"/>
+          <w:sz w:val="28"/>
+          <w:szCs w:val="28"/>
         </w:rPr>
         <w:t>Defines cable, voltage, connectors</w:t>
       </w:r>
@@ -5229,15 +5646,15 @@
         <w:spacing w:before="100" w:beforeAutospacing="1" w:after="100" w:afterAutospacing="1" w:line="240" w:lineRule="auto"/>
         <w:rPr>
           <w:rFonts w:ascii="Times New Roman" w:eastAsia="Times New Roman" w:hAnsi="Times New Roman" w:cs="Times New Roman"/>
-          <w:sz w:val="24"/>
-          <w:szCs w:val="24"/>
-        </w:rPr>
-      </w:pPr>
-      <w:r>
-        <w:rPr>
-          <w:rFonts w:ascii="Times New Roman" w:eastAsia="Times New Roman" w:hAnsi="Times New Roman" w:cs="Times New Roman"/>
-          <w:sz w:val="24"/>
-          <w:szCs w:val="24"/>
+          <w:sz w:val="28"/>
+          <w:szCs w:val="28"/>
+        </w:rPr>
+      </w:pPr>
+      <w:r>
+        <w:rPr>
+          <w:rFonts w:ascii="Times New Roman" w:eastAsia="Times New Roman" w:hAnsi="Times New Roman" w:cs="Times New Roman"/>
+          <w:sz w:val="28"/>
+          <w:szCs w:val="28"/>
         </w:rPr>
         <w:t>Data rate control</w:t>
       </w:r>
@@ -5250,17 +5667,17 @@
           <w:rFonts w:ascii="Times New Roman" w:eastAsia="Times New Roman" w:hAnsi="Times New Roman" w:cs="Times New Roman"/>
           <w:b/>
           <w:bCs/>
-          <w:sz w:val="27"/>
-          <w:szCs w:val="27"/>
-        </w:rPr>
-      </w:pPr>
-      <w:r>
-        <w:rPr>
-          <w:rFonts w:ascii="Times New Roman" w:eastAsia="Times New Roman" w:hAnsi="Times New Roman" w:cs="Times New Roman"/>
-          <w:b/>
-          <w:bCs/>
-          <w:sz w:val="27"/>
-          <w:szCs w:val="27"/>
+          <w:sz w:val="28"/>
+          <w:szCs w:val="28"/>
+        </w:rPr>
+      </w:pPr>
+      <w:r>
+        <w:rPr>
+          <w:rFonts w:ascii="Times New Roman" w:eastAsia="Times New Roman" w:hAnsi="Times New Roman" w:cs="Times New Roman"/>
+          <w:b/>
+          <w:bCs/>
+          <w:sz w:val="28"/>
+          <w:szCs w:val="28"/>
         </w:rPr>
         <w:t>Devices:</w:t>
       </w:r>
@@ -5274,15 +5691,15 @@
         <w:spacing w:before="100" w:beforeAutospacing="1" w:after="100" w:afterAutospacing="1" w:line="240" w:lineRule="auto"/>
         <w:rPr>
           <w:rFonts w:ascii="Times New Roman" w:eastAsia="Times New Roman" w:hAnsi="Times New Roman" w:cs="Times New Roman"/>
-          <w:sz w:val="24"/>
-          <w:szCs w:val="24"/>
-        </w:rPr>
-      </w:pPr>
-      <w:r>
-        <w:rPr>
-          <w:rFonts w:ascii="Times New Roman" w:eastAsia="Times New Roman" w:hAnsi="Times New Roman" w:cs="Times New Roman"/>
-          <w:sz w:val="24"/>
-          <w:szCs w:val="24"/>
+          <w:sz w:val="28"/>
+          <w:szCs w:val="28"/>
+        </w:rPr>
+      </w:pPr>
+      <w:r>
+        <w:rPr>
+          <w:rFonts w:ascii="Times New Roman" w:eastAsia="Times New Roman" w:hAnsi="Times New Roman" w:cs="Times New Roman"/>
+          <w:sz w:val="28"/>
+          <w:szCs w:val="28"/>
         </w:rPr>
         <w:t>Hub</w:t>
       </w:r>
@@ -5296,15 +5713,15 @@
         <w:spacing w:before="100" w:beforeAutospacing="1" w:after="100" w:afterAutospacing="1" w:line="240" w:lineRule="auto"/>
         <w:rPr>
           <w:rFonts w:ascii="Times New Roman" w:eastAsia="Times New Roman" w:hAnsi="Times New Roman" w:cs="Times New Roman"/>
-          <w:sz w:val="24"/>
-          <w:szCs w:val="24"/>
-        </w:rPr>
-      </w:pPr>
-      <w:r>
-        <w:rPr>
-          <w:rFonts w:ascii="Times New Roman" w:eastAsia="Times New Roman" w:hAnsi="Times New Roman" w:cs="Times New Roman"/>
-          <w:sz w:val="24"/>
-          <w:szCs w:val="24"/>
+          <w:sz w:val="28"/>
+          <w:szCs w:val="28"/>
+        </w:rPr>
+      </w:pPr>
+      <w:r>
+        <w:rPr>
+          <w:rFonts w:ascii="Times New Roman" w:eastAsia="Times New Roman" w:hAnsi="Times New Roman" w:cs="Times New Roman"/>
+          <w:sz w:val="28"/>
+          <w:szCs w:val="28"/>
         </w:rPr>
         <w:t>Cable</w:t>
       </w:r>
@@ -5318,15 +5735,15 @@
         <w:spacing w:before="100" w:beforeAutospacing="1" w:after="100" w:afterAutospacing="1" w:line="240" w:lineRule="auto"/>
         <w:rPr>
           <w:rFonts w:ascii="Times New Roman" w:eastAsia="Times New Roman" w:hAnsi="Times New Roman" w:cs="Times New Roman"/>
-          <w:sz w:val="24"/>
-          <w:szCs w:val="24"/>
-        </w:rPr>
-      </w:pPr>
-      <w:r>
-        <w:rPr>
-          <w:rFonts w:ascii="Times New Roman" w:eastAsia="Times New Roman" w:hAnsi="Times New Roman" w:cs="Times New Roman"/>
-          <w:sz w:val="24"/>
-          <w:szCs w:val="24"/>
+          <w:sz w:val="28"/>
+          <w:szCs w:val="28"/>
+        </w:rPr>
+      </w:pPr>
+      <w:r>
+        <w:rPr>
+          <w:rFonts w:ascii="Times New Roman" w:eastAsia="Times New Roman" w:hAnsi="Times New Roman" w:cs="Times New Roman"/>
+          <w:sz w:val="28"/>
+          <w:szCs w:val="28"/>
         </w:rPr>
         <w:t>Repeater</w:t>
       </w:r>
@@ -5336,23 +5753,23 @@
         <w:spacing w:before="100" w:beforeAutospacing="1" w:after="100" w:afterAutospacing="1" w:line="240" w:lineRule="auto"/>
         <w:rPr>
           <w:rFonts w:ascii="Times New Roman" w:eastAsia="Times New Roman" w:hAnsi="Times New Roman" w:cs="Times New Roman"/>
-          <w:sz w:val="24"/>
-          <w:szCs w:val="24"/>
+          <w:sz w:val="28"/>
+          <w:szCs w:val="28"/>
         </w:rPr>
       </w:pPr>
       <w:r>
         <w:rPr>
           <w:rFonts w:ascii="Segoe UI Symbol" w:eastAsia="Times New Roman" w:hAnsi="Segoe UI Symbol" w:cs="Segoe UI Symbol"/>
-          <w:sz w:val="24"/>
-          <w:szCs w:val="24"/>
+          <w:sz w:val="28"/>
+          <w:szCs w:val="28"/>
         </w:rPr>
         <w:t>📌</w:t>
       </w:r>
       <w:r>
         <w:rPr>
           <w:rFonts w:ascii="Times New Roman" w:eastAsia="Times New Roman" w:hAnsi="Times New Roman" w:cs="Times New Roman"/>
-          <w:sz w:val="24"/>
-          <w:szCs w:val="24"/>
+          <w:sz w:val="28"/>
+          <w:szCs w:val="28"/>
         </w:rPr>
         <w:t xml:space="preserve"> </w:t>
       </w:r>
@@ -5361,8 +5778,8 @@
           <w:rFonts w:ascii="Times New Roman" w:eastAsia="Times New Roman" w:hAnsi="Times New Roman" w:cs="Times New Roman"/>
           <w:b/>
           <w:bCs/>
-          <w:sz w:val="24"/>
-          <w:szCs w:val="24"/>
+          <w:sz w:val="28"/>
+          <w:szCs w:val="28"/>
         </w:rPr>
         <w:t>Exam line:</w:t>
       </w:r>
@@ -5372,15 +5789,15 @@
         <w:spacing w:beforeAutospacing="1" w:after="100" w:afterAutospacing="1" w:line="240" w:lineRule="auto"/>
         <w:rPr>
           <w:rFonts w:ascii="Times New Roman" w:eastAsia="Times New Roman" w:hAnsi="Times New Roman" w:cs="Times New Roman"/>
-          <w:sz w:val="24"/>
-          <w:szCs w:val="24"/>
-        </w:rPr>
-      </w:pPr>
-      <w:r>
-        <w:rPr>
-          <w:rFonts w:ascii="Times New Roman" w:eastAsia="Times New Roman" w:hAnsi="Times New Roman" w:cs="Times New Roman"/>
-          <w:sz w:val="24"/>
-          <w:szCs w:val="24"/>
+          <w:sz w:val="28"/>
+          <w:szCs w:val="28"/>
+        </w:rPr>
+      </w:pPr>
+      <w:r>
+        <w:rPr>
+          <w:rFonts w:ascii="Times New Roman" w:eastAsia="Times New Roman" w:hAnsi="Times New Roman" w:cs="Times New Roman"/>
+          <w:sz w:val="28"/>
+          <w:szCs w:val="28"/>
         </w:rPr>
         <w:t>Physical layer transmits raw bits over physical medium.</w:t>
       </w:r>
@@ -5390,15 +5807,15 @@
         <w:spacing w:after="0" w:line="240" w:lineRule="auto"/>
         <w:rPr>
           <w:rFonts w:ascii="Times New Roman" w:eastAsia="Times New Roman" w:hAnsi="Times New Roman" w:cs="Times New Roman"/>
-          <w:sz w:val="24"/>
-          <w:szCs w:val="24"/>
-        </w:rPr>
-      </w:pPr>
-      <w:r>
-        <w:rPr>
-          <w:rFonts w:ascii="Times New Roman" w:eastAsia="Times New Roman" w:hAnsi="Times New Roman" w:cs="Times New Roman"/>
-          <w:sz w:val="24"/>
-          <w:szCs w:val="24"/>
+          <w:sz w:val="28"/>
+          <w:szCs w:val="28"/>
+        </w:rPr>
+      </w:pPr>
+      <w:r>
+        <w:rPr>
+          <w:rFonts w:ascii="Times New Roman" w:eastAsia="Times New Roman" w:hAnsi="Times New Roman" w:cs="Times New Roman"/>
+          <w:sz w:val="28"/>
+          <w:szCs w:val="28"/>
         </w:rPr>
         <w:pict>
           <v:rect id="_x0000_i1038" style="width:0;height:1.5pt" o:hralign="center" o:hrstd="t" o:hr="t" fillcolor="#a0a0a0" stroked="f"/>
@@ -5414,8 +5831,8 @@
           <w:b/>
           <w:bCs/>
           <w:kern w:val="36"/>
-          <w:sz w:val="48"/>
-          <w:szCs w:val="48"/>
+          <w:sz w:val="28"/>
+          <w:szCs w:val="28"/>
         </w:rPr>
       </w:pPr>
       <w:r>
@@ -5424,8 +5841,8 @@
           <w:b/>
           <w:bCs/>
           <w:kern w:val="36"/>
-          <w:sz w:val="48"/>
-          <w:szCs w:val="48"/>
+          <w:sz w:val="28"/>
+          <w:szCs w:val="28"/>
         </w:rPr>
         <w:t>🔄</w:t>
       </w:r>
@@ -5435,8 +5852,8 @@
           <w:b/>
           <w:bCs/>
           <w:kern w:val="36"/>
-          <w:sz w:val="48"/>
-          <w:szCs w:val="48"/>
+          <w:sz w:val="28"/>
+          <w:szCs w:val="28"/>
         </w:rPr>
         <w:t xml:space="preserve"> OSI Model vs TCP/IP Model (Very Important)</w:t>
       </w:r>
@@ -5454,8 +5871,8 @@
         <w:tblLook w:val="04A0" w:firstRow="1" w:lastRow="0" w:firstColumn="1" w:lastColumn="0" w:noHBand="0" w:noVBand="1"/>
       </w:tblPr>
       <w:tblGrid>
-        <w:gridCol w:w="1862"/>
-        <w:gridCol w:w="2289"/>
+        <w:gridCol w:w="2160"/>
+        <w:gridCol w:w="2657"/>
       </w:tblGrid>
       <w:tr>
         <w:trPr>
@@ -5476,8 +5893,8 @@
                 <w:rFonts w:ascii="Times New Roman" w:eastAsia="Times New Roman" w:hAnsi="Times New Roman" w:cs="Times New Roman"/>
                 <w:b/>
                 <w:bCs/>
-                <w:sz w:val="24"/>
-                <w:szCs w:val="24"/>
+                <w:sz w:val="28"/>
+                <w:szCs w:val="28"/>
               </w:rPr>
             </w:pPr>
             <w:r>
@@ -5485,9 +5902,10 @@
                 <w:rFonts w:ascii="Times New Roman" w:eastAsia="Times New Roman" w:hAnsi="Times New Roman" w:cs="Times New Roman"/>
                 <w:b/>
                 <w:bCs/>
-                <w:sz w:val="24"/>
-                <w:szCs w:val="24"/>
+                <w:sz w:val="28"/>
+                <w:szCs w:val="28"/>
               </w:rPr>
+              <w:lastRenderedPageBreak/>
               <w:t>OSI Model</w:t>
             </w:r>
           </w:p>
@@ -5506,8 +5924,8 @@
                 <w:rFonts w:ascii="Times New Roman" w:eastAsia="Times New Roman" w:hAnsi="Times New Roman" w:cs="Times New Roman"/>
                 <w:b/>
                 <w:bCs/>
-                <w:sz w:val="24"/>
-                <w:szCs w:val="24"/>
+                <w:sz w:val="28"/>
+                <w:szCs w:val="28"/>
               </w:rPr>
             </w:pPr>
             <w:r>
@@ -5515,8 +5933,8 @@
                 <w:rFonts w:ascii="Times New Roman" w:eastAsia="Times New Roman" w:hAnsi="Times New Roman" w:cs="Times New Roman"/>
                 <w:b/>
                 <w:bCs/>
-                <w:sz w:val="24"/>
-                <w:szCs w:val="24"/>
+                <w:sz w:val="28"/>
+                <w:szCs w:val="28"/>
               </w:rPr>
               <w:t>TCP/IP Model</w:t>
             </w:r>
@@ -5538,15 +5956,15 @@
               <w:spacing w:after="0" w:line="240" w:lineRule="auto"/>
               <w:rPr>
                 <w:rFonts w:ascii="Times New Roman" w:eastAsia="Times New Roman" w:hAnsi="Times New Roman" w:cs="Times New Roman"/>
-                <w:sz w:val="24"/>
-                <w:szCs w:val="24"/>
+                <w:sz w:val="28"/>
+                <w:szCs w:val="28"/>
               </w:rPr>
             </w:pPr>
             <w:r>
               <w:rPr>
                 <w:rFonts w:ascii="Times New Roman" w:eastAsia="Times New Roman" w:hAnsi="Times New Roman" w:cs="Times New Roman"/>
-                <w:sz w:val="24"/>
-                <w:szCs w:val="24"/>
+                <w:sz w:val="28"/>
+                <w:szCs w:val="28"/>
               </w:rPr>
               <w:t>7 layers</w:t>
             </w:r>
@@ -5563,15 +5981,15 @@
               <w:spacing w:after="0" w:line="240" w:lineRule="auto"/>
               <w:rPr>
                 <w:rFonts w:ascii="Times New Roman" w:eastAsia="Times New Roman" w:hAnsi="Times New Roman" w:cs="Times New Roman"/>
-                <w:sz w:val="24"/>
-                <w:szCs w:val="24"/>
+                <w:sz w:val="28"/>
+                <w:szCs w:val="28"/>
               </w:rPr>
             </w:pPr>
             <w:r>
               <w:rPr>
                 <w:rFonts w:ascii="Times New Roman" w:eastAsia="Times New Roman" w:hAnsi="Times New Roman" w:cs="Times New Roman"/>
-                <w:sz w:val="24"/>
-                <w:szCs w:val="24"/>
+                <w:sz w:val="28"/>
+                <w:szCs w:val="28"/>
               </w:rPr>
               <w:t>4 layers</w:t>
             </w:r>
@@ -5593,15 +6011,15 @@
               <w:spacing w:after="0" w:line="240" w:lineRule="auto"/>
               <w:rPr>
                 <w:rFonts w:ascii="Times New Roman" w:eastAsia="Times New Roman" w:hAnsi="Times New Roman" w:cs="Times New Roman"/>
-                <w:sz w:val="24"/>
-                <w:szCs w:val="24"/>
+                <w:sz w:val="28"/>
+                <w:szCs w:val="28"/>
               </w:rPr>
             </w:pPr>
             <w:r>
               <w:rPr>
                 <w:rFonts w:ascii="Times New Roman" w:eastAsia="Times New Roman" w:hAnsi="Times New Roman" w:cs="Times New Roman"/>
-                <w:sz w:val="24"/>
-                <w:szCs w:val="24"/>
+                <w:sz w:val="28"/>
+                <w:szCs w:val="28"/>
               </w:rPr>
               <w:t>Conceptual model</w:t>
             </w:r>
@@ -5618,15 +6036,15 @@
               <w:spacing w:after="0" w:line="240" w:lineRule="auto"/>
               <w:rPr>
                 <w:rFonts w:ascii="Times New Roman" w:eastAsia="Times New Roman" w:hAnsi="Times New Roman" w:cs="Times New Roman"/>
-                <w:sz w:val="24"/>
-                <w:szCs w:val="24"/>
+                <w:sz w:val="28"/>
+                <w:szCs w:val="28"/>
               </w:rPr>
             </w:pPr>
             <w:r>
               <w:rPr>
                 <w:rFonts w:ascii="Times New Roman" w:eastAsia="Times New Roman" w:hAnsi="Times New Roman" w:cs="Times New Roman"/>
-                <w:sz w:val="24"/>
-                <w:szCs w:val="24"/>
+                <w:sz w:val="28"/>
+                <w:szCs w:val="28"/>
               </w:rPr>
               <w:t>Practical model</w:t>
             </w:r>
@@ -5648,15 +6066,15 @@
               <w:spacing w:after="0" w:line="240" w:lineRule="auto"/>
               <w:rPr>
                 <w:rFonts w:ascii="Times New Roman" w:eastAsia="Times New Roman" w:hAnsi="Times New Roman" w:cs="Times New Roman"/>
-                <w:sz w:val="24"/>
-                <w:szCs w:val="24"/>
+                <w:sz w:val="28"/>
+                <w:szCs w:val="28"/>
               </w:rPr>
             </w:pPr>
             <w:r>
               <w:rPr>
                 <w:rFonts w:ascii="Times New Roman" w:eastAsia="Times New Roman" w:hAnsi="Times New Roman" w:cs="Times New Roman"/>
-                <w:sz w:val="24"/>
-                <w:szCs w:val="24"/>
+                <w:sz w:val="28"/>
+                <w:szCs w:val="28"/>
               </w:rPr>
               <w:t>Developed by ISO</w:t>
             </w:r>
@@ -5673,15 +6091,15 @@
               <w:spacing w:after="0" w:line="240" w:lineRule="auto"/>
               <w:rPr>
                 <w:rFonts w:ascii="Times New Roman" w:eastAsia="Times New Roman" w:hAnsi="Times New Roman" w:cs="Times New Roman"/>
-                <w:sz w:val="24"/>
-                <w:szCs w:val="24"/>
+                <w:sz w:val="28"/>
+                <w:szCs w:val="28"/>
               </w:rPr>
             </w:pPr>
             <w:r>
               <w:rPr>
                 <w:rFonts w:ascii="Times New Roman" w:eastAsia="Times New Roman" w:hAnsi="Times New Roman" w:cs="Times New Roman"/>
-                <w:sz w:val="24"/>
-                <w:szCs w:val="24"/>
+                <w:sz w:val="28"/>
+                <w:szCs w:val="28"/>
               </w:rPr>
               <w:t>Developed by DARPA</w:t>
             </w:r>
@@ -5694,15 +6112,15 @@
         <w:spacing w:after="0" w:line="240" w:lineRule="auto"/>
         <w:rPr>
           <w:rFonts w:ascii="Times New Roman" w:eastAsia="Times New Roman" w:hAnsi="Times New Roman" w:cs="Times New Roman"/>
-          <w:sz w:val="24"/>
-          <w:szCs w:val="24"/>
-        </w:rPr>
-      </w:pPr>
-      <w:r>
-        <w:rPr>
-          <w:rFonts w:ascii="Times New Roman" w:eastAsia="Times New Roman" w:hAnsi="Times New Roman" w:cs="Times New Roman"/>
-          <w:sz w:val="24"/>
-          <w:szCs w:val="24"/>
+          <w:sz w:val="28"/>
+          <w:szCs w:val="28"/>
+        </w:rPr>
+      </w:pPr>
+      <w:r>
+        <w:rPr>
+          <w:rFonts w:ascii="Times New Roman" w:eastAsia="Times New Roman" w:hAnsi="Times New Roman" w:cs="Times New Roman"/>
+          <w:sz w:val="28"/>
+          <w:szCs w:val="28"/>
         </w:rPr>
         <w:pict>
           <v:rect id="_x0000_i1039" style="width:0;height:1.5pt" o:hralign="center" o:hrstd="t" o:hr="t" fillcolor="#a0a0a0" stroked="f"/>
@@ -5718,8 +6136,8 @@
           <w:b/>
           <w:bCs/>
           <w:kern w:val="36"/>
-          <w:sz w:val="48"/>
-          <w:szCs w:val="48"/>
+          <w:sz w:val="28"/>
+          <w:szCs w:val="28"/>
         </w:rPr>
       </w:pPr>
       <w:r>
@@ -5728,8 +6146,8 @@
           <w:b/>
           <w:bCs/>
           <w:kern w:val="36"/>
-          <w:sz w:val="48"/>
-          <w:szCs w:val="48"/>
+          <w:sz w:val="28"/>
+          <w:szCs w:val="28"/>
         </w:rPr>
         <w:t>🧠 Device &amp; Protocol Mapping (MCQ Gold)</w:t>
       </w:r>
@@ -5742,19 +6160,18 @@
           <w:rFonts w:ascii="Times New Roman" w:eastAsia="Times New Roman" w:hAnsi="Times New Roman" w:cs="Times New Roman"/>
           <w:b/>
           <w:bCs/>
-          <w:sz w:val="27"/>
-          <w:szCs w:val="27"/>
-        </w:rPr>
-      </w:pPr>
-      <w:r>
-        <w:rPr>
-          <w:rFonts w:ascii="Times New Roman" w:eastAsia="Times New Roman" w:hAnsi="Times New Roman" w:cs="Times New Roman"/>
-          <w:b/>
-          <w:bCs/>
-          <w:sz w:val="27"/>
-          <w:szCs w:val="27"/>
-        </w:rPr>
-        <w:lastRenderedPageBreak/>
+          <w:sz w:val="28"/>
+          <w:szCs w:val="28"/>
+        </w:rPr>
+      </w:pPr>
+      <w:r>
+        <w:rPr>
+          <w:rFonts w:ascii="Times New Roman" w:eastAsia="Times New Roman" w:hAnsi="Times New Roman" w:cs="Times New Roman"/>
+          <w:b/>
+          <w:bCs/>
+          <w:sz w:val="28"/>
+          <w:szCs w:val="28"/>
+        </w:rPr>
         <w:t>Devices:</w:t>
       </w:r>
     </w:p>
@@ -5767,15 +6184,15 @@
         <w:spacing w:before="100" w:beforeAutospacing="1" w:after="100" w:afterAutospacing="1" w:line="240" w:lineRule="auto"/>
         <w:rPr>
           <w:rFonts w:ascii="Times New Roman" w:eastAsia="Times New Roman" w:hAnsi="Times New Roman" w:cs="Times New Roman"/>
-          <w:sz w:val="24"/>
-          <w:szCs w:val="24"/>
-        </w:rPr>
-      </w:pPr>
-      <w:r>
-        <w:rPr>
-          <w:rFonts w:ascii="Times New Roman" w:eastAsia="Times New Roman" w:hAnsi="Times New Roman" w:cs="Times New Roman"/>
-          <w:sz w:val="24"/>
-          <w:szCs w:val="24"/>
+          <w:sz w:val="28"/>
+          <w:szCs w:val="28"/>
+        </w:rPr>
+      </w:pPr>
+      <w:r>
+        <w:rPr>
+          <w:rFonts w:ascii="Times New Roman" w:eastAsia="Times New Roman" w:hAnsi="Times New Roman" w:cs="Times New Roman"/>
+          <w:sz w:val="28"/>
+          <w:szCs w:val="28"/>
         </w:rPr>
         <w:t>Hub → Physical layer</w:t>
       </w:r>
@@ -5789,15 +6206,15 @@
         <w:spacing w:before="100" w:beforeAutospacing="1" w:after="100" w:afterAutospacing="1" w:line="240" w:lineRule="auto"/>
         <w:rPr>
           <w:rFonts w:ascii="Times New Roman" w:eastAsia="Times New Roman" w:hAnsi="Times New Roman" w:cs="Times New Roman"/>
-          <w:sz w:val="24"/>
-          <w:szCs w:val="24"/>
-        </w:rPr>
-      </w:pPr>
-      <w:r>
-        <w:rPr>
-          <w:rFonts w:ascii="Times New Roman" w:eastAsia="Times New Roman" w:hAnsi="Times New Roman" w:cs="Times New Roman"/>
-          <w:sz w:val="24"/>
-          <w:szCs w:val="24"/>
+          <w:sz w:val="28"/>
+          <w:szCs w:val="28"/>
+        </w:rPr>
+      </w:pPr>
+      <w:r>
+        <w:rPr>
+          <w:rFonts w:ascii="Times New Roman" w:eastAsia="Times New Roman" w:hAnsi="Times New Roman" w:cs="Times New Roman"/>
+          <w:sz w:val="28"/>
+          <w:szCs w:val="28"/>
         </w:rPr>
         <w:t>Switch → Data Link layer</w:t>
       </w:r>
@@ -5811,15 +6228,15 @@
         <w:spacing w:before="100" w:beforeAutospacing="1" w:after="100" w:afterAutospacing="1" w:line="240" w:lineRule="auto"/>
         <w:rPr>
           <w:rFonts w:ascii="Times New Roman" w:eastAsia="Times New Roman" w:hAnsi="Times New Roman" w:cs="Times New Roman"/>
-          <w:sz w:val="24"/>
-          <w:szCs w:val="24"/>
-        </w:rPr>
-      </w:pPr>
-      <w:r>
-        <w:rPr>
-          <w:rFonts w:ascii="Times New Roman" w:eastAsia="Times New Roman" w:hAnsi="Times New Roman" w:cs="Times New Roman"/>
-          <w:sz w:val="24"/>
-          <w:szCs w:val="24"/>
+          <w:sz w:val="28"/>
+          <w:szCs w:val="28"/>
+        </w:rPr>
+      </w:pPr>
+      <w:r>
+        <w:rPr>
+          <w:rFonts w:ascii="Times New Roman" w:eastAsia="Times New Roman" w:hAnsi="Times New Roman" w:cs="Times New Roman"/>
+          <w:sz w:val="28"/>
+          <w:szCs w:val="28"/>
         </w:rPr>
         <w:t>Router → Network layer</w:t>
       </w:r>
@@ -5832,17 +6249,17 @@
           <w:rFonts w:ascii="Times New Roman" w:eastAsia="Times New Roman" w:hAnsi="Times New Roman" w:cs="Times New Roman"/>
           <w:b/>
           <w:bCs/>
-          <w:sz w:val="27"/>
-          <w:szCs w:val="27"/>
-        </w:rPr>
-      </w:pPr>
-      <w:r>
-        <w:rPr>
-          <w:rFonts w:ascii="Times New Roman" w:eastAsia="Times New Roman" w:hAnsi="Times New Roman" w:cs="Times New Roman"/>
-          <w:b/>
-          <w:bCs/>
-          <w:sz w:val="27"/>
-          <w:szCs w:val="27"/>
+          <w:sz w:val="28"/>
+          <w:szCs w:val="28"/>
+        </w:rPr>
+      </w:pPr>
+      <w:r>
+        <w:rPr>
+          <w:rFonts w:ascii="Times New Roman" w:eastAsia="Times New Roman" w:hAnsi="Times New Roman" w:cs="Times New Roman"/>
+          <w:b/>
+          <w:bCs/>
+          <w:sz w:val="28"/>
+          <w:szCs w:val="28"/>
         </w:rPr>
         <w:t>Protocols:</w:t>
       </w:r>
@@ -5856,15 +6273,15 @@
         <w:spacing w:before="100" w:beforeAutospacing="1" w:after="100" w:afterAutospacing="1" w:line="240" w:lineRule="auto"/>
         <w:rPr>
           <w:rFonts w:ascii="Times New Roman" w:eastAsia="Times New Roman" w:hAnsi="Times New Roman" w:cs="Times New Roman"/>
-          <w:sz w:val="24"/>
-          <w:szCs w:val="24"/>
-        </w:rPr>
-      </w:pPr>
-      <w:r>
-        <w:rPr>
-          <w:rFonts w:ascii="Times New Roman" w:eastAsia="Times New Roman" w:hAnsi="Times New Roman" w:cs="Times New Roman"/>
-          <w:sz w:val="24"/>
-          <w:szCs w:val="24"/>
+          <w:sz w:val="28"/>
+          <w:szCs w:val="28"/>
+        </w:rPr>
+      </w:pPr>
+      <w:r>
+        <w:rPr>
+          <w:rFonts w:ascii="Times New Roman" w:eastAsia="Times New Roman" w:hAnsi="Times New Roman" w:cs="Times New Roman"/>
+          <w:sz w:val="28"/>
+          <w:szCs w:val="28"/>
         </w:rPr>
         <w:t>HTTP, FTP → Application layer</w:t>
       </w:r>
@@ -5878,15 +6295,15 @@
         <w:spacing w:before="100" w:beforeAutospacing="1" w:after="100" w:afterAutospacing="1" w:line="240" w:lineRule="auto"/>
         <w:rPr>
           <w:rFonts w:ascii="Times New Roman" w:eastAsia="Times New Roman" w:hAnsi="Times New Roman" w:cs="Times New Roman"/>
-          <w:sz w:val="24"/>
-          <w:szCs w:val="24"/>
-        </w:rPr>
-      </w:pPr>
-      <w:r>
-        <w:rPr>
-          <w:rFonts w:ascii="Times New Roman" w:eastAsia="Times New Roman" w:hAnsi="Times New Roman" w:cs="Times New Roman"/>
-          <w:sz w:val="24"/>
-          <w:szCs w:val="24"/>
+          <w:sz w:val="28"/>
+          <w:szCs w:val="28"/>
+        </w:rPr>
+      </w:pPr>
+      <w:r>
+        <w:rPr>
+          <w:rFonts w:ascii="Times New Roman" w:eastAsia="Times New Roman" w:hAnsi="Times New Roman" w:cs="Times New Roman"/>
+          <w:sz w:val="28"/>
+          <w:szCs w:val="28"/>
         </w:rPr>
         <w:t>TCP, UDP → Transport layer</w:t>
       </w:r>
@@ -5900,15 +6317,15 @@
         <w:spacing w:before="100" w:beforeAutospacing="1" w:after="100" w:afterAutospacing="1" w:line="240" w:lineRule="auto"/>
         <w:rPr>
           <w:rFonts w:ascii="Times New Roman" w:eastAsia="Times New Roman" w:hAnsi="Times New Roman" w:cs="Times New Roman"/>
-          <w:sz w:val="24"/>
-          <w:szCs w:val="24"/>
-        </w:rPr>
-      </w:pPr>
-      <w:r>
-        <w:rPr>
-          <w:rFonts w:ascii="Times New Roman" w:eastAsia="Times New Roman" w:hAnsi="Times New Roman" w:cs="Times New Roman"/>
-          <w:sz w:val="24"/>
-          <w:szCs w:val="24"/>
+          <w:sz w:val="28"/>
+          <w:szCs w:val="28"/>
+        </w:rPr>
+      </w:pPr>
+      <w:r>
+        <w:rPr>
+          <w:rFonts w:ascii="Times New Roman" w:eastAsia="Times New Roman" w:hAnsi="Times New Roman" w:cs="Times New Roman"/>
+          <w:sz w:val="28"/>
+          <w:szCs w:val="28"/>
         </w:rPr>
         <w:t>IP → Network layer</w:t>
       </w:r>
@@ -5918,15 +6335,15 @@
         <w:spacing w:after="0" w:line="240" w:lineRule="auto"/>
         <w:rPr>
           <w:rFonts w:ascii="Times New Roman" w:eastAsia="Times New Roman" w:hAnsi="Times New Roman" w:cs="Times New Roman"/>
-          <w:sz w:val="24"/>
-          <w:szCs w:val="24"/>
-        </w:rPr>
-      </w:pPr>
-      <w:r>
-        <w:rPr>
-          <w:rFonts w:ascii="Times New Roman" w:eastAsia="Times New Roman" w:hAnsi="Times New Roman" w:cs="Times New Roman"/>
-          <w:sz w:val="24"/>
-          <w:szCs w:val="24"/>
+          <w:sz w:val="28"/>
+          <w:szCs w:val="28"/>
+        </w:rPr>
+      </w:pPr>
+      <w:r>
+        <w:rPr>
+          <w:rFonts w:ascii="Times New Roman" w:eastAsia="Times New Roman" w:hAnsi="Times New Roman" w:cs="Times New Roman"/>
+          <w:sz w:val="28"/>
+          <w:szCs w:val="28"/>
         </w:rPr>
         <w:pict>
           <v:rect id="_x0000_i1040" style="width:0;height:1.5pt" o:hralign="center" o:hrstd="t" o:hr="t" fillcolor="#a0a0a0" stroked="f"/>
@@ -5942,8 +6359,8 @@
           <w:b/>
           <w:bCs/>
           <w:kern w:val="36"/>
-          <w:sz w:val="48"/>
-          <w:szCs w:val="48"/>
+          <w:sz w:val="28"/>
+          <w:szCs w:val="28"/>
         </w:rPr>
       </w:pPr>
       <w:r>
@@ -5952,8 +6369,8 @@
           <w:b/>
           <w:bCs/>
           <w:kern w:val="36"/>
-          <w:sz w:val="48"/>
-          <w:szCs w:val="48"/>
+          <w:sz w:val="28"/>
+          <w:szCs w:val="28"/>
         </w:rPr>
         <w:t>✍️</w:t>
       </w:r>
@@ -5963,8 +6380,8 @@
           <w:b/>
           <w:bCs/>
           <w:kern w:val="36"/>
-          <w:sz w:val="48"/>
-          <w:szCs w:val="48"/>
+          <w:sz w:val="28"/>
+          <w:szCs w:val="28"/>
         </w:rPr>
         <w:t xml:space="preserve"> One-Line Exam Ready Points</w:t>
       </w:r>
@@ -5978,15 +6395,15 @@
         <w:spacing w:before="100" w:beforeAutospacing="1" w:after="100" w:afterAutospacing="1" w:line="240" w:lineRule="auto"/>
         <w:rPr>
           <w:rFonts w:ascii="Times New Roman" w:eastAsia="Times New Roman" w:hAnsi="Times New Roman" w:cs="Times New Roman"/>
-          <w:sz w:val="24"/>
-          <w:szCs w:val="24"/>
-        </w:rPr>
-      </w:pPr>
-      <w:r>
-        <w:rPr>
-          <w:rFonts w:ascii="Times New Roman" w:eastAsia="Times New Roman" w:hAnsi="Times New Roman" w:cs="Times New Roman"/>
-          <w:sz w:val="24"/>
-          <w:szCs w:val="24"/>
+          <w:sz w:val="28"/>
+          <w:szCs w:val="28"/>
+        </w:rPr>
+      </w:pPr>
+      <w:r>
+        <w:rPr>
+          <w:rFonts w:ascii="Times New Roman" w:eastAsia="Times New Roman" w:hAnsi="Times New Roman" w:cs="Times New Roman"/>
+          <w:sz w:val="28"/>
+          <w:szCs w:val="28"/>
         </w:rPr>
         <w:t>Encryption → Presentation layer</w:t>
       </w:r>
@@ -6000,15 +6417,15 @@
         <w:spacing w:before="100" w:beforeAutospacing="1" w:after="100" w:afterAutospacing="1" w:line="240" w:lineRule="auto"/>
         <w:rPr>
           <w:rFonts w:ascii="Times New Roman" w:eastAsia="Times New Roman" w:hAnsi="Times New Roman" w:cs="Times New Roman"/>
-          <w:sz w:val="24"/>
-          <w:szCs w:val="24"/>
-        </w:rPr>
-      </w:pPr>
-      <w:r>
-        <w:rPr>
-          <w:rFonts w:ascii="Times New Roman" w:eastAsia="Times New Roman" w:hAnsi="Times New Roman" w:cs="Times New Roman"/>
-          <w:sz w:val="24"/>
-          <w:szCs w:val="24"/>
+          <w:sz w:val="28"/>
+          <w:szCs w:val="28"/>
+        </w:rPr>
+      </w:pPr>
+      <w:r>
+        <w:rPr>
+          <w:rFonts w:ascii="Times New Roman" w:eastAsia="Times New Roman" w:hAnsi="Times New Roman" w:cs="Times New Roman"/>
+          <w:sz w:val="28"/>
+          <w:szCs w:val="28"/>
         </w:rPr>
         <w:t>Routing → Network layer</w:t>
       </w:r>
@@ -6022,15 +6439,15 @@
         <w:spacing w:before="100" w:beforeAutospacing="1" w:after="100" w:afterAutospacing="1" w:line="240" w:lineRule="auto"/>
         <w:rPr>
           <w:rFonts w:ascii="Times New Roman" w:eastAsia="Times New Roman" w:hAnsi="Times New Roman" w:cs="Times New Roman"/>
-          <w:sz w:val="24"/>
-          <w:szCs w:val="24"/>
-        </w:rPr>
-      </w:pPr>
-      <w:r>
-        <w:rPr>
-          <w:rFonts w:ascii="Times New Roman" w:eastAsia="Times New Roman" w:hAnsi="Times New Roman" w:cs="Times New Roman"/>
-          <w:sz w:val="24"/>
-          <w:szCs w:val="24"/>
+          <w:sz w:val="28"/>
+          <w:szCs w:val="28"/>
+        </w:rPr>
+      </w:pPr>
+      <w:r>
+        <w:rPr>
+          <w:rFonts w:ascii="Times New Roman" w:eastAsia="Times New Roman" w:hAnsi="Times New Roman" w:cs="Times New Roman"/>
+          <w:sz w:val="28"/>
+          <w:szCs w:val="28"/>
         </w:rPr>
         <w:t>End-to-end delivery → Transport layer</w:t>
       </w:r>
@@ -6044,15 +6461,15 @@
         <w:spacing w:before="100" w:beforeAutospacing="1" w:after="100" w:afterAutospacing="1" w:line="240" w:lineRule="auto"/>
         <w:rPr>
           <w:rFonts w:ascii="Times New Roman" w:eastAsia="Times New Roman" w:hAnsi="Times New Roman" w:cs="Times New Roman"/>
-          <w:sz w:val="24"/>
-          <w:szCs w:val="24"/>
-        </w:rPr>
-      </w:pPr>
-      <w:r>
-        <w:rPr>
-          <w:rFonts w:ascii="Times New Roman" w:eastAsia="Times New Roman" w:hAnsi="Times New Roman" w:cs="Times New Roman"/>
-          <w:sz w:val="24"/>
-          <w:szCs w:val="24"/>
+          <w:sz w:val="28"/>
+          <w:szCs w:val="28"/>
+        </w:rPr>
+      </w:pPr>
+      <w:r>
+        <w:rPr>
+          <w:rFonts w:ascii="Times New Roman" w:eastAsia="Times New Roman" w:hAnsi="Times New Roman" w:cs="Times New Roman"/>
+          <w:sz w:val="28"/>
+          <w:szCs w:val="28"/>
         </w:rPr>
         <w:t>MAC address → Data Link layer</w:t>
       </w:r>
@@ -6066,49 +6483,29 @@
         <w:spacing w:before="100" w:beforeAutospacing="1" w:after="100" w:afterAutospacing="1" w:line="240" w:lineRule="auto"/>
         <w:rPr>
           <w:rFonts w:ascii="Times New Roman" w:eastAsia="Times New Roman" w:hAnsi="Times New Roman" w:cs="Times New Roman"/>
-          <w:sz w:val="24"/>
-          <w:szCs w:val="24"/>
-        </w:rPr>
-      </w:pPr>
-      <w:r>
-        <w:rPr>
-          <w:rFonts w:ascii="Times New Roman" w:eastAsia="Times New Roman" w:hAnsi="Times New Roman" w:cs="Times New Roman"/>
-          <w:sz w:val="24"/>
-          <w:szCs w:val="24"/>
+          <w:sz w:val="28"/>
+          <w:szCs w:val="28"/>
+        </w:rPr>
+      </w:pPr>
+      <w:r>
+        <w:rPr>
+          <w:rFonts w:ascii="Times New Roman" w:eastAsia="Times New Roman" w:hAnsi="Times New Roman" w:cs="Times New Roman"/>
+          <w:sz w:val="28"/>
+          <w:szCs w:val="28"/>
         </w:rPr>
         <w:t>Bits transmission → Physical layer</w:t>
       </w:r>
     </w:p>
     <w:p>
       <w:pPr>
-        <w:spacing w:after="0" w:line="240" w:lineRule="auto"/>
-        <w:rPr>
-          <w:rFonts w:ascii="Times New Roman" w:eastAsia="Times New Roman" w:hAnsi="Times New Roman" w:cs="Times New Roman"/>
-          <w:sz w:val="24"/>
-          <w:szCs w:val="24"/>
-        </w:rPr>
-      </w:pPr>
-      <w:r>
-        <w:rPr>
-          <w:rFonts w:ascii="Times New Roman" w:eastAsia="Times New Roman" w:hAnsi="Times New Roman" w:cs="Times New Roman"/>
-          <w:sz w:val="24"/>
-          <w:szCs w:val="24"/>
-        </w:rPr>
-        <w:pict>
-          <v:rect id="_x0000_i1041" style="width:0;height:1.5pt" o:hralign="center" o:hrstd="t" o:hr="t" fillcolor="#a0a0a0" stroked="f"/>
-        </w:pict>
-      </w:r>
-    </w:p>
-    <w:p>
-      <w:pPr>
         <w:spacing w:before="100" w:beforeAutospacing="1" w:after="100" w:afterAutospacing="1" w:line="240" w:lineRule="auto"/>
         <w:outlineLvl w:val="1"/>
         <w:rPr>
           <w:rFonts w:ascii="Times New Roman" w:eastAsia="Times New Roman" w:hAnsi="Times New Roman" w:cs="Times New Roman"/>
           <w:b/>
           <w:bCs/>
-          <w:sz w:val="36"/>
-          <w:szCs w:val="36"/>
+          <w:sz w:val="28"/>
+          <w:szCs w:val="28"/>
         </w:rPr>
       </w:pPr>
       <w:r>
@@ -6116,8 +6513,8 @@
           <w:rFonts w:ascii="Segoe UI Symbol" w:eastAsia="Times New Roman" w:hAnsi="Segoe UI Symbol" w:cs="Segoe UI Symbol"/>
           <w:b/>
           <w:bCs/>
-          <w:sz w:val="36"/>
-          <w:szCs w:val="36"/>
+          <w:sz w:val="28"/>
+          <w:szCs w:val="28"/>
         </w:rPr>
         <w:t>🔑</w:t>
       </w:r>
@@ -6126,8 +6523,8 @@
           <w:rFonts w:ascii="Times New Roman" w:eastAsia="Times New Roman" w:hAnsi="Times New Roman" w:cs="Times New Roman"/>
           <w:b/>
           <w:bCs/>
-          <w:sz w:val="36"/>
-          <w:szCs w:val="36"/>
+          <w:sz w:val="28"/>
+          <w:szCs w:val="28"/>
         </w:rPr>
         <w:t xml:space="preserve"> Final Exam Tip (Bangladesh Bank)</w:t>
       </w:r>
@@ -6137,262 +6534,252 @@
         <w:spacing w:before="100" w:beforeAutospacing="1" w:after="100" w:afterAutospacing="1" w:line="240" w:lineRule="auto"/>
         <w:rPr>
           <w:rFonts w:ascii="Times New Roman" w:eastAsia="Times New Roman" w:hAnsi="Times New Roman" w:cs="Times New Roman"/>
-          <w:sz w:val="24"/>
-          <w:szCs w:val="24"/>
+          <w:sz w:val="28"/>
+          <w:szCs w:val="28"/>
         </w:rPr>
       </w:pPr>
       <w:r>
         <w:rPr>
           <w:rFonts w:ascii="Segoe UI Symbol" w:eastAsia="Times New Roman" w:hAnsi="Segoe UI Symbol" w:cs="Segoe UI Symbol"/>
-          <w:sz w:val="24"/>
-          <w:szCs w:val="24"/>
+          <w:sz w:val="28"/>
+          <w:szCs w:val="28"/>
         </w:rPr>
         <w:t>✔</w:t>
       </w:r>
       <w:r>
         <w:rPr>
           <w:rFonts w:ascii="Times New Roman" w:eastAsia="Times New Roman" w:hAnsi="Times New Roman" w:cs="Times New Roman"/>
-          <w:sz w:val="24"/>
-          <w:szCs w:val="24"/>
+          <w:sz w:val="28"/>
+          <w:szCs w:val="28"/>
         </w:rPr>
         <w:t xml:space="preserve"> Layer order</w:t>
       </w:r>
       <w:r>
         <w:rPr>
           <w:rFonts w:ascii="Times New Roman" w:eastAsia="Times New Roman" w:hAnsi="Times New Roman" w:cs="Times New Roman"/>
-          <w:sz w:val="24"/>
-          <w:szCs w:val="24"/>
+          <w:sz w:val="28"/>
+          <w:szCs w:val="28"/>
         </w:rPr>
         <w:br/>
       </w:r>
       <w:r>
         <w:rPr>
           <w:rFonts w:ascii="Segoe UI Symbol" w:eastAsia="Times New Roman" w:hAnsi="Segoe UI Symbol" w:cs="Segoe UI Symbol"/>
-          <w:sz w:val="24"/>
-          <w:szCs w:val="24"/>
+          <w:sz w:val="28"/>
+          <w:szCs w:val="28"/>
         </w:rPr>
         <w:t>✔</w:t>
       </w:r>
       <w:r>
         <w:rPr>
           <w:rFonts w:ascii="Times New Roman" w:eastAsia="Times New Roman" w:hAnsi="Times New Roman" w:cs="Times New Roman"/>
-          <w:sz w:val="24"/>
-          <w:szCs w:val="24"/>
+          <w:sz w:val="28"/>
+          <w:szCs w:val="28"/>
         </w:rPr>
         <w:t xml:space="preserve"> Transport vs Network</w:t>
       </w:r>
       <w:r>
         <w:rPr>
           <w:rFonts w:ascii="Times New Roman" w:eastAsia="Times New Roman" w:hAnsi="Times New Roman" w:cs="Times New Roman"/>
-          <w:sz w:val="24"/>
-          <w:szCs w:val="24"/>
+          <w:sz w:val="28"/>
+          <w:szCs w:val="28"/>
         </w:rPr>
         <w:br/>
       </w:r>
       <w:r>
         <w:rPr>
           <w:rFonts w:ascii="Segoe UI Symbol" w:eastAsia="Times New Roman" w:hAnsi="Segoe UI Symbol" w:cs="Segoe UI Symbol"/>
-          <w:sz w:val="24"/>
-          <w:szCs w:val="24"/>
+          <w:sz w:val="28"/>
+          <w:szCs w:val="28"/>
         </w:rPr>
         <w:t>✔</w:t>
       </w:r>
       <w:r>
         <w:rPr>
           <w:rFonts w:ascii="Times New Roman" w:eastAsia="Times New Roman" w:hAnsi="Times New Roman" w:cs="Times New Roman"/>
-          <w:sz w:val="24"/>
-          <w:szCs w:val="24"/>
+          <w:sz w:val="28"/>
+          <w:szCs w:val="28"/>
         </w:rPr>
         <w:t xml:space="preserve"> TCP vs UDP</w:t>
       </w:r>
       <w:r>
         <w:rPr>
           <w:rFonts w:ascii="Times New Roman" w:eastAsia="Times New Roman" w:hAnsi="Times New Roman" w:cs="Times New Roman"/>
-          <w:sz w:val="24"/>
-          <w:szCs w:val="24"/>
+          <w:sz w:val="28"/>
+          <w:szCs w:val="28"/>
         </w:rPr>
         <w:br/>
       </w:r>
       <w:r>
         <w:rPr>
           <w:rFonts w:ascii="Segoe UI Symbol" w:eastAsia="Times New Roman" w:hAnsi="Segoe UI Symbol" w:cs="Segoe UI Symbol"/>
-          <w:sz w:val="24"/>
-          <w:szCs w:val="24"/>
+          <w:sz w:val="28"/>
+          <w:szCs w:val="28"/>
         </w:rPr>
         <w:t>✔</w:t>
       </w:r>
       <w:r>
         <w:rPr>
           <w:rFonts w:ascii="Times New Roman" w:eastAsia="Times New Roman" w:hAnsi="Times New Roman" w:cs="Times New Roman"/>
-          <w:sz w:val="24"/>
-          <w:szCs w:val="24"/>
+          <w:sz w:val="28"/>
+          <w:szCs w:val="28"/>
         </w:rPr>
         <w:t xml:space="preserve"> Device &amp; protocol mapping</w:t>
       </w:r>
       <w:r>
         <w:rPr>
           <w:rFonts w:ascii="Times New Roman" w:eastAsia="Times New Roman" w:hAnsi="Times New Roman" w:cs="Times New Roman"/>
-          <w:sz w:val="24"/>
-          <w:szCs w:val="24"/>
+          <w:sz w:val="28"/>
+          <w:szCs w:val="28"/>
         </w:rPr>
         <w:br/>
       </w:r>
       <w:r>
         <w:rPr>
           <w:rFonts w:ascii="Segoe UI Symbol" w:eastAsia="Times New Roman" w:hAnsi="Segoe UI Symbol" w:cs="Segoe UI Symbol"/>
-          <w:sz w:val="24"/>
-          <w:szCs w:val="24"/>
+          <w:sz w:val="28"/>
+          <w:szCs w:val="28"/>
         </w:rPr>
         <w:t>✔</w:t>
       </w:r>
       <w:r>
         <w:rPr>
           <w:rFonts w:ascii="Times New Roman" w:eastAsia="Times New Roman" w:hAnsi="Times New Roman" w:cs="Times New Roman"/>
-          <w:sz w:val="24"/>
-          <w:szCs w:val="24"/>
+          <w:sz w:val="28"/>
+          <w:szCs w:val="28"/>
         </w:rPr>
         <w:t xml:space="preserve"> OSI vs TCP/IP</w:t>
       </w:r>
     </w:p>
     <w:p>
       <w:pPr>
-        <w:spacing w:after="0" w:line="240" w:lineRule="auto"/>
-        <w:rPr>
-          <w:rFonts w:ascii="Times New Roman" w:eastAsia="Times New Roman" w:hAnsi="Times New Roman" w:cs="Times New Roman"/>
-          <w:sz w:val="24"/>
-          <w:szCs w:val="24"/>
-        </w:rPr>
-      </w:pPr>
-      <w:r>
-        <w:rPr>
-          <w:rFonts w:ascii="Times New Roman" w:eastAsia="Times New Roman" w:hAnsi="Times New Roman" w:cs="Times New Roman"/>
-          <w:sz w:val="24"/>
-          <w:szCs w:val="24"/>
-        </w:rPr>
-        <w:pict>
-          <v:rect id="_x0000_i1042" style="width:0;height:1.5pt" o:hralign="center" o:hrstd="t" o:hr="t" fillcolor="#a0a0a0" stroked="f"/>
-        </w:pict>
-      </w:r>
-    </w:p>
-    <w:p>
-      <w:pPr>
         <w:spacing w:before="100" w:beforeAutospacing="1" w:after="100" w:afterAutospacing="1" w:line="240" w:lineRule="auto"/>
         <w:outlineLvl w:val="1"/>
         <w:rPr>
           <w:rFonts w:ascii="Times New Roman" w:eastAsia="Times New Roman" w:hAnsi="Times New Roman" w:cs="Times New Roman"/>
           <w:b/>
           <w:bCs/>
-          <w:sz w:val="36"/>
-          <w:szCs w:val="36"/>
-        </w:rPr>
-      </w:pPr>
-      <w:r>
-        <w:rPr>
-          <w:rFonts w:ascii="Times New Roman" w:eastAsia="Times New Roman" w:hAnsi="Times New Roman" w:cs="Times New Roman"/>
-          <w:b/>
-          <w:bCs/>
-          <w:sz w:val="36"/>
-          <w:szCs w:val="36"/>
+          <w:sz w:val="28"/>
+          <w:szCs w:val="28"/>
+        </w:rPr>
+      </w:pPr>
+      <w:r>
+        <w:rPr>
+          <w:rFonts w:ascii="Times New Roman" w:eastAsia="Times New Roman" w:hAnsi="Times New Roman" w:cs="Times New Roman"/>
+          <w:b/>
+          <w:bCs/>
+          <w:sz w:val="28"/>
+          <w:szCs w:val="28"/>
         </w:rPr>
         <w:t xml:space="preserve">🤝 </w:t>
       </w:r>
+      <w:proofErr w:type="spellStart"/>
       <w:r>
         <w:rPr>
           <w:rFonts w:ascii="Nirmala UI" w:eastAsia="Times New Roman" w:hAnsi="Nirmala UI" w:cs="Nirmala UI"/>
           <w:b/>
           <w:bCs/>
-          <w:sz w:val="36"/>
-          <w:szCs w:val="36"/>
+          <w:sz w:val="28"/>
+          <w:szCs w:val="28"/>
         </w:rPr>
         <w:t>তুমি</w:t>
       </w:r>
-      <w:r>
-        <w:rPr>
-          <w:rFonts w:ascii="Times New Roman" w:eastAsia="Times New Roman" w:hAnsi="Times New Roman" w:cs="Times New Roman"/>
-          <w:b/>
-          <w:bCs/>
-          <w:sz w:val="36"/>
-          <w:szCs w:val="36"/>
+      <w:proofErr w:type="spellEnd"/>
+      <w:r>
+        <w:rPr>
+          <w:rFonts w:ascii="Times New Roman" w:eastAsia="Times New Roman" w:hAnsi="Times New Roman" w:cs="Times New Roman"/>
+          <w:b/>
+          <w:bCs/>
+          <w:sz w:val="28"/>
+          <w:szCs w:val="28"/>
         </w:rPr>
         <w:t xml:space="preserve"> </w:t>
       </w:r>
+      <w:proofErr w:type="spellStart"/>
       <w:r>
         <w:rPr>
           <w:rFonts w:ascii="Nirmala UI" w:eastAsia="Times New Roman" w:hAnsi="Nirmala UI" w:cs="Nirmala UI"/>
           <w:b/>
           <w:bCs/>
-          <w:sz w:val="36"/>
-          <w:szCs w:val="36"/>
+          <w:sz w:val="28"/>
+          <w:szCs w:val="28"/>
         </w:rPr>
         <w:t>চাইলে</w:t>
       </w:r>
-      <w:r>
-        <w:rPr>
-          <w:rFonts w:ascii="Times New Roman" w:eastAsia="Times New Roman" w:hAnsi="Times New Roman" w:cs="Times New Roman"/>
-          <w:b/>
-          <w:bCs/>
-          <w:sz w:val="36"/>
-          <w:szCs w:val="36"/>
+      <w:proofErr w:type="spellEnd"/>
+      <w:r>
+        <w:rPr>
+          <w:rFonts w:ascii="Times New Roman" w:eastAsia="Times New Roman" w:hAnsi="Times New Roman" w:cs="Times New Roman"/>
+          <w:b/>
+          <w:bCs/>
+          <w:sz w:val="28"/>
+          <w:szCs w:val="28"/>
         </w:rPr>
         <w:t xml:space="preserve"> </w:t>
       </w:r>
+      <w:proofErr w:type="spellStart"/>
       <w:r>
         <w:rPr>
           <w:rFonts w:ascii="Nirmala UI" w:eastAsia="Times New Roman" w:hAnsi="Nirmala UI" w:cs="Nirmala UI"/>
           <w:b/>
           <w:bCs/>
-          <w:sz w:val="36"/>
-          <w:szCs w:val="36"/>
+          <w:sz w:val="28"/>
+          <w:szCs w:val="28"/>
         </w:rPr>
         <w:t>আমি</w:t>
       </w:r>
-      <w:r>
-        <w:rPr>
-          <w:rFonts w:ascii="Times New Roman" w:eastAsia="Times New Roman" w:hAnsi="Times New Roman" w:cs="Times New Roman"/>
-          <w:b/>
-          <w:bCs/>
-          <w:sz w:val="36"/>
-          <w:szCs w:val="36"/>
+      <w:proofErr w:type="spellEnd"/>
+      <w:r>
+        <w:rPr>
+          <w:rFonts w:ascii="Times New Roman" w:eastAsia="Times New Roman" w:hAnsi="Times New Roman" w:cs="Times New Roman"/>
+          <w:b/>
+          <w:bCs/>
+          <w:sz w:val="28"/>
+          <w:szCs w:val="28"/>
         </w:rPr>
         <w:t xml:space="preserve"> </w:t>
       </w:r>
+      <w:proofErr w:type="spellStart"/>
       <w:r>
         <w:rPr>
           <w:rFonts w:ascii="Nirmala UI" w:eastAsia="Times New Roman" w:hAnsi="Nirmala UI" w:cs="Nirmala UI"/>
           <w:b/>
           <w:bCs/>
-          <w:sz w:val="36"/>
-          <w:szCs w:val="36"/>
+          <w:sz w:val="28"/>
+          <w:szCs w:val="28"/>
         </w:rPr>
         <w:t>দিতে</w:t>
       </w:r>
-      <w:r>
-        <w:rPr>
-          <w:rFonts w:ascii="Times New Roman" w:eastAsia="Times New Roman" w:hAnsi="Times New Roman" w:cs="Times New Roman"/>
-          <w:b/>
-          <w:bCs/>
-          <w:sz w:val="36"/>
-          <w:szCs w:val="36"/>
+      <w:proofErr w:type="spellEnd"/>
+      <w:r>
+        <w:rPr>
+          <w:rFonts w:ascii="Times New Roman" w:eastAsia="Times New Roman" w:hAnsi="Times New Roman" w:cs="Times New Roman"/>
+          <w:b/>
+          <w:bCs/>
+          <w:sz w:val="28"/>
+          <w:szCs w:val="28"/>
         </w:rPr>
         <w:t xml:space="preserve"> </w:t>
       </w:r>
+      <w:proofErr w:type="spellStart"/>
       <w:r>
         <w:rPr>
           <w:rFonts w:ascii="Nirmala UI" w:eastAsia="Times New Roman" w:hAnsi="Nirmala UI" w:cs="Nirmala UI"/>
           <w:b/>
           <w:bCs/>
-          <w:sz w:val="36"/>
-          <w:szCs w:val="36"/>
+          <w:sz w:val="28"/>
+          <w:szCs w:val="28"/>
         </w:rPr>
         <w:t>পারি</w:t>
       </w:r>
-      <w:r>
-        <w:rPr>
-          <w:rFonts w:ascii="Times New Roman" w:eastAsia="Times New Roman" w:hAnsi="Times New Roman" w:cs="Times New Roman"/>
-          <w:b/>
-          <w:bCs/>
-          <w:sz w:val="36"/>
-          <w:szCs w:val="36"/>
+      <w:proofErr w:type="spellEnd"/>
+      <w:r>
+        <w:rPr>
+          <w:rFonts w:ascii="Times New Roman" w:eastAsia="Times New Roman" w:hAnsi="Times New Roman" w:cs="Times New Roman"/>
+          <w:b/>
+          <w:bCs/>
+          <w:sz w:val="28"/>
+          <w:szCs w:val="28"/>
         </w:rPr>
         <w:t>:</w:t>
       </w:r>
@@ -6406,23 +6793,24 @@
         <w:spacing w:before="100" w:beforeAutospacing="1" w:after="100" w:afterAutospacing="1" w:line="240" w:lineRule="auto"/>
         <w:rPr>
           <w:rFonts w:ascii="Times New Roman" w:eastAsia="Times New Roman" w:hAnsi="Times New Roman" w:cs="Times New Roman"/>
-          <w:sz w:val="24"/>
-          <w:szCs w:val="24"/>
+          <w:sz w:val="28"/>
+          <w:szCs w:val="28"/>
         </w:rPr>
       </w:pPr>
       <w:r>
         <w:rPr>
           <w:rFonts w:ascii="Segoe UI Symbol" w:eastAsia="Times New Roman" w:hAnsi="Segoe UI Symbol" w:cs="Segoe UI Symbol"/>
-          <w:sz w:val="24"/>
-          <w:szCs w:val="24"/>
-        </w:rPr>
+          <w:sz w:val="28"/>
+          <w:szCs w:val="28"/>
+        </w:rPr>
+        <w:lastRenderedPageBreak/>
         <w:t>✅</w:t>
       </w:r>
       <w:r>
         <w:rPr>
           <w:rFonts w:ascii="Times New Roman" w:eastAsia="Times New Roman" w:hAnsi="Times New Roman" w:cs="Times New Roman"/>
-          <w:sz w:val="24"/>
-          <w:szCs w:val="24"/>
+          <w:sz w:val="28"/>
+          <w:szCs w:val="28"/>
         </w:rPr>
         <w:t xml:space="preserve"> </w:t>
       </w:r>
@@ -6431,8 +6819,8 @@
           <w:rFonts w:ascii="Times New Roman" w:eastAsia="Times New Roman" w:hAnsi="Times New Roman" w:cs="Times New Roman"/>
           <w:b/>
           <w:bCs/>
-          <w:sz w:val="24"/>
-          <w:szCs w:val="24"/>
+          <w:sz w:val="28"/>
+          <w:szCs w:val="28"/>
         </w:rPr>
         <w:t>Perfect 20 MCQ with answer</w:t>
       </w:r>
@@ -6446,23 +6834,23 @@
         <w:spacing w:before="100" w:beforeAutospacing="1" w:after="100" w:afterAutospacing="1" w:line="240" w:lineRule="auto"/>
         <w:rPr>
           <w:rFonts w:ascii="Times New Roman" w:eastAsia="Times New Roman" w:hAnsi="Times New Roman" w:cs="Times New Roman"/>
-          <w:sz w:val="24"/>
-          <w:szCs w:val="24"/>
+          <w:sz w:val="28"/>
+          <w:szCs w:val="28"/>
         </w:rPr>
       </w:pPr>
       <w:r>
         <w:rPr>
           <w:rFonts w:ascii="Segoe UI Symbol" w:eastAsia="Times New Roman" w:hAnsi="Segoe UI Symbol" w:cs="Segoe UI Symbol"/>
-          <w:sz w:val="24"/>
-          <w:szCs w:val="24"/>
+          <w:sz w:val="28"/>
+          <w:szCs w:val="28"/>
         </w:rPr>
         <w:t>✅</w:t>
       </w:r>
       <w:r>
         <w:rPr>
           <w:rFonts w:ascii="Times New Roman" w:eastAsia="Times New Roman" w:hAnsi="Times New Roman" w:cs="Times New Roman"/>
-          <w:sz w:val="24"/>
-          <w:szCs w:val="24"/>
+          <w:sz w:val="28"/>
+          <w:szCs w:val="28"/>
         </w:rPr>
         <w:t xml:space="preserve"> </w:t>
       </w:r>
@@ -6471,8 +6859,8 @@
           <w:rFonts w:ascii="Times New Roman" w:eastAsia="Times New Roman" w:hAnsi="Times New Roman" w:cs="Times New Roman"/>
           <w:b/>
           <w:bCs/>
-          <w:sz w:val="24"/>
-          <w:szCs w:val="24"/>
+          <w:sz w:val="28"/>
+          <w:szCs w:val="28"/>
         </w:rPr>
         <w:t>1-page OSI revision sheet</w:t>
       </w:r>
@@ -6486,23 +6874,23 @@
         <w:spacing w:before="100" w:beforeAutospacing="1" w:after="100" w:afterAutospacing="1" w:line="240" w:lineRule="auto"/>
         <w:rPr>
           <w:rFonts w:ascii="Times New Roman" w:eastAsia="Times New Roman" w:hAnsi="Times New Roman" w:cs="Times New Roman"/>
-          <w:sz w:val="24"/>
-          <w:szCs w:val="24"/>
+          <w:sz w:val="28"/>
+          <w:szCs w:val="28"/>
         </w:rPr>
       </w:pPr>
       <w:r>
         <w:rPr>
           <w:rFonts w:ascii="Segoe UI Symbol" w:eastAsia="Times New Roman" w:hAnsi="Segoe UI Symbol" w:cs="Segoe UI Symbol"/>
-          <w:sz w:val="24"/>
-          <w:szCs w:val="24"/>
+          <w:sz w:val="28"/>
+          <w:szCs w:val="28"/>
         </w:rPr>
         <w:t>✅</w:t>
       </w:r>
       <w:r>
         <w:rPr>
           <w:rFonts w:ascii="Times New Roman" w:eastAsia="Times New Roman" w:hAnsi="Times New Roman" w:cs="Times New Roman"/>
-          <w:sz w:val="24"/>
-          <w:szCs w:val="24"/>
+          <w:sz w:val="28"/>
+          <w:szCs w:val="28"/>
         </w:rPr>
         <w:t xml:space="preserve"> </w:t>
       </w:r>
@@ -6511,8 +6899,8 @@
           <w:rFonts w:ascii="Times New Roman" w:eastAsia="Times New Roman" w:hAnsi="Times New Roman" w:cs="Times New Roman"/>
           <w:b/>
           <w:bCs/>
-          <w:sz w:val="24"/>
-          <w:szCs w:val="24"/>
+          <w:sz w:val="28"/>
+          <w:szCs w:val="28"/>
         </w:rPr>
         <w:t>Previous Bangladesh Bank style questions</w:t>
       </w:r>
@@ -6526,23 +6914,23 @@
         <w:spacing w:before="100" w:beforeAutospacing="1" w:after="100" w:afterAutospacing="1" w:line="240" w:lineRule="auto"/>
         <w:rPr>
           <w:rFonts w:ascii="Times New Roman" w:eastAsia="Times New Roman" w:hAnsi="Times New Roman" w:cs="Times New Roman"/>
-          <w:sz w:val="24"/>
-          <w:szCs w:val="24"/>
+          <w:sz w:val="28"/>
+          <w:szCs w:val="28"/>
         </w:rPr>
       </w:pPr>
       <w:r>
         <w:rPr>
           <w:rFonts w:ascii="Segoe UI Symbol" w:eastAsia="Times New Roman" w:hAnsi="Segoe UI Symbol" w:cs="Segoe UI Symbol"/>
-          <w:sz w:val="24"/>
-          <w:szCs w:val="24"/>
+          <w:sz w:val="28"/>
+          <w:szCs w:val="28"/>
         </w:rPr>
         <w:t>✅</w:t>
       </w:r>
       <w:r>
         <w:rPr>
           <w:rFonts w:ascii="Times New Roman" w:eastAsia="Times New Roman" w:hAnsi="Times New Roman" w:cs="Times New Roman"/>
-          <w:sz w:val="24"/>
-          <w:szCs w:val="24"/>
+          <w:sz w:val="28"/>
+          <w:szCs w:val="28"/>
         </w:rPr>
         <w:t xml:space="preserve"> </w:t>
       </w:r>
@@ -6551,8 +6939,8 @@
           <w:rFonts w:ascii="Times New Roman" w:eastAsia="Times New Roman" w:hAnsi="Times New Roman" w:cs="Times New Roman"/>
           <w:b/>
           <w:bCs/>
-          <w:sz w:val="24"/>
-          <w:szCs w:val="24"/>
+          <w:sz w:val="28"/>
+          <w:szCs w:val="28"/>
         </w:rPr>
         <w:t>Memory tricks for fast recall</w:t>
       </w:r>
@@ -6562,78 +6950,90 @@
         <w:spacing w:before="100" w:beforeAutospacing="1" w:after="100" w:afterAutospacing="1" w:line="240" w:lineRule="auto"/>
         <w:rPr>
           <w:rFonts w:ascii="Times New Roman" w:eastAsia="Times New Roman" w:hAnsi="Times New Roman" w:cs="Times New Roman"/>
-          <w:sz w:val="24"/>
-          <w:szCs w:val="24"/>
-        </w:rPr>
-      </w:pPr>
+          <w:sz w:val="28"/>
+          <w:szCs w:val="28"/>
+        </w:rPr>
+      </w:pPr>
+      <w:proofErr w:type="spellStart"/>
       <w:r>
         <w:rPr>
           <w:rFonts w:ascii="Nirmala UI" w:eastAsia="Times New Roman" w:hAnsi="Nirmala UI" w:cs="Nirmala UI"/>
-          <w:sz w:val="24"/>
-          <w:szCs w:val="24"/>
+          <w:sz w:val="28"/>
+          <w:szCs w:val="28"/>
         </w:rPr>
         <w:t>বললেই</w:t>
       </w:r>
-      <w:r>
-        <w:rPr>
-          <w:rFonts w:ascii="Times New Roman" w:eastAsia="Times New Roman" w:hAnsi="Times New Roman" w:cs="Times New Roman"/>
-          <w:sz w:val="24"/>
-          <w:szCs w:val="24"/>
+      <w:proofErr w:type="spellEnd"/>
+      <w:r>
+        <w:rPr>
+          <w:rFonts w:ascii="Times New Roman" w:eastAsia="Times New Roman" w:hAnsi="Times New Roman" w:cs="Times New Roman"/>
+          <w:sz w:val="28"/>
+          <w:szCs w:val="28"/>
         </w:rPr>
         <w:t xml:space="preserve"> </w:t>
       </w:r>
+      <w:proofErr w:type="spellStart"/>
       <w:r>
         <w:rPr>
           <w:rFonts w:ascii="Nirmala UI" w:eastAsia="Times New Roman" w:hAnsi="Nirmala UI" w:cs="Nirmala UI"/>
-          <w:sz w:val="24"/>
-          <w:szCs w:val="24"/>
+          <w:sz w:val="28"/>
+          <w:szCs w:val="28"/>
         </w:rPr>
         <w:t>হবে</w:t>
       </w:r>
-      <w:r>
-        <w:rPr>
-          <w:rFonts w:ascii="Times New Roman" w:eastAsia="Times New Roman" w:hAnsi="Times New Roman" w:cs="Times New Roman"/>
-          <w:sz w:val="24"/>
-          <w:szCs w:val="24"/>
+      <w:proofErr w:type="spellEnd"/>
+      <w:r>
+        <w:rPr>
+          <w:rFonts w:ascii="Times New Roman" w:eastAsia="Times New Roman" w:hAnsi="Times New Roman" w:cs="Times New Roman"/>
+          <w:sz w:val="28"/>
+          <w:szCs w:val="28"/>
         </w:rPr>
         <w:t>—</w:t>
       </w:r>
+      <w:proofErr w:type="spellStart"/>
       <w:r>
         <w:rPr>
           <w:rFonts w:ascii="Nirmala UI" w:eastAsia="Times New Roman" w:hAnsi="Nirmala UI" w:cs="Nirmala UI"/>
-          <w:sz w:val="24"/>
-          <w:szCs w:val="24"/>
+          <w:sz w:val="28"/>
+          <w:szCs w:val="28"/>
         </w:rPr>
         <w:t>আমি</w:t>
       </w:r>
-      <w:r>
-        <w:rPr>
-          <w:rFonts w:ascii="Times New Roman" w:eastAsia="Times New Roman" w:hAnsi="Times New Roman" w:cs="Times New Roman"/>
-          <w:sz w:val="24"/>
-          <w:szCs w:val="24"/>
+      <w:proofErr w:type="spellEnd"/>
+      <w:r>
+        <w:rPr>
+          <w:rFonts w:ascii="Times New Roman" w:eastAsia="Times New Roman" w:hAnsi="Times New Roman" w:cs="Times New Roman"/>
+          <w:sz w:val="28"/>
+          <w:szCs w:val="28"/>
         </w:rPr>
         <w:t xml:space="preserve"> </w:t>
       </w:r>
+      <w:proofErr w:type="spellStart"/>
       <w:r>
         <w:rPr>
           <w:rFonts w:ascii="Nirmala UI" w:eastAsia="Times New Roman" w:hAnsi="Nirmala UI" w:cs="Nirmala UI"/>
-          <w:sz w:val="24"/>
-          <w:szCs w:val="24"/>
+          <w:sz w:val="28"/>
+          <w:szCs w:val="28"/>
         </w:rPr>
         <w:t>তোমার</w:t>
       </w:r>
-      <w:r>
-        <w:rPr>
-          <w:rFonts w:ascii="Times New Roman" w:eastAsia="Times New Roman" w:hAnsi="Times New Roman" w:cs="Times New Roman"/>
-          <w:sz w:val="24"/>
-          <w:szCs w:val="24"/>
-        </w:rPr>
-        <w:t xml:space="preserve"> exam partner 🤍</w:t>
-      </w:r>
-    </w:p>
-    <w:p>
-      <w:bookmarkStart w:id="0" w:name="_GoBack"/>
-      <w:bookmarkEnd w:id="0"/>
+      <w:proofErr w:type="spellEnd"/>
+      <w:r>
+        <w:rPr>
+          <w:rFonts w:ascii="Times New Roman" w:eastAsia="Times New Roman" w:hAnsi="Times New Roman" w:cs="Times New Roman"/>
+          <w:sz w:val="28"/>
+          <w:szCs w:val="28"/>
+        </w:rPr>
+        <w:t xml:space="preserve"> exam partner</w:t>
+      </w:r>
+    </w:p>
+    <w:p>
+      <w:pPr>
+        <w:rPr>
+          <w:sz w:val="28"/>
+          <w:szCs w:val="28"/>
+        </w:rPr>
+      </w:pPr>
     </w:p>
     <w:sectPr>
       <w:pgSz w:w="12240" w:h="15840"/>
@@ -6797,6 +7197,119 @@
     </w:lvl>
   </w:abstractNum>
   <w:abstractNum w:abstractNumId="1" w15:restartNumberingAfterBreak="0">
+    <w:nsid w:val="033B0EEE"/>
+    <w:multiLevelType w:val="multilevel"/>
+    <w:tmpl w:val="FF6ECD9E"/>
+    <w:lvl w:ilvl="0">
+      <w:start w:val="1"/>
+      <w:numFmt w:val="decimal"/>
+      <w:lvlText w:val="%1."/>
+      <w:lvlJc w:val="left"/>
+      <w:pPr>
+        <w:tabs>
+          <w:tab w:val="num" w:pos="720"/>
+        </w:tabs>
+        <w:ind w:left="720" w:hanging="360"/>
+      </w:pPr>
+    </w:lvl>
+    <w:lvl w:ilvl="1" w:tentative="1">
+      <w:start w:val="1"/>
+      <w:numFmt w:val="decimal"/>
+      <w:lvlText w:val="%2."/>
+      <w:lvlJc w:val="left"/>
+      <w:pPr>
+        <w:tabs>
+          <w:tab w:val="num" w:pos="1440"/>
+        </w:tabs>
+        <w:ind w:left="1440" w:hanging="360"/>
+      </w:pPr>
+    </w:lvl>
+    <w:lvl w:ilvl="2" w:tentative="1">
+      <w:start w:val="1"/>
+      <w:numFmt w:val="decimal"/>
+      <w:lvlText w:val="%3."/>
+      <w:lvlJc w:val="left"/>
+      <w:pPr>
+        <w:tabs>
+          <w:tab w:val="num" w:pos="2160"/>
+        </w:tabs>
+        <w:ind w:left="2160" w:hanging="360"/>
+      </w:pPr>
+    </w:lvl>
+    <w:lvl w:ilvl="3" w:tentative="1">
+      <w:start w:val="1"/>
+      <w:numFmt w:val="decimal"/>
+      <w:lvlText w:val="%4."/>
+      <w:lvlJc w:val="left"/>
+      <w:pPr>
+        <w:tabs>
+          <w:tab w:val="num" w:pos="2880"/>
+        </w:tabs>
+        <w:ind w:left="2880" w:hanging="360"/>
+      </w:pPr>
+    </w:lvl>
+    <w:lvl w:ilvl="4" w:tentative="1">
+      <w:start w:val="1"/>
+      <w:numFmt w:val="decimal"/>
+      <w:lvlText w:val="%5."/>
+      <w:lvlJc w:val="left"/>
+      <w:pPr>
+        <w:tabs>
+          <w:tab w:val="num" w:pos="3600"/>
+        </w:tabs>
+        <w:ind w:left="3600" w:hanging="360"/>
+      </w:pPr>
+    </w:lvl>
+    <w:lvl w:ilvl="5" w:tentative="1">
+      <w:start w:val="1"/>
+      <w:numFmt w:val="decimal"/>
+      <w:lvlText w:val="%6."/>
+      <w:lvlJc w:val="left"/>
+      <w:pPr>
+        <w:tabs>
+          <w:tab w:val="num" w:pos="4320"/>
+        </w:tabs>
+        <w:ind w:left="4320" w:hanging="360"/>
+      </w:pPr>
+    </w:lvl>
+    <w:lvl w:ilvl="6" w:tentative="1">
+      <w:start w:val="1"/>
+      <w:numFmt w:val="decimal"/>
+      <w:lvlText w:val="%7."/>
+      <w:lvlJc w:val="left"/>
+      <w:pPr>
+        <w:tabs>
+          <w:tab w:val="num" w:pos="5040"/>
+        </w:tabs>
+        <w:ind w:left="5040" w:hanging="360"/>
+      </w:pPr>
+    </w:lvl>
+    <w:lvl w:ilvl="7" w:tentative="1">
+      <w:start w:val="1"/>
+      <w:numFmt w:val="decimal"/>
+      <w:lvlText w:val="%8."/>
+      <w:lvlJc w:val="left"/>
+      <w:pPr>
+        <w:tabs>
+          <w:tab w:val="num" w:pos="5760"/>
+        </w:tabs>
+        <w:ind w:left="5760" w:hanging="360"/>
+      </w:pPr>
+    </w:lvl>
+    <w:lvl w:ilvl="8" w:tentative="1">
+      <w:start w:val="1"/>
+      <w:numFmt w:val="decimal"/>
+      <w:lvlText w:val="%9."/>
+      <w:lvlJc w:val="left"/>
+      <w:pPr>
+        <w:tabs>
+          <w:tab w:val="num" w:pos="6480"/>
+        </w:tabs>
+        <w:ind w:left="6480" w:hanging="360"/>
+      </w:pPr>
+    </w:lvl>
+  </w:abstractNum>
+  <w:abstractNum w:abstractNumId="2" w15:restartNumberingAfterBreak="0">
     <w:nsid w:val="05901F24"/>
     <w:multiLevelType w:val="multilevel"/>
     <w:tmpl w:val="BF42C6FC"/>
@@ -6945,7 +7458,7 @@
       </w:rPr>
     </w:lvl>
   </w:abstractNum>
-  <w:abstractNum w:abstractNumId="2" w15:restartNumberingAfterBreak="0">
+  <w:abstractNum w:abstractNumId="3" w15:restartNumberingAfterBreak="0">
     <w:nsid w:val="0D081314"/>
     <w:multiLevelType w:val="multilevel"/>
     <w:tmpl w:val="4866C638"/>
@@ -7094,7 +7607,7 @@
       </w:rPr>
     </w:lvl>
   </w:abstractNum>
-  <w:abstractNum w:abstractNumId="3" w15:restartNumberingAfterBreak="0">
+  <w:abstractNum w:abstractNumId="4" w15:restartNumberingAfterBreak="0">
     <w:nsid w:val="1D976B69"/>
     <w:multiLevelType w:val="multilevel"/>
     <w:tmpl w:val="C4C08EEC"/>
@@ -7243,7 +7756,7 @@
       </w:rPr>
     </w:lvl>
   </w:abstractNum>
-  <w:abstractNum w:abstractNumId="4" w15:restartNumberingAfterBreak="0">
+  <w:abstractNum w:abstractNumId="5" w15:restartNumberingAfterBreak="0">
     <w:nsid w:val="2008013C"/>
     <w:multiLevelType w:val="multilevel"/>
     <w:tmpl w:val="F1083F56"/>
@@ -7392,7 +7905,7 @@
       </w:rPr>
     </w:lvl>
   </w:abstractNum>
-  <w:abstractNum w:abstractNumId="5" w15:restartNumberingAfterBreak="0">
+  <w:abstractNum w:abstractNumId="6" w15:restartNumberingAfterBreak="0">
     <w:nsid w:val="21237630"/>
     <w:multiLevelType w:val="multilevel"/>
     <w:tmpl w:val="C9765078"/>
@@ -7541,7 +8054,7 @@
       </w:rPr>
     </w:lvl>
   </w:abstractNum>
-  <w:abstractNum w:abstractNumId="6" w15:restartNumberingAfterBreak="0">
+  <w:abstractNum w:abstractNumId="7" w15:restartNumberingAfterBreak="0">
     <w:nsid w:val="28644B44"/>
     <w:multiLevelType w:val="multilevel"/>
     <w:tmpl w:val="8994548C"/>
@@ -7690,7 +8203,7 @@
       </w:rPr>
     </w:lvl>
   </w:abstractNum>
-  <w:abstractNum w:abstractNumId="7" w15:restartNumberingAfterBreak="0">
+  <w:abstractNum w:abstractNumId="8" w15:restartNumberingAfterBreak="0">
     <w:nsid w:val="2BF50AD1"/>
     <w:multiLevelType w:val="multilevel"/>
     <w:tmpl w:val="6CAA4450"/>
@@ -7839,7 +8352,7 @@
       </w:rPr>
     </w:lvl>
   </w:abstractNum>
-  <w:abstractNum w:abstractNumId="8" w15:restartNumberingAfterBreak="0">
+  <w:abstractNum w:abstractNumId="9" w15:restartNumberingAfterBreak="0">
     <w:nsid w:val="2C771603"/>
     <w:multiLevelType w:val="multilevel"/>
     <w:tmpl w:val="629C7E16"/>
@@ -7988,7 +8501,7 @@
       </w:rPr>
     </w:lvl>
   </w:abstractNum>
-  <w:abstractNum w:abstractNumId="9" w15:restartNumberingAfterBreak="0">
+  <w:abstractNum w:abstractNumId="10" w15:restartNumberingAfterBreak="0">
     <w:nsid w:val="2D106D0D"/>
     <w:multiLevelType w:val="multilevel"/>
     <w:tmpl w:val="CAD2634C"/>
@@ -8137,7 +8650,7 @@
       </w:rPr>
     </w:lvl>
   </w:abstractNum>
-  <w:abstractNum w:abstractNumId="10" w15:restartNumberingAfterBreak="0">
+  <w:abstractNum w:abstractNumId="11" w15:restartNumberingAfterBreak="0">
     <w:nsid w:val="3538679D"/>
     <w:multiLevelType w:val="multilevel"/>
     <w:tmpl w:val="9DF8AE9E"/>
@@ -8286,7 +8799,120 @@
       </w:rPr>
     </w:lvl>
   </w:abstractNum>
-  <w:abstractNum w:abstractNumId="11" w15:restartNumberingAfterBreak="0">
+  <w:abstractNum w:abstractNumId="12" w15:restartNumberingAfterBreak="0">
+    <w:nsid w:val="35AC3A17"/>
+    <w:multiLevelType w:val="multilevel"/>
+    <w:tmpl w:val="95E28404"/>
+    <w:lvl w:ilvl="0">
+      <w:start w:val="1"/>
+      <w:numFmt w:val="decimal"/>
+      <w:lvlText w:val="%1."/>
+      <w:lvlJc w:val="left"/>
+      <w:pPr>
+        <w:tabs>
+          <w:tab w:val="num" w:pos="720"/>
+        </w:tabs>
+        <w:ind w:left="720" w:hanging="360"/>
+      </w:pPr>
+    </w:lvl>
+    <w:lvl w:ilvl="1" w:tentative="1">
+      <w:start w:val="1"/>
+      <w:numFmt w:val="decimal"/>
+      <w:lvlText w:val="%2."/>
+      <w:lvlJc w:val="left"/>
+      <w:pPr>
+        <w:tabs>
+          <w:tab w:val="num" w:pos="1440"/>
+        </w:tabs>
+        <w:ind w:left="1440" w:hanging="360"/>
+      </w:pPr>
+    </w:lvl>
+    <w:lvl w:ilvl="2" w:tentative="1">
+      <w:start w:val="1"/>
+      <w:numFmt w:val="decimal"/>
+      <w:lvlText w:val="%3."/>
+      <w:lvlJc w:val="left"/>
+      <w:pPr>
+        <w:tabs>
+          <w:tab w:val="num" w:pos="2160"/>
+        </w:tabs>
+        <w:ind w:left="2160" w:hanging="360"/>
+      </w:pPr>
+    </w:lvl>
+    <w:lvl w:ilvl="3" w:tentative="1">
+      <w:start w:val="1"/>
+      <w:numFmt w:val="decimal"/>
+      <w:lvlText w:val="%4."/>
+      <w:lvlJc w:val="left"/>
+      <w:pPr>
+        <w:tabs>
+          <w:tab w:val="num" w:pos="2880"/>
+        </w:tabs>
+        <w:ind w:left="2880" w:hanging="360"/>
+      </w:pPr>
+    </w:lvl>
+    <w:lvl w:ilvl="4" w:tentative="1">
+      <w:start w:val="1"/>
+      <w:numFmt w:val="decimal"/>
+      <w:lvlText w:val="%5."/>
+      <w:lvlJc w:val="left"/>
+      <w:pPr>
+        <w:tabs>
+          <w:tab w:val="num" w:pos="3600"/>
+        </w:tabs>
+        <w:ind w:left="3600" w:hanging="360"/>
+      </w:pPr>
+    </w:lvl>
+    <w:lvl w:ilvl="5" w:tentative="1">
+      <w:start w:val="1"/>
+      <w:numFmt w:val="decimal"/>
+      <w:lvlText w:val="%6."/>
+      <w:lvlJc w:val="left"/>
+      <w:pPr>
+        <w:tabs>
+          <w:tab w:val="num" w:pos="4320"/>
+        </w:tabs>
+        <w:ind w:left="4320" w:hanging="360"/>
+      </w:pPr>
+    </w:lvl>
+    <w:lvl w:ilvl="6" w:tentative="1">
+      <w:start w:val="1"/>
+      <w:numFmt w:val="decimal"/>
+      <w:lvlText w:val="%7."/>
+      <w:lvlJc w:val="left"/>
+      <w:pPr>
+        <w:tabs>
+          <w:tab w:val="num" w:pos="5040"/>
+        </w:tabs>
+        <w:ind w:left="5040" w:hanging="360"/>
+      </w:pPr>
+    </w:lvl>
+    <w:lvl w:ilvl="7" w:tentative="1">
+      <w:start w:val="1"/>
+      <w:numFmt w:val="decimal"/>
+      <w:lvlText w:val="%8."/>
+      <w:lvlJc w:val="left"/>
+      <w:pPr>
+        <w:tabs>
+          <w:tab w:val="num" w:pos="5760"/>
+        </w:tabs>
+        <w:ind w:left="5760" w:hanging="360"/>
+      </w:pPr>
+    </w:lvl>
+    <w:lvl w:ilvl="8" w:tentative="1">
+      <w:start w:val="1"/>
+      <w:numFmt w:val="decimal"/>
+      <w:lvlText w:val="%9."/>
+      <w:lvlJc w:val="left"/>
+      <w:pPr>
+        <w:tabs>
+          <w:tab w:val="num" w:pos="6480"/>
+        </w:tabs>
+        <w:ind w:left="6480" w:hanging="360"/>
+      </w:pPr>
+    </w:lvl>
+  </w:abstractNum>
+  <w:abstractNum w:abstractNumId="13" w15:restartNumberingAfterBreak="0">
     <w:nsid w:val="378D4BB6"/>
     <w:multiLevelType w:val="multilevel"/>
     <w:tmpl w:val="8048A7E8"/>
@@ -8435,7 +9061,120 @@
       </w:rPr>
     </w:lvl>
   </w:abstractNum>
-  <w:abstractNum w:abstractNumId="12" w15:restartNumberingAfterBreak="0">
+  <w:abstractNum w:abstractNumId="14" w15:restartNumberingAfterBreak="0">
+    <w:nsid w:val="3B2C4D50"/>
+    <w:multiLevelType w:val="multilevel"/>
+    <w:tmpl w:val="76725308"/>
+    <w:lvl w:ilvl="0">
+      <w:start w:val="1"/>
+      <w:numFmt w:val="decimal"/>
+      <w:lvlText w:val="%1."/>
+      <w:lvlJc w:val="left"/>
+      <w:pPr>
+        <w:tabs>
+          <w:tab w:val="num" w:pos="720"/>
+        </w:tabs>
+        <w:ind w:left="720" w:hanging="360"/>
+      </w:pPr>
+    </w:lvl>
+    <w:lvl w:ilvl="1" w:tentative="1">
+      <w:start w:val="1"/>
+      <w:numFmt w:val="decimal"/>
+      <w:lvlText w:val="%2."/>
+      <w:lvlJc w:val="left"/>
+      <w:pPr>
+        <w:tabs>
+          <w:tab w:val="num" w:pos="1440"/>
+        </w:tabs>
+        <w:ind w:left="1440" w:hanging="360"/>
+      </w:pPr>
+    </w:lvl>
+    <w:lvl w:ilvl="2" w:tentative="1">
+      <w:start w:val="1"/>
+      <w:numFmt w:val="decimal"/>
+      <w:lvlText w:val="%3."/>
+      <w:lvlJc w:val="left"/>
+      <w:pPr>
+        <w:tabs>
+          <w:tab w:val="num" w:pos="2160"/>
+        </w:tabs>
+        <w:ind w:left="2160" w:hanging="360"/>
+      </w:pPr>
+    </w:lvl>
+    <w:lvl w:ilvl="3" w:tentative="1">
+      <w:start w:val="1"/>
+      <w:numFmt w:val="decimal"/>
+      <w:lvlText w:val="%4."/>
+      <w:lvlJc w:val="left"/>
+      <w:pPr>
+        <w:tabs>
+          <w:tab w:val="num" w:pos="2880"/>
+        </w:tabs>
+        <w:ind w:left="2880" w:hanging="360"/>
+      </w:pPr>
+    </w:lvl>
+    <w:lvl w:ilvl="4" w:tentative="1">
+      <w:start w:val="1"/>
+      <w:numFmt w:val="decimal"/>
+      <w:lvlText w:val="%5."/>
+      <w:lvlJc w:val="left"/>
+      <w:pPr>
+        <w:tabs>
+          <w:tab w:val="num" w:pos="3600"/>
+        </w:tabs>
+        <w:ind w:left="3600" w:hanging="360"/>
+      </w:pPr>
+    </w:lvl>
+    <w:lvl w:ilvl="5" w:tentative="1">
+      <w:start w:val="1"/>
+      <w:numFmt w:val="decimal"/>
+      <w:lvlText w:val="%6."/>
+      <w:lvlJc w:val="left"/>
+      <w:pPr>
+        <w:tabs>
+          <w:tab w:val="num" w:pos="4320"/>
+        </w:tabs>
+        <w:ind w:left="4320" w:hanging="360"/>
+      </w:pPr>
+    </w:lvl>
+    <w:lvl w:ilvl="6" w:tentative="1">
+      <w:start w:val="1"/>
+      <w:numFmt w:val="decimal"/>
+      <w:lvlText w:val="%7."/>
+      <w:lvlJc w:val="left"/>
+      <w:pPr>
+        <w:tabs>
+          <w:tab w:val="num" w:pos="5040"/>
+        </w:tabs>
+        <w:ind w:left="5040" w:hanging="360"/>
+      </w:pPr>
+    </w:lvl>
+    <w:lvl w:ilvl="7" w:tentative="1">
+      <w:start w:val="1"/>
+      <w:numFmt w:val="decimal"/>
+      <w:lvlText w:val="%8."/>
+      <w:lvlJc w:val="left"/>
+      <w:pPr>
+        <w:tabs>
+          <w:tab w:val="num" w:pos="5760"/>
+        </w:tabs>
+        <w:ind w:left="5760" w:hanging="360"/>
+      </w:pPr>
+    </w:lvl>
+    <w:lvl w:ilvl="8" w:tentative="1">
+      <w:start w:val="1"/>
+      <w:numFmt w:val="decimal"/>
+      <w:lvlText w:val="%9."/>
+      <w:lvlJc w:val="left"/>
+      <w:pPr>
+        <w:tabs>
+          <w:tab w:val="num" w:pos="6480"/>
+        </w:tabs>
+        <w:ind w:left="6480" w:hanging="360"/>
+      </w:pPr>
+    </w:lvl>
+  </w:abstractNum>
+  <w:abstractNum w:abstractNumId="15" w15:restartNumberingAfterBreak="0">
     <w:nsid w:val="40F96489"/>
     <w:multiLevelType w:val="multilevel"/>
     <w:tmpl w:val="2B26C42A"/>
@@ -8584,7 +9323,7 @@
       </w:rPr>
     </w:lvl>
   </w:abstractNum>
-  <w:abstractNum w:abstractNumId="13" w15:restartNumberingAfterBreak="0">
+  <w:abstractNum w:abstractNumId="16" w15:restartNumberingAfterBreak="0">
     <w:nsid w:val="44AF40C4"/>
     <w:multiLevelType w:val="multilevel"/>
     <w:tmpl w:val="9B84B50C"/>
@@ -8733,7 +9472,7 @@
       </w:rPr>
     </w:lvl>
   </w:abstractNum>
-  <w:abstractNum w:abstractNumId="14" w15:restartNumberingAfterBreak="0">
+  <w:abstractNum w:abstractNumId="17" w15:restartNumberingAfterBreak="0">
     <w:nsid w:val="603774E8"/>
     <w:multiLevelType w:val="multilevel"/>
     <w:tmpl w:val="88B86AF0"/>
@@ -8882,7 +9621,7 @@
       </w:rPr>
     </w:lvl>
   </w:abstractNum>
-  <w:abstractNum w:abstractNumId="15" w15:restartNumberingAfterBreak="0">
+  <w:abstractNum w:abstractNumId="18" w15:restartNumberingAfterBreak="0">
     <w:nsid w:val="60F031EE"/>
     <w:multiLevelType w:val="multilevel"/>
     <w:tmpl w:val="4CE69EF8"/>
@@ -9031,7 +9770,7 @@
       </w:rPr>
     </w:lvl>
   </w:abstractNum>
-  <w:abstractNum w:abstractNumId="16" w15:restartNumberingAfterBreak="0">
+  <w:abstractNum w:abstractNumId="19" w15:restartNumberingAfterBreak="0">
     <w:nsid w:val="6B61475D"/>
     <w:multiLevelType w:val="multilevel"/>
     <w:tmpl w:val="F0CA3C50"/>
@@ -9180,7 +9919,7 @@
       </w:rPr>
     </w:lvl>
   </w:abstractNum>
-  <w:abstractNum w:abstractNumId="17" w15:restartNumberingAfterBreak="0">
+  <w:abstractNum w:abstractNumId="20" w15:restartNumberingAfterBreak="0">
     <w:nsid w:val="72A5684F"/>
     <w:multiLevelType w:val="multilevel"/>
     <w:tmpl w:val="FAD08764"/>
@@ -9293,7 +10032,7 @@
       </w:pPr>
     </w:lvl>
   </w:abstractNum>
-  <w:abstractNum w:abstractNumId="18" w15:restartNumberingAfterBreak="0">
+  <w:abstractNum w:abstractNumId="21" w15:restartNumberingAfterBreak="0">
     <w:nsid w:val="77EE2B97"/>
     <w:multiLevelType w:val="multilevel"/>
     <w:tmpl w:val="D430CDA2"/>
@@ -9442,7 +10181,7 @@
       </w:rPr>
     </w:lvl>
   </w:abstractNum>
-  <w:abstractNum w:abstractNumId="19" w15:restartNumberingAfterBreak="0">
+  <w:abstractNum w:abstractNumId="22" w15:restartNumberingAfterBreak="0">
     <w:nsid w:val="7AB841ED"/>
     <w:multiLevelType w:val="multilevel"/>
     <w:tmpl w:val="DC683568"/>
@@ -9592,64 +10331,73 @@
     </w:lvl>
   </w:abstractNum>
   <w:num w:numId="1">
+    <w:abstractNumId w:val="20"/>
+  </w:num>
+  <w:num w:numId="2">
+    <w:abstractNumId w:val="18"/>
+  </w:num>
+  <w:num w:numId="3">
+    <w:abstractNumId w:val="5"/>
+  </w:num>
+  <w:num w:numId="4">
+    <w:abstractNumId w:val="16"/>
+  </w:num>
+  <w:num w:numId="5">
+    <w:abstractNumId w:val="3"/>
+  </w:num>
+  <w:num w:numId="6">
     <w:abstractNumId w:val="17"/>
   </w:num>
-  <w:num w:numId="2">
-    <w:abstractNumId w:val="15"/>
-  </w:num>
-  <w:num w:numId="3">
-    <w:abstractNumId w:val="4"/>
-  </w:num>
-  <w:num w:numId="4">
-    <w:abstractNumId w:val="13"/>
-  </w:num>
-  <w:num w:numId="5">
-    <w:abstractNumId w:val="2"/>
-  </w:num>
-  <w:num w:numId="6">
-    <w:abstractNumId w:val="14"/>
-  </w:num>
   <w:num w:numId="7">
-    <w:abstractNumId w:val="19"/>
+    <w:abstractNumId w:val="22"/>
   </w:num>
   <w:num w:numId="8">
-    <w:abstractNumId w:val="6"/>
+    <w:abstractNumId w:val="7"/>
   </w:num>
   <w:num w:numId="9">
-    <w:abstractNumId w:val="18"/>
+    <w:abstractNumId w:val="21"/>
   </w:num>
   <w:num w:numId="10">
-    <w:abstractNumId w:val="8"/>
+    <w:abstractNumId w:val="9"/>
   </w:num>
   <w:num w:numId="11">
-    <w:abstractNumId w:val="12"/>
+    <w:abstractNumId w:val="15"/>
   </w:num>
   <w:num w:numId="12">
     <w:abstractNumId w:val="0"/>
   </w:num>
   <w:num w:numId="13">
-    <w:abstractNumId w:val="5"/>
+    <w:abstractNumId w:val="6"/>
   </w:num>
   <w:num w:numId="14">
+    <w:abstractNumId w:val="13"/>
+  </w:num>
+  <w:num w:numId="15">
+    <w:abstractNumId w:val="10"/>
+  </w:num>
+  <w:num w:numId="16">
+    <w:abstractNumId w:val="19"/>
+  </w:num>
+  <w:num w:numId="17">
+    <w:abstractNumId w:val="2"/>
+  </w:num>
+  <w:num w:numId="18">
+    <w:abstractNumId w:val="8"/>
+  </w:num>
+  <w:num w:numId="19">
+    <w:abstractNumId w:val="4"/>
+  </w:num>
+  <w:num w:numId="20">
     <w:abstractNumId w:val="11"/>
   </w:num>
-  <w:num w:numId="15">
-    <w:abstractNumId w:val="9"/>
+  <w:num w:numId="21">
+    <w:abstractNumId w:val="14"/>
   </w:num>
-  <w:num w:numId="16">
-    <w:abstractNumId w:val="16"/>
+  <w:num w:numId="22">
+    <w:abstractNumId w:val="12"/>
   </w:num>
-  <w:num w:numId="17">
+  <w:num w:numId="23">
     <w:abstractNumId w:val="1"/>
-  </w:num>
-  <w:num w:numId="18">
-    <w:abstractNumId w:val="7"/>
-  </w:num>
-  <w:num w:numId="19">
-    <w:abstractNumId w:val="3"/>
-  </w:num>
-  <w:num w:numId="20">
-    <w:abstractNumId w:val="10"/>
   </w:num>
 </w:numbering>
 </file>
@@ -10180,7 +10928,6 @@
     <w:name w:val="Normal (Web)"/>
     <w:basedOn w:val="Normal"/>
     <w:uiPriority w:val="99"/>
-    <w:semiHidden/>
     <w:unhideWhenUsed/>
     <w:rsid w:val="002E18C5"/>
     <w:pPr>
@@ -10201,6 +10948,19 @@
     <w:rPr>
       <w:b/>
       <w:bCs/>
+    </w:rPr>
+  </w:style>
+  <w:style w:type="character" w:styleId="HTMLCode">
+    <w:name w:val="HTML Code"/>
+    <w:basedOn w:val="DefaultParagraphFont"/>
+    <w:uiPriority w:val="99"/>
+    <w:semiHidden/>
+    <w:unhideWhenUsed/>
+    <w:rsid w:val="00B609E1"/>
+    <w:rPr>
+      <w:rFonts w:ascii="Courier New" w:eastAsia="Times New Roman" w:hAnsi="Courier New" w:cs="Courier New"/>
+      <w:sz w:val="20"/>
+      <w:szCs w:val="20"/>
     </w:rPr>
   </w:style>
 </w:styles>

--- a/Data Communication and Computer Networks/OSI Model.docx
+++ b/Data Communication and Computer Networks/OSI Model.docx
@@ -12,6 +12,7 @@
           <w:szCs w:val="28"/>
         </w:rPr>
       </w:pPr>
+      <w:bookmarkStart w:id="0" w:name="_GoBack"/>
       <w:r>
         <w:rPr>
           <w:rFonts w:ascii="Times New Roman" w:eastAsia="Times New Roman" w:hAnsi="Times New Roman" w:cs="Times New Roman"/>
@@ -21,31 +22,7 @@
           <w:szCs w:val="28"/>
           <w:u w:val="single"/>
         </w:rPr>
-        <w:t xml:space="preserve">From Farhan </w:t>
-      </w:r>
-      <w:proofErr w:type="spellStart"/>
-      <w:r>
-        <w:rPr>
-          <w:rFonts w:ascii="Times New Roman" w:eastAsia="Times New Roman" w:hAnsi="Times New Roman" w:cs="Times New Roman"/>
-          <w:b/>
-          <w:color w:val="FF0000"/>
-          <w:sz w:val="28"/>
-          <w:szCs w:val="28"/>
-          <w:u w:val="single"/>
-        </w:rPr>
-        <w:t>Hossen</w:t>
-      </w:r>
-      <w:proofErr w:type="spellEnd"/>
-      <w:r>
-        <w:rPr>
-          <w:rFonts w:ascii="Times New Roman" w:eastAsia="Times New Roman" w:hAnsi="Times New Roman" w:cs="Times New Roman"/>
-          <w:b/>
-          <w:color w:val="FF0000"/>
-          <w:sz w:val="28"/>
-          <w:szCs w:val="28"/>
-          <w:u w:val="single"/>
-        </w:rPr>
-        <w:t>:</w:t>
+        <w:t>From Farhan Hossen:</w:t>
       </w:r>
       <w:r>
         <w:rPr>
@@ -1195,7 +1172,6 @@
         </w:rPr>
         <w:t xml:space="preserve"> </w:t>
       </w:r>
-      <w:proofErr w:type="spellStart"/>
       <w:r>
         <w:rPr>
           <w:rFonts w:ascii="Nirmala UI" w:eastAsia="Times New Roman" w:hAnsi="Nirmala UI" w:cs="Nirmala UI"/>
@@ -1206,7 +1182,6 @@
         </w:rPr>
         <w:t>বাংলায়</w:t>
       </w:r>
-      <w:proofErr w:type="spellEnd"/>
       <w:r>
         <w:rPr>
           <w:rFonts w:ascii="Times New Roman" w:eastAsia="Times New Roman" w:hAnsi="Times New Roman" w:cs="Times New Roman"/>
@@ -1226,7 +1201,6 @@
         <w:br/>
         <w:t xml:space="preserve">OSI Model </w:t>
       </w:r>
-      <w:proofErr w:type="spellStart"/>
       <w:r>
         <w:rPr>
           <w:rFonts w:ascii="Nirmala UI" w:eastAsia="Times New Roman" w:hAnsi="Nirmala UI" w:cs="Nirmala UI"/>
@@ -1235,7 +1209,6 @@
         </w:rPr>
         <w:t>হলো</w:t>
       </w:r>
-      <w:proofErr w:type="spellEnd"/>
       <w:r>
         <w:rPr>
           <w:rFonts w:ascii="Times New Roman" w:eastAsia="Times New Roman" w:hAnsi="Times New Roman" w:cs="Times New Roman"/>
@@ -1244,7 +1217,6 @@
         </w:rPr>
         <w:t xml:space="preserve"> </w:t>
       </w:r>
-      <w:proofErr w:type="spellStart"/>
       <w:r>
         <w:rPr>
           <w:rFonts w:ascii="Nirmala UI" w:eastAsia="Times New Roman" w:hAnsi="Nirmala UI" w:cs="Nirmala UI"/>
@@ -1253,7 +1225,6 @@
         </w:rPr>
         <w:t>একটি</w:t>
       </w:r>
-      <w:proofErr w:type="spellEnd"/>
       <w:r>
         <w:rPr>
           <w:rFonts w:ascii="Times New Roman" w:eastAsia="Times New Roman" w:hAnsi="Times New Roman" w:cs="Times New Roman"/>
@@ -1282,7 +1253,6 @@
         </w:rPr>
         <w:t xml:space="preserve"> </w:t>
       </w:r>
-      <w:proofErr w:type="spellStart"/>
       <w:r>
         <w:rPr>
           <w:rFonts w:ascii="Nirmala UI" w:eastAsia="Times New Roman" w:hAnsi="Nirmala UI" w:cs="Nirmala UI"/>
@@ -1293,7 +1263,6 @@
         </w:rPr>
         <w:t>স্তরবিশিষ্ট</w:t>
       </w:r>
-      <w:proofErr w:type="spellEnd"/>
       <w:r>
         <w:rPr>
           <w:rFonts w:ascii="Times New Roman" w:eastAsia="Times New Roman" w:hAnsi="Times New Roman" w:cs="Times New Roman"/>
@@ -1304,7 +1273,6 @@
         </w:rPr>
         <w:t xml:space="preserve"> </w:t>
       </w:r>
-      <w:proofErr w:type="spellStart"/>
       <w:r>
         <w:rPr>
           <w:rFonts w:ascii="Nirmala UI" w:eastAsia="Times New Roman" w:hAnsi="Nirmala UI" w:cs="Nirmala UI"/>
@@ -1315,7 +1283,6 @@
         </w:rPr>
         <w:t>নেটওয়ার্ক</w:t>
       </w:r>
-      <w:proofErr w:type="spellEnd"/>
       <w:r>
         <w:rPr>
           <w:rFonts w:ascii="Times New Roman" w:eastAsia="Times New Roman" w:hAnsi="Times New Roman" w:cs="Times New Roman"/>
@@ -1326,7 +1293,6 @@
         </w:rPr>
         <w:t xml:space="preserve"> </w:t>
       </w:r>
-      <w:proofErr w:type="spellStart"/>
       <w:r>
         <w:rPr>
           <w:rFonts w:ascii="Nirmala UI" w:eastAsia="Times New Roman" w:hAnsi="Nirmala UI" w:cs="Nirmala UI"/>
@@ -1337,7 +1303,6 @@
         </w:rPr>
         <w:t>মডেল</w:t>
       </w:r>
-      <w:proofErr w:type="spellEnd"/>
       <w:r>
         <w:rPr>
           <w:rFonts w:ascii="Times New Roman" w:eastAsia="Times New Roman" w:hAnsi="Times New Roman" w:cs="Times New Roman"/>
@@ -1346,7 +1311,6 @@
         </w:rPr>
         <w:t xml:space="preserve">, </w:t>
       </w:r>
-      <w:proofErr w:type="spellStart"/>
       <w:r>
         <w:rPr>
           <w:rFonts w:ascii="Nirmala UI" w:eastAsia="Times New Roman" w:hAnsi="Nirmala UI" w:cs="Nirmala UI"/>
@@ -1355,7 +1319,6 @@
         </w:rPr>
         <w:t>যা</w:t>
       </w:r>
-      <w:proofErr w:type="spellEnd"/>
       <w:r>
         <w:rPr>
           <w:rFonts w:ascii="Times New Roman" w:eastAsia="Times New Roman" w:hAnsi="Times New Roman" w:cs="Times New Roman"/>
@@ -1382,7 +1345,6 @@
         </w:rPr>
         <w:t xml:space="preserve"> </w:t>
       </w:r>
-      <w:proofErr w:type="spellStart"/>
       <w:r>
         <w:rPr>
           <w:rFonts w:ascii="Nirmala UI" w:eastAsia="Times New Roman" w:hAnsi="Nirmala UI" w:cs="Nirmala UI"/>
@@ -1391,7 +1353,6 @@
         </w:rPr>
         <w:t>তৈরি</w:t>
       </w:r>
-      <w:proofErr w:type="spellEnd"/>
       <w:r>
         <w:rPr>
           <w:rFonts w:ascii="Times New Roman" w:eastAsia="Times New Roman" w:hAnsi="Times New Roman" w:cs="Times New Roman"/>
@@ -1400,7 +1361,6 @@
         </w:rPr>
         <w:t xml:space="preserve"> </w:t>
       </w:r>
-      <w:proofErr w:type="spellStart"/>
       <w:r>
         <w:rPr>
           <w:rFonts w:ascii="Nirmala UI" w:eastAsia="Times New Roman" w:hAnsi="Nirmala UI" w:cs="Nirmala UI"/>
@@ -1409,7 +1369,6 @@
         </w:rPr>
         <w:t>করেছে</w:t>
       </w:r>
-      <w:proofErr w:type="spellEnd"/>
       <w:r>
         <w:rPr>
           <w:rFonts w:ascii="Times New Roman" w:eastAsia="Times New Roman" w:hAnsi="Times New Roman" w:cs="Times New Roman"/>
@@ -1418,7 +1377,6 @@
         </w:rPr>
         <w:t xml:space="preserve">, </w:t>
       </w:r>
-      <w:proofErr w:type="spellStart"/>
       <w:r>
         <w:rPr>
           <w:rFonts w:ascii="Nirmala UI" w:eastAsia="Times New Roman" w:hAnsi="Nirmala UI" w:cs="Nirmala UI"/>
@@ -1427,7 +1385,6 @@
         </w:rPr>
         <w:t>যাতে</w:t>
       </w:r>
-      <w:proofErr w:type="spellEnd"/>
       <w:r>
         <w:rPr>
           <w:rFonts w:ascii="Times New Roman" w:eastAsia="Times New Roman" w:hAnsi="Times New Roman" w:cs="Times New Roman"/>
@@ -1436,7 +1393,6 @@
         </w:rPr>
         <w:t xml:space="preserve"> </w:t>
       </w:r>
-      <w:proofErr w:type="spellStart"/>
       <w:r>
         <w:rPr>
           <w:rFonts w:ascii="Nirmala UI" w:eastAsia="Times New Roman" w:hAnsi="Nirmala UI" w:cs="Nirmala UI"/>
@@ -1445,7 +1401,6 @@
         </w:rPr>
         <w:t>বিভিন্ন</w:t>
       </w:r>
-      <w:proofErr w:type="spellEnd"/>
       <w:r>
         <w:rPr>
           <w:rFonts w:ascii="Times New Roman" w:eastAsia="Times New Roman" w:hAnsi="Times New Roman" w:cs="Times New Roman"/>
@@ -1454,7 +1409,6 @@
         </w:rPr>
         <w:t xml:space="preserve"> </w:t>
       </w:r>
-      <w:proofErr w:type="spellStart"/>
       <w:r>
         <w:rPr>
           <w:rFonts w:ascii="Nirmala UI" w:eastAsia="Times New Roman" w:hAnsi="Nirmala UI" w:cs="Nirmala UI"/>
@@ -1463,7 +1417,6 @@
         </w:rPr>
         <w:t>কম্পিউটার</w:t>
       </w:r>
-      <w:proofErr w:type="spellEnd"/>
       <w:r>
         <w:rPr>
           <w:rFonts w:ascii="Times New Roman" w:eastAsia="Times New Roman" w:hAnsi="Times New Roman" w:cs="Times New Roman"/>
@@ -1472,7 +1425,6 @@
         </w:rPr>
         <w:t xml:space="preserve"> </w:t>
       </w:r>
-      <w:proofErr w:type="spellStart"/>
       <w:r>
         <w:rPr>
           <w:rFonts w:ascii="Nirmala UI" w:eastAsia="Times New Roman" w:hAnsi="Nirmala UI" w:cs="Nirmala UI"/>
@@ -1481,7 +1433,6 @@
         </w:rPr>
         <w:t>সিস্টেমের</w:t>
       </w:r>
-      <w:proofErr w:type="spellEnd"/>
       <w:r>
         <w:rPr>
           <w:rFonts w:ascii="Times New Roman" w:eastAsia="Times New Roman" w:hAnsi="Times New Roman" w:cs="Times New Roman"/>
@@ -1490,7 +1441,6 @@
         </w:rPr>
         <w:t xml:space="preserve"> </w:t>
       </w:r>
-      <w:proofErr w:type="spellStart"/>
       <w:r>
         <w:rPr>
           <w:rFonts w:ascii="Nirmala UI" w:eastAsia="Times New Roman" w:hAnsi="Nirmala UI" w:cs="Nirmala UI"/>
@@ -1499,7 +1449,6 @@
         </w:rPr>
         <w:t>মধ্যে</w:t>
       </w:r>
-      <w:proofErr w:type="spellEnd"/>
       <w:r>
         <w:rPr>
           <w:rFonts w:ascii="Times New Roman" w:eastAsia="Times New Roman" w:hAnsi="Times New Roman" w:cs="Times New Roman"/>
@@ -1508,7 +1457,6 @@
         </w:rPr>
         <w:t xml:space="preserve"> </w:t>
       </w:r>
-      <w:proofErr w:type="spellStart"/>
       <w:r>
         <w:rPr>
           <w:rFonts w:ascii="Nirmala UI" w:eastAsia="Times New Roman" w:hAnsi="Nirmala UI" w:cs="Nirmala UI"/>
@@ -1517,7 +1465,6 @@
         </w:rPr>
         <w:t>ডাটা</w:t>
       </w:r>
-      <w:proofErr w:type="spellEnd"/>
       <w:r>
         <w:rPr>
           <w:rFonts w:ascii="Times New Roman" w:eastAsia="Times New Roman" w:hAnsi="Times New Roman" w:cs="Times New Roman"/>
@@ -1526,7 +1473,6 @@
         </w:rPr>
         <w:t xml:space="preserve"> </w:t>
       </w:r>
-      <w:proofErr w:type="spellStart"/>
       <w:r>
         <w:rPr>
           <w:rFonts w:ascii="Nirmala UI" w:eastAsia="Times New Roman" w:hAnsi="Nirmala UI" w:cs="Nirmala UI"/>
@@ -1551,7 +1497,6 @@
         </w:rPr>
         <w:t>প্রদান</w:t>
       </w:r>
-      <w:proofErr w:type="spellEnd"/>
       <w:r>
         <w:rPr>
           <w:rFonts w:ascii="Times New Roman" w:eastAsia="Times New Roman" w:hAnsi="Times New Roman" w:cs="Times New Roman"/>
@@ -1560,7 +1505,6 @@
         </w:rPr>
         <w:t xml:space="preserve"> </w:t>
       </w:r>
-      <w:proofErr w:type="spellStart"/>
       <w:r>
         <w:rPr>
           <w:rFonts w:ascii="Nirmala UI" w:eastAsia="Times New Roman" w:hAnsi="Nirmala UI" w:cs="Nirmala UI"/>
@@ -1571,7 +1515,6 @@
         </w:rPr>
         <w:t>সহজ</w:t>
       </w:r>
-      <w:proofErr w:type="spellEnd"/>
       <w:r>
         <w:rPr>
           <w:rFonts w:ascii="Times New Roman" w:eastAsia="Times New Roman" w:hAnsi="Times New Roman" w:cs="Times New Roman"/>
@@ -1582,7 +1525,6 @@
         </w:rPr>
         <w:t xml:space="preserve">, </w:t>
       </w:r>
-      <w:proofErr w:type="spellStart"/>
       <w:r>
         <w:rPr>
           <w:rFonts w:ascii="Nirmala UI" w:eastAsia="Times New Roman" w:hAnsi="Nirmala UI" w:cs="Nirmala UI"/>
@@ -1593,7 +1535,6 @@
         </w:rPr>
         <w:t>স্ট্যান্ডার্ড</w:t>
       </w:r>
-      <w:proofErr w:type="spellEnd"/>
       <w:r>
         <w:rPr>
           <w:rFonts w:ascii="Times New Roman" w:eastAsia="Times New Roman" w:hAnsi="Times New Roman" w:cs="Times New Roman"/>
@@ -1604,7 +1545,6 @@
         </w:rPr>
         <w:t xml:space="preserve"> </w:t>
       </w:r>
-      <w:proofErr w:type="spellStart"/>
       <w:r>
         <w:rPr>
           <w:rFonts w:ascii="Nirmala UI" w:eastAsia="Times New Roman" w:hAnsi="Nirmala UI" w:cs="Nirmala UI"/>
@@ -1615,7 +1555,6 @@
         </w:rPr>
         <w:t>এবং</w:t>
       </w:r>
-      <w:proofErr w:type="spellEnd"/>
       <w:r>
         <w:rPr>
           <w:rFonts w:ascii="Times New Roman" w:eastAsia="Times New Roman" w:hAnsi="Times New Roman" w:cs="Times New Roman"/>
@@ -1626,7 +1565,6 @@
         </w:rPr>
         <w:t xml:space="preserve"> </w:t>
       </w:r>
-      <w:proofErr w:type="spellStart"/>
       <w:r>
         <w:rPr>
           <w:rFonts w:ascii="Nirmala UI" w:eastAsia="Times New Roman" w:hAnsi="Nirmala UI" w:cs="Nirmala UI"/>
@@ -1637,7 +1575,6 @@
         </w:rPr>
         <w:t>নির্ভরযোগ্য</w:t>
       </w:r>
-      <w:proofErr w:type="spellEnd"/>
       <w:r>
         <w:rPr>
           <w:rFonts w:ascii="Times New Roman" w:eastAsia="Times New Roman" w:hAnsi="Times New Roman" w:cs="Times New Roman"/>
@@ -1646,149 +1583,131 @@
         </w:rPr>
         <w:t xml:space="preserve"> </w:t>
       </w:r>
-      <w:proofErr w:type="spellStart"/>
       <w:r>
         <w:rPr>
           <w:rFonts w:ascii="Nirmala UI" w:eastAsia="Times New Roman" w:hAnsi="Nirmala UI" w:cs="Nirmala UI"/>
           <w:sz w:val="28"/>
           <w:szCs w:val="28"/>
         </w:rPr>
+        <w:t>হয়।</w:t>
+      </w:r>
+    </w:p>
+    <w:p>
+      <w:pPr>
+        <w:spacing w:before="100" w:beforeAutospacing="1" w:after="100" w:afterAutospacing="1" w:line="240" w:lineRule="auto"/>
+        <w:outlineLvl w:val="1"/>
+        <w:rPr>
+          <w:rFonts w:ascii="Times New Roman" w:eastAsia="Times New Roman" w:hAnsi="Times New Roman" w:cs="Times New Roman"/>
+          <w:b/>
+          <w:bCs/>
+          <w:sz w:val="28"/>
+          <w:szCs w:val="28"/>
+        </w:rPr>
+      </w:pPr>
+      <w:r>
+        <w:rPr>
+          <w:rFonts w:ascii="Times New Roman" w:eastAsia="Times New Roman" w:hAnsi="Times New Roman" w:cs="Times New Roman"/>
+          <w:b/>
+          <w:bCs/>
+          <w:sz w:val="28"/>
+          <w:szCs w:val="28"/>
+        </w:rPr>
+        <w:t>2️</w:t>
+      </w:r>
+      <w:r>
+        <w:rPr>
+          <w:rFonts w:ascii="Tahoma" w:eastAsia="Times New Roman" w:hAnsi="Tahoma" w:cs="Tahoma"/>
+          <w:b/>
+          <w:bCs/>
+          <w:sz w:val="28"/>
+          <w:szCs w:val="28"/>
+        </w:rPr>
+        <w:t>⃣</w:t>
+      </w:r>
+      <w:r>
+        <w:rPr>
+          <w:rFonts w:ascii="Times New Roman" w:eastAsia="Times New Roman" w:hAnsi="Times New Roman" w:cs="Times New Roman"/>
+          <w:b/>
+          <w:bCs/>
+          <w:sz w:val="28"/>
+          <w:szCs w:val="28"/>
+        </w:rPr>
+        <w:t xml:space="preserve"> Why OSI Model is Used? (Purpose)</w:t>
+      </w:r>
+    </w:p>
+    <w:p>
+      <w:pPr>
+        <w:spacing w:before="100" w:beforeAutospacing="1" w:after="100" w:afterAutospacing="1" w:line="240" w:lineRule="auto"/>
+        <w:rPr>
+          <w:rFonts w:ascii="Times New Roman" w:eastAsia="Times New Roman" w:hAnsi="Times New Roman" w:cs="Times New Roman"/>
+          <w:sz w:val="28"/>
+          <w:szCs w:val="28"/>
+        </w:rPr>
+      </w:pPr>
+      <w:r>
+        <w:rPr>
+          <w:rFonts w:ascii="Times New Roman" w:eastAsia="Times New Roman" w:hAnsi="Times New Roman" w:cs="Times New Roman"/>
+          <w:sz w:val="28"/>
+          <w:szCs w:val="28"/>
+        </w:rPr>
+        <w:t xml:space="preserve">OSI Model </w:t>
+      </w:r>
+      <w:r>
+        <w:rPr>
+          <w:rFonts w:ascii="Nirmala UI" w:eastAsia="Times New Roman" w:hAnsi="Nirmala UI" w:cs="Nirmala UI"/>
+          <w:sz w:val="28"/>
+          <w:szCs w:val="28"/>
+        </w:rPr>
+        <w:t>ব্যবহার</w:t>
+      </w:r>
+      <w:r>
+        <w:rPr>
+          <w:rFonts w:ascii="Times New Roman" w:eastAsia="Times New Roman" w:hAnsi="Times New Roman" w:cs="Times New Roman"/>
+          <w:sz w:val="28"/>
+          <w:szCs w:val="28"/>
+        </w:rPr>
+        <w:t xml:space="preserve"> </w:t>
+      </w:r>
+      <w:r>
+        <w:rPr>
+          <w:rFonts w:ascii="Nirmala UI" w:eastAsia="Times New Roman" w:hAnsi="Nirmala UI" w:cs="Nirmala UI"/>
+          <w:sz w:val="28"/>
+          <w:szCs w:val="28"/>
+        </w:rPr>
+        <w:t>করা</w:t>
+      </w:r>
+      <w:r>
+        <w:rPr>
+          <w:rFonts w:ascii="Times New Roman" w:eastAsia="Times New Roman" w:hAnsi="Times New Roman" w:cs="Times New Roman"/>
+          <w:sz w:val="28"/>
+          <w:szCs w:val="28"/>
+        </w:rPr>
+        <w:t xml:space="preserve"> </w:t>
+      </w:r>
+      <w:r>
+        <w:rPr>
+          <w:rFonts w:ascii="Nirmala UI" w:eastAsia="Times New Roman" w:hAnsi="Nirmala UI" w:cs="Nirmala UI"/>
+          <w:sz w:val="28"/>
+          <w:szCs w:val="28"/>
+        </w:rPr>
         <w:t>হয়</w:t>
       </w:r>
-      <w:proofErr w:type="spellEnd"/>
+      <w:r>
+        <w:rPr>
+          <w:rFonts w:ascii="Times New Roman" w:eastAsia="Times New Roman" w:hAnsi="Times New Roman" w:cs="Times New Roman"/>
+          <w:sz w:val="28"/>
+          <w:szCs w:val="28"/>
+        </w:rPr>
+        <w:t xml:space="preserve"> </w:t>
+      </w:r>
       <w:r>
         <w:rPr>
           <w:rFonts w:ascii="Nirmala UI" w:eastAsia="Times New Roman" w:hAnsi="Nirmala UI" w:cs="Nirmala UI"/>
           <w:sz w:val="28"/>
           <w:szCs w:val="28"/>
         </w:rPr>
-        <w:t>।</w:t>
-      </w:r>
-    </w:p>
-    <w:p>
-      <w:pPr>
-        <w:spacing w:before="100" w:beforeAutospacing="1" w:after="100" w:afterAutospacing="1" w:line="240" w:lineRule="auto"/>
-        <w:outlineLvl w:val="1"/>
-        <w:rPr>
-          <w:rFonts w:ascii="Times New Roman" w:eastAsia="Times New Roman" w:hAnsi="Times New Roman" w:cs="Times New Roman"/>
-          <w:b/>
-          <w:bCs/>
-          <w:sz w:val="28"/>
-          <w:szCs w:val="28"/>
-        </w:rPr>
-      </w:pPr>
-      <w:r>
-        <w:rPr>
-          <w:rFonts w:ascii="Times New Roman" w:eastAsia="Times New Roman" w:hAnsi="Times New Roman" w:cs="Times New Roman"/>
-          <w:b/>
-          <w:bCs/>
-          <w:sz w:val="28"/>
-          <w:szCs w:val="28"/>
-        </w:rPr>
-        <w:t>2️</w:t>
-      </w:r>
-      <w:r>
-        <w:rPr>
-          <w:rFonts w:ascii="Tahoma" w:eastAsia="Times New Roman" w:hAnsi="Tahoma" w:cs="Tahoma"/>
-          <w:b/>
-          <w:bCs/>
-          <w:sz w:val="28"/>
-          <w:szCs w:val="28"/>
-        </w:rPr>
-        <w:t>⃣</w:t>
-      </w:r>
-      <w:r>
-        <w:rPr>
-          <w:rFonts w:ascii="Times New Roman" w:eastAsia="Times New Roman" w:hAnsi="Times New Roman" w:cs="Times New Roman"/>
-          <w:b/>
-          <w:bCs/>
-          <w:sz w:val="28"/>
-          <w:szCs w:val="28"/>
-        </w:rPr>
-        <w:t xml:space="preserve"> Why OSI Model is Used? (Purpose)</w:t>
-      </w:r>
-    </w:p>
-    <w:p>
-      <w:pPr>
-        <w:spacing w:before="100" w:beforeAutospacing="1" w:after="100" w:afterAutospacing="1" w:line="240" w:lineRule="auto"/>
-        <w:rPr>
-          <w:rFonts w:ascii="Times New Roman" w:eastAsia="Times New Roman" w:hAnsi="Times New Roman" w:cs="Times New Roman"/>
-          <w:sz w:val="28"/>
-          <w:szCs w:val="28"/>
-        </w:rPr>
-      </w:pPr>
-      <w:r>
-        <w:rPr>
-          <w:rFonts w:ascii="Times New Roman" w:eastAsia="Times New Roman" w:hAnsi="Times New Roman" w:cs="Times New Roman"/>
-          <w:sz w:val="28"/>
-          <w:szCs w:val="28"/>
-        </w:rPr>
-        <w:t xml:space="preserve">OSI Model </w:t>
-      </w:r>
-      <w:proofErr w:type="spellStart"/>
-      <w:r>
-        <w:rPr>
-          <w:rFonts w:ascii="Nirmala UI" w:eastAsia="Times New Roman" w:hAnsi="Nirmala UI" w:cs="Nirmala UI"/>
-          <w:sz w:val="28"/>
-          <w:szCs w:val="28"/>
-        </w:rPr>
-        <w:t>ব্যবহার</w:t>
-      </w:r>
-      <w:proofErr w:type="spellEnd"/>
-      <w:r>
-        <w:rPr>
-          <w:rFonts w:ascii="Times New Roman" w:eastAsia="Times New Roman" w:hAnsi="Times New Roman" w:cs="Times New Roman"/>
-          <w:sz w:val="28"/>
-          <w:szCs w:val="28"/>
-        </w:rPr>
-        <w:t xml:space="preserve"> </w:t>
-      </w:r>
-      <w:proofErr w:type="spellStart"/>
-      <w:r>
-        <w:rPr>
-          <w:rFonts w:ascii="Nirmala UI" w:eastAsia="Times New Roman" w:hAnsi="Nirmala UI" w:cs="Nirmala UI"/>
-          <w:sz w:val="28"/>
-          <w:szCs w:val="28"/>
-        </w:rPr>
-        <w:t>করা</w:t>
-      </w:r>
-      <w:proofErr w:type="spellEnd"/>
-      <w:r>
-        <w:rPr>
-          <w:rFonts w:ascii="Times New Roman" w:eastAsia="Times New Roman" w:hAnsi="Times New Roman" w:cs="Times New Roman"/>
-          <w:sz w:val="28"/>
-          <w:szCs w:val="28"/>
-        </w:rPr>
-        <w:t xml:space="preserve"> </w:t>
-      </w:r>
-      <w:proofErr w:type="spellStart"/>
-      <w:r>
-        <w:rPr>
-          <w:rFonts w:ascii="Nirmala UI" w:eastAsia="Times New Roman" w:hAnsi="Nirmala UI" w:cs="Nirmala UI"/>
-          <w:sz w:val="28"/>
-          <w:szCs w:val="28"/>
-        </w:rPr>
-        <w:t>হয়</w:t>
-      </w:r>
-      <w:proofErr w:type="spellEnd"/>
-      <w:r>
-        <w:rPr>
-          <w:rFonts w:ascii="Times New Roman" w:eastAsia="Times New Roman" w:hAnsi="Times New Roman" w:cs="Times New Roman"/>
-          <w:sz w:val="28"/>
-          <w:szCs w:val="28"/>
-        </w:rPr>
-        <w:t xml:space="preserve"> </w:t>
-      </w:r>
-      <w:proofErr w:type="spellStart"/>
-      <w:r>
-        <w:rPr>
-          <w:rFonts w:ascii="Nirmala UI" w:eastAsia="Times New Roman" w:hAnsi="Nirmala UI" w:cs="Nirmala UI"/>
-          <w:sz w:val="28"/>
-          <w:szCs w:val="28"/>
-        </w:rPr>
         <w:t>কারণ</w:t>
       </w:r>
-      <w:proofErr w:type="spellEnd"/>
       <w:r>
         <w:rPr>
           <w:rFonts w:ascii="Times New Roman" w:eastAsia="Times New Roman" w:hAnsi="Times New Roman" w:cs="Times New Roman"/>
@@ -1819,7 +1738,6 @@
         </w:rPr>
         <w:t xml:space="preserve">Network communication </w:t>
       </w:r>
-      <w:proofErr w:type="spellStart"/>
       <w:r>
         <w:rPr>
           <w:rFonts w:ascii="Nirmala UI" w:eastAsia="Times New Roman" w:hAnsi="Nirmala UI" w:cs="Nirmala UI"/>
@@ -1828,7 +1746,6 @@
         </w:rPr>
         <w:t>সহজভাবে</w:t>
       </w:r>
-      <w:proofErr w:type="spellEnd"/>
       <w:r>
         <w:rPr>
           <w:rFonts w:ascii="Times New Roman" w:eastAsia="Times New Roman" w:hAnsi="Times New Roman" w:cs="Times New Roman"/>
@@ -1837,7 +1754,6 @@
         </w:rPr>
         <w:t xml:space="preserve"> </w:t>
       </w:r>
-      <w:proofErr w:type="spellStart"/>
       <w:r>
         <w:rPr>
           <w:rFonts w:ascii="Nirmala UI" w:eastAsia="Times New Roman" w:hAnsi="Nirmala UI" w:cs="Nirmala UI"/>
@@ -1846,7 +1762,6 @@
         </w:rPr>
         <w:t>বুঝতে</w:t>
       </w:r>
-      <w:proofErr w:type="spellEnd"/>
     </w:p>
     <w:p>
       <w:pPr>
@@ -1869,7 +1784,6 @@
         </w:rPr>
         <w:t xml:space="preserve">Complex network system </w:t>
       </w:r>
-      <w:proofErr w:type="spellStart"/>
       <w:r>
         <w:rPr>
           <w:rFonts w:ascii="Nirmala UI" w:eastAsia="Times New Roman" w:hAnsi="Nirmala UI" w:cs="Nirmala UI"/>
@@ -1878,7 +1792,6 @@
         </w:rPr>
         <w:t>কে</w:t>
       </w:r>
-      <w:proofErr w:type="spellEnd"/>
       <w:r>
         <w:rPr>
           <w:rFonts w:ascii="Times New Roman" w:eastAsia="Times New Roman" w:hAnsi="Times New Roman" w:cs="Times New Roman"/>
@@ -1887,7 +1800,6 @@
         </w:rPr>
         <w:t xml:space="preserve"> layer-wise </w:t>
       </w:r>
-      <w:proofErr w:type="spellStart"/>
       <w:r>
         <w:rPr>
           <w:rFonts w:ascii="Nirmala UI" w:eastAsia="Times New Roman" w:hAnsi="Nirmala UI" w:cs="Nirmala UI"/>
@@ -1896,7 +1808,6 @@
         </w:rPr>
         <w:t>ভাগ</w:t>
       </w:r>
-      <w:proofErr w:type="spellEnd"/>
       <w:r>
         <w:rPr>
           <w:rFonts w:ascii="Times New Roman" w:eastAsia="Times New Roman" w:hAnsi="Times New Roman" w:cs="Times New Roman"/>
@@ -1905,7 +1816,6 @@
         </w:rPr>
         <w:t xml:space="preserve"> </w:t>
       </w:r>
-      <w:proofErr w:type="spellStart"/>
       <w:r>
         <w:rPr>
           <w:rFonts w:ascii="Nirmala UI" w:eastAsia="Times New Roman" w:hAnsi="Nirmala UI" w:cs="Nirmala UI"/>
@@ -1914,7 +1824,6 @@
         </w:rPr>
         <w:t>করতে</w:t>
       </w:r>
-      <w:proofErr w:type="spellEnd"/>
     </w:p>
     <w:p>
       <w:pPr>
@@ -1937,7 +1846,6 @@
         </w:rPr>
         <w:t>Different vendor devices-</w:t>
       </w:r>
-      <w:proofErr w:type="spellStart"/>
       <w:r>
         <w:rPr>
           <w:rFonts w:ascii="Nirmala UI" w:eastAsia="Times New Roman" w:hAnsi="Nirmala UI" w:cs="Nirmala UI"/>
@@ -1946,7 +1854,6 @@
         </w:rPr>
         <w:t>এর</w:t>
       </w:r>
-      <w:proofErr w:type="spellEnd"/>
       <w:r>
         <w:rPr>
           <w:rFonts w:ascii="Times New Roman" w:eastAsia="Times New Roman" w:hAnsi="Times New Roman" w:cs="Times New Roman"/>
@@ -1955,7 +1862,6 @@
         </w:rPr>
         <w:t xml:space="preserve"> </w:t>
       </w:r>
-      <w:proofErr w:type="spellStart"/>
       <w:r>
         <w:rPr>
           <w:rFonts w:ascii="Nirmala UI" w:eastAsia="Times New Roman" w:hAnsi="Nirmala UI" w:cs="Nirmala UI"/>
@@ -1964,7 +1870,6 @@
         </w:rPr>
         <w:t>মধ্যে</w:t>
       </w:r>
-      <w:proofErr w:type="spellEnd"/>
       <w:r>
         <w:rPr>
           <w:rFonts w:ascii="Times New Roman" w:eastAsia="Times New Roman" w:hAnsi="Times New Roman" w:cs="Times New Roman"/>
@@ -1973,7 +1878,6 @@
         </w:rPr>
         <w:t xml:space="preserve"> compatibility </w:t>
       </w:r>
-      <w:proofErr w:type="spellStart"/>
       <w:r>
         <w:rPr>
           <w:rFonts w:ascii="Nirmala UI" w:eastAsia="Times New Roman" w:hAnsi="Nirmala UI" w:cs="Nirmala UI"/>
@@ -1982,7 +1886,6 @@
         </w:rPr>
         <w:t>নিশ্চিত</w:t>
       </w:r>
-      <w:proofErr w:type="spellEnd"/>
       <w:r>
         <w:rPr>
           <w:rFonts w:ascii="Times New Roman" w:eastAsia="Times New Roman" w:hAnsi="Times New Roman" w:cs="Times New Roman"/>
@@ -1991,7 +1894,6 @@
         </w:rPr>
         <w:t xml:space="preserve"> </w:t>
       </w:r>
-      <w:proofErr w:type="spellStart"/>
       <w:r>
         <w:rPr>
           <w:rFonts w:ascii="Nirmala UI" w:eastAsia="Times New Roman" w:hAnsi="Nirmala UI" w:cs="Nirmala UI"/>
@@ -2000,7 +1902,6 @@
         </w:rPr>
         <w:t>করতে</w:t>
       </w:r>
-      <w:proofErr w:type="spellEnd"/>
     </w:p>
     <w:p>
       <w:pPr>
@@ -2024,7 +1925,6 @@
         <w:lastRenderedPageBreak/>
         <w:t xml:space="preserve">Troubleshooting </w:t>
       </w:r>
-      <w:proofErr w:type="spellStart"/>
       <w:r>
         <w:rPr>
           <w:rFonts w:ascii="Nirmala UI" w:eastAsia="Times New Roman" w:hAnsi="Nirmala UI" w:cs="Nirmala UI"/>
@@ -2033,7 +1933,6 @@
         </w:rPr>
         <w:t>সহজ</w:t>
       </w:r>
-      <w:proofErr w:type="spellEnd"/>
       <w:r>
         <w:rPr>
           <w:rFonts w:ascii="Times New Roman" w:eastAsia="Times New Roman" w:hAnsi="Times New Roman" w:cs="Times New Roman"/>
@@ -2042,7 +1941,6 @@
         </w:rPr>
         <w:t xml:space="preserve"> </w:t>
       </w:r>
-      <w:proofErr w:type="spellStart"/>
       <w:r>
         <w:rPr>
           <w:rFonts w:ascii="Nirmala UI" w:eastAsia="Times New Roman" w:hAnsi="Nirmala UI" w:cs="Nirmala UI"/>
@@ -2051,7 +1949,6 @@
         </w:rPr>
         <w:t>করতে</w:t>
       </w:r>
-      <w:proofErr w:type="spellEnd"/>
     </w:p>
     <w:p>
       <w:pPr>
@@ -2090,7 +1987,6 @@
         </w:rPr>
         <w:t xml:space="preserve"> development </w:t>
       </w:r>
-      <w:proofErr w:type="spellStart"/>
       <w:r>
         <w:rPr>
           <w:rFonts w:ascii="Nirmala UI" w:eastAsia="Times New Roman" w:hAnsi="Nirmala UI" w:cs="Nirmala UI"/>
@@ -2099,7 +1995,6 @@
         </w:rPr>
         <w:t>সহজ</w:t>
       </w:r>
-      <w:proofErr w:type="spellEnd"/>
       <w:r>
         <w:rPr>
           <w:rFonts w:ascii="Times New Roman" w:eastAsia="Times New Roman" w:hAnsi="Times New Roman" w:cs="Times New Roman"/>
@@ -2108,7 +2003,6 @@
         </w:rPr>
         <w:t xml:space="preserve"> </w:t>
       </w:r>
-      <w:proofErr w:type="spellStart"/>
       <w:r>
         <w:rPr>
           <w:rFonts w:ascii="Nirmala UI" w:eastAsia="Times New Roman" w:hAnsi="Nirmala UI" w:cs="Nirmala UI"/>
@@ -2117,7 +2011,6 @@
         </w:rPr>
         <w:t>করতে</w:t>
       </w:r>
-      <w:proofErr w:type="spellEnd"/>
     </w:p>
     <w:p>
       <w:pPr>
@@ -2946,8 +2839,6 @@
         </w:rPr>
         <w:t>re (like email or web browsers)</w:t>
       </w:r>
-      <w:bookmarkStart w:id="0" w:name="_GoBack"/>
-      <w:bookmarkEnd w:id="0"/>
       <w:r>
         <w:rPr>
           <w:rFonts w:ascii="Times New Roman" w:eastAsia="Times New Roman" w:hAnsi="Times New Roman" w:cs="Times New Roman"/>
@@ -4092,7 +3983,43 @@
           <w:sz w:val="28"/>
           <w:szCs w:val="28"/>
         </w:rPr>
-        <w:t>Splits data into smaller pieces and ensures they arrive correctly.</w:t>
+        <w:t>Splits data into smaller pieces</w:t>
+      </w:r>
+      <w:r>
+        <w:rPr>
+          <w:rFonts w:ascii="Times New Roman" w:eastAsia="Times New Roman" w:hAnsi="Times New Roman" w:cs="Times New Roman"/>
+          <w:color w:val="1F1F1F"/>
+          <w:sz w:val="28"/>
+          <w:szCs w:val="28"/>
+        </w:rPr>
+        <w:t xml:space="preserve"> (Called segment</w:t>
+      </w:r>
+      <w:r>
+        <w:rPr>
+          <w:rFonts w:ascii="Times New Roman" w:eastAsia="Times New Roman" w:hAnsi="Times New Roman" w:cs="Times New Roman"/>
+          <w:color w:val="1F1F1F"/>
+          <w:sz w:val="28"/>
+          <w:szCs w:val="28"/>
+        </w:rPr>
+        <w:t>s</w:t>
+      </w:r>
+      <w:r>
+        <w:rPr>
+          <w:rFonts w:ascii="Times New Roman" w:eastAsia="Times New Roman" w:hAnsi="Times New Roman" w:cs="Times New Roman"/>
+          <w:color w:val="1F1F1F"/>
+          <w:sz w:val="28"/>
+          <w:szCs w:val="28"/>
+        </w:rPr>
+        <w:t>)</w:t>
+      </w:r>
+      <w:r>
+        <w:rPr>
+          <w:rFonts w:ascii="Times New Roman" w:eastAsia="Times New Roman" w:hAnsi="Times New Roman" w:cs="Times New Roman"/>
+          <w:color w:val="1F1F1F"/>
+          <w:sz w:val="28"/>
+          <w:szCs w:val="28"/>
+        </w:rPr>
+        <w:t xml:space="preserve"> and ensures they arrive correctly.</w:t>
       </w:r>
       <w:r>
         <w:rPr>
@@ -6673,7 +6600,6 @@
         </w:rPr>
         <w:t xml:space="preserve">🤝 </w:t>
       </w:r>
-      <w:proofErr w:type="spellStart"/>
       <w:r>
         <w:rPr>
           <w:rFonts w:ascii="Nirmala UI" w:eastAsia="Times New Roman" w:hAnsi="Nirmala UI" w:cs="Nirmala UI"/>
@@ -6684,7 +6610,6 @@
         </w:rPr>
         <w:t>তুমি</w:t>
       </w:r>
-      <w:proofErr w:type="spellEnd"/>
       <w:r>
         <w:rPr>
           <w:rFonts w:ascii="Times New Roman" w:eastAsia="Times New Roman" w:hAnsi="Times New Roman" w:cs="Times New Roman"/>
@@ -6695,7 +6620,6 @@
         </w:rPr>
         <w:t xml:space="preserve"> </w:t>
       </w:r>
-      <w:proofErr w:type="spellStart"/>
       <w:r>
         <w:rPr>
           <w:rFonts w:ascii="Nirmala UI" w:eastAsia="Times New Roman" w:hAnsi="Nirmala UI" w:cs="Nirmala UI"/>
@@ -6706,7 +6630,6 @@
         </w:rPr>
         <w:t>চাইলে</w:t>
       </w:r>
-      <w:proofErr w:type="spellEnd"/>
       <w:r>
         <w:rPr>
           <w:rFonts w:ascii="Times New Roman" w:eastAsia="Times New Roman" w:hAnsi="Times New Roman" w:cs="Times New Roman"/>
@@ -6717,7 +6640,6 @@
         </w:rPr>
         <w:t xml:space="preserve"> </w:t>
       </w:r>
-      <w:proofErr w:type="spellStart"/>
       <w:r>
         <w:rPr>
           <w:rFonts w:ascii="Nirmala UI" w:eastAsia="Times New Roman" w:hAnsi="Nirmala UI" w:cs="Nirmala UI"/>
@@ -6728,7 +6650,6 @@
         </w:rPr>
         <w:t>আমি</w:t>
       </w:r>
-      <w:proofErr w:type="spellEnd"/>
       <w:r>
         <w:rPr>
           <w:rFonts w:ascii="Times New Roman" w:eastAsia="Times New Roman" w:hAnsi="Times New Roman" w:cs="Times New Roman"/>
@@ -6739,7 +6660,6 @@
         </w:rPr>
         <w:t xml:space="preserve"> </w:t>
       </w:r>
-      <w:proofErr w:type="spellStart"/>
       <w:r>
         <w:rPr>
           <w:rFonts w:ascii="Nirmala UI" w:eastAsia="Times New Roman" w:hAnsi="Nirmala UI" w:cs="Nirmala UI"/>
@@ -6750,7 +6670,6 @@
         </w:rPr>
         <w:t>দিতে</w:t>
       </w:r>
-      <w:proofErr w:type="spellEnd"/>
       <w:r>
         <w:rPr>
           <w:rFonts w:ascii="Times New Roman" w:eastAsia="Times New Roman" w:hAnsi="Times New Roman" w:cs="Times New Roman"/>
@@ -6761,7 +6680,6 @@
         </w:rPr>
         <w:t xml:space="preserve"> </w:t>
       </w:r>
-      <w:proofErr w:type="spellStart"/>
       <w:r>
         <w:rPr>
           <w:rFonts w:ascii="Nirmala UI" w:eastAsia="Times New Roman" w:hAnsi="Nirmala UI" w:cs="Nirmala UI"/>
@@ -6772,7 +6690,6 @@
         </w:rPr>
         <w:t>পারি</w:t>
       </w:r>
-      <w:proofErr w:type="spellEnd"/>
       <w:r>
         <w:rPr>
           <w:rFonts w:ascii="Times New Roman" w:eastAsia="Times New Roman" w:hAnsi="Times New Roman" w:cs="Times New Roman"/>
@@ -6954,7 +6871,6 @@
           <w:szCs w:val="28"/>
         </w:rPr>
       </w:pPr>
-      <w:proofErr w:type="spellStart"/>
       <w:r>
         <w:rPr>
           <w:rFonts w:ascii="Nirmala UI" w:eastAsia="Times New Roman" w:hAnsi="Nirmala UI" w:cs="Nirmala UI"/>
@@ -6963,7 +6879,6 @@
         </w:rPr>
         <w:t>বললেই</w:t>
       </w:r>
-      <w:proofErr w:type="spellEnd"/>
       <w:r>
         <w:rPr>
           <w:rFonts w:ascii="Times New Roman" w:eastAsia="Times New Roman" w:hAnsi="Times New Roman" w:cs="Times New Roman"/>
@@ -6972,7 +6887,6 @@
         </w:rPr>
         <w:t xml:space="preserve"> </w:t>
       </w:r>
-      <w:proofErr w:type="spellStart"/>
       <w:r>
         <w:rPr>
           <w:rFonts w:ascii="Nirmala UI" w:eastAsia="Times New Roman" w:hAnsi="Nirmala UI" w:cs="Nirmala UI"/>
@@ -6981,7 +6895,6 @@
         </w:rPr>
         <w:t>হবে</w:t>
       </w:r>
-      <w:proofErr w:type="spellEnd"/>
       <w:r>
         <w:rPr>
           <w:rFonts w:ascii="Times New Roman" w:eastAsia="Times New Roman" w:hAnsi="Times New Roman" w:cs="Times New Roman"/>
@@ -6990,7 +6903,6 @@
         </w:rPr>
         <w:t>—</w:t>
       </w:r>
-      <w:proofErr w:type="spellStart"/>
       <w:r>
         <w:rPr>
           <w:rFonts w:ascii="Nirmala UI" w:eastAsia="Times New Roman" w:hAnsi="Nirmala UI" w:cs="Nirmala UI"/>
@@ -6999,7 +6911,6 @@
         </w:rPr>
         <w:t>আমি</w:t>
       </w:r>
-      <w:proofErr w:type="spellEnd"/>
       <w:r>
         <w:rPr>
           <w:rFonts w:ascii="Times New Roman" w:eastAsia="Times New Roman" w:hAnsi="Times New Roman" w:cs="Times New Roman"/>
@@ -7008,7 +6919,6 @@
         </w:rPr>
         <w:t xml:space="preserve"> </w:t>
       </w:r>
-      <w:proofErr w:type="spellStart"/>
       <w:r>
         <w:rPr>
           <w:rFonts w:ascii="Nirmala UI" w:eastAsia="Times New Roman" w:hAnsi="Nirmala UI" w:cs="Nirmala UI"/>
@@ -7017,7 +6927,6 @@
         </w:rPr>
         <w:t>তোমার</w:t>
       </w:r>
-      <w:proofErr w:type="spellEnd"/>
       <w:r>
         <w:rPr>
           <w:rFonts w:ascii="Times New Roman" w:eastAsia="Times New Roman" w:hAnsi="Times New Roman" w:cs="Times New Roman"/>
@@ -7027,6 +6936,7 @@
         <w:t xml:space="preserve"> exam partner</w:t>
       </w:r>
     </w:p>
+    <w:bookmarkEnd w:id="0"/>
     <w:p>
       <w:pPr>
         <w:rPr>
